--- a/storage/app/templates/application.docx
+++ b/storage/app/templates/application.docx
@@ -2070,7 +2070,29 @@
                 <w:rFonts w:ascii="Times New Roman" w:hAnsi="Times New Roman"/>
                 <w:szCs w:val="24"/>
               </w:rPr>
-              <w:t>${NoiSinh</w:t>
+              <w:t>${</w:t>
+            </w:r>
+            <w:proofErr w:type="spellStart"/>
+            <w:r>
+              <w:rPr>
+                <w:rFonts w:ascii="Times New Roman" w:hAnsi="Times New Roman"/>
+                <w:szCs w:val="24"/>
+              </w:rPr>
+              <w:t>Noi</w:t>
+            </w:r>
+            <w:r>
+              <w:rPr>
+                <w:rFonts w:ascii="Times New Roman" w:hAnsi="Times New Roman"/>
+                <w:szCs w:val="24"/>
+              </w:rPr>
+              <w:t>DangKyKhai</w:t>
+            </w:r>
+            <w:r>
+              <w:rPr>
+                <w:rFonts w:ascii="Times New Roman" w:hAnsi="Times New Roman"/>
+                <w:szCs w:val="24"/>
+              </w:rPr>
+              <w:t>Sinh</w:t>
             </w:r>
             <w:r>
               <w:rPr>
@@ -2079,6 +2101,7 @@
               </w:rPr>
               <w:t>Px</w:t>
             </w:r>
+            <w:proofErr w:type="spellEnd"/>
             <w:r>
               <w:rPr>
                 <w:rFonts w:ascii="Times New Roman" w:hAnsi="Times New Roman"/>
@@ -2126,7 +2149,29 @@
                 <w:rFonts w:ascii="Times New Roman" w:hAnsi="Times New Roman"/>
                 <w:szCs w:val="24"/>
               </w:rPr>
-              <w:t>${NoiSinh</w:t>
+              <w:t>${</w:t>
+            </w:r>
+            <w:proofErr w:type="spellStart"/>
+            <w:r>
+              <w:rPr>
+                <w:rFonts w:ascii="Times New Roman" w:hAnsi="Times New Roman"/>
+                <w:szCs w:val="24"/>
+              </w:rPr>
+              <w:t>Noi</w:t>
+            </w:r>
+            <w:r>
+              <w:rPr>
+                <w:rFonts w:ascii="Times New Roman" w:hAnsi="Times New Roman"/>
+                <w:szCs w:val="24"/>
+              </w:rPr>
+              <w:t>DangKyKhai</w:t>
+            </w:r>
+            <w:r>
+              <w:rPr>
+                <w:rFonts w:ascii="Times New Roman" w:hAnsi="Times New Roman"/>
+                <w:szCs w:val="24"/>
+              </w:rPr>
+              <w:t>Sinh</w:t>
             </w:r>
             <w:r>
               <w:rPr>
@@ -2135,6 +2180,7 @@
               </w:rPr>
               <w:t>Tt</w:t>
             </w:r>
+            <w:proofErr w:type="spellEnd"/>
             <w:r>
               <w:rPr>
                 <w:rFonts w:ascii="Times New Roman" w:hAnsi="Times New Roman"/>
@@ -3783,37 +3829,21 @@
           <w:rFonts w:ascii="Times New Roman" w:hAnsi="Times New Roman"/>
           <w:szCs w:val="24"/>
         </w:rPr>
-        <w:t xml:space="preserve">        </w:t>
-      </w:r>
-      <w:proofErr w:type="gramStart"/>
-      <w:r>
-        <w:rPr>
-          <w:rFonts w:ascii="Times New Roman" w:hAnsi="Times New Roman"/>
-          <w:szCs w:val="24"/>
-        </w:rPr>
-        <w:t xml:space="preserve">  </w:t>
-      </w:r>
-      <w:r>
-        <w:rPr>
-          <w:rFonts w:ascii="Times New Roman" w:hAnsi="Times New Roman"/>
-          <w:szCs w:val="24"/>
-        </w:rPr>
-        <w:t xml:space="preserve"> </w:t>
-      </w:r>
-      <w:r>
-        <w:rPr>
-          <w:rFonts w:ascii="Times New Roman" w:hAnsi="Times New Roman"/>
-          <w:szCs w:val="24"/>
-        </w:rPr>
-        <w:t>(</w:t>
-      </w:r>
-      <w:proofErr w:type="gramEnd"/>
-      <w:r>
-        <w:rPr>
-          <w:rFonts w:ascii="Times New Roman" w:hAnsi="Times New Roman"/>
-          <w:szCs w:val="24"/>
-        </w:rPr>
-        <w:t xml:space="preserve">Quan </w:t>
+        <w:t xml:space="preserve">          </w:t>
+      </w:r>
+      <w:r>
+        <w:rPr>
+          <w:rFonts w:ascii="Times New Roman" w:hAnsi="Times New Roman"/>
+          <w:szCs w:val="24"/>
+        </w:rPr>
+        <w:t xml:space="preserve"> </w:t>
+      </w:r>
+      <w:r>
+        <w:rPr>
+          <w:rFonts w:ascii="Times New Roman" w:hAnsi="Times New Roman"/>
+          <w:szCs w:val="24"/>
+        </w:rPr>
+        <w:t xml:space="preserve">(Quan </w:t>
       </w:r>
       <w:proofErr w:type="spellStart"/>
       <w:r>
@@ -3977,7 +4007,6 @@
         <w:t xml:space="preserve"> ${</w:t>
       </w:r>
       <w:proofErr w:type="spellStart"/>
-      <w:proofErr w:type="gramStart"/>
       <w:r>
         <w:rPr>
           <w:rFonts w:ascii="Times New Roman" w:hAnsi="Times New Roman"/>
@@ -4002,7 +4031,6 @@
         <w:t>anh</w:t>
       </w:r>
       <w:proofErr w:type="spellEnd"/>
-      <w:proofErr w:type="gramEnd"/>
       <w:r>
         <w:rPr>
           <w:rFonts w:ascii="Times New Roman" w:hAnsi="Times New Roman"/>
@@ -8799,21 +8827,12 @@
         <w:t>Lớp</w:t>
       </w:r>
       <w:proofErr w:type="spellEnd"/>
-      <w:proofErr w:type="gramStart"/>
-      <w:r>
-        <w:rPr>
-          <w:rFonts w:ascii="Times New Roman" w:hAnsi="Times New Roman"/>
-          <w:szCs w:val="24"/>
-        </w:rPr>
-        <w:t xml:space="preserve"> :…</w:t>
-      </w:r>
-      <w:proofErr w:type="gramEnd"/>
-      <w:r>
-        <w:rPr>
-          <w:rFonts w:ascii="Times New Roman" w:hAnsi="Times New Roman"/>
-          <w:szCs w:val="24"/>
-        </w:rPr>
-        <w:t>……</w:t>
+      <w:r>
+        <w:rPr>
+          <w:rFonts w:ascii="Times New Roman" w:hAnsi="Times New Roman"/>
+          <w:szCs w:val="24"/>
+        </w:rPr>
+        <w:t xml:space="preserve"> :………</w:t>
       </w:r>
     </w:p>
     <w:p>
@@ -8911,21 +8930,12 @@
         <w:t>Lớp</w:t>
       </w:r>
       <w:proofErr w:type="spellEnd"/>
-      <w:proofErr w:type="gramStart"/>
-      <w:r>
-        <w:rPr>
-          <w:rFonts w:ascii="Times New Roman" w:hAnsi="Times New Roman"/>
-          <w:szCs w:val="24"/>
-        </w:rPr>
-        <w:t xml:space="preserve"> :…</w:t>
-      </w:r>
-      <w:proofErr w:type="gramEnd"/>
-      <w:r>
-        <w:rPr>
-          <w:rFonts w:ascii="Times New Roman" w:hAnsi="Times New Roman"/>
-          <w:szCs w:val="24"/>
-        </w:rPr>
-        <w:t>……</w:t>
+      <w:r>
+        <w:rPr>
+          <w:rFonts w:ascii="Times New Roman" w:hAnsi="Times New Roman"/>
+          <w:szCs w:val="24"/>
+        </w:rPr>
+        <w:t xml:space="preserve"> :………</w:t>
       </w:r>
     </w:p>
     <w:p>
@@ -9417,7 +9427,6 @@
         </w:rPr>
         <w:t xml:space="preserve">       </w:t>
       </w:r>
-      <w:proofErr w:type="gramStart"/>
       <w:r>
         <w:rPr>
           <w:rFonts w:ascii="Times New Roman" w:hAnsi="Times New Roman"/>
@@ -9433,7 +9442,6 @@
         <w:t>(</w:t>
       </w:r>
       <w:proofErr w:type="spellStart"/>
-      <w:proofErr w:type="gramEnd"/>
       <w:r>
         <w:rPr>
           <w:rFonts w:ascii="Times New Roman" w:hAnsi="Times New Roman"/>
@@ -10356,7 +10364,6 @@
         </w:rPr>
         <w:t xml:space="preserve"> con </w:t>
       </w:r>
-      <w:proofErr w:type="gramStart"/>
       <w:r>
         <w:rPr>
           <w:rFonts w:ascii="Times New Roman" w:hAnsi="Times New Roman"/>
@@ -10369,15 +10376,7 @@
           <w:rFonts w:ascii="Times New Roman" w:hAnsi="Times New Roman"/>
           <w:szCs w:val="24"/>
         </w:rPr>
-        <w:t xml:space="preserve">  -</w:t>
-      </w:r>
-      <w:proofErr w:type="gramEnd"/>
-      <w:r>
-        <w:rPr>
-          <w:rFonts w:ascii="Times New Roman" w:hAnsi="Times New Roman"/>
-          <w:szCs w:val="24"/>
-        </w:rPr>
-        <w:t xml:space="preserve"> </w:t>
+        <w:t xml:space="preserve">  - </w:t>
       </w:r>
       <w:proofErr w:type="spellStart"/>
       <w:r>

--- a/storage/app/templates/application.docx
+++ b/storage/app/templates/application.docx
@@ -1,6 +1,6 @@
 
 <file path=word/document.xml><?xml version="1.0" encoding="utf-8"?>
-<w:document xmlns:wpc="http://schemas.microsoft.com/office/word/2010/wordprocessingCanvas" xmlns:cx="http://schemas.microsoft.com/office/drawing/2014/chartex" xmlns:cx1="http://schemas.microsoft.com/office/drawing/2015/9/8/chartex" xmlns:cx2="http://schemas.microsoft.com/office/drawing/2015/10/21/chartex" xmlns:cx3="http://schemas.microsoft.com/office/drawing/2016/5/9/chartex" xmlns:cx4="http://schemas.microsoft.com/office/drawing/2016/5/10/chartex" xmlns:cx5="http://schemas.microsoft.com/office/drawing/2016/5/11/chartex" xmlns:cx6="http://schemas.microsoft.com/office/drawing/2016/5/12/chartex" xmlns:cx7="http://schemas.microsoft.com/office/drawing/2016/5/13/chartex" xmlns:cx8="http://schemas.microsoft.com/office/drawing/2016/5/14/chartex" xmlns:mc="http://schemas.openxmlformats.org/markup-compatibility/2006" xmlns:aink="http://schemas.microsoft.com/office/drawing/2016/ink" xmlns:am3d="http://schemas.microsoft.com/office/drawing/2017/model3d" xmlns:o="urn:schemas-microsoft-com:office:office" xmlns:r="http://schemas.openxmlformats.org/officeDocument/2006/relationships" xmlns:m="http://schemas.openxmlformats.org/officeDocument/2006/math" xmlns:v="urn:schemas-microsoft-com:vml" xmlns:wp14="http://schemas.microsoft.com/office/word/2010/wordprocessingDrawing" xmlns:wp="http://schemas.openxmlformats.org/drawingml/2006/wordprocessingDrawing" xmlns:w10="urn:schemas-microsoft-com:office:word" xmlns:w="http://schemas.openxmlformats.org/wordprocessingml/2006/main" xmlns:w14="http://schemas.microsoft.com/office/word/2010/wordml" xmlns:w15="http://schemas.microsoft.com/office/word/2012/wordml" xmlns:w16cex="http://schemas.microsoft.com/office/word/2018/wordml/cex" xmlns:w16cid="http://schemas.microsoft.com/office/word/2016/wordml/cid" xmlns:w16="http://schemas.microsoft.com/office/word/2018/wordml" xmlns:w16sdtdh="http://schemas.microsoft.com/office/word/2020/wordml/sdtdatahash" xmlns:w16se="http://schemas.microsoft.com/office/word/2015/wordml/symex" xmlns:wpg="http://schemas.microsoft.com/office/word/2010/wordprocessingGroup" xmlns:wpi="http://schemas.microsoft.com/office/word/2010/wordprocessingInk" xmlns:wne="http://schemas.microsoft.com/office/word/2006/wordml" xmlns:wps="http://schemas.microsoft.com/office/word/2010/wordprocessingShape" mc:Ignorable="w14 w15 w16se w16cid w16 w16cex w16sdtdh wp14">
+<w:document xmlns:wpc="http://schemas.microsoft.com/office/word/2010/wordprocessingCanvas" xmlns:cx="http://schemas.microsoft.com/office/drawing/2014/chartex" xmlns:cx1="http://schemas.microsoft.com/office/drawing/2015/9/8/chartex" xmlns:cx2="http://schemas.microsoft.com/office/drawing/2015/10/21/chartex" xmlns:cx3="http://schemas.microsoft.com/office/drawing/2016/5/9/chartex" xmlns:cx4="http://schemas.microsoft.com/office/drawing/2016/5/10/chartex" xmlns:cx5="http://schemas.microsoft.com/office/drawing/2016/5/11/chartex" xmlns:cx6="http://schemas.microsoft.com/office/drawing/2016/5/12/chartex" xmlns:cx7="http://schemas.microsoft.com/office/drawing/2016/5/13/chartex" xmlns:cx8="http://schemas.microsoft.com/office/drawing/2016/5/14/chartex" xmlns:mc="http://schemas.openxmlformats.org/markup-compatibility/2006" xmlns:aink="http://schemas.microsoft.com/office/drawing/2016/ink" xmlns:am3d="http://schemas.microsoft.com/office/drawing/2017/model3d" xmlns:o="urn:schemas-microsoft-com:office:office" xmlns:oel="http://schemas.microsoft.com/office/2019/extlst" xmlns:r="http://schemas.openxmlformats.org/officeDocument/2006/relationships" xmlns:m="http://schemas.openxmlformats.org/officeDocument/2006/math" xmlns:v="urn:schemas-microsoft-com:vml" xmlns:wp14="http://schemas.microsoft.com/office/word/2010/wordprocessingDrawing" xmlns:wp="http://schemas.openxmlformats.org/drawingml/2006/wordprocessingDrawing" xmlns:w10="urn:schemas-microsoft-com:office:word" xmlns:w="http://schemas.openxmlformats.org/wordprocessingml/2006/main" xmlns:w14="http://schemas.microsoft.com/office/word/2010/wordml" xmlns:w15="http://schemas.microsoft.com/office/word/2012/wordml" xmlns:w16cex="http://schemas.microsoft.com/office/word/2018/wordml/cex" xmlns:w16cid="http://schemas.microsoft.com/office/word/2016/wordml/cid" xmlns:w16="http://schemas.microsoft.com/office/word/2018/wordml" xmlns:w16du="http://schemas.microsoft.com/office/word/2023/wordml/word16du" xmlns:w16sdtdh="http://schemas.microsoft.com/office/word/2020/wordml/sdtdatahash" xmlns:w16sdtfl="http://schemas.microsoft.com/office/word/2024/wordml/sdtformatlock" xmlns:w16se="http://schemas.microsoft.com/office/word/2015/wordml/symex" xmlns:wpg="http://schemas.microsoft.com/office/word/2010/wordprocessingGroup" xmlns:wpi="http://schemas.microsoft.com/office/word/2010/wordprocessingInk" xmlns:wne="http://schemas.microsoft.com/office/word/2006/wordml" xmlns:wps="http://schemas.microsoft.com/office/word/2010/wordprocessingShape" mc:Ignorable="w14 w15 w16se w16cid w16 w16cex w16sdtdh w16sdtfl w16du wp14">
   <w:body>
     <w:p>
       <w:pPr>
@@ -98,8 +98,8 @@
           <w:szCs w:val="28"/>
         </w:rPr>
         <w:tab/>
-      </w:r>
-      <w:proofErr w:type="spellStart"/>
+        <w:t xml:space="preserve">Độc </w:t>
+      </w:r>
       <w:r>
         <w:rPr>
           <w:rFonts w:ascii="Times New Roman" w:hAnsi="Times New Roman"/>
@@ -107,9 +107,8 @@
           <w:sz w:val="26"/>
           <w:szCs w:val="28"/>
         </w:rPr>
-        <w:t>Độc</w:t>
-      </w:r>
-      <w:proofErr w:type="spellEnd"/>
+        <w:t>l</w:t>
+      </w:r>
       <w:r>
         <w:rPr>
           <w:rFonts w:ascii="Times New Roman" w:hAnsi="Times New Roman"/>
@@ -117,9 +116,8 @@
           <w:sz w:val="26"/>
           <w:szCs w:val="28"/>
         </w:rPr>
-        <w:t xml:space="preserve"> </w:t>
-      </w:r>
-      <w:proofErr w:type="spellStart"/>
+        <w:t xml:space="preserve">ập – Tự </w:t>
+      </w:r>
       <w:r>
         <w:rPr>
           <w:rFonts w:ascii="Times New Roman" w:hAnsi="Times New Roman"/>
@@ -127,7 +125,7 @@
           <w:sz w:val="26"/>
           <w:szCs w:val="28"/>
         </w:rPr>
-        <w:t>l</w:t>
+        <w:t>d</w:t>
       </w:r>
       <w:r>
         <w:rPr>
@@ -136,9 +134,8 @@
           <w:sz w:val="26"/>
           <w:szCs w:val="28"/>
         </w:rPr>
-        <w:t>ập</w:t>
-      </w:r>
-      <w:proofErr w:type="spellEnd"/>
+        <w:t xml:space="preserve">o – Hạnh </w:t>
+      </w:r>
       <w:r>
         <w:rPr>
           <w:rFonts w:ascii="Times New Roman" w:hAnsi="Times New Roman"/>
@@ -146,9 +143,8 @@
           <w:sz w:val="26"/>
           <w:szCs w:val="28"/>
         </w:rPr>
-        <w:t xml:space="preserve"> – </w:t>
-      </w:r>
-      <w:proofErr w:type="spellStart"/>
+        <w:t>p</w:t>
+      </w:r>
       <w:r>
         <w:rPr>
           <w:rFonts w:ascii="Times New Roman" w:hAnsi="Times New Roman"/>
@@ -156,84 +152,7 @@
           <w:sz w:val="26"/>
           <w:szCs w:val="28"/>
         </w:rPr>
-        <w:t>Tự</w:t>
-      </w:r>
-      <w:proofErr w:type="spellEnd"/>
-      <w:r>
-        <w:rPr>
-          <w:rFonts w:ascii="Times New Roman" w:hAnsi="Times New Roman"/>
-          <w:b/>
-          <w:sz w:val="26"/>
-          <w:szCs w:val="28"/>
-        </w:rPr>
-        <w:t xml:space="preserve"> </w:t>
-      </w:r>
-      <w:r>
-        <w:rPr>
-          <w:rFonts w:ascii="Times New Roman" w:hAnsi="Times New Roman"/>
-          <w:b/>
-          <w:sz w:val="26"/>
-          <w:szCs w:val="28"/>
-        </w:rPr>
-        <w:t>d</w:t>
-      </w:r>
-      <w:r>
-        <w:rPr>
-          <w:rFonts w:ascii="Times New Roman" w:hAnsi="Times New Roman"/>
-          <w:b/>
-          <w:sz w:val="26"/>
-          <w:szCs w:val="28"/>
-        </w:rPr>
-        <w:t xml:space="preserve">o – </w:t>
-      </w:r>
-      <w:proofErr w:type="spellStart"/>
-      <w:r>
-        <w:rPr>
-          <w:rFonts w:ascii="Times New Roman" w:hAnsi="Times New Roman"/>
-          <w:b/>
-          <w:sz w:val="26"/>
-          <w:szCs w:val="28"/>
-        </w:rPr>
-        <w:t>Hạnh</w:t>
-      </w:r>
-      <w:proofErr w:type="spellEnd"/>
-      <w:r>
-        <w:rPr>
-          <w:rFonts w:ascii="Times New Roman" w:hAnsi="Times New Roman"/>
-          <w:b/>
-          <w:sz w:val="26"/>
-          <w:szCs w:val="28"/>
-        </w:rPr>
-        <w:t xml:space="preserve"> </w:t>
-      </w:r>
-      <w:proofErr w:type="spellStart"/>
-      <w:r>
-        <w:rPr>
-          <w:rFonts w:ascii="Times New Roman" w:hAnsi="Times New Roman"/>
-          <w:b/>
-          <w:sz w:val="26"/>
-          <w:szCs w:val="28"/>
-        </w:rPr>
-        <w:t>p</w:t>
-      </w:r>
-      <w:r>
-        <w:rPr>
-          <w:rFonts w:ascii="Times New Roman" w:hAnsi="Times New Roman"/>
-          <w:b/>
-          <w:sz w:val="26"/>
-          <w:szCs w:val="28"/>
-        </w:rPr>
-        <w:t>húc</w:t>
-      </w:r>
-      <w:proofErr w:type="spellEnd"/>
-      <w:r>
-        <w:rPr>
-          <w:rFonts w:ascii="Times New Roman" w:hAnsi="Times New Roman"/>
-          <w:b/>
-          <w:sz w:val="26"/>
-          <w:szCs w:val="28"/>
-        </w:rPr>
-        <w:t xml:space="preserve"> </w:t>
+        <w:t xml:space="preserve">húc </w:t>
       </w:r>
     </w:p>
     <w:p>
@@ -326,7 +245,6 @@
                     </w:rPr>
                     <w:t>${</w:t>
                   </w:r>
-                  <w:proofErr w:type="spellStart"/>
                   <w:r>
                     <w:rPr>
                       <w:rFonts w:ascii="Times New Roman" w:hAnsi="Times New Roman"/>
@@ -334,7 +252,6 @@
                     </w:rPr>
                     <w:t>MaHoSo</w:t>
                   </w:r>
-                  <w:proofErr w:type="spellEnd"/>
                   <w:r>
                     <w:rPr>
                       <w:rFonts w:ascii="Times New Roman" w:hAnsi="Times New Roman"/>
@@ -397,37 +314,12 @@
           <w:szCs w:val="28"/>
         </w:rPr>
       </w:pPr>
-      <w:proofErr w:type="spellStart"/>
       <w:r>
         <w:rPr>
           <w:rFonts w:ascii="Times New Roman" w:hAnsi="Times New Roman"/>
           <w:szCs w:val="28"/>
         </w:rPr>
-        <w:t>Năm</w:t>
-      </w:r>
-      <w:proofErr w:type="spellEnd"/>
-      <w:r>
-        <w:rPr>
-          <w:rFonts w:ascii="Times New Roman" w:hAnsi="Times New Roman"/>
-          <w:szCs w:val="28"/>
-        </w:rPr>
-        <w:t xml:space="preserve"> </w:t>
-      </w:r>
-      <w:proofErr w:type="spellStart"/>
-      <w:r>
-        <w:rPr>
-          <w:rFonts w:ascii="Times New Roman" w:hAnsi="Times New Roman"/>
-          <w:szCs w:val="28"/>
-        </w:rPr>
-        <w:t>học</w:t>
-      </w:r>
-      <w:proofErr w:type="spellEnd"/>
-      <w:r>
-        <w:rPr>
-          <w:rFonts w:ascii="Times New Roman" w:hAnsi="Times New Roman"/>
-          <w:szCs w:val="28"/>
-        </w:rPr>
-        <w:t xml:space="preserve"> 20</w:t>
+        <w:t>Năm học 20</w:t>
       </w:r>
       <w:r>
         <w:rPr>
@@ -495,7 +387,6 @@
           <w:szCs w:val="28"/>
         </w:rPr>
       </w:pPr>
-      <w:proofErr w:type="spellStart"/>
       <w:r>
         <w:rPr>
           <w:rFonts w:ascii="Times New Roman" w:hAnsi="Times New Roman"/>
@@ -504,270 +395,35 @@
           <w:szCs w:val="28"/>
           <w:u w:val="single"/>
         </w:rPr>
-        <w:t>Kính</w:t>
-      </w:r>
-      <w:proofErr w:type="spellEnd"/>
+        <w:t>Kính gửi:</w:t>
+      </w:r>
       <w:r>
         <w:rPr>
           <w:rFonts w:ascii="Times New Roman" w:hAnsi="Times New Roman"/>
           <w:b/>
           <w:sz w:val="28"/>
           <w:szCs w:val="28"/>
-          <w:u w:val="single"/>
-        </w:rPr>
-        <w:t xml:space="preserve"> </w:t>
-      </w:r>
-      <w:proofErr w:type="spellStart"/>
+        </w:rPr>
+        <w:t xml:space="preserve">   Hội đồng tuyển sinh lớp 1 </w:t>
+      </w:r>
       <w:r>
         <w:rPr>
           <w:rFonts w:ascii="Times New Roman" w:hAnsi="Times New Roman"/>
           <w:b/>
           <w:sz w:val="28"/>
           <w:szCs w:val="28"/>
-          <w:u w:val="single"/>
-        </w:rPr>
-        <w:t>gửi</w:t>
-      </w:r>
-      <w:proofErr w:type="spellEnd"/>
+        </w:rPr>
+        <w:t>T</w:t>
+      </w:r>
       <w:r>
         <w:rPr>
           <w:rFonts w:ascii="Times New Roman" w:hAnsi="Times New Roman"/>
           <w:b/>
           <w:sz w:val="28"/>
           <w:szCs w:val="28"/>
-          <w:u w:val="single"/>
-        </w:rPr>
-        <w:t>:</w:t>
-      </w:r>
-      <w:r>
-        <w:rPr>
-          <w:rFonts w:ascii="Times New Roman" w:hAnsi="Times New Roman"/>
-          <w:b/>
-          <w:sz w:val="28"/>
-          <w:szCs w:val="28"/>
-        </w:rPr>
-        <w:t xml:space="preserve">   </w:t>
-      </w:r>
-      <w:proofErr w:type="spellStart"/>
-      <w:r>
-        <w:rPr>
-          <w:rFonts w:ascii="Times New Roman" w:hAnsi="Times New Roman"/>
-          <w:b/>
-          <w:sz w:val="28"/>
-          <w:szCs w:val="28"/>
-        </w:rPr>
-        <w:t>Hội</w:t>
-      </w:r>
-      <w:proofErr w:type="spellEnd"/>
-      <w:r>
-        <w:rPr>
-          <w:rFonts w:ascii="Times New Roman" w:hAnsi="Times New Roman"/>
-          <w:b/>
-          <w:sz w:val="28"/>
-          <w:szCs w:val="28"/>
-        </w:rPr>
-        <w:t xml:space="preserve"> </w:t>
-      </w:r>
-      <w:proofErr w:type="spellStart"/>
-      <w:r>
-        <w:rPr>
-          <w:rFonts w:ascii="Times New Roman" w:hAnsi="Times New Roman"/>
-          <w:b/>
-          <w:sz w:val="28"/>
-          <w:szCs w:val="28"/>
-        </w:rPr>
-        <w:t>đồng</w:t>
-      </w:r>
-      <w:proofErr w:type="spellEnd"/>
-      <w:r>
-        <w:rPr>
-          <w:rFonts w:ascii="Times New Roman" w:hAnsi="Times New Roman"/>
-          <w:b/>
-          <w:sz w:val="28"/>
-          <w:szCs w:val="28"/>
-        </w:rPr>
-        <w:t xml:space="preserve"> </w:t>
-      </w:r>
-      <w:proofErr w:type="spellStart"/>
-      <w:r>
-        <w:rPr>
-          <w:rFonts w:ascii="Times New Roman" w:hAnsi="Times New Roman"/>
-          <w:b/>
-          <w:sz w:val="28"/>
-          <w:szCs w:val="28"/>
-        </w:rPr>
-        <w:t>tuyển</w:t>
-      </w:r>
-      <w:proofErr w:type="spellEnd"/>
-      <w:r>
-        <w:rPr>
-          <w:rFonts w:ascii="Times New Roman" w:hAnsi="Times New Roman"/>
-          <w:b/>
-          <w:sz w:val="28"/>
-          <w:szCs w:val="28"/>
-        </w:rPr>
-        <w:t xml:space="preserve"> </w:t>
-      </w:r>
-      <w:proofErr w:type="spellStart"/>
-      <w:r>
-        <w:rPr>
-          <w:rFonts w:ascii="Times New Roman" w:hAnsi="Times New Roman"/>
-          <w:b/>
-          <w:sz w:val="28"/>
-          <w:szCs w:val="28"/>
-        </w:rPr>
-        <w:t>sinh</w:t>
-      </w:r>
-      <w:proofErr w:type="spellEnd"/>
-      <w:r>
-        <w:rPr>
-          <w:rFonts w:ascii="Times New Roman" w:hAnsi="Times New Roman"/>
-          <w:b/>
-          <w:sz w:val="28"/>
-          <w:szCs w:val="28"/>
-        </w:rPr>
-        <w:t xml:space="preserve"> </w:t>
-      </w:r>
-      <w:proofErr w:type="spellStart"/>
-      <w:r>
-        <w:rPr>
-          <w:rFonts w:ascii="Times New Roman" w:hAnsi="Times New Roman"/>
-          <w:b/>
-          <w:sz w:val="28"/>
-          <w:szCs w:val="28"/>
-        </w:rPr>
-        <w:t>lớp</w:t>
-      </w:r>
-      <w:proofErr w:type="spellEnd"/>
-      <w:r>
-        <w:rPr>
-          <w:rFonts w:ascii="Times New Roman" w:hAnsi="Times New Roman"/>
-          <w:b/>
-          <w:sz w:val="28"/>
-          <w:szCs w:val="28"/>
-        </w:rPr>
-        <w:t xml:space="preserve"> 1 </w:t>
-      </w:r>
-      <w:proofErr w:type="spellStart"/>
-      <w:r>
-        <w:rPr>
-          <w:rFonts w:ascii="Times New Roman" w:hAnsi="Times New Roman"/>
-          <w:b/>
-          <w:sz w:val="28"/>
-          <w:szCs w:val="28"/>
-        </w:rPr>
-        <w:t>T</w:t>
-      </w:r>
-      <w:r>
-        <w:rPr>
-          <w:rFonts w:ascii="Times New Roman" w:hAnsi="Times New Roman"/>
-          <w:b/>
-          <w:sz w:val="28"/>
-          <w:szCs w:val="28"/>
-        </w:rPr>
-        <w:t>rường</w:t>
-      </w:r>
-      <w:proofErr w:type="spellEnd"/>
-      <w:r>
-        <w:rPr>
-          <w:rFonts w:ascii="Times New Roman" w:hAnsi="Times New Roman"/>
-          <w:b/>
-          <w:sz w:val="28"/>
-          <w:szCs w:val="28"/>
-        </w:rPr>
-        <w:t xml:space="preserve"> </w:t>
-      </w:r>
-      <w:proofErr w:type="spellStart"/>
-      <w:r>
-        <w:rPr>
-          <w:rFonts w:ascii="Times New Roman" w:hAnsi="Times New Roman"/>
-          <w:b/>
-          <w:sz w:val="28"/>
-          <w:szCs w:val="28"/>
-        </w:rPr>
-        <w:t>Tiểu</w:t>
-      </w:r>
-      <w:proofErr w:type="spellEnd"/>
-      <w:r>
-        <w:rPr>
-          <w:rFonts w:ascii="Times New Roman" w:hAnsi="Times New Roman"/>
-          <w:b/>
-          <w:sz w:val="28"/>
-          <w:szCs w:val="28"/>
-        </w:rPr>
-        <w:t xml:space="preserve"> </w:t>
-      </w:r>
-      <w:proofErr w:type="spellStart"/>
-      <w:r>
-        <w:rPr>
-          <w:rFonts w:ascii="Times New Roman" w:hAnsi="Times New Roman"/>
-          <w:b/>
-          <w:sz w:val="28"/>
-          <w:szCs w:val="28"/>
-        </w:rPr>
-        <w:t>học</w:t>
-      </w:r>
-      <w:proofErr w:type="spellEnd"/>
-      <w:r>
-        <w:rPr>
-          <w:rFonts w:ascii="Times New Roman" w:hAnsi="Times New Roman"/>
-          <w:b/>
-          <w:sz w:val="28"/>
-          <w:szCs w:val="28"/>
-        </w:rPr>
-        <w:t xml:space="preserve"> </w:t>
-      </w:r>
-      <w:proofErr w:type="spellStart"/>
-      <w:r>
-        <w:rPr>
-          <w:rFonts w:ascii="Times New Roman" w:hAnsi="Times New Roman"/>
-          <w:b/>
-          <w:sz w:val="28"/>
-          <w:szCs w:val="28"/>
-        </w:rPr>
-        <w:t>Nguyễn</w:t>
-      </w:r>
-      <w:proofErr w:type="spellEnd"/>
-      <w:r>
-        <w:rPr>
-          <w:rFonts w:ascii="Times New Roman" w:hAnsi="Times New Roman"/>
-          <w:b/>
-          <w:sz w:val="28"/>
-          <w:szCs w:val="28"/>
-        </w:rPr>
-        <w:t xml:space="preserve"> </w:t>
-      </w:r>
-      <w:proofErr w:type="spellStart"/>
-      <w:r>
-        <w:rPr>
-          <w:rFonts w:ascii="Times New Roman" w:hAnsi="Times New Roman"/>
-          <w:b/>
-          <w:sz w:val="28"/>
-          <w:szCs w:val="28"/>
-        </w:rPr>
-        <w:t>Thị</w:t>
-      </w:r>
-      <w:proofErr w:type="spellEnd"/>
-      <w:r>
-        <w:rPr>
-          <w:rFonts w:ascii="Times New Roman" w:hAnsi="Times New Roman"/>
-          <w:b/>
-          <w:sz w:val="28"/>
-          <w:szCs w:val="28"/>
-        </w:rPr>
-        <w:t xml:space="preserve"> </w:t>
-      </w:r>
-      <w:proofErr w:type="spellStart"/>
-      <w:r>
-        <w:rPr>
-          <w:rFonts w:ascii="Times New Roman" w:hAnsi="Times New Roman"/>
-          <w:b/>
-          <w:sz w:val="28"/>
-          <w:szCs w:val="28"/>
-        </w:rPr>
-        <w:t>Định</w:t>
-      </w:r>
-      <w:proofErr w:type="spellEnd"/>
+        </w:rPr>
+        <w:t>rường Tiểu học Nguyễn Thị Định</w:t>
+      </w:r>
     </w:p>
     <w:p>
       <w:pPr>
@@ -828,90 +484,8 @@
                 <w:b/>
                 <w:szCs w:val="24"/>
               </w:rPr>
-              <w:t xml:space="preserve">* </w:t>
-            </w:r>
-            <w:proofErr w:type="spellStart"/>
-            <w:r>
-              <w:rPr>
-                <w:rFonts w:ascii="Times New Roman" w:hAnsi="Times New Roman"/>
-                <w:b/>
-                <w:szCs w:val="24"/>
-              </w:rPr>
-              <w:t>Họ</w:t>
-            </w:r>
-            <w:proofErr w:type="spellEnd"/>
-            <w:r>
-              <w:rPr>
-                <w:rFonts w:ascii="Times New Roman" w:hAnsi="Times New Roman"/>
-                <w:b/>
-                <w:szCs w:val="24"/>
-              </w:rPr>
-              <w:t xml:space="preserve"> </w:t>
-            </w:r>
-            <w:proofErr w:type="spellStart"/>
-            <w:r>
-              <w:rPr>
-                <w:rFonts w:ascii="Times New Roman" w:hAnsi="Times New Roman"/>
-                <w:b/>
-                <w:szCs w:val="24"/>
-              </w:rPr>
-              <w:t>và</w:t>
-            </w:r>
-            <w:proofErr w:type="spellEnd"/>
-            <w:r>
-              <w:rPr>
-                <w:rFonts w:ascii="Times New Roman" w:hAnsi="Times New Roman"/>
-                <w:b/>
-                <w:szCs w:val="24"/>
-              </w:rPr>
-              <w:t xml:space="preserve"> </w:t>
-            </w:r>
-            <w:proofErr w:type="spellStart"/>
-            <w:r>
-              <w:rPr>
-                <w:rFonts w:ascii="Times New Roman" w:hAnsi="Times New Roman"/>
-                <w:b/>
-                <w:szCs w:val="24"/>
-              </w:rPr>
-              <w:t>tên</w:t>
-            </w:r>
-            <w:proofErr w:type="spellEnd"/>
-            <w:r>
-              <w:rPr>
-                <w:rFonts w:ascii="Times New Roman" w:hAnsi="Times New Roman"/>
-                <w:b/>
-                <w:szCs w:val="24"/>
-              </w:rPr>
-              <w:t xml:space="preserve"> </w:t>
-            </w:r>
-            <w:proofErr w:type="spellStart"/>
-            <w:r>
-              <w:rPr>
-                <w:rFonts w:ascii="Times New Roman" w:hAnsi="Times New Roman"/>
-                <w:b/>
-                <w:szCs w:val="24"/>
-              </w:rPr>
-              <w:t>học</w:t>
-            </w:r>
-            <w:proofErr w:type="spellEnd"/>
-            <w:r>
-              <w:rPr>
-                <w:rFonts w:ascii="Times New Roman" w:hAnsi="Times New Roman"/>
-                <w:b/>
-                <w:szCs w:val="24"/>
-              </w:rPr>
-              <w:t xml:space="preserve"> </w:t>
-            </w:r>
-            <w:proofErr w:type="spellStart"/>
-            <w:r>
-              <w:rPr>
-                <w:rFonts w:ascii="Times New Roman" w:hAnsi="Times New Roman"/>
-                <w:b/>
-                <w:szCs w:val="24"/>
-              </w:rPr>
-              <w:t>sinh</w:t>
-            </w:r>
-            <w:proofErr w:type="spellEnd"/>
+              <w:t>* Họ và tên học sinh</w:t>
+            </w:r>
             <w:r>
               <w:rPr>
                 <w:rFonts w:ascii="Times New Roman" w:hAnsi="Times New Roman"/>
@@ -1013,53 +587,12 @@
                 <w:szCs w:val="24"/>
               </w:rPr>
             </w:pPr>
-            <w:proofErr w:type="spellStart"/>
-            <w:r>
-              <w:rPr>
-                <w:rFonts w:ascii="Times New Roman" w:hAnsi="Times New Roman"/>
-                <w:szCs w:val="24"/>
-              </w:rPr>
-              <w:t>Giới</w:t>
-            </w:r>
-            <w:proofErr w:type="spellEnd"/>
-            <w:r>
-              <w:rPr>
-                <w:rFonts w:ascii="Times New Roman" w:hAnsi="Times New Roman"/>
-                <w:szCs w:val="24"/>
-              </w:rPr>
-              <w:t xml:space="preserve"> </w:t>
-            </w:r>
-            <w:proofErr w:type="spellStart"/>
-            <w:r>
-              <w:rPr>
-                <w:rFonts w:ascii="Times New Roman" w:hAnsi="Times New Roman"/>
-                <w:szCs w:val="24"/>
-              </w:rPr>
-              <w:t>tính</w:t>
-            </w:r>
-            <w:proofErr w:type="spellEnd"/>
-            <w:r>
-              <w:rPr>
-                <w:rFonts w:ascii="Times New Roman" w:hAnsi="Times New Roman"/>
-                <w:szCs w:val="24"/>
-              </w:rPr>
-              <w:t xml:space="preserve"> (Nam/</w:t>
-            </w:r>
-            <w:proofErr w:type="spellStart"/>
-            <w:r>
-              <w:rPr>
-                <w:rFonts w:ascii="Times New Roman" w:hAnsi="Times New Roman"/>
-                <w:szCs w:val="24"/>
-              </w:rPr>
-              <w:t>Nữ</w:t>
-            </w:r>
-            <w:proofErr w:type="spellEnd"/>
-            <w:r>
-              <w:rPr>
-                <w:rFonts w:ascii="Times New Roman" w:hAnsi="Times New Roman"/>
-                <w:szCs w:val="24"/>
-              </w:rPr>
-              <w:t>):</w:t>
+            <w:r>
+              <w:rPr>
+                <w:rFonts w:ascii="Times New Roman" w:hAnsi="Times New Roman"/>
+                <w:szCs w:val="24"/>
+              </w:rPr>
+              <w:t>Giới tính (Nam/Nữ):</w:t>
             </w:r>
           </w:p>
         </w:tc>
@@ -1139,37 +672,12 @@
                 <w:szCs w:val="24"/>
               </w:rPr>
             </w:pPr>
-            <w:proofErr w:type="spellStart"/>
-            <w:r>
-              <w:rPr>
-                <w:rFonts w:ascii="Times New Roman" w:hAnsi="Times New Roman"/>
-                <w:szCs w:val="24"/>
-              </w:rPr>
-              <w:t>Ngày</w:t>
-            </w:r>
-            <w:proofErr w:type="spellEnd"/>
-            <w:r>
-              <w:rPr>
-                <w:rFonts w:ascii="Times New Roman" w:hAnsi="Times New Roman"/>
-                <w:szCs w:val="24"/>
-              </w:rPr>
-              <w:t xml:space="preserve"> </w:t>
-            </w:r>
-            <w:proofErr w:type="spellStart"/>
-            <w:r>
-              <w:rPr>
-                <w:rFonts w:ascii="Times New Roman" w:hAnsi="Times New Roman"/>
-                <w:szCs w:val="24"/>
-              </w:rPr>
-              <w:t>sinh</w:t>
-            </w:r>
-            <w:proofErr w:type="spellEnd"/>
-            <w:r>
-              <w:rPr>
-                <w:rFonts w:ascii="Times New Roman" w:hAnsi="Times New Roman"/>
-                <w:szCs w:val="24"/>
-              </w:rPr>
-              <w:t>:</w:t>
+            <w:r>
+              <w:rPr>
+                <w:rFonts w:ascii="Times New Roman" w:hAnsi="Times New Roman"/>
+                <w:szCs w:val="24"/>
+              </w:rPr>
+              <w:t>Ngày sinh:</w:t>
             </w:r>
           </w:p>
         </w:tc>
@@ -1264,37 +772,12 @@
                 <w:szCs w:val="24"/>
               </w:rPr>
             </w:pPr>
-            <w:proofErr w:type="spellStart"/>
-            <w:r>
-              <w:rPr>
-                <w:rFonts w:ascii="Times New Roman" w:hAnsi="Times New Roman"/>
-                <w:szCs w:val="24"/>
-              </w:rPr>
-              <w:t>Dân</w:t>
-            </w:r>
-            <w:proofErr w:type="spellEnd"/>
-            <w:r>
-              <w:rPr>
-                <w:rFonts w:ascii="Times New Roman" w:hAnsi="Times New Roman"/>
-                <w:szCs w:val="24"/>
-              </w:rPr>
-              <w:t xml:space="preserve"> </w:t>
-            </w:r>
-            <w:proofErr w:type="spellStart"/>
-            <w:r>
-              <w:rPr>
-                <w:rFonts w:ascii="Times New Roman" w:hAnsi="Times New Roman"/>
-                <w:szCs w:val="24"/>
-              </w:rPr>
-              <w:t>tộc</w:t>
-            </w:r>
-            <w:proofErr w:type="spellEnd"/>
-            <w:r>
-              <w:rPr>
-                <w:rFonts w:ascii="Times New Roman" w:hAnsi="Times New Roman"/>
-                <w:szCs w:val="24"/>
-              </w:rPr>
-              <w:t>:</w:t>
+            <w:r>
+              <w:rPr>
+                <w:rFonts w:ascii="Times New Roman" w:hAnsi="Times New Roman"/>
+                <w:szCs w:val="24"/>
+              </w:rPr>
+              <w:t>Dân tộc:</w:t>
             </w:r>
           </w:p>
         </w:tc>
@@ -1374,53 +857,12 @@
                 <w:szCs w:val="24"/>
               </w:rPr>
             </w:pPr>
-            <w:proofErr w:type="spellStart"/>
-            <w:r>
-              <w:rPr>
-                <w:rFonts w:ascii="Times New Roman" w:hAnsi="Times New Roman"/>
-                <w:szCs w:val="24"/>
-              </w:rPr>
-              <w:t>Mã</w:t>
-            </w:r>
-            <w:proofErr w:type="spellEnd"/>
-            <w:r>
-              <w:rPr>
-                <w:rFonts w:ascii="Times New Roman" w:hAnsi="Times New Roman"/>
-                <w:szCs w:val="24"/>
-              </w:rPr>
-              <w:t xml:space="preserve"> </w:t>
-            </w:r>
-            <w:proofErr w:type="spellStart"/>
-            <w:r>
-              <w:rPr>
-                <w:rFonts w:ascii="Times New Roman" w:hAnsi="Times New Roman"/>
-                <w:szCs w:val="24"/>
-              </w:rPr>
-              <w:t>định</w:t>
-            </w:r>
-            <w:proofErr w:type="spellEnd"/>
-            <w:r>
-              <w:rPr>
-                <w:rFonts w:ascii="Times New Roman" w:hAnsi="Times New Roman"/>
-                <w:szCs w:val="24"/>
-              </w:rPr>
-              <w:t xml:space="preserve"> </w:t>
-            </w:r>
-            <w:proofErr w:type="spellStart"/>
-            <w:r>
-              <w:rPr>
-                <w:rFonts w:ascii="Times New Roman" w:hAnsi="Times New Roman"/>
-                <w:szCs w:val="24"/>
-              </w:rPr>
-              <w:t>danh</w:t>
-            </w:r>
-            <w:proofErr w:type="spellEnd"/>
-            <w:r>
-              <w:rPr>
-                <w:rFonts w:ascii="Times New Roman" w:hAnsi="Times New Roman"/>
-                <w:szCs w:val="24"/>
-              </w:rPr>
-              <w:t>:</w:t>
+            <w:r>
+              <w:rPr>
+                <w:rFonts w:ascii="Times New Roman" w:hAnsi="Times New Roman"/>
+                <w:szCs w:val="24"/>
+              </w:rPr>
+              <w:t>Mã định danh:</w:t>
             </w:r>
           </w:p>
         </w:tc>
@@ -1516,37 +958,12 @@
                 <w:szCs w:val="24"/>
               </w:rPr>
             </w:pPr>
-            <w:proofErr w:type="spellStart"/>
-            <w:r>
-              <w:rPr>
-                <w:rFonts w:ascii="Times New Roman" w:hAnsi="Times New Roman"/>
-                <w:szCs w:val="24"/>
-              </w:rPr>
-              <w:t>Quốc</w:t>
-            </w:r>
-            <w:proofErr w:type="spellEnd"/>
-            <w:r>
-              <w:rPr>
-                <w:rFonts w:ascii="Times New Roman" w:hAnsi="Times New Roman"/>
-                <w:szCs w:val="24"/>
-              </w:rPr>
-              <w:t xml:space="preserve"> </w:t>
-            </w:r>
-            <w:proofErr w:type="spellStart"/>
-            <w:r>
-              <w:rPr>
-                <w:rFonts w:ascii="Times New Roman" w:hAnsi="Times New Roman"/>
-                <w:szCs w:val="24"/>
-              </w:rPr>
-              <w:t>tịch</w:t>
-            </w:r>
-            <w:proofErr w:type="spellEnd"/>
-            <w:r>
-              <w:rPr>
-                <w:rFonts w:ascii="Times New Roman" w:hAnsi="Times New Roman"/>
-                <w:szCs w:val="24"/>
-              </w:rPr>
-              <w:t>:</w:t>
+            <w:r>
+              <w:rPr>
+                <w:rFonts w:ascii="Times New Roman" w:hAnsi="Times New Roman"/>
+                <w:szCs w:val="24"/>
+              </w:rPr>
+              <w:t>Quốc tịch:</w:t>
             </w:r>
           </w:p>
         </w:tc>
@@ -1625,37 +1042,12 @@
                 <w:szCs w:val="24"/>
               </w:rPr>
             </w:pPr>
-            <w:proofErr w:type="spellStart"/>
-            <w:r>
-              <w:rPr>
-                <w:rFonts w:ascii="Times New Roman" w:hAnsi="Times New Roman"/>
-                <w:szCs w:val="24"/>
-              </w:rPr>
-              <w:t>Tôn</w:t>
-            </w:r>
-            <w:proofErr w:type="spellEnd"/>
-            <w:r>
-              <w:rPr>
-                <w:rFonts w:ascii="Times New Roman" w:hAnsi="Times New Roman"/>
-                <w:szCs w:val="24"/>
-              </w:rPr>
-              <w:t xml:space="preserve"> </w:t>
-            </w:r>
-            <w:proofErr w:type="spellStart"/>
-            <w:r>
-              <w:rPr>
-                <w:rFonts w:ascii="Times New Roman" w:hAnsi="Times New Roman"/>
-                <w:szCs w:val="24"/>
-              </w:rPr>
-              <w:t>giáo</w:t>
-            </w:r>
-            <w:proofErr w:type="spellEnd"/>
-            <w:r>
-              <w:rPr>
-                <w:rFonts w:ascii="Times New Roman" w:hAnsi="Times New Roman"/>
-                <w:szCs w:val="24"/>
-              </w:rPr>
-              <w:t>:</w:t>
+            <w:r>
+              <w:rPr>
+                <w:rFonts w:ascii="Times New Roman" w:hAnsi="Times New Roman"/>
+                <w:szCs w:val="24"/>
+              </w:rPr>
+              <w:t>Tôn giáo:</w:t>
             </w:r>
           </w:p>
         </w:tc>
@@ -1741,25 +1133,7 @@
                 <w:color w:val="000000"/>
                 <w:szCs w:val="24"/>
               </w:rPr>
-              <w:t>SĐT (</w:t>
-            </w:r>
-            <w:proofErr w:type="spellStart"/>
-            <w:r>
-              <w:rPr>
-                <w:rFonts w:ascii="Times New Roman" w:hAnsi="Times New Roman"/>
-                <w:color w:val="000000"/>
-                <w:szCs w:val="24"/>
-              </w:rPr>
-              <w:t>EnetViet</w:t>
-            </w:r>
-            <w:proofErr w:type="spellEnd"/>
-            <w:r>
-              <w:rPr>
-                <w:rFonts w:ascii="Times New Roman" w:hAnsi="Times New Roman"/>
-                <w:color w:val="000000"/>
-                <w:szCs w:val="24"/>
-              </w:rPr>
-              <w:t>):</w:t>
+              <w:t>SĐT (EnetViet):</w:t>
             </w:r>
           </w:p>
         </w:tc>
@@ -1839,37 +1213,12 @@
                 <w:szCs w:val="24"/>
               </w:rPr>
             </w:pPr>
-            <w:proofErr w:type="spellStart"/>
-            <w:r>
-              <w:rPr>
-                <w:rFonts w:ascii="Times New Roman" w:hAnsi="Times New Roman"/>
-                <w:szCs w:val="24"/>
-              </w:rPr>
-              <w:t>Nơi</w:t>
-            </w:r>
-            <w:proofErr w:type="spellEnd"/>
-            <w:r>
-              <w:rPr>
-                <w:rFonts w:ascii="Times New Roman" w:hAnsi="Times New Roman"/>
-                <w:szCs w:val="24"/>
-              </w:rPr>
-              <w:t xml:space="preserve"> </w:t>
-            </w:r>
-            <w:proofErr w:type="spellStart"/>
-            <w:r>
-              <w:rPr>
-                <w:rFonts w:ascii="Times New Roman" w:hAnsi="Times New Roman"/>
-                <w:szCs w:val="24"/>
-              </w:rPr>
-              <w:t>sinh</w:t>
-            </w:r>
-            <w:proofErr w:type="spellEnd"/>
-            <w:r>
-              <w:rPr>
-                <w:rFonts w:ascii="Times New Roman" w:hAnsi="Times New Roman"/>
-                <w:szCs w:val="24"/>
-              </w:rPr>
-              <w:t>:</w:t>
+            <w:r>
+              <w:rPr>
+                <w:rFonts w:ascii="Times New Roman" w:hAnsi="Times New Roman"/>
+                <w:szCs w:val="24"/>
+              </w:rPr>
+              <w:t>Nơi sinh:</w:t>
             </w:r>
           </w:p>
         </w:tc>
@@ -1950,85 +1299,12 @@
                 <w:szCs w:val="24"/>
               </w:rPr>
             </w:pPr>
-            <w:proofErr w:type="spellStart"/>
-            <w:r>
-              <w:rPr>
-                <w:rFonts w:ascii="Times New Roman" w:hAnsi="Times New Roman"/>
-                <w:szCs w:val="24"/>
-              </w:rPr>
-              <w:t>Nơi</w:t>
-            </w:r>
-            <w:proofErr w:type="spellEnd"/>
-            <w:r>
-              <w:rPr>
-                <w:rFonts w:ascii="Times New Roman" w:hAnsi="Times New Roman"/>
-                <w:szCs w:val="24"/>
-              </w:rPr>
-              <w:t xml:space="preserve"> </w:t>
-            </w:r>
-            <w:proofErr w:type="spellStart"/>
-            <w:r>
-              <w:rPr>
-                <w:rFonts w:ascii="Times New Roman" w:hAnsi="Times New Roman"/>
-                <w:szCs w:val="24"/>
-              </w:rPr>
-              <w:t>đăng</w:t>
-            </w:r>
-            <w:proofErr w:type="spellEnd"/>
-            <w:r>
-              <w:rPr>
-                <w:rFonts w:ascii="Times New Roman" w:hAnsi="Times New Roman"/>
-                <w:szCs w:val="24"/>
-              </w:rPr>
-              <w:t xml:space="preserve"> </w:t>
-            </w:r>
-            <w:proofErr w:type="spellStart"/>
-            <w:r>
-              <w:rPr>
-                <w:rFonts w:ascii="Times New Roman" w:hAnsi="Times New Roman"/>
-                <w:szCs w:val="24"/>
-              </w:rPr>
-              <w:t>ký</w:t>
-            </w:r>
-            <w:proofErr w:type="spellEnd"/>
-            <w:r>
-              <w:rPr>
-                <w:rFonts w:ascii="Times New Roman" w:hAnsi="Times New Roman"/>
-                <w:szCs w:val="24"/>
-              </w:rPr>
-              <w:t xml:space="preserve"> </w:t>
-            </w:r>
-            <w:proofErr w:type="spellStart"/>
-            <w:r>
-              <w:rPr>
-                <w:rFonts w:ascii="Times New Roman" w:hAnsi="Times New Roman"/>
-                <w:szCs w:val="24"/>
-              </w:rPr>
-              <w:t>khai</w:t>
-            </w:r>
-            <w:proofErr w:type="spellEnd"/>
-            <w:r>
-              <w:rPr>
-                <w:rFonts w:ascii="Times New Roman" w:hAnsi="Times New Roman"/>
-                <w:szCs w:val="24"/>
-              </w:rPr>
-              <w:t xml:space="preserve"> </w:t>
-            </w:r>
-            <w:proofErr w:type="spellStart"/>
-            <w:r>
-              <w:rPr>
-                <w:rFonts w:ascii="Times New Roman" w:hAnsi="Times New Roman"/>
-                <w:szCs w:val="24"/>
-              </w:rPr>
-              <w:t>sinh</w:t>
-            </w:r>
-            <w:proofErr w:type="spellEnd"/>
-            <w:r>
-              <w:rPr>
-                <w:rFonts w:ascii="Times New Roman" w:hAnsi="Times New Roman"/>
-                <w:szCs w:val="24"/>
-              </w:rPr>
-              <w:t>:</w:t>
+            <w:r>
+              <w:rPr>
+                <w:rFonts w:ascii="Times New Roman" w:hAnsi="Times New Roman"/>
+                <w:szCs w:val="24"/>
+              </w:rPr>
+              <w:t>Nơi đăng ký khai sinh:</w:t>
             </w:r>
           </w:p>
         </w:tc>
@@ -2070,15 +1346,7 @@
                 <w:rFonts w:ascii="Times New Roman" w:hAnsi="Times New Roman"/>
                 <w:szCs w:val="24"/>
               </w:rPr>
-              <w:t>${</w:t>
-            </w:r>
-            <w:proofErr w:type="spellStart"/>
-            <w:r>
-              <w:rPr>
-                <w:rFonts w:ascii="Times New Roman" w:hAnsi="Times New Roman"/>
-                <w:szCs w:val="24"/>
-              </w:rPr>
-              <w:t>Noi</w:t>
+              <w:t>${Noi</w:t>
             </w:r>
             <w:r>
               <w:rPr>
@@ -2101,7 +1369,6 @@
               </w:rPr>
               <w:t>Px</w:t>
             </w:r>
-            <w:proofErr w:type="spellEnd"/>
             <w:r>
               <w:rPr>
                 <w:rFonts w:ascii="Times New Roman" w:hAnsi="Times New Roman"/>
@@ -2149,15 +1416,7 @@
                 <w:rFonts w:ascii="Times New Roman" w:hAnsi="Times New Roman"/>
                 <w:szCs w:val="24"/>
               </w:rPr>
-              <w:t>${</w:t>
-            </w:r>
-            <w:proofErr w:type="spellStart"/>
-            <w:r>
-              <w:rPr>
-                <w:rFonts w:ascii="Times New Roman" w:hAnsi="Times New Roman"/>
-                <w:szCs w:val="24"/>
-              </w:rPr>
-              <w:t>Noi</w:t>
+              <w:t>${Noi</w:t>
             </w:r>
             <w:r>
               <w:rPr>
@@ -2180,7 +1439,6 @@
               </w:rPr>
               <w:t>Tt</w:t>
             </w:r>
-            <w:proofErr w:type="spellEnd"/>
             <w:r>
               <w:rPr>
                 <w:rFonts w:ascii="Times New Roman" w:hAnsi="Times New Roman"/>
@@ -2211,37 +1469,12 @@
                 <w:szCs w:val="24"/>
               </w:rPr>
             </w:pPr>
-            <w:proofErr w:type="spellStart"/>
-            <w:r>
-              <w:rPr>
-                <w:rFonts w:ascii="Times New Roman" w:hAnsi="Times New Roman"/>
-                <w:szCs w:val="24"/>
-              </w:rPr>
-              <w:t>Quê</w:t>
-            </w:r>
-            <w:proofErr w:type="spellEnd"/>
-            <w:r>
-              <w:rPr>
-                <w:rFonts w:ascii="Times New Roman" w:hAnsi="Times New Roman"/>
-                <w:szCs w:val="24"/>
-              </w:rPr>
-              <w:t xml:space="preserve"> </w:t>
-            </w:r>
-            <w:proofErr w:type="spellStart"/>
-            <w:r>
-              <w:rPr>
-                <w:rFonts w:ascii="Times New Roman" w:hAnsi="Times New Roman"/>
-                <w:szCs w:val="24"/>
-              </w:rPr>
-              <w:t>quán</w:t>
-            </w:r>
-            <w:proofErr w:type="spellEnd"/>
-            <w:r>
-              <w:rPr>
-                <w:rFonts w:ascii="Times New Roman" w:hAnsi="Times New Roman"/>
-                <w:szCs w:val="24"/>
-              </w:rPr>
-              <w:t>:</w:t>
+            <w:r>
+              <w:rPr>
+                <w:rFonts w:ascii="Times New Roman" w:hAnsi="Times New Roman"/>
+                <w:szCs w:val="24"/>
+              </w:rPr>
+              <w:t>Quê quán:</w:t>
             </w:r>
           </w:p>
         </w:tc>
@@ -2333,71 +1566,23 @@
                 <w:b/>
                 <w:szCs w:val="24"/>
               </w:rPr>
-              <w:t xml:space="preserve">* </w:t>
-            </w:r>
-            <w:proofErr w:type="spellStart"/>
+              <w:t>* Địa chỉ</w:t>
+            </w:r>
+            <w:r>
+              <w:rPr>
+                <w:rFonts w:ascii="Times New Roman" w:hAnsi="Times New Roman"/>
+                <w:szCs w:val="24"/>
+              </w:rPr>
+              <w:t xml:space="preserve"> </w:t>
+            </w:r>
             <w:r>
               <w:rPr>
                 <w:rFonts w:ascii="Times New Roman" w:hAnsi="Times New Roman"/>
                 <w:b/>
                 <w:szCs w:val="24"/>
               </w:rPr>
-              <w:t>Địa</w:t>
-            </w:r>
-            <w:proofErr w:type="spellEnd"/>
-            <w:r>
-              <w:rPr>
-                <w:rFonts w:ascii="Times New Roman" w:hAnsi="Times New Roman"/>
-                <w:b/>
-                <w:szCs w:val="24"/>
-              </w:rPr>
-              <w:t xml:space="preserve"> </w:t>
-            </w:r>
-            <w:proofErr w:type="spellStart"/>
-            <w:r>
-              <w:rPr>
-                <w:rFonts w:ascii="Times New Roman" w:hAnsi="Times New Roman"/>
-                <w:b/>
-                <w:szCs w:val="24"/>
-              </w:rPr>
-              <w:t>chỉ</w:t>
-            </w:r>
-            <w:proofErr w:type="spellEnd"/>
-            <w:r>
-              <w:rPr>
-                <w:rFonts w:ascii="Times New Roman" w:hAnsi="Times New Roman"/>
-                <w:szCs w:val="24"/>
-              </w:rPr>
-              <w:t xml:space="preserve"> </w:t>
-            </w:r>
-            <w:proofErr w:type="spellStart"/>
-            <w:r>
-              <w:rPr>
-                <w:rFonts w:ascii="Times New Roman" w:hAnsi="Times New Roman"/>
-                <w:b/>
-                <w:szCs w:val="24"/>
-              </w:rPr>
-              <w:t>thường</w:t>
-            </w:r>
-            <w:proofErr w:type="spellEnd"/>
-            <w:r>
-              <w:rPr>
-                <w:rFonts w:ascii="Times New Roman" w:hAnsi="Times New Roman"/>
-                <w:b/>
-                <w:szCs w:val="24"/>
-              </w:rPr>
-              <w:t xml:space="preserve"> </w:t>
-            </w:r>
-            <w:proofErr w:type="spellStart"/>
-            <w:r>
-              <w:rPr>
-                <w:rFonts w:ascii="Times New Roman" w:hAnsi="Times New Roman"/>
-                <w:b/>
-                <w:szCs w:val="24"/>
-              </w:rPr>
-              <w:t>trú</w:t>
-            </w:r>
-            <w:proofErr w:type="spellEnd"/>
+              <w:t>thường trú</w:t>
+            </w:r>
             <w:r>
               <w:rPr>
                 <w:rFonts w:ascii="Times New Roman" w:hAnsi="Times New Roman"/>
@@ -2424,37 +1609,12 @@
                 <w:szCs w:val="24"/>
               </w:rPr>
             </w:pPr>
-            <w:proofErr w:type="spellStart"/>
-            <w:r>
-              <w:rPr>
-                <w:rFonts w:ascii="Times New Roman" w:hAnsi="Times New Roman"/>
-                <w:szCs w:val="24"/>
-              </w:rPr>
-              <w:t>Số</w:t>
-            </w:r>
-            <w:proofErr w:type="spellEnd"/>
-            <w:r>
-              <w:rPr>
-                <w:rFonts w:ascii="Times New Roman" w:hAnsi="Times New Roman"/>
-                <w:szCs w:val="24"/>
-              </w:rPr>
-              <w:t xml:space="preserve"> </w:t>
-            </w:r>
-            <w:proofErr w:type="spellStart"/>
-            <w:r>
-              <w:rPr>
-                <w:rFonts w:ascii="Times New Roman" w:hAnsi="Times New Roman"/>
-                <w:szCs w:val="24"/>
-              </w:rPr>
-              <w:t>nhà</w:t>
-            </w:r>
-            <w:proofErr w:type="spellEnd"/>
-            <w:r>
-              <w:rPr>
-                <w:rFonts w:ascii="Times New Roman" w:hAnsi="Times New Roman"/>
-                <w:szCs w:val="24"/>
-              </w:rPr>
-              <w:t>:</w:t>
+            <w:r>
+              <w:rPr>
+                <w:rFonts w:ascii="Times New Roman" w:hAnsi="Times New Roman"/>
+                <w:szCs w:val="24"/>
+              </w:rPr>
+              <w:t>Số nhà:</w:t>
             </w:r>
           </w:p>
         </w:tc>
@@ -2539,21 +1699,12 @@
                 <w:szCs w:val="24"/>
               </w:rPr>
             </w:pPr>
-            <w:proofErr w:type="spellStart"/>
-            <w:r>
-              <w:rPr>
-                <w:rFonts w:ascii="Times New Roman" w:hAnsi="Times New Roman"/>
-                <w:szCs w:val="24"/>
-              </w:rPr>
-              <w:t>Đường</w:t>
-            </w:r>
-            <w:proofErr w:type="spellEnd"/>
-            <w:r>
-              <w:rPr>
-                <w:rFonts w:ascii="Times New Roman" w:hAnsi="Times New Roman"/>
-                <w:szCs w:val="24"/>
-              </w:rPr>
-              <w:t>:</w:t>
+            <w:r>
+              <w:rPr>
+                <w:rFonts w:ascii="Times New Roman" w:hAnsi="Times New Roman"/>
+                <w:szCs w:val="24"/>
+              </w:rPr>
+              <w:t>Đường:</w:t>
             </w:r>
           </w:p>
         </w:tc>
@@ -2640,37 +1791,12 @@
                 <w:szCs w:val="24"/>
               </w:rPr>
             </w:pPr>
-            <w:proofErr w:type="spellStart"/>
-            <w:r>
-              <w:rPr>
-                <w:rFonts w:ascii="Times New Roman" w:hAnsi="Times New Roman"/>
-                <w:szCs w:val="24"/>
-              </w:rPr>
-              <w:t>Khu</w:t>
-            </w:r>
-            <w:proofErr w:type="spellEnd"/>
-            <w:r>
-              <w:rPr>
-                <w:rFonts w:ascii="Times New Roman" w:hAnsi="Times New Roman"/>
-                <w:szCs w:val="24"/>
-              </w:rPr>
-              <w:t xml:space="preserve"> </w:t>
-            </w:r>
-            <w:proofErr w:type="spellStart"/>
-            <w:r>
-              <w:rPr>
-                <w:rFonts w:ascii="Times New Roman" w:hAnsi="Times New Roman"/>
-                <w:szCs w:val="24"/>
-              </w:rPr>
-              <w:t>phố</w:t>
-            </w:r>
-            <w:proofErr w:type="spellEnd"/>
-            <w:r>
-              <w:rPr>
-                <w:rFonts w:ascii="Times New Roman" w:hAnsi="Times New Roman"/>
-                <w:szCs w:val="24"/>
-              </w:rPr>
-              <w:t xml:space="preserve">: </w:t>
+            <w:r>
+              <w:rPr>
+                <w:rFonts w:ascii="Times New Roman" w:hAnsi="Times New Roman"/>
+                <w:szCs w:val="24"/>
+              </w:rPr>
+              <w:t xml:space="preserve">Khu phố: </w:t>
             </w:r>
             <w:r>
               <w:rPr>
@@ -2740,37 +1866,12 @@
                 <w:szCs w:val="24"/>
               </w:rPr>
             </w:pPr>
-            <w:proofErr w:type="spellStart"/>
-            <w:r>
-              <w:rPr>
-                <w:rFonts w:ascii="Times New Roman" w:hAnsi="Times New Roman"/>
-                <w:szCs w:val="24"/>
-              </w:rPr>
-              <w:t>Phường</w:t>
-            </w:r>
-            <w:proofErr w:type="spellEnd"/>
-            <w:r>
-              <w:rPr>
-                <w:rFonts w:ascii="Times New Roman" w:hAnsi="Times New Roman"/>
-                <w:szCs w:val="24"/>
-              </w:rPr>
-              <w:t>/</w:t>
-            </w:r>
-            <w:proofErr w:type="spellStart"/>
-            <w:r>
-              <w:rPr>
-                <w:rFonts w:ascii="Times New Roman" w:hAnsi="Times New Roman"/>
-                <w:szCs w:val="24"/>
-              </w:rPr>
-              <w:t>xã</w:t>
-            </w:r>
-            <w:proofErr w:type="spellEnd"/>
-            <w:r>
-              <w:rPr>
-                <w:rFonts w:ascii="Times New Roman" w:hAnsi="Times New Roman"/>
-                <w:szCs w:val="24"/>
-              </w:rPr>
-              <w:t>:</w:t>
+            <w:r>
+              <w:rPr>
+                <w:rFonts w:ascii="Times New Roman" w:hAnsi="Times New Roman"/>
+                <w:szCs w:val="24"/>
+              </w:rPr>
+              <w:t>Phường/xã:</w:t>
             </w:r>
           </w:p>
         </w:tc>
@@ -2864,53 +1965,12 @@
                 <w:szCs w:val="24"/>
               </w:rPr>
             </w:pPr>
-            <w:proofErr w:type="spellStart"/>
-            <w:r>
-              <w:rPr>
-                <w:rFonts w:ascii="Times New Roman" w:hAnsi="Times New Roman"/>
-                <w:szCs w:val="24"/>
-              </w:rPr>
-              <w:t>Tỉnh</w:t>
-            </w:r>
-            <w:proofErr w:type="spellEnd"/>
-            <w:r>
-              <w:rPr>
-                <w:rFonts w:ascii="Times New Roman" w:hAnsi="Times New Roman"/>
-                <w:szCs w:val="24"/>
-              </w:rPr>
-              <w:t>/</w:t>
-            </w:r>
-            <w:proofErr w:type="spellStart"/>
-            <w:r>
-              <w:rPr>
-                <w:rFonts w:ascii="Times New Roman" w:hAnsi="Times New Roman"/>
-                <w:szCs w:val="24"/>
-              </w:rPr>
-              <w:t>thành</w:t>
-            </w:r>
-            <w:proofErr w:type="spellEnd"/>
-            <w:r>
-              <w:rPr>
-                <w:rFonts w:ascii="Times New Roman" w:hAnsi="Times New Roman"/>
-                <w:szCs w:val="24"/>
-              </w:rPr>
-              <w:t xml:space="preserve"> </w:t>
-            </w:r>
-            <w:proofErr w:type="spellStart"/>
-            <w:r>
-              <w:rPr>
-                <w:rFonts w:ascii="Times New Roman" w:hAnsi="Times New Roman"/>
-                <w:szCs w:val="24"/>
-              </w:rPr>
-              <w:t>phố</w:t>
-            </w:r>
-            <w:proofErr w:type="spellEnd"/>
-            <w:r>
-              <w:rPr>
-                <w:rFonts w:ascii="Times New Roman" w:hAnsi="Times New Roman"/>
-                <w:szCs w:val="24"/>
-              </w:rPr>
-              <w:t>:</w:t>
+            <w:r>
+              <w:rPr>
+                <w:rFonts w:ascii="Times New Roman" w:hAnsi="Times New Roman"/>
+                <w:szCs w:val="24"/>
+              </w:rPr>
+              <w:t>Tỉnh/thành phố:</w:t>
             </w:r>
           </w:p>
         </w:tc>
@@ -3008,61 +2068,7 @@
                 <w:b/>
                 <w:szCs w:val="24"/>
               </w:rPr>
-              <w:t xml:space="preserve">* </w:t>
-            </w:r>
-            <w:proofErr w:type="spellStart"/>
-            <w:r>
-              <w:rPr>
-                <w:rFonts w:ascii="Times New Roman" w:hAnsi="Times New Roman"/>
-                <w:b/>
-                <w:szCs w:val="24"/>
-              </w:rPr>
-              <w:t>Nơi</w:t>
-            </w:r>
-            <w:proofErr w:type="spellEnd"/>
-            <w:r>
-              <w:rPr>
-                <w:rFonts w:ascii="Times New Roman" w:hAnsi="Times New Roman"/>
-                <w:b/>
-                <w:szCs w:val="24"/>
-              </w:rPr>
-              <w:t xml:space="preserve"> ở </w:t>
-            </w:r>
-            <w:proofErr w:type="spellStart"/>
-            <w:r>
-              <w:rPr>
-                <w:rFonts w:ascii="Times New Roman" w:hAnsi="Times New Roman"/>
-                <w:b/>
-                <w:szCs w:val="24"/>
-              </w:rPr>
-              <w:t>hiện</w:t>
-            </w:r>
-            <w:proofErr w:type="spellEnd"/>
-            <w:r>
-              <w:rPr>
-                <w:rFonts w:ascii="Times New Roman" w:hAnsi="Times New Roman"/>
-                <w:b/>
-                <w:szCs w:val="24"/>
-              </w:rPr>
-              <w:t xml:space="preserve"> </w:t>
-            </w:r>
-            <w:proofErr w:type="spellStart"/>
-            <w:r>
-              <w:rPr>
-                <w:rFonts w:ascii="Times New Roman" w:hAnsi="Times New Roman"/>
-                <w:b/>
-                <w:szCs w:val="24"/>
-              </w:rPr>
-              <w:t>tại</w:t>
-            </w:r>
-            <w:proofErr w:type="spellEnd"/>
-            <w:r>
-              <w:rPr>
-                <w:rFonts w:ascii="Times New Roman" w:hAnsi="Times New Roman"/>
-                <w:b/>
-                <w:szCs w:val="24"/>
-              </w:rPr>
-              <w:t>:</w:t>
+              <w:t>* Nơi ở hiện tại:</w:t>
             </w:r>
           </w:p>
         </w:tc>
@@ -3083,37 +2089,12 @@
                 <w:szCs w:val="24"/>
               </w:rPr>
             </w:pPr>
-            <w:proofErr w:type="spellStart"/>
-            <w:r>
-              <w:rPr>
-                <w:rFonts w:ascii="Times New Roman" w:hAnsi="Times New Roman"/>
-                <w:szCs w:val="24"/>
-              </w:rPr>
-              <w:t>Số</w:t>
-            </w:r>
-            <w:proofErr w:type="spellEnd"/>
-            <w:r>
-              <w:rPr>
-                <w:rFonts w:ascii="Times New Roman" w:hAnsi="Times New Roman"/>
-                <w:szCs w:val="24"/>
-              </w:rPr>
-              <w:t xml:space="preserve"> </w:t>
-            </w:r>
-            <w:proofErr w:type="spellStart"/>
-            <w:r>
-              <w:rPr>
-                <w:rFonts w:ascii="Times New Roman" w:hAnsi="Times New Roman"/>
-                <w:szCs w:val="24"/>
-              </w:rPr>
-              <w:t>nhà</w:t>
-            </w:r>
-            <w:proofErr w:type="spellEnd"/>
-            <w:r>
-              <w:rPr>
-                <w:rFonts w:ascii="Times New Roman" w:hAnsi="Times New Roman"/>
-                <w:szCs w:val="24"/>
-              </w:rPr>
-              <w:t>:</w:t>
+            <w:r>
+              <w:rPr>
+                <w:rFonts w:ascii="Times New Roman" w:hAnsi="Times New Roman"/>
+                <w:szCs w:val="24"/>
+              </w:rPr>
+              <w:t>Số nhà:</w:t>
             </w:r>
           </w:p>
         </w:tc>
@@ -3198,21 +2179,12 @@
                 <w:szCs w:val="24"/>
               </w:rPr>
             </w:pPr>
-            <w:proofErr w:type="spellStart"/>
-            <w:r>
-              <w:rPr>
-                <w:rFonts w:ascii="Times New Roman" w:hAnsi="Times New Roman"/>
-                <w:szCs w:val="24"/>
-              </w:rPr>
-              <w:t>Đường</w:t>
-            </w:r>
-            <w:proofErr w:type="spellEnd"/>
-            <w:r>
-              <w:rPr>
-                <w:rFonts w:ascii="Times New Roman" w:hAnsi="Times New Roman"/>
-                <w:szCs w:val="24"/>
-              </w:rPr>
-              <w:t>:</w:t>
+            <w:r>
+              <w:rPr>
+                <w:rFonts w:ascii="Times New Roman" w:hAnsi="Times New Roman"/>
+                <w:szCs w:val="24"/>
+              </w:rPr>
+              <w:t>Đường:</w:t>
             </w:r>
           </w:p>
         </w:tc>
@@ -3299,37 +2271,12 @@
                 <w:szCs w:val="24"/>
               </w:rPr>
             </w:pPr>
-            <w:proofErr w:type="spellStart"/>
-            <w:r>
-              <w:rPr>
-                <w:rFonts w:ascii="Times New Roman" w:hAnsi="Times New Roman"/>
-                <w:szCs w:val="24"/>
-              </w:rPr>
-              <w:t>Khu</w:t>
-            </w:r>
-            <w:proofErr w:type="spellEnd"/>
-            <w:r>
-              <w:rPr>
-                <w:rFonts w:ascii="Times New Roman" w:hAnsi="Times New Roman"/>
-                <w:szCs w:val="24"/>
-              </w:rPr>
-              <w:t xml:space="preserve"> </w:t>
-            </w:r>
-            <w:proofErr w:type="spellStart"/>
-            <w:r>
-              <w:rPr>
-                <w:rFonts w:ascii="Times New Roman" w:hAnsi="Times New Roman"/>
-                <w:szCs w:val="24"/>
-              </w:rPr>
-              <w:t>phố</w:t>
-            </w:r>
-            <w:proofErr w:type="spellEnd"/>
-            <w:r>
-              <w:rPr>
-                <w:rFonts w:ascii="Times New Roman" w:hAnsi="Times New Roman"/>
-                <w:szCs w:val="24"/>
-              </w:rPr>
-              <w:t xml:space="preserve">: </w:t>
+            <w:r>
+              <w:rPr>
+                <w:rFonts w:ascii="Times New Roman" w:hAnsi="Times New Roman"/>
+                <w:szCs w:val="24"/>
+              </w:rPr>
+              <w:t xml:space="preserve">Khu phố: </w:t>
             </w:r>
             <w:r>
               <w:rPr>
@@ -3406,37 +2353,12 @@
                 <w:szCs w:val="24"/>
               </w:rPr>
             </w:pPr>
-            <w:proofErr w:type="spellStart"/>
-            <w:r>
-              <w:rPr>
-                <w:rFonts w:ascii="Times New Roman" w:hAnsi="Times New Roman"/>
-                <w:szCs w:val="24"/>
-              </w:rPr>
-              <w:t>Phường</w:t>
-            </w:r>
-            <w:proofErr w:type="spellEnd"/>
-            <w:r>
-              <w:rPr>
-                <w:rFonts w:ascii="Times New Roman" w:hAnsi="Times New Roman"/>
-                <w:szCs w:val="24"/>
-              </w:rPr>
-              <w:t>/</w:t>
-            </w:r>
-            <w:proofErr w:type="spellStart"/>
-            <w:r>
-              <w:rPr>
-                <w:rFonts w:ascii="Times New Roman" w:hAnsi="Times New Roman"/>
-                <w:szCs w:val="24"/>
-              </w:rPr>
-              <w:t>xã</w:t>
-            </w:r>
-            <w:proofErr w:type="spellEnd"/>
-            <w:r>
-              <w:rPr>
-                <w:rFonts w:ascii="Times New Roman" w:hAnsi="Times New Roman"/>
-                <w:szCs w:val="24"/>
-              </w:rPr>
-              <w:t>:</w:t>
+            <w:r>
+              <w:rPr>
+                <w:rFonts w:ascii="Times New Roman" w:hAnsi="Times New Roman"/>
+                <w:szCs w:val="24"/>
+              </w:rPr>
+              <w:t>Phường/xã:</w:t>
             </w:r>
           </w:p>
         </w:tc>
@@ -3530,53 +2452,12 @@
                 <w:szCs w:val="24"/>
               </w:rPr>
             </w:pPr>
-            <w:proofErr w:type="spellStart"/>
-            <w:r>
-              <w:rPr>
-                <w:rFonts w:ascii="Times New Roman" w:hAnsi="Times New Roman"/>
-                <w:szCs w:val="24"/>
-              </w:rPr>
-              <w:t>Tỉnh</w:t>
-            </w:r>
-            <w:proofErr w:type="spellEnd"/>
-            <w:r>
-              <w:rPr>
-                <w:rFonts w:ascii="Times New Roman" w:hAnsi="Times New Roman"/>
-                <w:szCs w:val="24"/>
-              </w:rPr>
-              <w:t>/</w:t>
-            </w:r>
-            <w:proofErr w:type="spellStart"/>
-            <w:r>
-              <w:rPr>
-                <w:rFonts w:ascii="Times New Roman" w:hAnsi="Times New Roman"/>
-                <w:szCs w:val="24"/>
-              </w:rPr>
-              <w:t>thành</w:t>
-            </w:r>
-            <w:proofErr w:type="spellEnd"/>
-            <w:r>
-              <w:rPr>
-                <w:rFonts w:ascii="Times New Roman" w:hAnsi="Times New Roman"/>
-                <w:szCs w:val="24"/>
-              </w:rPr>
-              <w:t xml:space="preserve"> </w:t>
-            </w:r>
-            <w:proofErr w:type="spellStart"/>
-            <w:r>
-              <w:rPr>
-                <w:rFonts w:ascii="Times New Roman" w:hAnsi="Times New Roman"/>
-                <w:szCs w:val="24"/>
-              </w:rPr>
-              <w:t>phố</w:t>
-            </w:r>
-            <w:proofErr w:type="spellEnd"/>
-            <w:r>
-              <w:rPr>
-                <w:rFonts w:ascii="Times New Roman" w:hAnsi="Times New Roman"/>
-                <w:szCs w:val="24"/>
-              </w:rPr>
-              <w:t>:</w:t>
+            <w:r>
+              <w:rPr>
+                <w:rFonts w:ascii="Times New Roman" w:hAnsi="Times New Roman"/>
+                <w:szCs w:val="24"/>
+              </w:rPr>
+              <w:t>Tỉnh/thành phố:</w:t>
             </w:r>
           </w:p>
         </w:tc>
@@ -3660,108 +2541,19 @@
           <w:szCs w:val="24"/>
         </w:rPr>
       </w:pPr>
-      <w:proofErr w:type="spellStart"/>
-      <w:r>
-        <w:rPr>
-          <w:rFonts w:ascii="Times New Roman" w:hAnsi="Times New Roman"/>
-          <w:szCs w:val="24"/>
-        </w:rPr>
-        <w:t>Học</w:t>
-      </w:r>
-      <w:proofErr w:type="spellEnd"/>
-      <w:r>
-        <w:rPr>
-          <w:rFonts w:ascii="Times New Roman" w:hAnsi="Times New Roman"/>
-          <w:szCs w:val="24"/>
-        </w:rPr>
-        <w:t xml:space="preserve"> </w:t>
-      </w:r>
-      <w:proofErr w:type="spellStart"/>
-      <w:r>
-        <w:rPr>
-          <w:rFonts w:ascii="Times New Roman" w:hAnsi="Times New Roman"/>
-          <w:szCs w:val="24"/>
-        </w:rPr>
-        <w:t>sinh</w:t>
-      </w:r>
-      <w:proofErr w:type="spellEnd"/>
-      <w:r>
-        <w:rPr>
-          <w:rFonts w:ascii="Times New Roman" w:hAnsi="Times New Roman"/>
-          <w:szCs w:val="24"/>
-        </w:rPr>
-        <w:t xml:space="preserve"> </w:t>
-      </w:r>
-      <w:proofErr w:type="spellStart"/>
-      <w:r>
-        <w:rPr>
-          <w:rFonts w:ascii="Times New Roman" w:hAnsi="Times New Roman"/>
-          <w:szCs w:val="24"/>
-        </w:rPr>
-        <w:t>đang</w:t>
-      </w:r>
-      <w:proofErr w:type="spellEnd"/>
-      <w:r>
-        <w:rPr>
-          <w:rFonts w:ascii="Times New Roman" w:hAnsi="Times New Roman"/>
-          <w:szCs w:val="24"/>
-        </w:rPr>
-        <w:t xml:space="preserve"> ở </w:t>
-      </w:r>
-      <w:proofErr w:type="spellStart"/>
-      <w:r>
-        <w:rPr>
-          <w:rFonts w:ascii="Times New Roman" w:hAnsi="Times New Roman"/>
-          <w:szCs w:val="24"/>
-        </w:rPr>
-        <w:t>chung</w:t>
-      </w:r>
-      <w:proofErr w:type="spellEnd"/>
-      <w:r>
-        <w:rPr>
-          <w:rFonts w:ascii="Times New Roman" w:hAnsi="Times New Roman"/>
-          <w:szCs w:val="24"/>
-        </w:rPr>
-        <w:t xml:space="preserve"> </w:t>
-      </w:r>
-      <w:proofErr w:type="spellStart"/>
-      <w:r>
-        <w:rPr>
-          <w:rFonts w:ascii="Times New Roman" w:hAnsi="Times New Roman"/>
-          <w:szCs w:val="24"/>
-        </w:rPr>
-        <w:t>với</w:t>
-      </w:r>
-      <w:proofErr w:type="spellEnd"/>
-      <w:r>
-        <w:rPr>
-          <w:rFonts w:ascii="Times New Roman" w:hAnsi="Times New Roman"/>
-          <w:szCs w:val="24"/>
-        </w:rPr>
-        <w:t xml:space="preserve">: </w:t>
-      </w:r>
-      <w:r>
-        <w:rPr>
-          <w:rFonts w:ascii="Times New Roman" w:hAnsi="Times New Roman"/>
-          <w:szCs w:val="24"/>
-        </w:rPr>
-        <w:t xml:space="preserve"> ${</w:t>
-      </w:r>
-      <w:proofErr w:type="spellStart"/>
-      <w:r>
-        <w:rPr>
-          <w:rFonts w:ascii="Times New Roman" w:hAnsi="Times New Roman"/>
-          <w:szCs w:val="24"/>
-        </w:rPr>
-        <w:t>OChungVoi</w:t>
-      </w:r>
-      <w:proofErr w:type="spellEnd"/>
-      <w:r>
-        <w:rPr>
-          <w:rFonts w:ascii="Times New Roman" w:hAnsi="Times New Roman"/>
-          <w:szCs w:val="24"/>
-        </w:rPr>
-        <w:t>}</w:t>
+      <w:r>
+        <w:rPr>
+          <w:rFonts w:ascii="Times New Roman" w:hAnsi="Times New Roman"/>
+          <w:szCs w:val="24"/>
+        </w:rPr>
+        <w:t xml:space="preserve">Học sinh đang ở chung với: </w:t>
+      </w:r>
+      <w:r>
+        <w:rPr>
+          <w:rFonts w:ascii="Times New Roman" w:hAnsi="Times New Roman"/>
+          <w:szCs w:val="24"/>
+        </w:rPr>
+        <w:t xml:space="preserve"> ${OChungVoi}</w:t>
       </w:r>
     </w:p>
     <w:p>
@@ -3783,31 +2575,13 @@
           <v:rect id="_x0000_s1061" style="position:absolute;left:0;text-align:left;margin-left:137.5pt;margin-top:3.3pt;width:22.45pt;height:11.2pt;z-index:251642880"/>
         </w:pict>
       </w:r>
-      <w:proofErr w:type="spellStart"/>
-      <w:r>
-        <w:rPr>
-          <w:rFonts w:ascii="Times New Roman" w:hAnsi="Times New Roman"/>
-          <w:szCs w:val="24"/>
-        </w:rPr>
-        <w:t>Với</w:t>
-      </w:r>
-      <w:proofErr w:type="spellEnd"/>
-      <w:r>
-        <w:rPr>
-          <w:rFonts w:ascii="Times New Roman" w:hAnsi="Times New Roman"/>
-          <w:szCs w:val="24"/>
-        </w:rPr>
-        <w:t xml:space="preserve"> người </w:t>
-      </w:r>
-      <w:proofErr w:type="spellStart"/>
-      <w:r>
-        <w:rPr>
-          <w:rFonts w:ascii="Times New Roman" w:hAnsi="Times New Roman"/>
-          <w:szCs w:val="24"/>
-        </w:rPr>
-        <w:t>nuôi</w:t>
-      </w:r>
-      <w:proofErr w:type="spellEnd"/>
+      <w:r>
+        <w:rPr>
+          <w:rFonts w:ascii="Times New Roman" w:hAnsi="Times New Roman"/>
+          <w:szCs w:val="24"/>
+        </w:rPr>
+        <w:t xml:space="preserve">Với người nuôi dưỡng          </w:t>
+      </w:r>
       <w:r>
         <w:rPr>
           <w:rFonts w:ascii="Times New Roman" w:hAnsi="Times New Roman"/>
@@ -3815,67 +2589,12 @@
         </w:rPr>
         <w:t xml:space="preserve"> </w:t>
       </w:r>
-      <w:proofErr w:type="spellStart"/>
-      <w:r>
-        <w:rPr>
-          <w:rFonts w:ascii="Times New Roman" w:hAnsi="Times New Roman"/>
-          <w:szCs w:val="24"/>
-        </w:rPr>
-        <w:t>dưỡng</w:t>
-      </w:r>
-      <w:proofErr w:type="spellEnd"/>
-      <w:r>
-        <w:rPr>
-          <w:rFonts w:ascii="Times New Roman" w:hAnsi="Times New Roman"/>
-          <w:szCs w:val="24"/>
-        </w:rPr>
-        <w:t xml:space="preserve">          </w:t>
-      </w:r>
-      <w:r>
-        <w:rPr>
-          <w:rFonts w:ascii="Times New Roman" w:hAnsi="Times New Roman"/>
-          <w:szCs w:val="24"/>
-        </w:rPr>
-        <w:t xml:space="preserve"> </w:t>
-      </w:r>
-      <w:r>
-        <w:rPr>
-          <w:rFonts w:ascii="Times New Roman" w:hAnsi="Times New Roman"/>
-          <w:szCs w:val="24"/>
-        </w:rPr>
-        <w:t xml:space="preserve">(Quan </w:t>
-      </w:r>
-      <w:proofErr w:type="spellStart"/>
-      <w:r>
-        <w:rPr>
-          <w:rFonts w:ascii="Times New Roman" w:hAnsi="Times New Roman"/>
-          <w:szCs w:val="24"/>
-        </w:rPr>
-        <w:t>hệ</w:t>
-      </w:r>
-      <w:proofErr w:type="spellEnd"/>
-      <w:r>
-        <w:rPr>
-          <w:rFonts w:ascii="Times New Roman" w:hAnsi="Times New Roman"/>
-          <w:szCs w:val="24"/>
-        </w:rPr>
-        <w:t xml:space="preserve"> </w:t>
-      </w:r>
-      <w:proofErr w:type="spellStart"/>
-      <w:r>
-        <w:rPr>
-          <w:rFonts w:ascii="Times New Roman" w:hAnsi="Times New Roman"/>
-          <w:szCs w:val="24"/>
-        </w:rPr>
-        <w:t>với</w:t>
-      </w:r>
-      <w:proofErr w:type="spellEnd"/>
-      <w:r>
-        <w:rPr>
-          <w:rFonts w:ascii="Times New Roman" w:hAnsi="Times New Roman"/>
-          <w:szCs w:val="24"/>
-        </w:rPr>
-        <w:t xml:space="preserve"> HS …………………………………………..)</w:t>
+      <w:r>
+        <w:rPr>
+          <w:rFonts w:ascii="Times New Roman" w:hAnsi="Times New Roman"/>
+          <w:szCs w:val="24"/>
+        </w:rPr>
+        <w:t>(Quan hệ với HS …………………………………………..)</w:t>
       </w:r>
     </w:p>
     <w:p>
@@ -3887,182 +2606,41 @@
           <w:szCs w:val="24"/>
         </w:rPr>
       </w:pPr>
-      <w:proofErr w:type="spellStart"/>
-      <w:r>
-        <w:rPr>
-          <w:rFonts w:ascii="Times New Roman" w:hAnsi="Times New Roman"/>
-          <w:szCs w:val="24"/>
-        </w:rPr>
-        <w:t>Học</w:t>
-      </w:r>
-      <w:proofErr w:type="spellEnd"/>
-      <w:r>
-        <w:rPr>
-          <w:rFonts w:ascii="Times New Roman" w:hAnsi="Times New Roman"/>
-          <w:szCs w:val="24"/>
-        </w:rPr>
-        <w:t xml:space="preserve"> </w:t>
-      </w:r>
-      <w:proofErr w:type="spellStart"/>
-      <w:r>
-        <w:rPr>
-          <w:rFonts w:ascii="Times New Roman" w:hAnsi="Times New Roman"/>
-          <w:szCs w:val="24"/>
-        </w:rPr>
-        <w:t>sinh</w:t>
-      </w:r>
-      <w:proofErr w:type="spellEnd"/>
-      <w:r>
-        <w:rPr>
-          <w:rFonts w:ascii="Times New Roman" w:hAnsi="Times New Roman"/>
-          <w:szCs w:val="24"/>
-        </w:rPr>
-        <w:t xml:space="preserve"> </w:t>
-      </w:r>
-      <w:proofErr w:type="spellStart"/>
-      <w:r>
-        <w:rPr>
-          <w:rFonts w:ascii="Times New Roman" w:hAnsi="Times New Roman"/>
-          <w:szCs w:val="24"/>
-        </w:rPr>
-        <w:t>là</w:t>
-      </w:r>
-      <w:proofErr w:type="spellEnd"/>
-      <w:r>
-        <w:rPr>
-          <w:rFonts w:ascii="Times New Roman" w:hAnsi="Times New Roman"/>
-          <w:szCs w:val="24"/>
-        </w:rPr>
-        <w:t xml:space="preserve"> con </w:t>
-      </w:r>
-      <w:proofErr w:type="spellStart"/>
-      <w:r>
-        <w:rPr>
-          <w:rFonts w:ascii="Times New Roman" w:hAnsi="Times New Roman"/>
-          <w:szCs w:val="24"/>
-        </w:rPr>
-        <w:t>thứ</w:t>
-      </w:r>
-      <w:proofErr w:type="spellEnd"/>
-      <w:r>
-        <w:rPr>
-          <w:rFonts w:ascii="Times New Roman" w:hAnsi="Times New Roman"/>
-          <w:szCs w:val="24"/>
-        </w:rPr>
-        <w:t xml:space="preserve"> </w:t>
-      </w:r>
-      <w:r>
-        <w:rPr>
-          <w:rFonts w:ascii="Times New Roman" w:hAnsi="Times New Roman"/>
-          <w:szCs w:val="24"/>
-        </w:rPr>
-        <w:t>${</w:t>
-      </w:r>
-      <w:proofErr w:type="spellStart"/>
-      <w:r>
-        <w:rPr>
-          <w:rFonts w:ascii="Times New Roman" w:hAnsi="Times New Roman"/>
-          <w:szCs w:val="24"/>
-        </w:rPr>
-        <w:t>ConThu</w:t>
-      </w:r>
-      <w:proofErr w:type="spellEnd"/>
-      <w:r>
-        <w:rPr>
-          <w:rFonts w:ascii="Times New Roman" w:hAnsi="Times New Roman"/>
-          <w:szCs w:val="24"/>
-        </w:rPr>
-        <w:t xml:space="preserve">} </w:t>
-      </w:r>
-      <w:proofErr w:type="spellStart"/>
-      <w:r>
-        <w:rPr>
-          <w:rFonts w:ascii="Times New Roman" w:hAnsi="Times New Roman"/>
-          <w:szCs w:val="24"/>
-        </w:rPr>
-        <w:t>trong</w:t>
-      </w:r>
-      <w:proofErr w:type="spellEnd"/>
-      <w:r>
-        <w:rPr>
-          <w:rFonts w:ascii="Times New Roman" w:hAnsi="Times New Roman"/>
-          <w:szCs w:val="24"/>
-        </w:rPr>
-        <w:t xml:space="preserve"> </w:t>
-      </w:r>
-      <w:proofErr w:type="spellStart"/>
-      <w:r>
-        <w:rPr>
-          <w:rFonts w:ascii="Times New Roman" w:hAnsi="Times New Roman"/>
-          <w:szCs w:val="24"/>
-        </w:rPr>
-        <w:t>số</w:t>
-      </w:r>
-      <w:proofErr w:type="spellEnd"/>
-      <w:r>
-        <w:rPr>
-          <w:rFonts w:ascii="Times New Roman" w:hAnsi="Times New Roman"/>
-          <w:szCs w:val="24"/>
-        </w:rPr>
-        <w:t xml:space="preserve"> ${</w:t>
-      </w:r>
-      <w:proofErr w:type="spellStart"/>
-      <w:r>
-        <w:rPr>
-          <w:rFonts w:ascii="Times New Roman" w:hAnsi="Times New Roman"/>
-          <w:szCs w:val="24"/>
-        </w:rPr>
-        <w:t>TSAnhChiEm</w:t>
-      </w:r>
-      <w:proofErr w:type="spellEnd"/>
-      <w:r>
-        <w:rPr>
-          <w:rFonts w:ascii="Times New Roman" w:hAnsi="Times New Roman"/>
-          <w:szCs w:val="24"/>
-        </w:rPr>
-        <w:t xml:space="preserve">}  </w:t>
-      </w:r>
-      <w:proofErr w:type="spellStart"/>
-      <w:r>
-        <w:rPr>
-          <w:rFonts w:ascii="Times New Roman" w:hAnsi="Times New Roman"/>
-          <w:szCs w:val="24"/>
-        </w:rPr>
-        <w:t>anh</w:t>
-      </w:r>
-      <w:proofErr w:type="spellEnd"/>
-      <w:r>
-        <w:rPr>
-          <w:rFonts w:ascii="Times New Roman" w:hAnsi="Times New Roman"/>
-          <w:szCs w:val="24"/>
-        </w:rPr>
-        <w:t xml:space="preserve">, </w:t>
-      </w:r>
-      <w:proofErr w:type="spellStart"/>
-      <w:r>
-        <w:rPr>
-          <w:rFonts w:ascii="Times New Roman" w:hAnsi="Times New Roman"/>
-          <w:szCs w:val="24"/>
-        </w:rPr>
-        <w:t>chị</w:t>
-      </w:r>
-      <w:proofErr w:type="spellEnd"/>
-      <w:r>
-        <w:rPr>
-          <w:rFonts w:ascii="Times New Roman" w:hAnsi="Times New Roman"/>
-          <w:szCs w:val="24"/>
-        </w:rPr>
-        <w:t xml:space="preserve"> </w:t>
-      </w:r>
-      <w:proofErr w:type="spellStart"/>
-      <w:r>
-        <w:rPr>
-          <w:rFonts w:ascii="Times New Roman" w:hAnsi="Times New Roman"/>
-          <w:szCs w:val="24"/>
-        </w:rPr>
-        <w:t>em</w:t>
-      </w:r>
-      <w:proofErr w:type="spellEnd"/>
+      <w:r>
+        <w:rPr>
+          <w:rFonts w:ascii="Times New Roman" w:hAnsi="Times New Roman"/>
+          <w:szCs w:val="24"/>
+        </w:rPr>
+        <w:t xml:space="preserve">Học sinh là con thứ </w:t>
+      </w:r>
+      <w:r>
+        <w:rPr>
+          <w:rFonts w:ascii="Times New Roman" w:hAnsi="Times New Roman"/>
+          <w:szCs w:val="24"/>
+        </w:rPr>
+        <w:t xml:space="preserve">${ConThu} </w:t>
+      </w:r>
+      <w:r>
+        <w:rPr>
+          <w:rFonts w:ascii="Times New Roman" w:hAnsi="Times New Roman"/>
+          <w:szCs w:val="24"/>
+        </w:rPr>
+        <w:t>trong số</w:t>
+      </w:r>
+      <w:r>
+        <w:rPr>
+          <w:rFonts w:ascii="Times New Roman" w:hAnsi="Times New Roman"/>
+          <w:szCs w:val="24"/>
+        </w:rPr>
+        <w:t xml:space="preserve"> ${TSAnhChiEm}  </w:t>
+      </w:r>
+      <w:r>
+        <w:rPr>
+          <w:rFonts w:ascii="Times New Roman" w:hAnsi="Times New Roman"/>
+          <w:szCs w:val="24"/>
+        </w:rPr>
+        <w:t>anh, chị em</w:t>
+      </w:r>
     </w:p>
     <w:tbl>
       <w:tblPr>
@@ -4100,117 +2678,12 @@
                 <w:szCs w:val="24"/>
               </w:rPr>
             </w:pPr>
-            <w:proofErr w:type="spellStart"/>
-            <w:r>
-              <w:rPr>
-                <w:rFonts w:ascii="Times New Roman" w:hAnsi="Times New Roman"/>
-                <w:szCs w:val="24"/>
-              </w:rPr>
-              <w:t>Đã</w:t>
-            </w:r>
-            <w:proofErr w:type="spellEnd"/>
-            <w:r>
-              <w:rPr>
-                <w:rFonts w:ascii="Times New Roman" w:hAnsi="Times New Roman"/>
-                <w:szCs w:val="24"/>
-              </w:rPr>
-              <w:t xml:space="preserve"> </w:t>
-            </w:r>
-            <w:proofErr w:type="spellStart"/>
-            <w:r>
-              <w:rPr>
-                <w:rFonts w:ascii="Times New Roman" w:hAnsi="Times New Roman"/>
-                <w:szCs w:val="24"/>
-              </w:rPr>
-              <w:t>hoàn</w:t>
-            </w:r>
-            <w:proofErr w:type="spellEnd"/>
-            <w:r>
-              <w:rPr>
-                <w:rFonts w:ascii="Times New Roman" w:hAnsi="Times New Roman"/>
-                <w:szCs w:val="24"/>
-              </w:rPr>
-              <w:t xml:space="preserve"> </w:t>
-            </w:r>
-            <w:proofErr w:type="spellStart"/>
-            <w:r>
-              <w:rPr>
-                <w:rFonts w:ascii="Times New Roman" w:hAnsi="Times New Roman"/>
-                <w:szCs w:val="24"/>
-              </w:rPr>
-              <w:t>thành</w:t>
-            </w:r>
-            <w:proofErr w:type="spellEnd"/>
-            <w:r>
-              <w:rPr>
-                <w:rFonts w:ascii="Times New Roman" w:hAnsi="Times New Roman"/>
-                <w:szCs w:val="24"/>
-              </w:rPr>
-              <w:t xml:space="preserve"> </w:t>
-            </w:r>
-            <w:proofErr w:type="spellStart"/>
-            <w:r>
-              <w:rPr>
-                <w:rFonts w:ascii="Times New Roman" w:hAnsi="Times New Roman"/>
-                <w:szCs w:val="24"/>
-              </w:rPr>
-              <w:t>chương</w:t>
-            </w:r>
-            <w:proofErr w:type="spellEnd"/>
-            <w:r>
-              <w:rPr>
-                <w:rFonts w:ascii="Times New Roman" w:hAnsi="Times New Roman"/>
-                <w:szCs w:val="24"/>
-              </w:rPr>
-              <w:t xml:space="preserve"> </w:t>
-            </w:r>
-            <w:proofErr w:type="spellStart"/>
-            <w:r>
-              <w:rPr>
-                <w:rFonts w:ascii="Times New Roman" w:hAnsi="Times New Roman"/>
-                <w:szCs w:val="24"/>
-              </w:rPr>
-              <w:t>trình</w:t>
-            </w:r>
-            <w:proofErr w:type="spellEnd"/>
-            <w:r>
-              <w:rPr>
-                <w:rFonts w:ascii="Times New Roman" w:hAnsi="Times New Roman"/>
-                <w:szCs w:val="24"/>
-              </w:rPr>
-              <w:t xml:space="preserve"> </w:t>
-            </w:r>
-            <w:proofErr w:type="spellStart"/>
-            <w:r>
-              <w:rPr>
-                <w:rFonts w:ascii="Times New Roman" w:hAnsi="Times New Roman"/>
-                <w:szCs w:val="24"/>
-              </w:rPr>
-              <w:t>lớp</w:t>
-            </w:r>
-            <w:proofErr w:type="spellEnd"/>
-            <w:r>
-              <w:rPr>
-                <w:rFonts w:ascii="Times New Roman" w:hAnsi="Times New Roman"/>
-                <w:szCs w:val="24"/>
-              </w:rPr>
-              <w:t xml:space="preserve"> </w:t>
-            </w:r>
-            <w:proofErr w:type="spellStart"/>
-            <w:r>
-              <w:rPr>
-                <w:rFonts w:ascii="Times New Roman" w:hAnsi="Times New Roman"/>
-                <w:szCs w:val="24"/>
-              </w:rPr>
-              <w:t>Lá</w:t>
-            </w:r>
-            <w:proofErr w:type="spellEnd"/>
-            <w:r>
-              <w:rPr>
-                <w:rFonts w:ascii="Times New Roman" w:hAnsi="Times New Roman"/>
-                <w:szCs w:val="24"/>
-              </w:rPr>
-              <w:t xml:space="preserve">               </w:t>
+            <w:r>
+              <w:rPr>
+                <w:rFonts w:ascii="Times New Roman" w:hAnsi="Times New Roman"/>
+                <w:szCs w:val="24"/>
+              </w:rPr>
+              <w:t xml:space="preserve">Đã hoàn thành chương trình lớp Lá               </w:t>
             </w:r>
           </w:p>
         </w:tc>
@@ -4291,15 +2764,20 @@
                 <w:szCs w:val="24"/>
               </w:rPr>
             </w:pPr>
-            <w:proofErr w:type="spellStart"/>
-            <w:r>
-              <w:rPr>
-                <w:rFonts w:ascii="Times New Roman" w:hAnsi="Times New Roman"/>
-                <w:szCs w:val="24"/>
-              </w:rPr>
-              <w:t>Tại</w:t>
-            </w:r>
-            <w:proofErr w:type="spellEnd"/>
+            <w:r>
+              <w:rPr>
+                <w:rFonts w:ascii="Times New Roman" w:hAnsi="Times New Roman"/>
+                <w:szCs w:val="24"/>
+              </w:rPr>
+              <w:t>Tại trường Mầm non</w:t>
+            </w:r>
+            <w:r>
+              <w:rPr>
+                <w:rFonts w:ascii="Times New Roman" w:hAnsi="Times New Roman"/>
+                <w:szCs w:val="24"/>
+              </w:rPr>
+              <w:t>:</w:t>
+            </w:r>
             <w:r>
               <w:rPr>
                 <w:rFonts w:ascii="Times New Roman" w:hAnsi="Times New Roman"/>
@@ -4307,74 +2785,12 @@
               </w:rPr>
               <w:t xml:space="preserve"> </w:t>
             </w:r>
-            <w:proofErr w:type="spellStart"/>
-            <w:r>
-              <w:rPr>
-                <w:rFonts w:ascii="Times New Roman" w:hAnsi="Times New Roman"/>
-                <w:szCs w:val="24"/>
-              </w:rPr>
-              <w:t>trường</w:t>
-            </w:r>
-            <w:proofErr w:type="spellEnd"/>
-            <w:r>
-              <w:rPr>
-                <w:rFonts w:ascii="Times New Roman" w:hAnsi="Times New Roman"/>
-                <w:szCs w:val="24"/>
-              </w:rPr>
-              <w:t xml:space="preserve"> </w:t>
-            </w:r>
-            <w:proofErr w:type="spellStart"/>
-            <w:r>
-              <w:rPr>
-                <w:rFonts w:ascii="Times New Roman" w:hAnsi="Times New Roman"/>
-                <w:szCs w:val="24"/>
-              </w:rPr>
-              <w:t>Mầm</w:t>
-            </w:r>
-            <w:proofErr w:type="spellEnd"/>
-            <w:r>
-              <w:rPr>
-                <w:rFonts w:ascii="Times New Roman" w:hAnsi="Times New Roman"/>
-                <w:szCs w:val="24"/>
-              </w:rPr>
-              <w:t xml:space="preserve"> non</w:t>
-            </w:r>
-            <w:r>
-              <w:rPr>
-                <w:rFonts w:ascii="Times New Roman" w:hAnsi="Times New Roman"/>
-                <w:szCs w:val="24"/>
-              </w:rPr>
-              <w:t>:</w:t>
-            </w:r>
-            <w:r>
-              <w:rPr>
-                <w:rFonts w:ascii="Times New Roman" w:hAnsi="Times New Roman"/>
-                <w:szCs w:val="24"/>
-              </w:rPr>
-              <w:t xml:space="preserve"> </w:t>
-            </w:r>
-            <w:r>
-              <w:rPr>
-                <w:rFonts w:ascii="Times New Roman" w:hAnsi="Times New Roman"/>
-                <w:szCs w:val="24"/>
-              </w:rPr>
-              <w:t>${</w:t>
-            </w:r>
-            <w:proofErr w:type="spellStart"/>
-            <w:r>
-              <w:rPr>
-                <w:rFonts w:ascii="Times New Roman" w:hAnsi="Times New Roman"/>
-                <w:szCs w:val="24"/>
-              </w:rPr>
-              <w:t>TruongMamNon</w:t>
-            </w:r>
-            <w:proofErr w:type="spellEnd"/>
-            <w:r>
-              <w:rPr>
-                <w:rFonts w:ascii="Times New Roman" w:hAnsi="Times New Roman"/>
-                <w:szCs w:val="24"/>
-              </w:rPr>
-              <w:t>}</w:t>
+            <w:r>
+              <w:rPr>
+                <w:rFonts w:ascii="Times New Roman" w:hAnsi="Times New Roman"/>
+                <w:szCs w:val="24"/>
+              </w:rPr>
+              <w:t>${TruongMamNon}</w:t>
             </w:r>
           </w:p>
           <w:p>
@@ -4408,88 +2824,14 @@
         </w:rPr>
         <w:t xml:space="preserve">* </w:t>
       </w:r>
-      <w:proofErr w:type="spellStart"/>
       <w:r>
         <w:rPr>
           <w:rFonts w:ascii="Times New Roman" w:hAnsi="Times New Roman"/>
           <w:b/>
           <w:szCs w:val="24"/>
         </w:rPr>
-        <w:t>Khả</w:t>
-      </w:r>
-      <w:proofErr w:type="spellEnd"/>
-      <w:r>
-        <w:rPr>
-          <w:rFonts w:ascii="Times New Roman" w:hAnsi="Times New Roman"/>
-          <w:b/>
-          <w:szCs w:val="24"/>
-        </w:rPr>
-        <w:t xml:space="preserve"> </w:t>
-      </w:r>
-      <w:proofErr w:type="spellStart"/>
-      <w:r>
-        <w:rPr>
-          <w:rFonts w:ascii="Times New Roman" w:hAnsi="Times New Roman"/>
-          <w:b/>
-          <w:szCs w:val="24"/>
-        </w:rPr>
-        <w:t>năng</w:t>
-      </w:r>
-      <w:proofErr w:type="spellEnd"/>
-      <w:r>
-        <w:rPr>
-          <w:rFonts w:ascii="Times New Roman" w:hAnsi="Times New Roman"/>
-          <w:b/>
-          <w:szCs w:val="24"/>
-        </w:rPr>
-        <w:t xml:space="preserve"> </w:t>
-      </w:r>
-      <w:proofErr w:type="spellStart"/>
-      <w:r>
-        <w:rPr>
-          <w:rFonts w:ascii="Times New Roman" w:hAnsi="Times New Roman"/>
-          <w:b/>
-          <w:szCs w:val="24"/>
-        </w:rPr>
-        <w:t>của</w:t>
-      </w:r>
-      <w:proofErr w:type="spellEnd"/>
-      <w:r>
-        <w:rPr>
-          <w:rFonts w:ascii="Times New Roman" w:hAnsi="Times New Roman"/>
-          <w:b/>
-          <w:szCs w:val="24"/>
-        </w:rPr>
-        <w:t xml:space="preserve"> </w:t>
-      </w:r>
-      <w:proofErr w:type="spellStart"/>
-      <w:r>
-        <w:rPr>
-          <w:rFonts w:ascii="Times New Roman" w:hAnsi="Times New Roman"/>
-          <w:b/>
-          <w:szCs w:val="24"/>
-        </w:rPr>
-        <w:t>học</w:t>
-      </w:r>
-      <w:proofErr w:type="spellEnd"/>
-      <w:r>
-        <w:rPr>
-          <w:rFonts w:ascii="Times New Roman" w:hAnsi="Times New Roman"/>
-          <w:b/>
-          <w:szCs w:val="24"/>
-        </w:rPr>
-        <w:t xml:space="preserve"> </w:t>
-      </w:r>
-      <w:proofErr w:type="spellStart"/>
-      <w:r>
-        <w:rPr>
-          <w:rFonts w:ascii="Times New Roman" w:hAnsi="Times New Roman"/>
-          <w:b/>
-          <w:szCs w:val="24"/>
-        </w:rPr>
-        <w:t>sinh</w:t>
-      </w:r>
-      <w:proofErr w:type="spellEnd"/>
+        <w:t>Khả năng của học sinh</w:t>
+      </w:r>
       <w:r>
         <w:rPr>
           <w:rFonts w:ascii="Times New Roman" w:hAnsi="Times New Roman"/>
@@ -4594,15 +2936,83 @@
               </w:rPr>
               <w:t xml:space="preserve"> </w:t>
             </w:r>
-            <w:proofErr w:type="spellStart"/>
-            <w:r>
-              <w:rPr>
-                <w:rFonts w:ascii="Times New Roman" w:hAnsi="Times New Roman"/>
-                <w:szCs w:val="24"/>
-              </w:rPr>
-              <w:t>Mạnh</w:t>
-            </w:r>
-            <w:proofErr w:type="spellEnd"/>
+            <w:r>
+              <w:rPr>
+                <w:rFonts w:ascii="Times New Roman" w:hAnsi="Times New Roman"/>
+                <w:szCs w:val="24"/>
+              </w:rPr>
+              <w:t>Mạnh dạn tự tin</w:t>
+            </w:r>
+          </w:p>
+        </w:tc>
+        <w:tc>
+          <w:tcPr>
+            <w:tcW w:w="3330" w:type="dxa"/>
+          </w:tcPr>
+          <w:p>
+            <w:pPr>
+              <w:spacing w:line="360" w:lineRule="auto"/>
+              <w:rPr>
+                <w:rFonts w:ascii="Times New Roman" w:hAnsi="Times New Roman"/>
+                <w:szCs w:val="24"/>
+              </w:rPr>
+            </w:pPr>
+            <w:r>
+              <w:rPr>
+                <w:rFonts w:ascii="Times New Roman" w:hAnsi="Times New Roman"/>
+                <w:szCs w:val="24"/>
+              </w:rPr>
+              <w:fldChar w:fldCharType="begin"/>
+            </w:r>
+            <w:r>
+              <w:rPr>
+                <w:rFonts w:ascii="Times New Roman" w:hAnsi="Times New Roman"/>
+                <w:szCs w:val="24"/>
+              </w:rPr>
+              <w:instrText>MERGEFIELD HoTenCha \* MERGEFORMAT</w:instrText>
+            </w:r>
+            <w:r>
+              <w:rPr>
+                <w:rFonts w:ascii="Times New Roman" w:hAnsi="Times New Roman"/>
+                <w:szCs w:val="24"/>
+              </w:rPr>
+              <w:fldChar w:fldCharType="separate"/>
+            </w:r>
+            <w:r>
+              <w:rPr>
+                <w:rFonts w:ascii="Times New Roman" w:hAnsi="Times New Roman"/>
+                <w:szCs w:val="24"/>
+              </w:rPr>
+              <w:t>${</w:t>
+            </w:r>
+            <w:r>
+              <w:rPr>
+                <w:rFonts w:ascii="Times New Roman" w:hAnsi="Times New Roman"/>
+                <w:szCs w:val="24"/>
+              </w:rPr>
+              <w:t>KN</w:t>
+            </w:r>
+            <w:r>
+              <w:rPr>
+                <w:rFonts w:ascii="Times New Roman" w:hAnsi="Times New Roman"/>
+                <w:szCs w:val="24"/>
+              </w:rPr>
+              <w:t>2</w:t>
+            </w:r>
+            <w:r>
+              <w:rPr>
+                <w:rFonts w:ascii="Times New Roman" w:hAnsi="Times New Roman"/>
+                <w:szCs w:val="24"/>
+              </w:rPr>
+              <w:t>}</w:t>
+            </w:r>
+            <w:r>
+              <w:rPr>
+                <w:rFonts w:ascii="Times New Roman" w:hAnsi="Times New Roman"/>
+                <w:szCs w:val="24"/>
+              </w:rPr>
+              <w:fldChar w:fldCharType="end"/>
+            </w:r>
             <w:r>
               <w:rPr>
                 <w:rFonts w:ascii="Times New Roman" w:hAnsi="Times New Roman"/>
@@ -4610,15 +3020,83 @@
               </w:rPr>
               <w:t xml:space="preserve"> </w:t>
             </w:r>
-            <w:proofErr w:type="spellStart"/>
-            <w:r>
-              <w:rPr>
-                <w:rFonts w:ascii="Times New Roman" w:hAnsi="Times New Roman"/>
-                <w:szCs w:val="24"/>
-              </w:rPr>
-              <w:t>dạn</w:t>
-            </w:r>
-            <w:proofErr w:type="spellEnd"/>
+            <w:r>
+              <w:rPr>
+                <w:rFonts w:ascii="Times New Roman" w:hAnsi="Times New Roman"/>
+                <w:szCs w:val="24"/>
+              </w:rPr>
+              <w:t>Biết bơi</w:t>
+            </w:r>
+          </w:p>
+        </w:tc>
+        <w:tc>
+          <w:tcPr>
+            <w:tcW w:w="3510" w:type="dxa"/>
+          </w:tcPr>
+          <w:p>
+            <w:pPr>
+              <w:spacing w:line="360" w:lineRule="auto"/>
+              <w:rPr>
+                <w:rFonts w:ascii="Times New Roman" w:hAnsi="Times New Roman"/>
+                <w:szCs w:val="24"/>
+              </w:rPr>
+            </w:pPr>
+            <w:r>
+              <w:rPr>
+                <w:rFonts w:ascii="Times New Roman" w:hAnsi="Times New Roman"/>
+                <w:szCs w:val="24"/>
+              </w:rPr>
+              <w:fldChar w:fldCharType="begin"/>
+            </w:r>
+            <w:r>
+              <w:rPr>
+                <w:rFonts w:ascii="Times New Roman" w:hAnsi="Times New Roman"/>
+                <w:szCs w:val="24"/>
+              </w:rPr>
+              <w:instrText>MERGEFIELD HoTenCha \* MERGEFORMAT</w:instrText>
+            </w:r>
+            <w:r>
+              <w:rPr>
+                <w:rFonts w:ascii="Times New Roman" w:hAnsi="Times New Roman"/>
+                <w:szCs w:val="24"/>
+              </w:rPr>
+              <w:fldChar w:fldCharType="separate"/>
+            </w:r>
+            <w:r>
+              <w:rPr>
+                <w:rFonts w:ascii="Times New Roman" w:hAnsi="Times New Roman"/>
+                <w:szCs w:val="24"/>
+              </w:rPr>
+              <w:t>${</w:t>
+            </w:r>
+            <w:r>
+              <w:rPr>
+                <w:rFonts w:ascii="Times New Roman" w:hAnsi="Times New Roman"/>
+                <w:szCs w:val="24"/>
+              </w:rPr>
+              <w:t>KN</w:t>
+            </w:r>
+            <w:r>
+              <w:rPr>
+                <w:rFonts w:ascii="Times New Roman" w:hAnsi="Times New Roman"/>
+                <w:szCs w:val="24"/>
+              </w:rPr>
+              <w:t>3</w:t>
+            </w:r>
+            <w:r>
+              <w:rPr>
+                <w:rFonts w:ascii="Times New Roman" w:hAnsi="Times New Roman"/>
+                <w:szCs w:val="24"/>
+              </w:rPr>
+              <w:t>}</w:t>
+            </w:r>
+            <w:r>
+              <w:rPr>
+                <w:rFonts w:ascii="Times New Roman" w:hAnsi="Times New Roman"/>
+                <w:szCs w:val="24"/>
+              </w:rPr>
+              <w:fldChar w:fldCharType="end"/>
+            </w:r>
             <w:r>
               <w:rPr>
                 <w:rFonts w:ascii="Times New Roman" w:hAnsi="Times New Roman"/>
@@ -4626,264 +3104,12 @@
               </w:rPr>
               <w:t xml:space="preserve"> </w:t>
             </w:r>
-            <w:proofErr w:type="spellStart"/>
-            <w:r>
-              <w:rPr>
-                <w:rFonts w:ascii="Times New Roman" w:hAnsi="Times New Roman"/>
-                <w:szCs w:val="24"/>
-              </w:rPr>
-              <w:t>tự</w:t>
-            </w:r>
-            <w:proofErr w:type="spellEnd"/>
-            <w:r>
-              <w:rPr>
-                <w:rFonts w:ascii="Times New Roman" w:hAnsi="Times New Roman"/>
-                <w:szCs w:val="24"/>
-              </w:rPr>
-              <w:t xml:space="preserve"> tin</w:t>
-            </w:r>
-          </w:p>
-        </w:tc>
-        <w:tc>
-          <w:tcPr>
-            <w:tcW w:w="3330" w:type="dxa"/>
-          </w:tcPr>
-          <w:p>
-            <w:pPr>
-              <w:spacing w:line="360" w:lineRule="auto"/>
-              <w:rPr>
-                <w:rFonts w:ascii="Times New Roman" w:hAnsi="Times New Roman"/>
-                <w:szCs w:val="24"/>
-              </w:rPr>
-            </w:pPr>
-            <w:r>
-              <w:rPr>
-                <w:rFonts w:ascii="Times New Roman" w:hAnsi="Times New Roman"/>
-                <w:szCs w:val="24"/>
-              </w:rPr>
-              <w:fldChar w:fldCharType="begin"/>
-            </w:r>
-            <w:r>
-              <w:rPr>
-                <w:rFonts w:ascii="Times New Roman" w:hAnsi="Times New Roman"/>
-                <w:szCs w:val="24"/>
-              </w:rPr>
-              <w:instrText>MERGEFIELD HoTenCha \* MERGEFORMAT</w:instrText>
-            </w:r>
-            <w:r>
-              <w:rPr>
-                <w:rFonts w:ascii="Times New Roman" w:hAnsi="Times New Roman"/>
-                <w:szCs w:val="24"/>
-              </w:rPr>
-              <w:fldChar w:fldCharType="separate"/>
-            </w:r>
-            <w:r>
-              <w:rPr>
-                <w:rFonts w:ascii="Times New Roman" w:hAnsi="Times New Roman"/>
-                <w:szCs w:val="24"/>
-              </w:rPr>
-              <w:t>${</w:t>
-            </w:r>
-            <w:r>
-              <w:rPr>
-                <w:rFonts w:ascii="Times New Roman" w:hAnsi="Times New Roman"/>
-                <w:szCs w:val="24"/>
-              </w:rPr>
-              <w:t>KN</w:t>
-            </w:r>
-            <w:r>
-              <w:rPr>
-                <w:rFonts w:ascii="Times New Roman" w:hAnsi="Times New Roman"/>
-                <w:szCs w:val="24"/>
-              </w:rPr>
-              <w:t>2</w:t>
-            </w:r>
-            <w:r>
-              <w:rPr>
-                <w:rFonts w:ascii="Times New Roman" w:hAnsi="Times New Roman"/>
-                <w:szCs w:val="24"/>
-              </w:rPr>
-              <w:t>}</w:t>
-            </w:r>
-            <w:r>
-              <w:rPr>
-                <w:rFonts w:ascii="Times New Roman" w:hAnsi="Times New Roman"/>
-                <w:szCs w:val="24"/>
-              </w:rPr>
-              <w:fldChar w:fldCharType="end"/>
-            </w:r>
-            <w:r>
-              <w:rPr>
-                <w:rFonts w:ascii="Times New Roman" w:hAnsi="Times New Roman"/>
-                <w:szCs w:val="24"/>
-              </w:rPr>
-              <w:t xml:space="preserve"> </w:t>
-            </w:r>
-            <w:proofErr w:type="spellStart"/>
-            <w:r>
-              <w:rPr>
-                <w:rFonts w:ascii="Times New Roman" w:hAnsi="Times New Roman"/>
-                <w:szCs w:val="24"/>
-              </w:rPr>
-              <w:t>Biết</w:t>
-            </w:r>
-            <w:proofErr w:type="spellEnd"/>
-            <w:r>
-              <w:rPr>
-                <w:rFonts w:ascii="Times New Roman" w:hAnsi="Times New Roman"/>
-                <w:szCs w:val="24"/>
-              </w:rPr>
-              <w:t xml:space="preserve"> </w:t>
-            </w:r>
-            <w:proofErr w:type="spellStart"/>
-            <w:r>
-              <w:rPr>
-                <w:rFonts w:ascii="Times New Roman" w:hAnsi="Times New Roman"/>
-                <w:szCs w:val="24"/>
-              </w:rPr>
-              <w:t>bơi</w:t>
-            </w:r>
-            <w:proofErr w:type="spellEnd"/>
-          </w:p>
-        </w:tc>
-        <w:tc>
-          <w:tcPr>
-            <w:tcW w:w="3510" w:type="dxa"/>
-          </w:tcPr>
-          <w:p>
-            <w:pPr>
-              <w:spacing w:line="360" w:lineRule="auto"/>
-              <w:rPr>
-                <w:rFonts w:ascii="Times New Roman" w:hAnsi="Times New Roman"/>
-                <w:szCs w:val="24"/>
-              </w:rPr>
-            </w:pPr>
-            <w:r>
-              <w:rPr>
-                <w:rFonts w:ascii="Times New Roman" w:hAnsi="Times New Roman"/>
-                <w:szCs w:val="24"/>
-              </w:rPr>
-              <w:fldChar w:fldCharType="begin"/>
-            </w:r>
-            <w:r>
-              <w:rPr>
-                <w:rFonts w:ascii="Times New Roman" w:hAnsi="Times New Roman"/>
-                <w:szCs w:val="24"/>
-              </w:rPr>
-              <w:instrText>MERGEFIELD HoTenCha \* MERGEFORMAT</w:instrText>
-            </w:r>
-            <w:r>
-              <w:rPr>
-                <w:rFonts w:ascii="Times New Roman" w:hAnsi="Times New Roman"/>
-                <w:szCs w:val="24"/>
-              </w:rPr>
-              <w:fldChar w:fldCharType="separate"/>
-            </w:r>
-            <w:r>
-              <w:rPr>
-                <w:rFonts w:ascii="Times New Roman" w:hAnsi="Times New Roman"/>
-                <w:szCs w:val="24"/>
-              </w:rPr>
-              <w:t>${</w:t>
-            </w:r>
-            <w:r>
-              <w:rPr>
-                <w:rFonts w:ascii="Times New Roman" w:hAnsi="Times New Roman"/>
-                <w:szCs w:val="24"/>
-              </w:rPr>
-              <w:t>KN</w:t>
-            </w:r>
-            <w:r>
-              <w:rPr>
-                <w:rFonts w:ascii="Times New Roman" w:hAnsi="Times New Roman"/>
-                <w:szCs w:val="24"/>
-              </w:rPr>
-              <w:t>3</w:t>
-            </w:r>
-            <w:r>
-              <w:rPr>
-                <w:rFonts w:ascii="Times New Roman" w:hAnsi="Times New Roman"/>
-                <w:szCs w:val="24"/>
-              </w:rPr>
-              <w:t>}</w:t>
-            </w:r>
-            <w:r>
-              <w:rPr>
-                <w:rFonts w:ascii="Times New Roman" w:hAnsi="Times New Roman"/>
-                <w:szCs w:val="24"/>
-              </w:rPr>
-              <w:fldChar w:fldCharType="end"/>
-            </w:r>
-            <w:r>
-              <w:rPr>
-                <w:rFonts w:ascii="Times New Roman" w:hAnsi="Times New Roman"/>
-                <w:szCs w:val="24"/>
-              </w:rPr>
-              <w:t xml:space="preserve"> </w:t>
-            </w:r>
-            <w:proofErr w:type="spellStart"/>
-            <w:r>
-              <w:rPr>
-                <w:rFonts w:ascii="Times New Roman" w:hAnsi="Times New Roman"/>
-                <w:szCs w:val="24"/>
-              </w:rPr>
-              <w:t>Đã</w:t>
-            </w:r>
-            <w:proofErr w:type="spellEnd"/>
-            <w:r>
-              <w:rPr>
-                <w:rFonts w:ascii="Times New Roman" w:hAnsi="Times New Roman"/>
-                <w:szCs w:val="24"/>
-              </w:rPr>
-              <w:t xml:space="preserve"> </w:t>
-            </w:r>
-            <w:proofErr w:type="spellStart"/>
-            <w:r>
-              <w:rPr>
-                <w:rFonts w:ascii="Times New Roman" w:hAnsi="Times New Roman"/>
-                <w:szCs w:val="24"/>
-              </w:rPr>
-              <w:t>biết</w:t>
-            </w:r>
-            <w:proofErr w:type="spellEnd"/>
-            <w:r>
-              <w:rPr>
-                <w:rFonts w:ascii="Times New Roman" w:hAnsi="Times New Roman"/>
-                <w:szCs w:val="24"/>
-              </w:rPr>
-              <w:t xml:space="preserve"> </w:t>
-            </w:r>
-            <w:proofErr w:type="spellStart"/>
-            <w:r>
-              <w:rPr>
-                <w:rFonts w:ascii="Times New Roman" w:hAnsi="Times New Roman"/>
-                <w:szCs w:val="24"/>
-              </w:rPr>
-              <w:t>đọc</w:t>
-            </w:r>
-            <w:proofErr w:type="spellEnd"/>
-            <w:r>
-              <w:rPr>
-                <w:rFonts w:ascii="Times New Roman" w:hAnsi="Times New Roman"/>
-                <w:szCs w:val="24"/>
-              </w:rPr>
-              <w:t xml:space="preserve">, </w:t>
-            </w:r>
-            <w:proofErr w:type="spellStart"/>
-            <w:r>
-              <w:rPr>
-                <w:rFonts w:ascii="Times New Roman" w:hAnsi="Times New Roman"/>
-                <w:szCs w:val="24"/>
-              </w:rPr>
-              <w:t>biết</w:t>
-            </w:r>
-            <w:proofErr w:type="spellEnd"/>
-            <w:r>
-              <w:rPr>
-                <w:rFonts w:ascii="Times New Roman" w:hAnsi="Times New Roman"/>
-                <w:szCs w:val="24"/>
-              </w:rPr>
-              <w:t xml:space="preserve"> viết           </w:t>
+            <w:r>
+              <w:rPr>
+                <w:rFonts w:ascii="Times New Roman" w:hAnsi="Times New Roman"/>
+                <w:szCs w:val="24"/>
+              </w:rPr>
+              <w:t xml:space="preserve">Đã biết đọc, biết viết           </w:t>
             </w:r>
           </w:p>
         </w:tc>
@@ -4955,33 +3181,8 @@
                 <w:rFonts w:ascii="Times New Roman" w:hAnsi="Times New Roman"/>
                 <w:szCs w:val="24"/>
               </w:rPr>
-              <w:t xml:space="preserve"> </w:t>
-            </w:r>
-            <w:proofErr w:type="spellStart"/>
-            <w:r>
-              <w:rPr>
-                <w:rFonts w:ascii="Times New Roman" w:hAnsi="Times New Roman"/>
-                <w:szCs w:val="24"/>
-              </w:rPr>
-              <w:t>Biết</w:t>
-            </w:r>
-            <w:proofErr w:type="spellEnd"/>
-            <w:r>
-              <w:rPr>
-                <w:rFonts w:ascii="Times New Roman" w:hAnsi="Times New Roman"/>
-                <w:szCs w:val="24"/>
-              </w:rPr>
-              <w:t xml:space="preserve"> </w:t>
-            </w:r>
-            <w:proofErr w:type="spellStart"/>
-            <w:r>
-              <w:rPr>
-                <w:rFonts w:ascii="Times New Roman" w:hAnsi="Times New Roman"/>
-                <w:szCs w:val="24"/>
-              </w:rPr>
-              <w:t>đàn</w:t>
-            </w:r>
-            <w:proofErr w:type="spellEnd"/>
+              <w:t xml:space="preserve"> Biết đàn</w:t>
+            </w:r>
           </w:p>
         </w:tc>
         <w:tc>
@@ -5050,33 +3251,8 @@
                 <w:rFonts w:ascii="Times New Roman" w:hAnsi="Times New Roman"/>
                 <w:szCs w:val="24"/>
               </w:rPr>
-              <w:t xml:space="preserve"> </w:t>
-            </w:r>
-            <w:proofErr w:type="spellStart"/>
-            <w:r>
-              <w:rPr>
-                <w:rFonts w:ascii="Times New Roman" w:hAnsi="Times New Roman"/>
-                <w:szCs w:val="24"/>
-              </w:rPr>
-              <w:t>Biết</w:t>
-            </w:r>
-            <w:proofErr w:type="spellEnd"/>
-            <w:r>
-              <w:rPr>
-                <w:rFonts w:ascii="Times New Roman" w:hAnsi="Times New Roman"/>
-                <w:szCs w:val="24"/>
-              </w:rPr>
-              <w:t xml:space="preserve"> </w:t>
-            </w:r>
-            <w:proofErr w:type="spellStart"/>
-            <w:r>
-              <w:rPr>
-                <w:rFonts w:ascii="Times New Roman" w:hAnsi="Times New Roman"/>
-                <w:szCs w:val="24"/>
-              </w:rPr>
-              <w:t>hát</w:t>
-            </w:r>
-            <w:proofErr w:type="spellEnd"/>
+              <w:t xml:space="preserve"> Biết hát</w:t>
+            </w:r>
           </w:p>
         </w:tc>
         <w:tc>
@@ -5145,65 +3321,8 @@
                 <w:rFonts w:ascii="Times New Roman" w:hAnsi="Times New Roman"/>
                 <w:szCs w:val="24"/>
               </w:rPr>
-              <w:t xml:space="preserve"> </w:t>
-            </w:r>
-            <w:proofErr w:type="spellStart"/>
-            <w:r>
-              <w:rPr>
-                <w:rFonts w:ascii="Times New Roman" w:hAnsi="Times New Roman"/>
-                <w:szCs w:val="24"/>
-              </w:rPr>
-              <w:t>Phát</w:t>
-            </w:r>
-            <w:proofErr w:type="spellEnd"/>
-            <w:r>
-              <w:rPr>
-                <w:rFonts w:ascii="Times New Roman" w:hAnsi="Times New Roman"/>
-                <w:szCs w:val="24"/>
-              </w:rPr>
-              <w:t xml:space="preserve"> </w:t>
-            </w:r>
-            <w:proofErr w:type="spellStart"/>
-            <w:r>
-              <w:rPr>
-                <w:rFonts w:ascii="Times New Roman" w:hAnsi="Times New Roman"/>
-                <w:szCs w:val="24"/>
-              </w:rPr>
-              <w:t>âm</w:t>
-            </w:r>
-            <w:proofErr w:type="spellEnd"/>
-            <w:r>
-              <w:rPr>
-                <w:rFonts w:ascii="Times New Roman" w:hAnsi="Times New Roman"/>
-                <w:szCs w:val="24"/>
-              </w:rPr>
-              <w:t xml:space="preserve"> </w:t>
-            </w:r>
-            <w:proofErr w:type="spellStart"/>
-            <w:r>
-              <w:rPr>
-                <w:rFonts w:ascii="Times New Roman" w:hAnsi="Times New Roman"/>
-                <w:szCs w:val="24"/>
-              </w:rPr>
-              <w:t>rõ</w:t>
-            </w:r>
-            <w:proofErr w:type="spellEnd"/>
-            <w:r>
-              <w:rPr>
-                <w:rFonts w:ascii="Times New Roman" w:hAnsi="Times New Roman"/>
-                <w:szCs w:val="24"/>
-              </w:rPr>
-              <w:t xml:space="preserve"> </w:t>
-            </w:r>
-            <w:proofErr w:type="spellStart"/>
-            <w:r>
-              <w:rPr>
-                <w:rFonts w:ascii="Times New Roman" w:hAnsi="Times New Roman"/>
-                <w:szCs w:val="24"/>
-              </w:rPr>
-              <w:t>ràng</w:t>
-            </w:r>
-            <w:proofErr w:type="spellEnd"/>
+              <w:t xml:space="preserve"> Phát âm rõ ràng</w:t>
+            </w:r>
           </w:p>
         </w:tc>
       </w:tr>
@@ -5222,69 +3341,12 @@
                 <w:szCs w:val="24"/>
               </w:rPr>
             </w:pPr>
-            <w:proofErr w:type="spellStart"/>
-            <w:r>
-              <w:rPr>
-                <w:rFonts w:ascii="Times New Roman" w:hAnsi="Times New Roman"/>
-                <w:szCs w:val="24"/>
-              </w:rPr>
-              <w:t>Khả</w:t>
-            </w:r>
-            <w:proofErr w:type="spellEnd"/>
-            <w:r>
-              <w:rPr>
-                <w:rFonts w:ascii="Times New Roman" w:hAnsi="Times New Roman"/>
-                <w:szCs w:val="24"/>
-              </w:rPr>
-              <w:t xml:space="preserve"> </w:t>
-            </w:r>
-            <w:proofErr w:type="spellStart"/>
-            <w:r>
-              <w:rPr>
-                <w:rFonts w:ascii="Times New Roman" w:hAnsi="Times New Roman"/>
-                <w:szCs w:val="24"/>
-              </w:rPr>
-              <w:t>năng</w:t>
-            </w:r>
-            <w:proofErr w:type="spellEnd"/>
-            <w:r>
-              <w:rPr>
-                <w:rFonts w:ascii="Times New Roman" w:hAnsi="Times New Roman"/>
-                <w:szCs w:val="24"/>
-              </w:rPr>
-              <w:t xml:space="preserve"> </w:t>
-            </w:r>
-            <w:proofErr w:type="spellStart"/>
-            <w:r>
-              <w:rPr>
-                <w:rFonts w:ascii="Times New Roman" w:hAnsi="Times New Roman"/>
-                <w:szCs w:val="24"/>
-              </w:rPr>
-              <w:t>khác</w:t>
-            </w:r>
-            <w:proofErr w:type="spellEnd"/>
-            <w:r>
-              <w:rPr>
-                <w:rFonts w:ascii="Times New Roman" w:hAnsi="Times New Roman"/>
-                <w:szCs w:val="24"/>
-              </w:rPr>
-              <w:t>:  ${</w:t>
-            </w:r>
-            <w:proofErr w:type="spellStart"/>
-            <w:r>
-              <w:rPr>
-                <w:rFonts w:ascii="Times New Roman" w:hAnsi="Times New Roman"/>
-                <w:szCs w:val="24"/>
-              </w:rPr>
-              <w:t>KhaNangHocSinh</w:t>
-            </w:r>
-            <w:proofErr w:type="spellEnd"/>
-            <w:r>
-              <w:rPr>
-                <w:rFonts w:ascii="Times New Roman" w:hAnsi="Times New Roman"/>
-                <w:szCs w:val="24"/>
-              </w:rPr>
-              <w:t>}</w:t>
+            <w:r>
+              <w:rPr>
+                <w:rFonts w:ascii="Times New Roman" w:hAnsi="Times New Roman"/>
+                <w:szCs w:val="24"/>
+              </w:rPr>
+              <w:t>Khả năng khác:  ${KhaNangHocSinh}</w:t>
             </w:r>
           </w:p>
         </w:tc>
@@ -5305,418 +3367,20 @@
         </w:rPr>
         <w:t xml:space="preserve">* </w:t>
       </w:r>
-      <w:proofErr w:type="spellStart"/>
       <w:r>
         <w:rPr>
           <w:rFonts w:ascii="Times New Roman" w:hAnsi="Times New Roman"/>
           <w:b/>
           <w:szCs w:val="24"/>
         </w:rPr>
-        <w:t>Những</w:t>
-      </w:r>
-      <w:proofErr w:type="spellEnd"/>
-      <w:r>
-        <w:rPr>
-          <w:rFonts w:ascii="Times New Roman" w:hAnsi="Times New Roman"/>
-          <w:b/>
-          <w:szCs w:val="24"/>
-        </w:rPr>
-        <w:t xml:space="preserve"> </w:t>
-      </w:r>
-      <w:proofErr w:type="spellStart"/>
-      <w:r>
-        <w:rPr>
-          <w:rFonts w:ascii="Times New Roman" w:hAnsi="Times New Roman"/>
-          <w:b/>
-          <w:szCs w:val="24"/>
-        </w:rPr>
-        <w:t>điều</w:t>
-      </w:r>
-      <w:proofErr w:type="spellEnd"/>
-      <w:r>
-        <w:rPr>
-          <w:rFonts w:ascii="Times New Roman" w:hAnsi="Times New Roman"/>
-          <w:b/>
-          <w:szCs w:val="24"/>
-        </w:rPr>
-        <w:t xml:space="preserve"> </w:t>
-      </w:r>
-      <w:proofErr w:type="spellStart"/>
-      <w:r>
-        <w:rPr>
-          <w:rFonts w:ascii="Times New Roman" w:hAnsi="Times New Roman"/>
-          <w:b/>
-          <w:szCs w:val="24"/>
-        </w:rPr>
-        <w:t>cần</w:t>
-      </w:r>
-      <w:proofErr w:type="spellEnd"/>
-      <w:r>
-        <w:rPr>
-          <w:rFonts w:ascii="Times New Roman" w:hAnsi="Times New Roman"/>
-          <w:b/>
-          <w:szCs w:val="24"/>
-        </w:rPr>
-        <w:t xml:space="preserve"> </w:t>
-      </w:r>
-      <w:proofErr w:type="spellStart"/>
-      <w:r>
-        <w:rPr>
-          <w:rFonts w:ascii="Times New Roman" w:hAnsi="Times New Roman"/>
-          <w:b/>
-          <w:szCs w:val="24"/>
-        </w:rPr>
-        <w:t>lưu</w:t>
-      </w:r>
-      <w:proofErr w:type="spellEnd"/>
-      <w:r>
-        <w:rPr>
-          <w:rFonts w:ascii="Times New Roman" w:hAnsi="Times New Roman"/>
-          <w:b/>
-          <w:szCs w:val="24"/>
-        </w:rPr>
-        <w:t xml:space="preserve"> ý </w:t>
-      </w:r>
-      <w:proofErr w:type="spellStart"/>
-      <w:r>
-        <w:rPr>
-          <w:rFonts w:ascii="Times New Roman" w:hAnsi="Times New Roman"/>
-          <w:b/>
-          <w:szCs w:val="24"/>
-        </w:rPr>
-        <w:t>về</w:t>
-      </w:r>
-      <w:proofErr w:type="spellEnd"/>
-      <w:r>
-        <w:rPr>
-          <w:rFonts w:ascii="Times New Roman" w:hAnsi="Times New Roman"/>
-          <w:b/>
-          <w:szCs w:val="24"/>
-        </w:rPr>
-        <w:t xml:space="preserve"> </w:t>
-      </w:r>
-      <w:proofErr w:type="spellStart"/>
-      <w:r>
-        <w:rPr>
-          <w:rFonts w:ascii="Times New Roman" w:hAnsi="Times New Roman"/>
-          <w:b/>
-          <w:szCs w:val="24"/>
-        </w:rPr>
-        <w:t>sức</w:t>
-      </w:r>
-      <w:proofErr w:type="spellEnd"/>
-      <w:r>
-        <w:rPr>
-          <w:rFonts w:ascii="Times New Roman" w:hAnsi="Times New Roman"/>
-          <w:b/>
-          <w:szCs w:val="24"/>
-        </w:rPr>
-        <w:t xml:space="preserve"> </w:t>
-      </w:r>
-      <w:proofErr w:type="spellStart"/>
-      <w:r>
-        <w:rPr>
-          <w:rFonts w:ascii="Times New Roman" w:hAnsi="Times New Roman"/>
-          <w:b/>
-          <w:szCs w:val="24"/>
-        </w:rPr>
-        <w:t>khỏe</w:t>
-      </w:r>
-      <w:proofErr w:type="spellEnd"/>
-      <w:r>
-        <w:rPr>
-          <w:rFonts w:ascii="Times New Roman" w:hAnsi="Times New Roman"/>
-          <w:szCs w:val="24"/>
-        </w:rPr>
-        <w:t xml:space="preserve">: </w:t>
-      </w:r>
-      <w:proofErr w:type="spellStart"/>
-      <w:r>
-        <w:rPr>
-          <w:rFonts w:ascii="Times New Roman" w:hAnsi="Times New Roman"/>
-          <w:szCs w:val="24"/>
-        </w:rPr>
-        <w:t>Có</w:t>
-      </w:r>
-      <w:proofErr w:type="spellEnd"/>
-      <w:r>
-        <w:rPr>
-          <w:rFonts w:ascii="Times New Roman" w:hAnsi="Times New Roman"/>
-          <w:szCs w:val="24"/>
-        </w:rPr>
-        <w:t xml:space="preserve"> </w:t>
-      </w:r>
-      <w:proofErr w:type="spellStart"/>
-      <w:r>
-        <w:rPr>
-          <w:rFonts w:ascii="Times New Roman" w:hAnsi="Times New Roman"/>
-          <w:szCs w:val="24"/>
-        </w:rPr>
-        <w:t>bệnh</w:t>
-      </w:r>
-      <w:proofErr w:type="spellEnd"/>
-      <w:r>
-        <w:rPr>
-          <w:rFonts w:ascii="Times New Roman" w:hAnsi="Times New Roman"/>
-          <w:szCs w:val="24"/>
-        </w:rPr>
-        <w:t xml:space="preserve"> </w:t>
-      </w:r>
-      <w:proofErr w:type="spellStart"/>
-      <w:r>
-        <w:rPr>
-          <w:rFonts w:ascii="Times New Roman" w:hAnsi="Times New Roman"/>
-          <w:szCs w:val="24"/>
-        </w:rPr>
-        <w:t>bẩm</w:t>
-      </w:r>
-      <w:proofErr w:type="spellEnd"/>
-      <w:r>
-        <w:rPr>
-          <w:rFonts w:ascii="Times New Roman" w:hAnsi="Times New Roman"/>
-          <w:szCs w:val="24"/>
-        </w:rPr>
-        <w:t xml:space="preserve"> </w:t>
-      </w:r>
-      <w:proofErr w:type="spellStart"/>
-      <w:r>
-        <w:rPr>
-          <w:rFonts w:ascii="Times New Roman" w:hAnsi="Times New Roman"/>
-          <w:szCs w:val="24"/>
-        </w:rPr>
-        <w:t>sinh</w:t>
-      </w:r>
-      <w:proofErr w:type="spellEnd"/>
-      <w:r>
-        <w:rPr>
-          <w:rFonts w:ascii="Times New Roman" w:hAnsi="Times New Roman"/>
-          <w:szCs w:val="24"/>
-        </w:rPr>
-        <w:t xml:space="preserve">: </w:t>
-      </w:r>
-      <w:proofErr w:type="spellStart"/>
-      <w:r>
-        <w:rPr>
-          <w:rFonts w:ascii="Times New Roman" w:hAnsi="Times New Roman"/>
-          <w:szCs w:val="24"/>
-        </w:rPr>
-        <w:t>tim</w:t>
-      </w:r>
-      <w:proofErr w:type="spellEnd"/>
-      <w:r>
-        <w:rPr>
-          <w:rFonts w:ascii="Times New Roman" w:hAnsi="Times New Roman"/>
-          <w:szCs w:val="24"/>
-        </w:rPr>
-        <w:t xml:space="preserve">, </w:t>
-      </w:r>
-      <w:proofErr w:type="spellStart"/>
-      <w:r>
-        <w:rPr>
-          <w:rFonts w:ascii="Times New Roman" w:hAnsi="Times New Roman"/>
-          <w:szCs w:val="24"/>
-        </w:rPr>
-        <w:t>viêm</w:t>
-      </w:r>
-      <w:proofErr w:type="spellEnd"/>
-      <w:r>
-        <w:rPr>
-          <w:rFonts w:ascii="Times New Roman" w:hAnsi="Times New Roman"/>
-          <w:szCs w:val="24"/>
-        </w:rPr>
-        <w:t xml:space="preserve"> </w:t>
-      </w:r>
-      <w:proofErr w:type="spellStart"/>
-      <w:r>
-        <w:rPr>
-          <w:rFonts w:ascii="Times New Roman" w:hAnsi="Times New Roman"/>
-          <w:szCs w:val="24"/>
-        </w:rPr>
-        <w:t>khớp</w:t>
-      </w:r>
-      <w:proofErr w:type="spellEnd"/>
-      <w:r>
-        <w:rPr>
-          <w:rFonts w:ascii="Times New Roman" w:hAnsi="Times New Roman"/>
-          <w:szCs w:val="24"/>
-        </w:rPr>
-        <w:t xml:space="preserve">, </w:t>
-      </w:r>
-      <w:proofErr w:type="spellStart"/>
-      <w:r>
-        <w:rPr>
-          <w:rFonts w:ascii="Times New Roman" w:hAnsi="Times New Roman"/>
-          <w:szCs w:val="24"/>
-        </w:rPr>
-        <w:t>cận</w:t>
-      </w:r>
-      <w:proofErr w:type="spellEnd"/>
-      <w:r>
-        <w:rPr>
-          <w:rFonts w:ascii="Times New Roman" w:hAnsi="Times New Roman"/>
-          <w:szCs w:val="24"/>
-        </w:rPr>
-        <w:t xml:space="preserve"> </w:t>
-      </w:r>
-      <w:proofErr w:type="spellStart"/>
-      <w:r>
-        <w:rPr>
-          <w:rFonts w:ascii="Times New Roman" w:hAnsi="Times New Roman"/>
-          <w:szCs w:val="24"/>
-        </w:rPr>
-        <w:t>thị</w:t>
-      </w:r>
-      <w:proofErr w:type="spellEnd"/>
-      <w:r>
-        <w:rPr>
-          <w:rFonts w:ascii="Times New Roman" w:hAnsi="Times New Roman"/>
-          <w:szCs w:val="24"/>
-        </w:rPr>
-        <w:t xml:space="preserve">, </w:t>
-      </w:r>
-      <w:proofErr w:type="spellStart"/>
-      <w:r>
-        <w:rPr>
-          <w:rFonts w:ascii="Times New Roman" w:hAnsi="Times New Roman"/>
-          <w:szCs w:val="24"/>
-        </w:rPr>
-        <w:t>bệnh</w:t>
-      </w:r>
-      <w:proofErr w:type="spellEnd"/>
-      <w:r>
-        <w:rPr>
-          <w:rFonts w:ascii="Times New Roman" w:hAnsi="Times New Roman"/>
-          <w:szCs w:val="24"/>
-        </w:rPr>
-        <w:t xml:space="preserve"> </w:t>
-      </w:r>
-      <w:proofErr w:type="spellStart"/>
-      <w:r>
-        <w:rPr>
-          <w:rFonts w:ascii="Times New Roman" w:hAnsi="Times New Roman"/>
-          <w:szCs w:val="24"/>
-        </w:rPr>
-        <w:t>mãn</w:t>
-      </w:r>
-      <w:proofErr w:type="spellEnd"/>
-      <w:r>
-        <w:rPr>
-          <w:rFonts w:ascii="Times New Roman" w:hAnsi="Times New Roman"/>
-          <w:szCs w:val="24"/>
-        </w:rPr>
-        <w:t xml:space="preserve"> </w:t>
-      </w:r>
-      <w:proofErr w:type="spellStart"/>
-      <w:r>
-        <w:rPr>
-          <w:rFonts w:ascii="Times New Roman" w:hAnsi="Times New Roman"/>
-          <w:szCs w:val="24"/>
-        </w:rPr>
-        <w:t>tính</w:t>
-      </w:r>
-      <w:proofErr w:type="spellEnd"/>
-      <w:r>
-        <w:rPr>
-          <w:rFonts w:ascii="Times New Roman" w:hAnsi="Times New Roman"/>
-          <w:szCs w:val="24"/>
-        </w:rPr>
-        <w:t xml:space="preserve">, </w:t>
-      </w:r>
-      <w:proofErr w:type="spellStart"/>
-      <w:r>
-        <w:rPr>
-          <w:rFonts w:ascii="Times New Roman" w:hAnsi="Times New Roman"/>
-          <w:szCs w:val="24"/>
-        </w:rPr>
-        <w:t>các</w:t>
-      </w:r>
-      <w:proofErr w:type="spellEnd"/>
-      <w:r>
-        <w:rPr>
-          <w:rFonts w:ascii="Times New Roman" w:hAnsi="Times New Roman"/>
-          <w:szCs w:val="24"/>
-        </w:rPr>
-        <w:t xml:space="preserve"> </w:t>
-      </w:r>
-      <w:proofErr w:type="spellStart"/>
-      <w:r>
-        <w:rPr>
-          <w:rFonts w:ascii="Times New Roman" w:hAnsi="Times New Roman"/>
-          <w:szCs w:val="24"/>
-        </w:rPr>
-        <w:t>dị</w:t>
-      </w:r>
-      <w:proofErr w:type="spellEnd"/>
-      <w:r>
-        <w:rPr>
-          <w:rFonts w:ascii="Times New Roman" w:hAnsi="Times New Roman"/>
-          <w:szCs w:val="24"/>
-        </w:rPr>
-        <w:t xml:space="preserve"> </w:t>
-      </w:r>
-      <w:proofErr w:type="spellStart"/>
-      <w:r>
-        <w:rPr>
-          <w:rFonts w:ascii="Times New Roman" w:hAnsi="Times New Roman"/>
-          <w:szCs w:val="24"/>
-        </w:rPr>
-        <w:t>tật</w:t>
-      </w:r>
-      <w:proofErr w:type="spellEnd"/>
-      <w:r>
-        <w:rPr>
-          <w:rFonts w:ascii="Times New Roman" w:hAnsi="Times New Roman"/>
-          <w:szCs w:val="24"/>
-        </w:rPr>
-        <w:t xml:space="preserve"> </w:t>
-      </w:r>
-      <w:proofErr w:type="spellStart"/>
-      <w:r>
-        <w:rPr>
-          <w:rFonts w:ascii="Times New Roman" w:hAnsi="Times New Roman"/>
-          <w:szCs w:val="24"/>
-        </w:rPr>
-        <w:t>khác</w:t>
-      </w:r>
-      <w:proofErr w:type="spellEnd"/>
-      <w:r>
-        <w:rPr>
-          <w:rFonts w:ascii="Times New Roman" w:hAnsi="Times New Roman"/>
-          <w:szCs w:val="24"/>
-        </w:rPr>
-        <w:t>… (</w:t>
-      </w:r>
-      <w:proofErr w:type="spellStart"/>
-      <w:r>
-        <w:rPr>
-          <w:rFonts w:ascii="Times New Roman" w:hAnsi="Times New Roman"/>
-          <w:szCs w:val="24"/>
-        </w:rPr>
-        <w:t>Kèm</w:t>
-      </w:r>
-      <w:proofErr w:type="spellEnd"/>
-      <w:r>
-        <w:rPr>
-          <w:rFonts w:ascii="Times New Roman" w:hAnsi="Times New Roman"/>
-          <w:szCs w:val="24"/>
-        </w:rPr>
-        <w:t xml:space="preserve"> y </w:t>
-      </w:r>
-      <w:proofErr w:type="spellStart"/>
-      <w:r>
-        <w:rPr>
-          <w:rFonts w:ascii="Times New Roman" w:hAnsi="Times New Roman"/>
-          <w:szCs w:val="24"/>
-        </w:rPr>
-        <w:t>chứng</w:t>
-      </w:r>
-      <w:proofErr w:type="spellEnd"/>
-      <w:r>
-        <w:rPr>
-          <w:rFonts w:ascii="Times New Roman" w:hAnsi="Times New Roman"/>
-          <w:szCs w:val="24"/>
-        </w:rPr>
-        <w:t>)</w:t>
+        <w:t>Những điều cần lưu ý về sức khỏe</w:t>
+      </w:r>
+      <w:r>
+        <w:rPr>
+          <w:rFonts w:ascii="Times New Roman" w:hAnsi="Times New Roman"/>
+          <w:szCs w:val="24"/>
+        </w:rPr>
+        <w:t>: Có bệnh bẩm sinh: tim, viêm khớp, cận thị, bệnh mãn tính, các dị tật khác… (Kèm y chứng)</w:t>
       </w:r>
     </w:p>
     <w:p>
@@ -5733,23 +3397,7 @@
           <w:rFonts w:ascii="Times New Roman" w:hAnsi="Times New Roman"/>
           <w:szCs w:val="24"/>
         </w:rPr>
-        <w:t>${</w:t>
-      </w:r>
-      <w:proofErr w:type="spellStart"/>
-      <w:r>
-        <w:rPr>
-          <w:rFonts w:ascii="Times New Roman" w:hAnsi="Times New Roman"/>
-          <w:szCs w:val="24"/>
-        </w:rPr>
-        <w:t>SucKhoeCanLuuY</w:t>
-      </w:r>
-      <w:proofErr w:type="spellEnd"/>
-      <w:r>
-        <w:rPr>
-          <w:rFonts w:ascii="Times New Roman" w:hAnsi="Times New Roman"/>
-          <w:szCs w:val="24"/>
-        </w:rPr>
-        <w:t>}</w:t>
+        <w:t>${SucKhoeCanLuuY}</w:t>
       </w:r>
     </w:p>
     <w:tbl>
@@ -5798,61 +3446,7 @@
                 <w:b/>
                 <w:szCs w:val="24"/>
               </w:rPr>
-              <w:t xml:space="preserve">* </w:t>
-            </w:r>
-            <w:proofErr w:type="spellStart"/>
-            <w:r>
-              <w:rPr>
-                <w:rFonts w:ascii="Times New Roman" w:hAnsi="Times New Roman"/>
-                <w:b/>
-                <w:szCs w:val="24"/>
-              </w:rPr>
-              <w:t>Họ</w:t>
-            </w:r>
-            <w:proofErr w:type="spellEnd"/>
-            <w:r>
-              <w:rPr>
-                <w:rFonts w:ascii="Times New Roman" w:hAnsi="Times New Roman"/>
-                <w:b/>
-                <w:szCs w:val="24"/>
-              </w:rPr>
-              <w:t xml:space="preserve"> </w:t>
-            </w:r>
-            <w:proofErr w:type="spellStart"/>
-            <w:r>
-              <w:rPr>
-                <w:rFonts w:ascii="Times New Roman" w:hAnsi="Times New Roman"/>
-                <w:b/>
-                <w:szCs w:val="24"/>
-              </w:rPr>
-              <w:t>và</w:t>
-            </w:r>
-            <w:proofErr w:type="spellEnd"/>
-            <w:r>
-              <w:rPr>
-                <w:rFonts w:ascii="Times New Roman" w:hAnsi="Times New Roman"/>
-                <w:b/>
-                <w:szCs w:val="24"/>
-              </w:rPr>
-              <w:t xml:space="preserve"> </w:t>
-            </w:r>
-            <w:proofErr w:type="spellStart"/>
-            <w:r>
-              <w:rPr>
-                <w:rFonts w:ascii="Times New Roman" w:hAnsi="Times New Roman"/>
-                <w:b/>
-                <w:szCs w:val="24"/>
-              </w:rPr>
-              <w:t>tên</w:t>
-            </w:r>
-            <w:proofErr w:type="spellEnd"/>
-            <w:r>
-              <w:rPr>
-                <w:rFonts w:ascii="Times New Roman" w:hAnsi="Times New Roman"/>
-                <w:b/>
-                <w:szCs w:val="24"/>
-              </w:rPr>
-              <w:t xml:space="preserve"> cha</w:t>
+              <w:t>* Họ và tên cha</w:t>
             </w:r>
             <w:r>
               <w:rPr>
@@ -5941,37 +3535,12 @@
                 <w:szCs w:val="24"/>
               </w:rPr>
             </w:pPr>
-            <w:proofErr w:type="spellStart"/>
-            <w:r>
-              <w:rPr>
-                <w:rFonts w:ascii="Times New Roman" w:hAnsi="Times New Roman"/>
-                <w:szCs w:val="24"/>
-              </w:rPr>
-              <w:t>Sinh</w:t>
-            </w:r>
-            <w:proofErr w:type="spellEnd"/>
-            <w:r>
-              <w:rPr>
-                <w:rFonts w:ascii="Times New Roman" w:hAnsi="Times New Roman"/>
-                <w:szCs w:val="24"/>
-              </w:rPr>
-              <w:t xml:space="preserve"> </w:t>
-            </w:r>
-            <w:proofErr w:type="spellStart"/>
-            <w:r>
-              <w:rPr>
-                <w:rFonts w:ascii="Times New Roman" w:hAnsi="Times New Roman"/>
-                <w:szCs w:val="24"/>
-              </w:rPr>
-              <w:t>năm</w:t>
-            </w:r>
-            <w:proofErr w:type="spellEnd"/>
-            <w:r>
-              <w:rPr>
-                <w:rFonts w:ascii="Times New Roman" w:hAnsi="Times New Roman"/>
-                <w:szCs w:val="24"/>
-              </w:rPr>
-              <w:t>:</w:t>
+            <w:r>
+              <w:rPr>
+                <w:rFonts w:ascii="Times New Roman" w:hAnsi="Times New Roman"/>
+                <w:szCs w:val="24"/>
+              </w:rPr>
+              <w:t>Sinh năm:</w:t>
             </w:r>
           </w:p>
         </w:tc>
@@ -6052,69 +3621,12 @@
                 <w:szCs w:val="24"/>
               </w:rPr>
             </w:pPr>
-            <w:proofErr w:type="spellStart"/>
-            <w:r>
-              <w:rPr>
-                <w:rFonts w:ascii="Times New Roman" w:hAnsi="Times New Roman"/>
-                <w:szCs w:val="24"/>
-              </w:rPr>
-              <w:t>Trình</w:t>
-            </w:r>
-            <w:proofErr w:type="spellEnd"/>
-            <w:r>
-              <w:rPr>
-                <w:rFonts w:ascii="Times New Roman" w:hAnsi="Times New Roman"/>
-                <w:szCs w:val="24"/>
-              </w:rPr>
-              <w:t xml:space="preserve"> </w:t>
-            </w:r>
-            <w:proofErr w:type="spellStart"/>
-            <w:r>
-              <w:rPr>
-                <w:rFonts w:ascii="Times New Roman" w:hAnsi="Times New Roman"/>
-                <w:szCs w:val="24"/>
-              </w:rPr>
-              <w:t>độ</w:t>
-            </w:r>
-            <w:proofErr w:type="spellEnd"/>
-            <w:r>
-              <w:rPr>
-                <w:rFonts w:ascii="Times New Roman" w:hAnsi="Times New Roman"/>
-                <w:szCs w:val="24"/>
-              </w:rPr>
-              <w:t xml:space="preserve"> </w:t>
-            </w:r>
-            <w:proofErr w:type="spellStart"/>
-            <w:r>
-              <w:rPr>
-                <w:rFonts w:ascii="Times New Roman" w:hAnsi="Times New Roman"/>
-                <w:szCs w:val="24"/>
-              </w:rPr>
-              <w:t>văn</w:t>
-            </w:r>
-            <w:proofErr w:type="spellEnd"/>
-            <w:r>
-              <w:rPr>
-                <w:rFonts w:ascii="Times New Roman" w:hAnsi="Times New Roman"/>
-                <w:szCs w:val="24"/>
-              </w:rPr>
-              <w:t xml:space="preserve"> </w:t>
-            </w:r>
-            <w:proofErr w:type="spellStart"/>
-            <w:r>
-              <w:rPr>
-                <w:rFonts w:ascii="Times New Roman" w:hAnsi="Times New Roman"/>
-                <w:szCs w:val="24"/>
-              </w:rPr>
-              <w:t>hóa</w:t>
-            </w:r>
-            <w:proofErr w:type="spellEnd"/>
-            <w:r>
-              <w:rPr>
-                <w:rFonts w:ascii="Times New Roman" w:hAnsi="Times New Roman"/>
-                <w:szCs w:val="24"/>
-              </w:rPr>
-              <w:t>:</w:t>
+            <w:r>
+              <w:rPr>
+                <w:rFonts w:ascii="Times New Roman" w:hAnsi="Times New Roman"/>
+                <w:szCs w:val="24"/>
+              </w:rPr>
+              <w:t>Trình độ văn hóa:</w:t>
             </w:r>
           </w:p>
         </w:tc>
@@ -6201,69 +3713,12 @@
                 <w:szCs w:val="24"/>
               </w:rPr>
             </w:pPr>
-            <w:proofErr w:type="spellStart"/>
-            <w:r>
-              <w:rPr>
-                <w:rFonts w:ascii="Times New Roman" w:hAnsi="Times New Roman"/>
-                <w:szCs w:val="24"/>
-              </w:rPr>
-              <w:t>Trình</w:t>
-            </w:r>
-            <w:proofErr w:type="spellEnd"/>
-            <w:r>
-              <w:rPr>
-                <w:rFonts w:ascii="Times New Roman" w:hAnsi="Times New Roman"/>
-                <w:szCs w:val="24"/>
-              </w:rPr>
-              <w:t xml:space="preserve"> </w:t>
-            </w:r>
-            <w:proofErr w:type="spellStart"/>
-            <w:r>
-              <w:rPr>
-                <w:rFonts w:ascii="Times New Roman" w:hAnsi="Times New Roman"/>
-                <w:szCs w:val="24"/>
-              </w:rPr>
-              <w:t>độ</w:t>
-            </w:r>
-            <w:proofErr w:type="spellEnd"/>
-            <w:r>
-              <w:rPr>
-                <w:rFonts w:ascii="Times New Roman" w:hAnsi="Times New Roman"/>
-                <w:szCs w:val="24"/>
-              </w:rPr>
-              <w:t xml:space="preserve"> </w:t>
-            </w:r>
-            <w:proofErr w:type="spellStart"/>
-            <w:r>
-              <w:rPr>
-                <w:rFonts w:ascii="Times New Roman" w:hAnsi="Times New Roman"/>
-                <w:szCs w:val="24"/>
-              </w:rPr>
-              <w:t>chuyên</w:t>
-            </w:r>
-            <w:proofErr w:type="spellEnd"/>
-            <w:r>
-              <w:rPr>
-                <w:rFonts w:ascii="Times New Roman" w:hAnsi="Times New Roman"/>
-                <w:szCs w:val="24"/>
-              </w:rPr>
-              <w:t xml:space="preserve"> </w:t>
-            </w:r>
-            <w:proofErr w:type="spellStart"/>
-            <w:r>
-              <w:rPr>
-                <w:rFonts w:ascii="Times New Roman" w:hAnsi="Times New Roman"/>
-                <w:szCs w:val="24"/>
-              </w:rPr>
-              <w:t>môn</w:t>
-            </w:r>
-            <w:proofErr w:type="spellEnd"/>
-            <w:r>
-              <w:rPr>
-                <w:rFonts w:ascii="Times New Roman" w:hAnsi="Times New Roman"/>
-                <w:szCs w:val="24"/>
-              </w:rPr>
-              <w:t>:</w:t>
+            <w:r>
+              <w:rPr>
+                <w:rFonts w:ascii="Times New Roman" w:hAnsi="Times New Roman"/>
+                <w:szCs w:val="24"/>
+              </w:rPr>
+              <w:t>Trình độ chuyên môn:</w:t>
             </w:r>
             <w:r>
               <w:rPr>
@@ -6337,37 +3792,12 @@
                 <w:szCs w:val="24"/>
               </w:rPr>
             </w:pPr>
-            <w:proofErr w:type="spellStart"/>
-            <w:r>
-              <w:rPr>
-                <w:rFonts w:ascii="Times New Roman" w:hAnsi="Times New Roman"/>
-                <w:szCs w:val="24"/>
-              </w:rPr>
-              <w:t>Nghề</w:t>
-            </w:r>
-            <w:proofErr w:type="spellEnd"/>
-            <w:r>
-              <w:rPr>
-                <w:rFonts w:ascii="Times New Roman" w:hAnsi="Times New Roman"/>
-                <w:szCs w:val="24"/>
-              </w:rPr>
-              <w:t xml:space="preserve"> </w:t>
-            </w:r>
-            <w:proofErr w:type="spellStart"/>
-            <w:r>
-              <w:rPr>
-                <w:rFonts w:ascii="Times New Roman" w:hAnsi="Times New Roman"/>
-                <w:szCs w:val="24"/>
-              </w:rPr>
-              <w:t>nghiệp</w:t>
-            </w:r>
-            <w:proofErr w:type="spellEnd"/>
-            <w:r>
-              <w:rPr>
-                <w:rFonts w:ascii="Times New Roman" w:hAnsi="Times New Roman"/>
-                <w:szCs w:val="24"/>
-              </w:rPr>
-              <w:t>:</w:t>
+            <w:r>
+              <w:rPr>
+                <w:rFonts w:ascii="Times New Roman" w:hAnsi="Times New Roman"/>
+                <w:szCs w:val="24"/>
+              </w:rPr>
+              <w:t>Nghề nghiệp:</w:t>
             </w:r>
           </w:p>
         </w:tc>
@@ -6451,15 +3881,13 @@
                 <w:szCs w:val="24"/>
               </w:rPr>
             </w:pPr>
-            <w:proofErr w:type="spellStart"/>
-            <w:r>
-              <w:rPr>
-                <w:rFonts w:ascii="Times New Roman" w:hAnsi="Times New Roman"/>
-                <w:szCs w:val="24"/>
-              </w:rPr>
-              <w:t>Chức</w:t>
-            </w:r>
-            <w:proofErr w:type="spellEnd"/>
+            <w:r>
+              <w:rPr>
+                <w:rFonts w:ascii="Times New Roman" w:hAnsi="Times New Roman"/>
+                <w:szCs w:val="24"/>
+              </w:rPr>
+              <w:t>Chức vụ:</w:t>
+            </w:r>
             <w:r>
               <w:rPr>
                 <w:rFonts w:ascii="Times New Roman" w:hAnsi="Times New Roman"/>
@@ -6467,29 +3895,6 @@
               </w:rPr>
               <w:t xml:space="preserve"> </w:t>
             </w:r>
-            <w:proofErr w:type="spellStart"/>
-            <w:r>
-              <w:rPr>
-                <w:rFonts w:ascii="Times New Roman" w:hAnsi="Times New Roman"/>
-                <w:szCs w:val="24"/>
-              </w:rPr>
-              <w:t>vụ</w:t>
-            </w:r>
-            <w:proofErr w:type="spellEnd"/>
-            <w:r>
-              <w:rPr>
-                <w:rFonts w:ascii="Times New Roman" w:hAnsi="Times New Roman"/>
-                <w:szCs w:val="24"/>
-              </w:rPr>
-              <w:t>:</w:t>
-            </w:r>
-            <w:r>
-              <w:rPr>
-                <w:rFonts w:ascii="Times New Roman" w:hAnsi="Times New Roman"/>
-                <w:szCs w:val="24"/>
-              </w:rPr>
-              <w:t xml:space="preserve"> </w:t>
-            </w:r>
             <w:r>
               <w:rPr>
                 <w:rFonts w:ascii="Times New Roman" w:hAnsi="Times New Roman"/>
@@ -6518,7 +3923,6 @@
               </w:rPr>
               <w:t>${</w:t>
             </w:r>
-            <w:proofErr w:type="spellStart"/>
             <w:r>
               <w:rPr>
                 <w:rFonts w:ascii="Times New Roman" w:hAnsi="Times New Roman"/>
@@ -6526,7 +3930,6 @@
               </w:rPr>
               <w:t>ChuvuCha</w:t>
             </w:r>
-            <w:proofErr w:type="spellEnd"/>
             <w:r>
               <w:rPr>
                 <w:rFonts w:ascii="Times New Roman" w:hAnsi="Times New Roman"/>
@@ -6555,37 +3958,12 @@
                 <w:szCs w:val="24"/>
               </w:rPr>
             </w:pPr>
-            <w:proofErr w:type="spellStart"/>
-            <w:r>
-              <w:rPr>
-                <w:rFonts w:ascii="Times New Roman" w:hAnsi="Times New Roman"/>
-                <w:szCs w:val="24"/>
-              </w:rPr>
-              <w:t>Điện</w:t>
-            </w:r>
-            <w:proofErr w:type="spellEnd"/>
-            <w:r>
-              <w:rPr>
-                <w:rFonts w:ascii="Times New Roman" w:hAnsi="Times New Roman"/>
-                <w:szCs w:val="24"/>
-              </w:rPr>
-              <w:t xml:space="preserve"> </w:t>
-            </w:r>
-            <w:proofErr w:type="spellStart"/>
-            <w:r>
-              <w:rPr>
-                <w:rFonts w:ascii="Times New Roman" w:hAnsi="Times New Roman"/>
-                <w:szCs w:val="24"/>
-              </w:rPr>
-              <w:t>thoại</w:t>
-            </w:r>
-            <w:proofErr w:type="spellEnd"/>
-            <w:r>
-              <w:rPr>
-                <w:rFonts w:ascii="Times New Roman" w:hAnsi="Times New Roman"/>
-                <w:szCs w:val="24"/>
-              </w:rPr>
-              <w:t>:</w:t>
+            <w:r>
+              <w:rPr>
+                <w:rFonts w:ascii="Times New Roman" w:hAnsi="Times New Roman"/>
+                <w:szCs w:val="24"/>
+              </w:rPr>
+              <w:t>Điện thoại:</w:t>
             </w:r>
           </w:p>
         </w:tc>
@@ -6673,85 +4051,12 @@
                 <w:szCs w:val="24"/>
               </w:rPr>
             </w:pPr>
-            <w:proofErr w:type="spellStart"/>
-            <w:r>
-              <w:rPr>
-                <w:rFonts w:ascii="Times New Roman" w:hAnsi="Times New Roman"/>
-                <w:szCs w:val="24"/>
-              </w:rPr>
-              <w:t>Căn</w:t>
-            </w:r>
-            <w:proofErr w:type="spellEnd"/>
-            <w:r>
-              <w:rPr>
-                <w:rFonts w:ascii="Times New Roman" w:hAnsi="Times New Roman"/>
-                <w:szCs w:val="24"/>
-              </w:rPr>
-              <w:t xml:space="preserve"> </w:t>
-            </w:r>
-            <w:proofErr w:type="spellStart"/>
-            <w:r>
-              <w:rPr>
-                <w:rFonts w:ascii="Times New Roman" w:hAnsi="Times New Roman"/>
-                <w:szCs w:val="24"/>
-              </w:rPr>
-              <w:t>cước</w:t>
-            </w:r>
-            <w:proofErr w:type="spellEnd"/>
-            <w:r>
-              <w:rPr>
-                <w:rFonts w:ascii="Times New Roman" w:hAnsi="Times New Roman"/>
-                <w:szCs w:val="24"/>
-              </w:rPr>
-              <w:t>/</w:t>
-            </w:r>
-            <w:proofErr w:type="spellStart"/>
-            <w:r>
-              <w:rPr>
-                <w:rFonts w:ascii="Times New Roman" w:hAnsi="Times New Roman"/>
-                <w:szCs w:val="24"/>
-              </w:rPr>
-              <w:t>Mã</w:t>
-            </w:r>
-            <w:proofErr w:type="spellEnd"/>
-            <w:r>
-              <w:rPr>
-                <w:rFonts w:ascii="Times New Roman" w:hAnsi="Times New Roman"/>
-                <w:szCs w:val="24"/>
-              </w:rPr>
-              <w:t xml:space="preserve"> </w:t>
-            </w:r>
-            <w:proofErr w:type="spellStart"/>
-            <w:r>
-              <w:rPr>
-                <w:rFonts w:ascii="Times New Roman" w:hAnsi="Times New Roman"/>
-                <w:szCs w:val="24"/>
-              </w:rPr>
-              <w:t>định</w:t>
-            </w:r>
-            <w:proofErr w:type="spellEnd"/>
-            <w:r>
-              <w:rPr>
-                <w:rFonts w:ascii="Times New Roman" w:hAnsi="Times New Roman"/>
-                <w:szCs w:val="24"/>
-              </w:rPr>
-              <w:t xml:space="preserve"> </w:t>
-            </w:r>
-            <w:proofErr w:type="spellStart"/>
-            <w:r>
-              <w:rPr>
-                <w:rFonts w:ascii="Times New Roman" w:hAnsi="Times New Roman"/>
-                <w:szCs w:val="24"/>
-              </w:rPr>
-              <w:t>danh</w:t>
-            </w:r>
-            <w:proofErr w:type="spellEnd"/>
-            <w:r>
-              <w:rPr>
-                <w:rFonts w:ascii="Times New Roman" w:hAnsi="Times New Roman"/>
-                <w:szCs w:val="24"/>
-              </w:rPr>
-              <w:t xml:space="preserve"> Cha:</w:t>
+            <w:r>
+              <w:rPr>
+                <w:rFonts w:ascii="Times New Roman" w:hAnsi="Times New Roman"/>
+                <w:szCs w:val="24"/>
+              </w:rPr>
+              <w:t>Căn cước/Mã định danh Cha:</w:t>
             </w:r>
           </w:p>
         </w:tc>
@@ -6872,72 +4177,8 @@
                 <w:b/>
                 <w:szCs w:val="24"/>
               </w:rPr>
-              <w:t xml:space="preserve">* </w:t>
-            </w:r>
-            <w:proofErr w:type="spellStart"/>
-            <w:r>
-              <w:rPr>
-                <w:rFonts w:ascii="Times New Roman" w:hAnsi="Times New Roman"/>
-                <w:b/>
-                <w:szCs w:val="24"/>
-              </w:rPr>
-              <w:t>Họ</w:t>
-            </w:r>
-            <w:proofErr w:type="spellEnd"/>
-            <w:r>
-              <w:rPr>
-                <w:rFonts w:ascii="Times New Roman" w:hAnsi="Times New Roman"/>
-                <w:b/>
-                <w:szCs w:val="24"/>
-              </w:rPr>
-              <w:t xml:space="preserve"> </w:t>
-            </w:r>
-            <w:proofErr w:type="spellStart"/>
-            <w:r>
-              <w:rPr>
-                <w:rFonts w:ascii="Times New Roman" w:hAnsi="Times New Roman"/>
-                <w:b/>
-                <w:szCs w:val="24"/>
-              </w:rPr>
-              <w:t>và</w:t>
-            </w:r>
-            <w:proofErr w:type="spellEnd"/>
-            <w:r>
-              <w:rPr>
-                <w:rFonts w:ascii="Times New Roman" w:hAnsi="Times New Roman"/>
-                <w:b/>
-                <w:szCs w:val="24"/>
-              </w:rPr>
-              <w:t xml:space="preserve"> </w:t>
-            </w:r>
-            <w:proofErr w:type="spellStart"/>
-            <w:r>
-              <w:rPr>
-                <w:rFonts w:ascii="Times New Roman" w:hAnsi="Times New Roman"/>
-                <w:b/>
-                <w:szCs w:val="24"/>
-              </w:rPr>
-              <w:t>tên</w:t>
-            </w:r>
-            <w:proofErr w:type="spellEnd"/>
-            <w:r>
-              <w:rPr>
-                <w:rFonts w:ascii="Times New Roman" w:hAnsi="Times New Roman"/>
-                <w:b/>
-                <w:szCs w:val="24"/>
-              </w:rPr>
-              <w:t xml:space="preserve"> </w:t>
-            </w:r>
-            <w:proofErr w:type="spellStart"/>
-            <w:r>
-              <w:rPr>
-                <w:rFonts w:ascii="Times New Roman" w:hAnsi="Times New Roman"/>
-                <w:b/>
-                <w:szCs w:val="24"/>
-              </w:rPr>
-              <w:t>mẹ</w:t>
-            </w:r>
-            <w:proofErr w:type="spellEnd"/>
+              <w:t>* Họ và tên mẹ</w:t>
+            </w:r>
             <w:r>
               <w:rPr>
                 <w:rFonts w:ascii="Times New Roman" w:hAnsi="Times New Roman"/>
@@ -7025,37 +4266,12 @@
                 <w:szCs w:val="24"/>
               </w:rPr>
             </w:pPr>
-            <w:proofErr w:type="spellStart"/>
-            <w:r>
-              <w:rPr>
-                <w:rFonts w:ascii="Times New Roman" w:hAnsi="Times New Roman"/>
-                <w:szCs w:val="24"/>
-              </w:rPr>
-              <w:t>Sinh</w:t>
-            </w:r>
-            <w:proofErr w:type="spellEnd"/>
-            <w:r>
-              <w:rPr>
-                <w:rFonts w:ascii="Times New Roman" w:hAnsi="Times New Roman"/>
-                <w:szCs w:val="24"/>
-              </w:rPr>
-              <w:t xml:space="preserve"> </w:t>
-            </w:r>
-            <w:proofErr w:type="spellStart"/>
-            <w:r>
-              <w:rPr>
-                <w:rFonts w:ascii="Times New Roman" w:hAnsi="Times New Roman"/>
-                <w:szCs w:val="24"/>
-              </w:rPr>
-              <w:t>năm</w:t>
-            </w:r>
-            <w:proofErr w:type="spellEnd"/>
-            <w:r>
-              <w:rPr>
-                <w:rFonts w:ascii="Times New Roman" w:hAnsi="Times New Roman"/>
-                <w:szCs w:val="24"/>
-              </w:rPr>
-              <w:t>:</w:t>
+            <w:r>
+              <w:rPr>
+                <w:rFonts w:ascii="Times New Roman" w:hAnsi="Times New Roman"/>
+                <w:szCs w:val="24"/>
+              </w:rPr>
+              <w:t>Sinh năm:</w:t>
             </w:r>
           </w:p>
         </w:tc>
@@ -7136,69 +4352,12 @@
                 <w:szCs w:val="24"/>
               </w:rPr>
             </w:pPr>
-            <w:proofErr w:type="spellStart"/>
-            <w:r>
-              <w:rPr>
-                <w:rFonts w:ascii="Times New Roman" w:hAnsi="Times New Roman"/>
-                <w:szCs w:val="24"/>
-              </w:rPr>
-              <w:t>Trình</w:t>
-            </w:r>
-            <w:proofErr w:type="spellEnd"/>
-            <w:r>
-              <w:rPr>
-                <w:rFonts w:ascii="Times New Roman" w:hAnsi="Times New Roman"/>
-                <w:szCs w:val="24"/>
-              </w:rPr>
-              <w:t xml:space="preserve"> </w:t>
-            </w:r>
-            <w:proofErr w:type="spellStart"/>
-            <w:r>
-              <w:rPr>
-                <w:rFonts w:ascii="Times New Roman" w:hAnsi="Times New Roman"/>
-                <w:szCs w:val="24"/>
-              </w:rPr>
-              <w:t>độ</w:t>
-            </w:r>
-            <w:proofErr w:type="spellEnd"/>
-            <w:r>
-              <w:rPr>
-                <w:rFonts w:ascii="Times New Roman" w:hAnsi="Times New Roman"/>
-                <w:szCs w:val="24"/>
-              </w:rPr>
-              <w:t xml:space="preserve"> </w:t>
-            </w:r>
-            <w:proofErr w:type="spellStart"/>
-            <w:r>
-              <w:rPr>
-                <w:rFonts w:ascii="Times New Roman" w:hAnsi="Times New Roman"/>
-                <w:szCs w:val="24"/>
-              </w:rPr>
-              <w:t>văn</w:t>
-            </w:r>
-            <w:proofErr w:type="spellEnd"/>
-            <w:r>
-              <w:rPr>
-                <w:rFonts w:ascii="Times New Roman" w:hAnsi="Times New Roman"/>
-                <w:szCs w:val="24"/>
-              </w:rPr>
-              <w:t xml:space="preserve"> </w:t>
-            </w:r>
-            <w:proofErr w:type="spellStart"/>
-            <w:r>
-              <w:rPr>
-                <w:rFonts w:ascii="Times New Roman" w:hAnsi="Times New Roman"/>
-                <w:szCs w:val="24"/>
-              </w:rPr>
-              <w:t>hóa</w:t>
-            </w:r>
-            <w:proofErr w:type="spellEnd"/>
-            <w:r>
-              <w:rPr>
-                <w:rFonts w:ascii="Times New Roman" w:hAnsi="Times New Roman"/>
-                <w:szCs w:val="24"/>
-              </w:rPr>
-              <w:t>:</w:t>
+            <w:r>
+              <w:rPr>
+                <w:rFonts w:ascii="Times New Roman" w:hAnsi="Times New Roman"/>
+                <w:szCs w:val="24"/>
+              </w:rPr>
+              <w:t>Trình độ văn hóa:</w:t>
             </w:r>
           </w:p>
         </w:tc>
@@ -7285,69 +4444,12 @@
                 <w:szCs w:val="24"/>
               </w:rPr>
             </w:pPr>
-            <w:proofErr w:type="spellStart"/>
-            <w:r>
-              <w:rPr>
-                <w:rFonts w:ascii="Times New Roman" w:hAnsi="Times New Roman"/>
-                <w:szCs w:val="24"/>
-              </w:rPr>
-              <w:t>Trình</w:t>
-            </w:r>
-            <w:proofErr w:type="spellEnd"/>
-            <w:r>
-              <w:rPr>
-                <w:rFonts w:ascii="Times New Roman" w:hAnsi="Times New Roman"/>
-                <w:szCs w:val="24"/>
-              </w:rPr>
-              <w:t xml:space="preserve"> </w:t>
-            </w:r>
-            <w:proofErr w:type="spellStart"/>
-            <w:r>
-              <w:rPr>
-                <w:rFonts w:ascii="Times New Roman" w:hAnsi="Times New Roman"/>
-                <w:szCs w:val="24"/>
-              </w:rPr>
-              <w:t>độ</w:t>
-            </w:r>
-            <w:proofErr w:type="spellEnd"/>
-            <w:r>
-              <w:rPr>
-                <w:rFonts w:ascii="Times New Roman" w:hAnsi="Times New Roman"/>
-                <w:szCs w:val="24"/>
-              </w:rPr>
-              <w:t xml:space="preserve"> </w:t>
-            </w:r>
-            <w:proofErr w:type="spellStart"/>
-            <w:r>
-              <w:rPr>
-                <w:rFonts w:ascii="Times New Roman" w:hAnsi="Times New Roman"/>
-                <w:szCs w:val="24"/>
-              </w:rPr>
-              <w:t>chuyên</w:t>
-            </w:r>
-            <w:proofErr w:type="spellEnd"/>
-            <w:r>
-              <w:rPr>
-                <w:rFonts w:ascii="Times New Roman" w:hAnsi="Times New Roman"/>
-                <w:szCs w:val="24"/>
-              </w:rPr>
-              <w:t xml:space="preserve"> </w:t>
-            </w:r>
-            <w:proofErr w:type="spellStart"/>
-            <w:r>
-              <w:rPr>
-                <w:rFonts w:ascii="Times New Roman" w:hAnsi="Times New Roman"/>
-                <w:szCs w:val="24"/>
-              </w:rPr>
-              <w:t>môn</w:t>
-            </w:r>
-            <w:proofErr w:type="spellEnd"/>
-            <w:r>
-              <w:rPr>
-                <w:rFonts w:ascii="Times New Roman" w:hAnsi="Times New Roman"/>
-                <w:szCs w:val="24"/>
-              </w:rPr>
-              <w:t>:</w:t>
+            <w:r>
+              <w:rPr>
+                <w:rFonts w:ascii="Times New Roman" w:hAnsi="Times New Roman"/>
+                <w:szCs w:val="24"/>
+              </w:rPr>
+              <w:t>Trình độ chuyên môn:</w:t>
             </w:r>
             <w:r>
               <w:rPr>
@@ -7421,37 +4523,12 @@
                 <w:szCs w:val="24"/>
               </w:rPr>
             </w:pPr>
-            <w:proofErr w:type="spellStart"/>
-            <w:r>
-              <w:rPr>
-                <w:rFonts w:ascii="Times New Roman" w:hAnsi="Times New Roman"/>
-                <w:szCs w:val="24"/>
-              </w:rPr>
-              <w:t>Nghề</w:t>
-            </w:r>
-            <w:proofErr w:type="spellEnd"/>
-            <w:r>
-              <w:rPr>
-                <w:rFonts w:ascii="Times New Roman" w:hAnsi="Times New Roman"/>
-                <w:szCs w:val="24"/>
-              </w:rPr>
-              <w:t xml:space="preserve"> </w:t>
-            </w:r>
-            <w:proofErr w:type="spellStart"/>
-            <w:r>
-              <w:rPr>
-                <w:rFonts w:ascii="Times New Roman" w:hAnsi="Times New Roman"/>
-                <w:szCs w:val="24"/>
-              </w:rPr>
-              <w:t>nghiệp</w:t>
-            </w:r>
-            <w:proofErr w:type="spellEnd"/>
-            <w:r>
-              <w:rPr>
-                <w:rFonts w:ascii="Times New Roman" w:hAnsi="Times New Roman"/>
-                <w:szCs w:val="24"/>
-              </w:rPr>
-              <w:t>:</w:t>
+            <w:r>
+              <w:rPr>
+                <w:rFonts w:ascii="Times New Roman" w:hAnsi="Times New Roman"/>
+                <w:szCs w:val="24"/>
+              </w:rPr>
+              <w:t>Nghề nghiệp:</w:t>
             </w:r>
           </w:p>
         </w:tc>
@@ -7535,15 +4612,13 @@
                 <w:szCs w:val="24"/>
               </w:rPr>
             </w:pPr>
-            <w:proofErr w:type="spellStart"/>
-            <w:r>
-              <w:rPr>
-                <w:rFonts w:ascii="Times New Roman" w:hAnsi="Times New Roman"/>
-                <w:szCs w:val="24"/>
-              </w:rPr>
-              <w:t>Chức</w:t>
-            </w:r>
-            <w:proofErr w:type="spellEnd"/>
+            <w:r>
+              <w:rPr>
+                <w:rFonts w:ascii="Times New Roman" w:hAnsi="Times New Roman"/>
+                <w:szCs w:val="24"/>
+              </w:rPr>
+              <w:t>Chức vụ:</w:t>
+            </w:r>
             <w:r>
               <w:rPr>
                 <w:rFonts w:ascii="Times New Roman" w:hAnsi="Times New Roman"/>
@@ -7551,29 +4626,6 @@
               </w:rPr>
               <w:t xml:space="preserve"> </w:t>
             </w:r>
-            <w:proofErr w:type="spellStart"/>
-            <w:r>
-              <w:rPr>
-                <w:rFonts w:ascii="Times New Roman" w:hAnsi="Times New Roman"/>
-                <w:szCs w:val="24"/>
-              </w:rPr>
-              <w:t>vụ</w:t>
-            </w:r>
-            <w:proofErr w:type="spellEnd"/>
-            <w:r>
-              <w:rPr>
-                <w:rFonts w:ascii="Times New Roman" w:hAnsi="Times New Roman"/>
-                <w:szCs w:val="24"/>
-              </w:rPr>
-              <w:t>:</w:t>
-            </w:r>
-            <w:r>
-              <w:rPr>
-                <w:rFonts w:ascii="Times New Roman" w:hAnsi="Times New Roman"/>
-                <w:szCs w:val="24"/>
-              </w:rPr>
-              <w:t xml:space="preserve"> </w:t>
-            </w:r>
             <w:r>
               <w:rPr>
                 <w:rFonts w:ascii="Times New Roman" w:hAnsi="Times New Roman"/>
@@ -7602,7 +4654,6 @@
               </w:rPr>
               <w:t>${</w:t>
             </w:r>
-            <w:proofErr w:type="spellStart"/>
             <w:r>
               <w:rPr>
                 <w:rFonts w:ascii="Times New Roman" w:hAnsi="Times New Roman"/>
@@ -7610,7 +4661,6 @@
               </w:rPr>
               <w:t>ChuvuMe</w:t>
             </w:r>
-            <w:proofErr w:type="spellEnd"/>
             <w:r>
               <w:rPr>
                 <w:rFonts w:ascii="Times New Roman" w:hAnsi="Times New Roman"/>
@@ -7639,37 +4689,12 @@
                 <w:szCs w:val="24"/>
               </w:rPr>
             </w:pPr>
-            <w:proofErr w:type="spellStart"/>
-            <w:r>
-              <w:rPr>
-                <w:rFonts w:ascii="Times New Roman" w:hAnsi="Times New Roman"/>
-                <w:szCs w:val="24"/>
-              </w:rPr>
-              <w:t>Điện</w:t>
-            </w:r>
-            <w:proofErr w:type="spellEnd"/>
-            <w:r>
-              <w:rPr>
-                <w:rFonts w:ascii="Times New Roman" w:hAnsi="Times New Roman"/>
-                <w:szCs w:val="24"/>
-              </w:rPr>
-              <w:t xml:space="preserve"> </w:t>
-            </w:r>
-            <w:proofErr w:type="spellStart"/>
-            <w:r>
-              <w:rPr>
-                <w:rFonts w:ascii="Times New Roman" w:hAnsi="Times New Roman"/>
-                <w:szCs w:val="24"/>
-              </w:rPr>
-              <w:t>thoại</w:t>
-            </w:r>
-            <w:proofErr w:type="spellEnd"/>
-            <w:r>
-              <w:rPr>
-                <w:rFonts w:ascii="Times New Roman" w:hAnsi="Times New Roman"/>
-                <w:szCs w:val="24"/>
-              </w:rPr>
-              <w:t>:</w:t>
+            <w:r>
+              <w:rPr>
+                <w:rFonts w:ascii="Times New Roman" w:hAnsi="Times New Roman"/>
+                <w:szCs w:val="24"/>
+              </w:rPr>
+              <w:t>Điện thoại:</w:t>
             </w:r>
           </w:p>
         </w:tc>
@@ -7754,101 +4779,12 @@
                 <w:szCs w:val="24"/>
               </w:rPr>
             </w:pPr>
-            <w:proofErr w:type="spellStart"/>
-            <w:r>
-              <w:rPr>
-                <w:rFonts w:ascii="Times New Roman" w:hAnsi="Times New Roman"/>
-                <w:szCs w:val="24"/>
-              </w:rPr>
-              <w:t>Căn</w:t>
-            </w:r>
-            <w:proofErr w:type="spellEnd"/>
-            <w:r>
-              <w:rPr>
-                <w:rFonts w:ascii="Times New Roman" w:hAnsi="Times New Roman"/>
-                <w:szCs w:val="24"/>
-              </w:rPr>
-              <w:t xml:space="preserve"> </w:t>
-            </w:r>
-            <w:proofErr w:type="spellStart"/>
-            <w:r>
-              <w:rPr>
-                <w:rFonts w:ascii="Times New Roman" w:hAnsi="Times New Roman"/>
-                <w:szCs w:val="24"/>
-              </w:rPr>
-              <w:t>cước</w:t>
-            </w:r>
-            <w:proofErr w:type="spellEnd"/>
-            <w:r>
-              <w:rPr>
-                <w:rFonts w:ascii="Times New Roman" w:hAnsi="Times New Roman"/>
-                <w:szCs w:val="24"/>
-              </w:rPr>
-              <w:t>/</w:t>
-            </w:r>
-            <w:proofErr w:type="spellStart"/>
-            <w:r>
-              <w:rPr>
-                <w:rFonts w:ascii="Times New Roman" w:hAnsi="Times New Roman"/>
-                <w:szCs w:val="24"/>
-              </w:rPr>
-              <w:t>Mã</w:t>
-            </w:r>
-            <w:proofErr w:type="spellEnd"/>
-            <w:r>
-              <w:rPr>
-                <w:rFonts w:ascii="Times New Roman" w:hAnsi="Times New Roman"/>
-                <w:szCs w:val="24"/>
-              </w:rPr>
-              <w:t xml:space="preserve"> </w:t>
-            </w:r>
-            <w:proofErr w:type="spellStart"/>
-            <w:r>
-              <w:rPr>
-                <w:rFonts w:ascii="Times New Roman" w:hAnsi="Times New Roman"/>
-                <w:szCs w:val="24"/>
-              </w:rPr>
-              <w:t>định</w:t>
-            </w:r>
-            <w:proofErr w:type="spellEnd"/>
-            <w:r>
-              <w:rPr>
-                <w:rFonts w:ascii="Times New Roman" w:hAnsi="Times New Roman"/>
-                <w:szCs w:val="24"/>
-              </w:rPr>
-              <w:t xml:space="preserve"> </w:t>
-            </w:r>
-            <w:proofErr w:type="spellStart"/>
-            <w:r>
-              <w:rPr>
-                <w:rFonts w:ascii="Times New Roman" w:hAnsi="Times New Roman"/>
-                <w:szCs w:val="24"/>
-              </w:rPr>
-              <w:t>danh</w:t>
-            </w:r>
-            <w:proofErr w:type="spellEnd"/>
-            <w:r>
-              <w:rPr>
-                <w:rFonts w:ascii="Times New Roman" w:hAnsi="Times New Roman"/>
-                <w:szCs w:val="24"/>
-              </w:rPr>
-              <w:t xml:space="preserve"> </w:t>
-            </w:r>
-            <w:proofErr w:type="spellStart"/>
-            <w:r>
-              <w:rPr>
-                <w:rFonts w:ascii="Times New Roman" w:hAnsi="Times New Roman"/>
-                <w:szCs w:val="24"/>
-              </w:rPr>
-              <w:t>Mẹ</w:t>
-            </w:r>
-            <w:proofErr w:type="spellEnd"/>
-            <w:r>
-              <w:rPr>
-                <w:rFonts w:ascii="Times New Roman" w:hAnsi="Times New Roman"/>
-                <w:szCs w:val="24"/>
-              </w:rPr>
-              <w:t>:</w:t>
+            <w:r>
+              <w:rPr>
+                <w:rFonts w:ascii="Times New Roman" w:hAnsi="Times New Roman"/>
+                <w:szCs w:val="24"/>
+              </w:rPr>
+              <w:t>Căn cước/Mã định danh Mẹ:</w:t>
             </w:r>
           </w:p>
         </w:tc>
@@ -7970,108 +4906,8 @@
                 <w:b/>
                 <w:szCs w:val="24"/>
               </w:rPr>
-              <w:t xml:space="preserve">* </w:t>
-            </w:r>
-            <w:proofErr w:type="spellStart"/>
-            <w:r>
-              <w:rPr>
-                <w:rFonts w:ascii="Times New Roman" w:hAnsi="Times New Roman"/>
-                <w:b/>
-                <w:szCs w:val="24"/>
-              </w:rPr>
-              <w:t>Họ</w:t>
-            </w:r>
-            <w:proofErr w:type="spellEnd"/>
-            <w:r>
-              <w:rPr>
-                <w:rFonts w:ascii="Times New Roman" w:hAnsi="Times New Roman"/>
-                <w:b/>
-                <w:szCs w:val="24"/>
-              </w:rPr>
-              <w:t xml:space="preserve"> </w:t>
-            </w:r>
-            <w:proofErr w:type="spellStart"/>
-            <w:r>
-              <w:rPr>
-                <w:rFonts w:ascii="Times New Roman" w:hAnsi="Times New Roman"/>
-                <w:b/>
-                <w:szCs w:val="24"/>
-              </w:rPr>
-              <w:t>và</w:t>
-            </w:r>
-            <w:proofErr w:type="spellEnd"/>
-            <w:r>
-              <w:rPr>
-                <w:rFonts w:ascii="Times New Roman" w:hAnsi="Times New Roman"/>
-                <w:b/>
-                <w:szCs w:val="24"/>
-              </w:rPr>
-              <w:t xml:space="preserve"> </w:t>
-            </w:r>
-            <w:proofErr w:type="spellStart"/>
-            <w:r>
-              <w:rPr>
-                <w:rFonts w:ascii="Times New Roman" w:hAnsi="Times New Roman"/>
-                <w:b/>
-                <w:szCs w:val="24"/>
-              </w:rPr>
-              <w:t>tên</w:t>
-            </w:r>
-            <w:proofErr w:type="spellEnd"/>
-            <w:r>
-              <w:rPr>
-                <w:rFonts w:ascii="Times New Roman" w:hAnsi="Times New Roman"/>
-                <w:b/>
-                <w:szCs w:val="24"/>
-              </w:rPr>
-              <w:t xml:space="preserve"> </w:t>
-            </w:r>
-            <w:proofErr w:type="spellStart"/>
-            <w:r>
-              <w:rPr>
-                <w:rFonts w:ascii="Times New Roman" w:hAnsi="Times New Roman"/>
-                <w:b/>
-                <w:szCs w:val="24"/>
-              </w:rPr>
-              <w:t>người</w:t>
-            </w:r>
-            <w:proofErr w:type="spellEnd"/>
-            <w:r>
-              <w:rPr>
-                <w:rFonts w:ascii="Times New Roman" w:hAnsi="Times New Roman"/>
-                <w:b/>
-                <w:szCs w:val="24"/>
-              </w:rPr>
-              <w:t xml:space="preserve"> </w:t>
-            </w:r>
-            <w:proofErr w:type="spellStart"/>
-            <w:r>
-              <w:rPr>
-                <w:rFonts w:ascii="Times New Roman" w:hAnsi="Times New Roman"/>
-                <w:b/>
-                <w:szCs w:val="24"/>
-              </w:rPr>
-              <w:t>giám</w:t>
-            </w:r>
-            <w:proofErr w:type="spellEnd"/>
-            <w:r>
-              <w:rPr>
-                <w:rFonts w:ascii="Times New Roman" w:hAnsi="Times New Roman"/>
-                <w:b/>
-                <w:szCs w:val="24"/>
-              </w:rPr>
-              <w:t xml:space="preserve"> </w:t>
-            </w:r>
-            <w:proofErr w:type="spellStart"/>
-            <w:r>
-              <w:rPr>
-                <w:rFonts w:ascii="Times New Roman" w:hAnsi="Times New Roman"/>
-                <w:b/>
-                <w:szCs w:val="24"/>
-              </w:rPr>
-              <w:t>hộ</w:t>
-            </w:r>
-            <w:proofErr w:type="spellEnd"/>
+              <w:t>* Họ và tên người giám hộ</w:t>
+            </w:r>
             <w:r>
               <w:rPr>
                 <w:rFonts w:ascii="Times New Roman" w:hAnsi="Times New Roman"/>
@@ -8159,37 +4995,12 @@
                 <w:szCs w:val="24"/>
               </w:rPr>
             </w:pPr>
-            <w:proofErr w:type="spellStart"/>
-            <w:r>
-              <w:rPr>
-                <w:rFonts w:ascii="Times New Roman" w:hAnsi="Times New Roman"/>
-                <w:szCs w:val="24"/>
-              </w:rPr>
-              <w:t>Điện</w:t>
-            </w:r>
-            <w:proofErr w:type="spellEnd"/>
-            <w:r>
-              <w:rPr>
-                <w:rFonts w:ascii="Times New Roman" w:hAnsi="Times New Roman"/>
-                <w:szCs w:val="24"/>
-              </w:rPr>
-              <w:t xml:space="preserve"> </w:t>
-            </w:r>
-            <w:proofErr w:type="spellStart"/>
-            <w:r>
-              <w:rPr>
-                <w:rFonts w:ascii="Times New Roman" w:hAnsi="Times New Roman"/>
-                <w:szCs w:val="24"/>
-              </w:rPr>
-              <w:t>thoại</w:t>
-            </w:r>
-            <w:proofErr w:type="spellEnd"/>
-            <w:r>
-              <w:rPr>
-                <w:rFonts w:ascii="Times New Roman" w:hAnsi="Times New Roman"/>
-                <w:szCs w:val="24"/>
-              </w:rPr>
-              <w:t>:</w:t>
+            <w:r>
+              <w:rPr>
+                <w:rFonts w:ascii="Times New Roman" w:hAnsi="Times New Roman"/>
+                <w:szCs w:val="24"/>
+              </w:rPr>
+              <w:t>Điện thoại:</w:t>
             </w:r>
           </w:p>
         </w:tc>
@@ -8273,133 +5084,12 @@
                 <w:szCs w:val="24"/>
               </w:rPr>
             </w:pPr>
-            <w:proofErr w:type="spellStart"/>
-            <w:r>
-              <w:rPr>
-                <w:rFonts w:ascii="Times New Roman" w:hAnsi="Times New Roman"/>
-                <w:szCs w:val="24"/>
-              </w:rPr>
-              <w:t>Căn</w:t>
-            </w:r>
-            <w:proofErr w:type="spellEnd"/>
-            <w:r>
-              <w:rPr>
-                <w:rFonts w:ascii="Times New Roman" w:hAnsi="Times New Roman"/>
-                <w:szCs w:val="24"/>
-              </w:rPr>
-              <w:t xml:space="preserve"> </w:t>
-            </w:r>
-            <w:proofErr w:type="spellStart"/>
-            <w:r>
-              <w:rPr>
-                <w:rFonts w:ascii="Times New Roman" w:hAnsi="Times New Roman"/>
-                <w:szCs w:val="24"/>
-              </w:rPr>
-              <w:t>cước</w:t>
-            </w:r>
-            <w:proofErr w:type="spellEnd"/>
-            <w:r>
-              <w:rPr>
-                <w:rFonts w:ascii="Times New Roman" w:hAnsi="Times New Roman"/>
-                <w:szCs w:val="24"/>
-              </w:rPr>
-              <w:t>/</w:t>
-            </w:r>
-            <w:proofErr w:type="spellStart"/>
-            <w:r>
-              <w:rPr>
-                <w:rFonts w:ascii="Times New Roman" w:hAnsi="Times New Roman"/>
-                <w:szCs w:val="24"/>
-              </w:rPr>
-              <w:t>Mã</w:t>
-            </w:r>
-            <w:proofErr w:type="spellEnd"/>
-            <w:r>
-              <w:rPr>
-                <w:rFonts w:ascii="Times New Roman" w:hAnsi="Times New Roman"/>
-                <w:szCs w:val="24"/>
-              </w:rPr>
-              <w:t xml:space="preserve"> </w:t>
-            </w:r>
-            <w:proofErr w:type="spellStart"/>
-            <w:r>
-              <w:rPr>
-                <w:rFonts w:ascii="Times New Roman" w:hAnsi="Times New Roman"/>
-                <w:szCs w:val="24"/>
-              </w:rPr>
-              <w:t>định</w:t>
-            </w:r>
-            <w:proofErr w:type="spellEnd"/>
-            <w:r>
-              <w:rPr>
-                <w:rFonts w:ascii="Times New Roman" w:hAnsi="Times New Roman"/>
-                <w:szCs w:val="24"/>
-              </w:rPr>
-              <w:t xml:space="preserve"> </w:t>
-            </w:r>
-            <w:proofErr w:type="spellStart"/>
-            <w:r>
-              <w:rPr>
-                <w:rFonts w:ascii="Times New Roman" w:hAnsi="Times New Roman"/>
-                <w:szCs w:val="24"/>
-              </w:rPr>
-              <w:t>danh</w:t>
-            </w:r>
-            <w:proofErr w:type="spellEnd"/>
-            <w:r>
-              <w:rPr>
-                <w:rFonts w:ascii="Times New Roman" w:hAnsi="Times New Roman"/>
-                <w:szCs w:val="24"/>
-              </w:rPr>
-              <w:t xml:space="preserve"> </w:t>
-            </w:r>
-            <w:proofErr w:type="spellStart"/>
-            <w:r>
-              <w:rPr>
-                <w:rFonts w:ascii="Times New Roman" w:hAnsi="Times New Roman"/>
-                <w:szCs w:val="24"/>
-              </w:rPr>
-              <w:t>Người</w:t>
-            </w:r>
-            <w:proofErr w:type="spellEnd"/>
-            <w:r>
-              <w:rPr>
-                <w:rFonts w:ascii="Times New Roman" w:hAnsi="Times New Roman"/>
-                <w:szCs w:val="24"/>
-              </w:rPr>
-              <w:t xml:space="preserve"> </w:t>
-            </w:r>
-            <w:proofErr w:type="spellStart"/>
-            <w:r>
-              <w:rPr>
-                <w:rFonts w:ascii="Times New Roman" w:hAnsi="Times New Roman"/>
-                <w:szCs w:val="24"/>
-              </w:rPr>
-              <w:t>giám</w:t>
-            </w:r>
-            <w:proofErr w:type="spellEnd"/>
-            <w:r>
-              <w:rPr>
-                <w:rFonts w:ascii="Times New Roman" w:hAnsi="Times New Roman"/>
-                <w:szCs w:val="24"/>
-              </w:rPr>
-              <w:t xml:space="preserve"> </w:t>
-            </w:r>
-            <w:proofErr w:type="spellStart"/>
-            <w:r>
-              <w:rPr>
-                <w:rFonts w:ascii="Times New Roman" w:hAnsi="Times New Roman"/>
-                <w:szCs w:val="24"/>
-              </w:rPr>
-              <w:t>hộ</w:t>
-            </w:r>
-            <w:proofErr w:type="spellEnd"/>
-            <w:r>
-              <w:rPr>
-                <w:rFonts w:ascii="Times New Roman" w:hAnsi="Times New Roman"/>
-                <w:szCs w:val="24"/>
-              </w:rPr>
-              <w:t>:</w:t>
+            <w:r>
+              <w:rPr>
+                <w:rFonts w:ascii="Times New Roman" w:hAnsi="Times New Roman"/>
+                <w:szCs w:val="24"/>
+              </w:rPr>
+              <w:t>Căn cước/Mã định danh Người giám hộ:</w:t>
             </w:r>
           </w:p>
         </w:tc>
@@ -8539,198 +5229,8 @@
           <w:b/>
           <w:szCs w:val="24"/>
         </w:rPr>
-        <w:t xml:space="preserve">Anh </w:t>
-      </w:r>
-      <w:proofErr w:type="spellStart"/>
-      <w:r>
-        <w:rPr>
-          <w:rFonts w:ascii="Times New Roman" w:hAnsi="Times New Roman"/>
-          <w:b/>
-          <w:szCs w:val="24"/>
-        </w:rPr>
-        <w:t>chị</w:t>
-      </w:r>
-      <w:proofErr w:type="spellEnd"/>
-      <w:r>
-        <w:rPr>
-          <w:rFonts w:ascii="Times New Roman" w:hAnsi="Times New Roman"/>
-          <w:b/>
-          <w:szCs w:val="24"/>
-        </w:rPr>
-        <w:t xml:space="preserve"> </w:t>
-      </w:r>
-      <w:proofErr w:type="spellStart"/>
-      <w:r>
-        <w:rPr>
-          <w:rFonts w:ascii="Times New Roman" w:hAnsi="Times New Roman"/>
-          <w:b/>
-          <w:szCs w:val="24"/>
-        </w:rPr>
-        <w:t>ruột</w:t>
-      </w:r>
-      <w:proofErr w:type="spellEnd"/>
-      <w:r>
-        <w:rPr>
-          <w:rFonts w:ascii="Times New Roman" w:hAnsi="Times New Roman"/>
-          <w:b/>
-          <w:szCs w:val="24"/>
-        </w:rPr>
-        <w:t xml:space="preserve"> </w:t>
-      </w:r>
-      <w:proofErr w:type="spellStart"/>
-      <w:r>
-        <w:rPr>
-          <w:rFonts w:ascii="Times New Roman" w:hAnsi="Times New Roman"/>
-          <w:b/>
-          <w:szCs w:val="24"/>
-        </w:rPr>
-        <w:t>đang</w:t>
-      </w:r>
-      <w:proofErr w:type="spellEnd"/>
-      <w:r>
-        <w:rPr>
-          <w:rFonts w:ascii="Times New Roman" w:hAnsi="Times New Roman"/>
-          <w:b/>
-          <w:szCs w:val="24"/>
-        </w:rPr>
-        <w:t xml:space="preserve"> </w:t>
-      </w:r>
-      <w:proofErr w:type="spellStart"/>
-      <w:r>
-        <w:rPr>
-          <w:rFonts w:ascii="Times New Roman" w:hAnsi="Times New Roman"/>
-          <w:b/>
-          <w:szCs w:val="24"/>
-        </w:rPr>
-        <w:t>học</w:t>
-      </w:r>
-      <w:proofErr w:type="spellEnd"/>
-      <w:r>
-        <w:rPr>
-          <w:rFonts w:ascii="Times New Roman" w:hAnsi="Times New Roman"/>
-          <w:b/>
-          <w:szCs w:val="24"/>
-        </w:rPr>
-        <w:t xml:space="preserve"> </w:t>
-      </w:r>
-      <w:proofErr w:type="spellStart"/>
-      <w:r>
-        <w:rPr>
-          <w:rFonts w:ascii="Times New Roman" w:hAnsi="Times New Roman"/>
-          <w:b/>
-          <w:szCs w:val="24"/>
-        </w:rPr>
-        <w:t>tại</w:t>
-      </w:r>
-      <w:proofErr w:type="spellEnd"/>
-      <w:r>
-        <w:rPr>
-          <w:rFonts w:ascii="Times New Roman" w:hAnsi="Times New Roman"/>
-          <w:b/>
-          <w:szCs w:val="24"/>
-        </w:rPr>
-        <w:t xml:space="preserve"> </w:t>
-      </w:r>
-      <w:proofErr w:type="spellStart"/>
-      <w:r>
-        <w:rPr>
-          <w:rFonts w:ascii="Times New Roman" w:hAnsi="Times New Roman"/>
-          <w:b/>
-          <w:szCs w:val="24"/>
-        </w:rPr>
-        <w:t>trường</w:t>
-      </w:r>
-      <w:proofErr w:type="spellEnd"/>
-      <w:r>
-        <w:rPr>
-          <w:rFonts w:ascii="Times New Roman" w:hAnsi="Times New Roman"/>
-          <w:b/>
-          <w:szCs w:val="24"/>
-        </w:rPr>
-        <w:t xml:space="preserve"> </w:t>
-      </w:r>
-      <w:proofErr w:type="spellStart"/>
-      <w:r>
-        <w:rPr>
-          <w:rFonts w:ascii="Times New Roman" w:hAnsi="Times New Roman"/>
-          <w:b/>
-          <w:szCs w:val="24"/>
-        </w:rPr>
-        <w:t>Tiểu</w:t>
-      </w:r>
-      <w:proofErr w:type="spellEnd"/>
-      <w:r>
-        <w:rPr>
-          <w:rFonts w:ascii="Times New Roman" w:hAnsi="Times New Roman"/>
-          <w:b/>
-          <w:szCs w:val="24"/>
-        </w:rPr>
-        <w:t xml:space="preserve"> </w:t>
-      </w:r>
-      <w:proofErr w:type="spellStart"/>
-      <w:r>
-        <w:rPr>
-          <w:rFonts w:ascii="Times New Roman" w:hAnsi="Times New Roman"/>
-          <w:b/>
-          <w:szCs w:val="24"/>
-        </w:rPr>
-        <w:t>học</w:t>
-      </w:r>
-      <w:proofErr w:type="spellEnd"/>
-      <w:r>
-        <w:rPr>
-          <w:rFonts w:ascii="Times New Roman" w:hAnsi="Times New Roman"/>
-          <w:b/>
-          <w:szCs w:val="24"/>
-        </w:rPr>
-        <w:t xml:space="preserve"> </w:t>
-      </w:r>
-      <w:proofErr w:type="spellStart"/>
-      <w:r>
-        <w:rPr>
-          <w:rFonts w:ascii="Times New Roman" w:hAnsi="Times New Roman"/>
-          <w:b/>
-          <w:szCs w:val="24"/>
-        </w:rPr>
-        <w:t>Nguyễn</w:t>
-      </w:r>
-      <w:proofErr w:type="spellEnd"/>
-      <w:r>
-        <w:rPr>
-          <w:rFonts w:ascii="Times New Roman" w:hAnsi="Times New Roman"/>
-          <w:b/>
-          <w:szCs w:val="24"/>
-        </w:rPr>
-        <w:t xml:space="preserve"> </w:t>
-      </w:r>
-      <w:proofErr w:type="spellStart"/>
-      <w:r>
-        <w:rPr>
-          <w:rFonts w:ascii="Times New Roman" w:hAnsi="Times New Roman"/>
-          <w:b/>
-          <w:szCs w:val="24"/>
-        </w:rPr>
-        <w:t>Thị</w:t>
-      </w:r>
-      <w:proofErr w:type="spellEnd"/>
-      <w:r>
-        <w:rPr>
-          <w:rFonts w:ascii="Times New Roman" w:hAnsi="Times New Roman"/>
-          <w:b/>
-          <w:szCs w:val="24"/>
-        </w:rPr>
-        <w:t xml:space="preserve"> </w:t>
-      </w:r>
-      <w:proofErr w:type="spellStart"/>
-      <w:r>
-        <w:rPr>
-          <w:rFonts w:ascii="Times New Roman" w:hAnsi="Times New Roman"/>
-          <w:b/>
-          <w:szCs w:val="24"/>
-        </w:rPr>
-        <w:t>Định</w:t>
-      </w:r>
-      <w:proofErr w:type="spellEnd"/>
+        <w:t>Anh chị ruột đang học tại trường Tiểu học Nguyễn Thị Định</w:t>
+      </w:r>
     </w:p>
     <w:p>
       <w:pPr>
@@ -8747,49 +5247,8 @@
           <w:szCs w:val="24"/>
         </w:rPr>
         <w:tab/>
-        <w:t xml:space="preserve">- </w:t>
-      </w:r>
-      <w:proofErr w:type="spellStart"/>
-      <w:r>
-        <w:rPr>
-          <w:rFonts w:ascii="Times New Roman" w:hAnsi="Times New Roman"/>
-          <w:szCs w:val="24"/>
-        </w:rPr>
-        <w:t>Họ</w:t>
-      </w:r>
-      <w:proofErr w:type="spellEnd"/>
-      <w:r>
-        <w:rPr>
-          <w:rFonts w:ascii="Times New Roman" w:hAnsi="Times New Roman"/>
-          <w:szCs w:val="24"/>
-        </w:rPr>
-        <w:t xml:space="preserve"> </w:t>
-      </w:r>
-      <w:proofErr w:type="spellStart"/>
-      <w:r>
-        <w:rPr>
-          <w:rFonts w:ascii="Times New Roman" w:hAnsi="Times New Roman"/>
-          <w:szCs w:val="24"/>
-        </w:rPr>
-        <w:t>và</w:t>
-      </w:r>
-      <w:proofErr w:type="spellEnd"/>
-      <w:r>
-        <w:rPr>
-          <w:rFonts w:ascii="Times New Roman" w:hAnsi="Times New Roman"/>
-          <w:szCs w:val="24"/>
-        </w:rPr>
-        <w:t xml:space="preserve"> </w:t>
-      </w:r>
-      <w:proofErr w:type="spellStart"/>
-      <w:r>
-        <w:rPr>
-          <w:rFonts w:ascii="Times New Roman" w:hAnsi="Times New Roman"/>
-          <w:szCs w:val="24"/>
-        </w:rPr>
-        <w:t>tên</w:t>
-      </w:r>
-      <w:proofErr w:type="spellEnd"/>
+        <w:t>- Họ và tên</w:t>
+      </w:r>
       <w:r>
         <w:rPr>
           <w:rFonts w:ascii="Times New Roman" w:hAnsi="Times New Roman"/>
@@ -8816,23 +5275,7 @@
           <w:rFonts w:ascii="Times New Roman" w:hAnsi="Times New Roman"/>
           <w:szCs w:val="24"/>
         </w:rPr>
-        <w:t xml:space="preserve">……… </w:t>
-      </w:r>
-      <w:proofErr w:type="spellStart"/>
-      <w:r>
-        <w:rPr>
-          <w:rFonts w:ascii="Times New Roman" w:hAnsi="Times New Roman"/>
-          <w:szCs w:val="24"/>
-        </w:rPr>
-        <w:t>Lớp</w:t>
-      </w:r>
-      <w:proofErr w:type="spellEnd"/>
-      <w:r>
-        <w:rPr>
-          <w:rFonts w:ascii="Times New Roman" w:hAnsi="Times New Roman"/>
-          <w:szCs w:val="24"/>
-        </w:rPr>
-        <w:t xml:space="preserve"> :………</w:t>
+        <w:t>……… Lớp :………</w:t>
       </w:r>
     </w:p>
     <w:p>
@@ -8850,49 +5293,8 @@
           <w:szCs w:val="24"/>
         </w:rPr>
         <w:tab/>
-        <w:t xml:space="preserve">- </w:t>
-      </w:r>
-      <w:proofErr w:type="spellStart"/>
-      <w:r>
-        <w:rPr>
-          <w:rFonts w:ascii="Times New Roman" w:hAnsi="Times New Roman"/>
-          <w:szCs w:val="24"/>
-        </w:rPr>
-        <w:t>Họ</w:t>
-      </w:r>
-      <w:proofErr w:type="spellEnd"/>
-      <w:r>
-        <w:rPr>
-          <w:rFonts w:ascii="Times New Roman" w:hAnsi="Times New Roman"/>
-          <w:szCs w:val="24"/>
-        </w:rPr>
-        <w:t xml:space="preserve"> </w:t>
-      </w:r>
-      <w:proofErr w:type="spellStart"/>
-      <w:r>
-        <w:rPr>
-          <w:rFonts w:ascii="Times New Roman" w:hAnsi="Times New Roman"/>
-          <w:szCs w:val="24"/>
-        </w:rPr>
-        <w:t>và</w:t>
-      </w:r>
-      <w:proofErr w:type="spellEnd"/>
-      <w:r>
-        <w:rPr>
-          <w:rFonts w:ascii="Times New Roman" w:hAnsi="Times New Roman"/>
-          <w:szCs w:val="24"/>
-        </w:rPr>
-        <w:t xml:space="preserve"> </w:t>
-      </w:r>
-      <w:proofErr w:type="spellStart"/>
-      <w:r>
-        <w:rPr>
-          <w:rFonts w:ascii="Times New Roman" w:hAnsi="Times New Roman"/>
-          <w:szCs w:val="24"/>
-        </w:rPr>
-        <w:t>tên</w:t>
-      </w:r>
-      <w:proofErr w:type="spellEnd"/>
+        <w:t>- Họ và tên</w:t>
+      </w:r>
       <w:r>
         <w:rPr>
           <w:rFonts w:ascii="Times New Roman" w:hAnsi="Times New Roman"/>
@@ -8919,23 +5321,7 @@
           <w:rFonts w:ascii="Times New Roman" w:hAnsi="Times New Roman"/>
           <w:szCs w:val="24"/>
         </w:rPr>
-        <w:t xml:space="preserve">… </w:t>
-      </w:r>
-      <w:proofErr w:type="spellStart"/>
-      <w:r>
-        <w:rPr>
-          <w:rFonts w:ascii="Times New Roman" w:hAnsi="Times New Roman"/>
-          <w:szCs w:val="24"/>
-        </w:rPr>
-        <w:t>Lớp</w:t>
-      </w:r>
-      <w:proofErr w:type="spellEnd"/>
-      <w:r>
-        <w:rPr>
-          <w:rFonts w:ascii="Times New Roman" w:hAnsi="Times New Roman"/>
-          <w:szCs w:val="24"/>
-        </w:rPr>
-        <w:t xml:space="preserve"> :………</w:t>
+        <w:t>… Lớp :………</w:t>
       </w:r>
     </w:p>
     <w:p>
@@ -8974,70 +5360,14 @@
         </w:rPr>
         <w:t xml:space="preserve">* </w:t>
       </w:r>
-      <w:proofErr w:type="spellStart"/>
       <w:r>
         <w:rPr>
           <w:rFonts w:ascii="Times New Roman" w:hAnsi="Times New Roman"/>
           <w:b/>
           <w:szCs w:val="24"/>
         </w:rPr>
-        <w:t>Thành</w:t>
-      </w:r>
-      <w:proofErr w:type="spellEnd"/>
-      <w:r>
-        <w:rPr>
-          <w:rFonts w:ascii="Times New Roman" w:hAnsi="Times New Roman"/>
-          <w:b/>
-          <w:szCs w:val="24"/>
-        </w:rPr>
-        <w:t xml:space="preserve"> </w:t>
-      </w:r>
-      <w:proofErr w:type="spellStart"/>
-      <w:r>
-        <w:rPr>
-          <w:rFonts w:ascii="Times New Roman" w:hAnsi="Times New Roman"/>
-          <w:b/>
-          <w:szCs w:val="24"/>
-        </w:rPr>
-        <w:t>phần</w:t>
-      </w:r>
-      <w:proofErr w:type="spellEnd"/>
-      <w:r>
-        <w:rPr>
-          <w:rFonts w:ascii="Times New Roman" w:hAnsi="Times New Roman"/>
-          <w:b/>
-          <w:szCs w:val="24"/>
-        </w:rPr>
-        <w:t xml:space="preserve"> </w:t>
-      </w:r>
-      <w:proofErr w:type="spellStart"/>
-      <w:r>
-        <w:rPr>
-          <w:rFonts w:ascii="Times New Roman" w:hAnsi="Times New Roman"/>
-          <w:b/>
-          <w:szCs w:val="24"/>
-        </w:rPr>
-        <w:t>gia</w:t>
-      </w:r>
-      <w:proofErr w:type="spellEnd"/>
-      <w:r>
-        <w:rPr>
-          <w:rFonts w:ascii="Times New Roman" w:hAnsi="Times New Roman"/>
-          <w:b/>
-          <w:szCs w:val="24"/>
-        </w:rPr>
-        <w:t xml:space="preserve"> </w:t>
-      </w:r>
-      <w:proofErr w:type="spellStart"/>
-      <w:r>
-        <w:rPr>
-          <w:rFonts w:ascii="Times New Roman" w:hAnsi="Times New Roman"/>
-          <w:b/>
-          <w:szCs w:val="24"/>
-        </w:rPr>
-        <w:t>đình</w:t>
-      </w:r>
-      <w:proofErr w:type="spellEnd"/>
+        <w:t>Thành phần gia đình</w:t>
+      </w:r>
       <w:r>
         <w:rPr>
           <w:rFonts w:ascii="Times New Roman" w:hAnsi="Times New Roman"/>
@@ -9057,23 +5387,7 @@
           <w:rFonts w:ascii="Times New Roman" w:hAnsi="Times New Roman"/>
           <w:szCs w:val="24"/>
         </w:rPr>
-        <w:t xml:space="preserve"> Con </w:t>
-      </w:r>
-      <w:proofErr w:type="spellStart"/>
-      <w:r>
-        <w:rPr>
-          <w:rFonts w:ascii="Times New Roman" w:hAnsi="Times New Roman"/>
-          <w:szCs w:val="24"/>
-        </w:rPr>
-        <w:t>liệt</w:t>
-      </w:r>
-      <w:proofErr w:type="spellEnd"/>
-      <w:r>
-        <w:rPr>
-          <w:rFonts w:ascii="Times New Roman" w:hAnsi="Times New Roman"/>
-          <w:szCs w:val="24"/>
-        </w:rPr>
-        <w:t xml:space="preserve"> sĩ:</w:t>
+        <w:t xml:space="preserve"> Con liệt sĩ:</w:t>
       </w:r>
       <w:r>
         <w:rPr>
@@ -9108,55 +5422,7 @@
           <w:rFonts w:ascii="Times New Roman" w:hAnsi="Times New Roman"/>
           <w:szCs w:val="24"/>
         </w:rPr>
-        <w:t xml:space="preserve">Con </w:t>
-      </w:r>
-      <w:proofErr w:type="spellStart"/>
-      <w:r>
-        <w:rPr>
-          <w:rFonts w:ascii="Times New Roman" w:hAnsi="Times New Roman"/>
-          <w:szCs w:val="24"/>
-        </w:rPr>
-        <w:t>thương</w:t>
-      </w:r>
-      <w:proofErr w:type="spellEnd"/>
-      <w:r>
-        <w:rPr>
-          <w:rFonts w:ascii="Times New Roman" w:hAnsi="Times New Roman"/>
-          <w:szCs w:val="24"/>
-        </w:rPr>
-        <w:t xml:space="preserve"> </w:t>
-      </w:r>
-      <w:proofErr w:type="spellStart"/>
-      <w:r>
-        <w:rPr>
-          <w:rFonts w:ascii="Times New Roman" w:hAnsi="Times New Roman"/>
-          <w:szCs w:val="24"/>
-        </w:rPr>
-        <w:t>binh</w:t>
-      </w:r>
-      <w:proofErr w:type="spellEnd"/>
-      <w:r>
-        <w:rPr>
-          <w:rFonts w:ascii="Times New Roman" w:hAnsi="Times New Roman"/>
-          <w:szCs w:val="24"/>
-        </w:rPr>
-        <w:t xml:space="preserve"> </w:t>
-      </w:r>
-      <w:proofErr w:type="spellStart"/>
-      <w:r>
-        <w:rPr>
-          <w:rFonts w:ascii="Times New Roman" w:hAnsi="Times New Roman"/>
-          <w:szCs w:val="24"/>
-        </w:rPr>
-        <w:t>loại</w:t>
-      </w:r>
-      <w:proofErr w:type="spellEnd"/>
-      <w:r>
-        <w:rPr>
-          <w:rFonts w:ascii="Times New Roman" w:hAnsi="Times New Roman"/>
-          <w:szCs w:val="24"/>
-        </w:rPr>
-        <w:t xml:space="preserve">: </w:t>
+        <w:t xml:space="preserve">Con thương binh loại: </w:t>
       </w:r>
     </w:p>
     <w:p>
@@ -9200,17 +5466,15 @@
           <w:rFonts w:ascii="Times New Roman" w:hAnsi="Times New Roman"/>
           <w:szCs w:val="24"/>
         </w:rPr>
-        <w:t xml:space="preserve">Gia </w:t>
-      </w:r>
-      <w:proofErr w:type="spellStart"/>
-      <w:r>
-        <w:rPr>
-          <w:rFonts w:ascii="Times New Roman" w:hAnsi="Times New Roman"/>
-          <w:szCs w:val="24"/>
-        </w:rPr>
-        <w:t>đình</w:t>
-      </w:r>
-      <w:proofErr w:type="spellEnd"/>
+        <w:t xml:space="preserve">Gia đình có hoàn cảnh khó khăn: </w:t>
+      </w:r>
+      <w:r>
+        <w:rPr>
+          <w:rFonts w:ascii="Times New Roman" w:hAnsi="Times New Roman"/>
+          <w:szCs w:val="24"/>
+        </w:rPr>
+        <w:tab/>
+      </w:r>
       <w:r>
         <w:rPr>
           <w:rFonts w:ascii="Times New Roman" w:hAnsi="Times New Roman"/>
@@ -9218,15 +5482,6 @@
         </w:rPr>
         <w:t xml:space="preserve"> </w:t>
       </w:r>
-      <w:proofErr w:type="spellStart"/>
-      <w:r>
-        <w:rPr>
-          <w:rFonts w:ascii="Times New Roman" w:hAnsi="Times New Roman"/>
-          <w:szCs w:val="24"/>
-        </w:rPr>
-        <w:t>có</w:t>
-      </w:r>
-      <w:proofErr w:type="spellEnd"/>
       <w:r>
         <w:rPr>
           <w:rFonts w:ascii="Times New Roman" w:hAnsi="Times New Roman"/>
@@ -9234,91 +5489,6 @@
         </w:rPr>
         <w:t xml:space="preserve"> </w:t>
       </w:r>
-      <w:proofErr w:type="spellStart"/>
-      <w:r>
-        <w:rPr>
-          <w:rFonts w:ascii="Times New Roman" w:hAnsi="Times New Roman"/>
-          <w:szCs w:val="24"/>
-        </w:rPr>
-        <w:t>hoàn</w:t>
-      </w:r>
-      <w:proofErr w:type="spellEnd"/>
-      <w:r>
-        <w:rPr>
-          <w:rFonts w:ascii="Times New Roman" w:hAnsi="Times New Roman"/>
-          <w:szCs w:val="24"/>
-        </w:rPr>
-        <w:t xml:space="preserve"> </w:t>
-      </w:r>
-      <w:proofErr w:type="spellStart"/>
-      <w:r>
-        <w:rPr>
-          <w:rFonts w:ascii="Times New Roman" w:hAnsi="Times New Roman"/>
-          <w:szCs w:val="24"/>
-        </w:rPr>
-        <w:t>cảnh</w:t>
-      </w:r>
-      <w:proofErr w:type="spellEnd"/>
-      <w:r>
-        <w:rPr>
-          <w:rFonts w:ascii="Times New Roman" w:hAnsi="Times New Roman"/>
-          <w:szCs w:val="24"/>
-        </w:rPr>
-        <w:t xml:space="preserve"> </w:t>
-      </w:r>
-      <w:proofErr w:type="spellStart"/>
-      <w:r>
-        <w:rPr>
-          <w:rFonts w:ascii="Times New Roman" w:hAnsi="Times New Roman"/>
-          <w:szCs w:val="24"/>
-        </w:rPr>
-        <w:t>khó</w:t>
-      </w:r>
-      <w:proofErr w:type="spellEnd"/>
-      <w:r>
-        <w:rPr>
-          <w:rFonts w:ascii="Times New Roman" w:hAnsi="Times New Roman"/>
-          <w:szCs w:val="24"/>
-        </w:rPr>
-        <w:t xml:space="preserve"> </w:t>
-      </w:r>
-      <w:proofErr w:type="spellStart"/>
-      <w:r>
-        <w:rPr>
-          <w:rFonts w:ascii="Times New Roman" w:hAnsi="Times New Roman"/>
-          <w:szCs w:val="24"/>
-        </w:rPr>
-        <w:t>khăn</w:t>
-      </w:r>
-      <w:proofErr w:type="spellEnd"/>
-      <w:r>
-        <w:rPr>
-          <w:rFonts w:ascii="Times New Roman" w:hAnsi="Times New Roman"/>
-          <w:szCs w:val="24"/>
-        </w:rPr>
-        <w:t xml:space="preserve">: </w:t>
-      </w:r>
-      <w:r>
-        <w:rPr>
-          <w:rFonts w:ascii="Times New Roman" w:hAnsi="Times New Roman"/>
-          <w:szCs w:val="24"/>
-        </w:rPr>
-        <w:tab/>
-      </w:r>
-      <w:r>
-        <w:rPr>
-          <w:rFonts w:ascii="Times New Roman" w:hAnsi="Times New Roman"/>
-          <w:szCs w:val="24"/>
-        </w:rPr>
-        <w:t xml:space="preserve"> </w:t>
-      </w:r>
-      <w:r>
-        <w:rPr>
-          <w:rFonts w:ascii="Times New Roman" w:hAnsi="Times New Roman"/>
-          <w:szCs w:val="24"/>
-        </w:rPr>
-        <w:t xml:space="preserve"> </w:t>
-      </w:r>
       <w:r>
         <w:rPr>
           <w:rFonts w:ascii="Times New Roman" w:hAnsi="Times New Roman"/>
@@ -9333,85 +5503,12 @@
         </w:rPr>
         <w:t xml:space="preserve">- </w:t>
       </w:r>
-      <w:proofErr w:type="spellStart"/>
-      <w:r>
-        <w:rPr>
-          <w:rFonts w:ascii="Times New Roman" w:hAnsi="Times New Roman"/>
-          <w:szCs w:val="24"/>
-        </w:rPr>
-        <w:t>Diện</w:t>
-      </w:r>
-      <w:proofErr w:type="spellEnd"/>
-      <w:r>
-        <w:rPr>
-          <w:rFonts w:ascii="Times New Roman" w:hAnsi="Times New Roman"/>
-          <w:szCs w:val="24"/>
-        </w:rPr>
-        <w:t xml:space="preserve"> </w:t>
-      </w:r>
-      <w:proofErr w:type="spellStart"/>
-      <w:r>
-        <w:rPr>
-          <w:rFonts w:ascii="Times New Roman" w:hAnsi="Times New Roman"/>
-          <w:szCs w:val="24"/>
-        </w:rPr>
-        <w:t>xóa</w:t>
-      </w:r>
-      <w:proofErr w:type="spellEnd"/>
-      <w:r>
-        <w:rPr>
-          <w:rFonts w:ascii="Times New Roman" w:hAnsi="Times New Roman"/>
-          <w:szCs w:val="24"/>
-        </w:rPr>
-        <w:t xml:space="preserve"> </w:t>
-      </w:r>
-      <w:proofErr w:type="spellStart"/>
-      <w:r>
-        <w:rPr>
-          <w:rFonts w:ascii="Times New Roman" w:hAnsi="Times New Roman"/>
-          <w:szCs w:val="24"/>
-        </w:rPr>
-        <w:t>đói</w:t>
-      </w:r>
-      <w:proofErr w:type="spellEnd"/>
-      <w:r>
-        <w:rPr>
-          <w:rFonts w:ascii="Times New Roman" w:hAnsi="Times New Roman"/>
-          <w:szCs w:val="24"/>
-        </w:rPr>
-        <w:t xml:space="preserve"> </w:t>
-      </w:r>
-      <w:proofErr w:type="spellStart"/>
-      <w:r>
-        <w:rPr>
-          <w:rFonts w:ascii="Times New Roman" w:hAnsi="Times New Roman"/>
-          <w:szCs w:val="24"/>
-        </w:rPr>
-        <w:t>giảm</w:t>
-      </w:r>
-      <w:proofErr w:type="spellEnd"/>
-      <w:r>
-        <w:rPr>
-          <w:rFonts w:ascii="Times New Roman" w:hAnsi="Times New Roman"/>
-          <w:szCs w:val="24"/>
-        </w:rPr>
-        <w:t xml:space="preserve"> </w:t>
-      </w:r>
-      <w:proofErr w:type="spellStart"/>
-      <w:r>
-        <w:rPr>
-          <w:rFonts w:ascii="Times New Roman" w:hAnsi="Times New Roman"/>
-          <w:szCs w:val="24"/>
-        </w:rPr>
-        <w:t>nghèo</w:t>
-      </w:r>
-      <w:proofErr w:type="spellEnd"/>
-      <w:r>
-        <w:rPr>
-          <w:rFonts w:ascii="Times New Roman" w:hAnsi="Times New Roman"/>
-          <w:szCs w:val="24"/>
-        </w:rPr>
-        <w:t xml:space="preserve">: </w:t>
+      <w:r>
+        <w:rPr>
+          <w:rFonts w:ascii="Times New Roman" w:hAnsi="Times New Roman"/>
+          <w:szCs w:val="24"/>
+        </w:rPr>
+        <w:t xml:space="preserve">Diện xóa đói giảm nghèo: </w:t>
       </w:r>
       <w:r>
         <w:rPr>
@@ -9439,71 +5536,7 @@
           <w:rFonts w:ascii="Times New Roman" w:hAnsi="Times New Roman"/>
           <w:szCs w:val="24"/>
         </w:rPr>
-        <w:t>(</w:t>
-      </w:r>
-      <w:proofErr w:type="spellStart"/>
-      <w:r>
-        <w:rPr>
-          <w:rFonts w:ascii="Times New Roman" w:hAnsi="Times New Roman"/>
-          <w:szCs w:val="24"/>
-        </w:rPr>
-        <w:t>có</w:t>
-      </w:r>
-      <w:proofErr w:type="spellEnd"/>
-      <w:r>
-        <w:rPr>
-          <w:rFonts w:ascii="Times New Roman" w:hAnsi="Times New Roman"/>
-          <w:szCs w:val="24"/>
-        </w:rPr>
-        <w:t xml:space="preserve"> </w:t>
-      </w:r>
-      <w:proofErr w:type="spellStart"/>
-      <w:r>
-        <w:rPr>
-          <w:rFonts w:ascii="Times New Roman" w:hAnsi="Times New Roman"/>
-          <w:szCs w:val="24"/>
-        </w:rPr>
-        <w:t>giấy</w:t>
-      </w:r>
-      <w:proofErr w:type="spellEnd"/>
-      <w:r>
-        <w:rPr>
-          <w:rFonts w:ascii="Times New Roman" w:hAnsi="Times New Roman"/>
-          <w:szCs w:val="24"/>
-        </w:rPr>
-        <w:t xml:space="preserve"> </w:t>
-      </w:r>
-      <w:proofErr w:type="spellStart"/>
-      <w:r>
-        <w:rPr>
-          <w:rFonts w:ascii="Times New Roman" w:hAnsi="Times New Roman"/>
-          <w:szCs w:val="24"/>
-        </w:rPr>
-        <w:t>xác</w:t>
-      </w:r>
-      <w:proofErr w:type="spellEnd"/>
-      <w:r>
-        <w:rPr>
-          <w:rFonts w:ascii="Times New Roman" w:hAnsi="Times New Roman"/>
-          <w:szCs w:val="24"/>
-        </w:rPr>
-        <w:t xml:space="preserve"> </w:t>
-      </w:r>
-      <w:proofErr w:type="spellStart"/>
-      <w:r>
-        <w:rPr>
-          <w:rFonts w:ascii="Times New Roman" w:hAnsi="Times New Roman"/>
-          <w:szCs w:val="24"/>
-        </w:rPr>
-        <w:t>nhận</w:t>
-      </w:r>
-      <w:proofErr w:type="spellEnd"/>
-      <w:r>
-        <w:rPr>
-          <w:rFonts w:ascii="Times New Roman" w:hAnsi="Times New Roman"/>
-          <w:szCs w:val="24"/>
-        </w:rPr>
-        <w:t>)</w:t>
+        <w:t>(có giấy xác nhận)</w:t>
       </w:r>
     </w:p>
     <w:p>
@@ -9516,16 +5549,14 @@
           <w:szCs w:val="24"/>
         </w:rPr>
       </w:pPr>
-      <w:proofErr w:type="spellStart"/>
       <w:r>
         <w:rPr>
           <w:rFonts w:ascii="Times New Roman" w:hAnsi="Times New Roman"/>
           <w:b/>
           <w:szCs w:val="24"/>
         </w:rPr>
-        <w:t>Phụ</w:t>
-      </w:r>
-      <w:proofErr w:type="spellEnd"/>
+        <w:t>Phụ huynh xin đăng kí cho con vào học</w:t>
+      </w:r>
       <w:r>
         <w:rPr>
           <w:rFonts w:ascii="Times New Roman" w:hAnsi="Times New Roman"/>
@@ -9534,133 +5565,6 @@
         </w:rPr>
         <w:t xml:space="preserve"> </w:t>
       </w:r>
-      <w:proofErr w:type="spellStart"/>
-      <w:r>
-        <w:rPr>
-          <w:rFonts w:ascii="Times New Roman" w:hAnsi="Times New Roman"/>
-          <w:b/>
-          <w:szCs w:val="24"/>
-        </w:rPr>
-        <w:t>huynh</w:t>
-      </w:r>
-      <w:proofErr w:type="spellEnd"/>
-      <w:r>
-        <w:rPr>
-          <w:rFonts w:ascii="Times New Roman" w:hAnsi="Times New Roman"/>
-          <w:b/>
-          <w:szCs w:val="24"/>
-        </w:rPr>
-        <w:t xml:space="preserve"> </w:t>
-      </w:r>
-      <w:proofErr w:type="spellStart"/>
-      <w:r>
-        <w:rPr>
-          <w:rFonts w:ascii="Times New Roman" w:hAnsi="Times New Roman"/>
-          <w:b/>
-          <w:szCs w:val="24"/>
-        </w:rPr>
-        <w:t>xin</w:t>
-      </w:r>
-      <w:proofErr w:type="spellEnd"/>
-      <w:r>
-        <w:rPr>
-          <w:rFonts w:ascii="Times New Roman" w:hAnsi="Times New Roman"/>
-          <w:b/>
-          <w:szCs w:val="24"/>
-        </w:rPr>
-        <w:t xml:space="preserve"> </w:t>
-      </w:r>
-      <w:proofErr w:type="spellStart"/>
-      <w:r>
-        <w:rPr>
-          <w:rFonts w:ascii="Times New Roman" w:hAnsi="Times New Roman"/>
-          <w:b/>
-          <w:szCs w:val="24"/>
-        </w:rPr>
-        <w:t>đăng</w:t>
-      </w:r>
-      <w:proofErr w:type="spellEnd"/>
-      <w:r>
-        <w:rPr>
-          <w:rFonts w:ascii="Times New Roman" w:hAnsi="Times New Roman"/>
-          <w:b/>
-          <w:szCs w:val="24"/>
-        </w:rPr>
-        <w:t xml:space="preserve"> </w:t>
-      </w:r>
-      <w:proofErr w:type="spellStart"/>
-      <w:r>
-        <w:rPr>
-          <w:rFonts w:ascii="Times New Roman" w:hAnsi="Times New Roman"/>
-          <w:b/>
-          <w:szCs w:val="24"/>
-        </w:rPr>
-        <w:t>kí</w:t>
-      </w:r>
-      <w:proofErr w:type="spellEnd"/>
-      <w:r>
-        <w:rPr>
-          <w:rFonts w:ascii="Times New Roman" w:hAnsi="Times New Roman"/>
-          <w:b/>
-          <w:szCs w:val="24"/>
-        </w:rPr>
-        <w:t xml:space="preserve"> </w:t>
-      </w:r>
-      <w:proofErr w:type="spellStart"/>
-      <w:r>
-        <w:rPr>
-          <w:rFonts w:ascii="Times New Roman" w:hAnsi="Times New Roman"/>
-          <w:b/>
-          <w:szCs w:val="24"/>
-        </w:rPr>
-        <w:t>cho</w:t>
-      </w:r>
-      <w:proofErr w:type="spellEnd"/>
-      <w:r>
-        <w:rPr>
-          <w:rFonts w:ascii="Times New Roman" w:hAnsi="Times New Roman"/>
-          <w:b/>
-          <w:szCs w:val="24"/>
-        </w:rPr>
-        <w:t xml:space="preserve"> con </w:t>
-      </w:r>
-      <w:proofErr w:type="spellStart"/>
-      <w:r>
-        <w:rPr>
-          <w:rFonts w:ascii="Times New Roman" w:hAnsi="Times New Roman"/>
-          <w:b/>
-          <w:szCs w:val="24"/>
-        </w:rPr>
-        <w:t>vào</w:t>
-      </w:r>
-      <w:proofErr w:type="spellEnd"/>
-      <w:r>
-        <w:rPr>
-          <w:rFonts w:ascii="Times New Roman" w:hAnsi="Times New Roman"/>
-          <w:b/>
-          <w:szCs w:val="24"/>
-        </w:rPr>
-        <w:t xml:space="preserve"> </w:t>
-      </w:r>
-      <w:proofErr w:type="spellStart"/>
-      <w:r>
-        <w:rPr>
-          <w:rFonts w:ascii="Times New Roman" w:hAnsi="Times New Roman"/>
-          <w:b/>
-          <w:szCs w:val="24"/>
-        </w:rPr>
-        <w:t>học</w:t>
-      </w:r>
-      <w:proofErr w:type="spellEnd"/>
-      <w:r>
-        <w:rPr>
-          <w:rFonts w:ascii="Times New Roman" w:hAnsi="Times New Roman"/>
-          <w:b/>
-          <w:szCs w:val="24"/>
-        </w:rPr>
-        <w:t xml:space="preserve"> </w:t>
-      </w:r>
-      <w:proofErr w:type="spellStart"/>
       <w:r>
         <w:rPr>
           <w:rFonts w:ascii="Times New Roman" w:hAnsi="Times New Roman"/>
@@ -9668,17 +5572,7 @@
           <w:bCs/>
           <w:szCs w:val="24"/>
         </w:rPr>
-        <w:t>Lớp</w:t>
-      </w:r>
-      <w:proofErr w:type="spellEnd"/>
-      <w:r>
-        <w:rPr>
-          <w:rFonts w:ascii="Times New Roman" w:hAnsi="Times New Roman"/>
-          <w:b/>
-          <w:bCs/>
-          <w:szCs w:val="24"/>
-        </w:rPr>
-        <w:t xml:space="preserve"> 1</w:t>
+        <w:t>Lớp 1</w:t>
       </w:r>
       <w:r>
         <w:rPr>
@@ -9722,7 +5616,6 @@
         </w:rPr>
         <w:t>${</w:t>
       </w:r>
-      <w:proofErr w:type="spellStart"/>
       <w:r>
         <w:rPr>
           <w:rFonts w:ascii="Times New Roman" w:hAnsi="Times New Roman"/>
@@ -9730,7 +5623,6 @@
         </w:rPr>
         <w:t>LoaiLopDangKy</w:t>
       </w:r>
-      <w:proofErr w:type="spellEnd"/>
       <w:r>
         <w:rPr>
           <w:rFonts w:ascii="Times New Roman" w:hAnsi="Times New Roman"/>
@@ -9807,31 +5699,13 @@
               </w:rPr>
               <w:t xml:space="preserve"> </w:t>
             </w:r>
-            <w:proofErr w:type="spellStart"/>
-            <w:r>
-              <w:rPr>
-                <w:rFonts w:ascii="Times New Roman" w:hAnsi="Times New Roman"/>
-                <w:szCs w:val="24"/>
-              </w:rPr>
-              <w:t>Lớp</w:t>
-            </w:r>
-            <w:proofErr w:type="spellEnd"/>
-            <w:r>
-              <w:rPr>
-                <w:rFonts w:ascii="Times New Roman" w:hAnsi="Times New Roman"/>
-                <w:szCs w:val="24"/>
-              </w:rPr>
-              <w:t xml:space="preserve"> </w:t>
-            </w:r>
-            <w:proofErr w:type="spellStart"/>
-            <w:r>
-              <w:rPr>
-                <w:rFonts w:ascii="Times New Roman" w:hAnsi="Times New Roman"/>
-                <w:szCs w:val="24"/>
-              </w:rPr>
-              <w:t>thường</w:t>
-            </w:r>
-            <w:proofErr w:type="spellEnd"/>
+            <w:r>
+              <w:rPr>
+                <w:rFonts w:ascii="Times New Roman" w:hAnsi="Times New Roman"/>
+                <w:szCs w:val="24"/>
+              </w:rPr>
+              <w:t>Lớp thường</w:t>
+            </w:r>
           </w:p>
         </w:tc>
         <w:tc>
@@ -9853,101 +5727,12 @@
               </w:rPr>
               <w:t xml:space="preserve">${TATOAN} </w:t>
             </w:r>
-            <w:proofErr w:type="spellStart"/>
-            <w:r>
-              <w:rPr>
-                <w:rFonts w:ascii="Times New Roman" w:hAnsi="Times New Roman"/>
-                <w:szCs w:val="24"/>
-              </w:rPr>
-              <w:t>Tăng</w:t>
-            </w:r>
-            <w:proofErr w:type="spellEnd"/>
-            <w:r>
-              <w:rPr>
-                <w:rFonts w:ascii="Times New Roman" w:hAnsi="Times New Roman"/>
-                <w:szCs w:val="24"/>
-              </w:rPr>
-              <w:t xml:space="preserve"> </w:t>
-            </w:r>
-            <w:proofErr w:type="spellStart"/>
-            <w:r>
-              <w:rPr>
-                <w:rFonts w:ascii="Times New Roman" w:hAnsi="Times New Roman"/>
-                <w:szCs w:val="24"/>
-              </w:rPr>
-              <w:t>cường</w:t>
-            </w:r>
-            <w:proofErr w:type="spellEnd"/>
-            <w:r>
-              <w:rPr>
-                <w:rFonts w:ascii="Times New Roman" w:hAnsi="Times New Roman"/>
-                <w:szCs w:val="24"/>
-              </w:rPr>
-              <w:t xml:space="preserve"> </w:t>
-            </w:r>
-            <w:proofErr w:type="spellStart"/>
-            <w:r>
-              <w:rPr>
-                <w:rFonts w:ascii="Times New Roman" w:hAnsi="Times New Roman"/>
-                <w:szCs w:val="24"/>
-              </w:rPr>
-              <w:t>Tiếng</w:t>
-            </w:r>
-            <w:proofErr w:type="spellEnd"/>
-            <w:r>
-              <w:rPr>
-                <w:rFonts w:ascii="Times New Roman" w:hAnsi="Times New Roman"/>
-                <w:szCs w:val="24"/>
-              </w:rPr>
-              <w:t xml:space="preserve"> Anh + (</w:t>
-            </w:r>
-            <w:proofErr w:type="spellStart"/>
-            <w:r>
-              <w:rPr>
-                <w:rFonts w:ascii="Times New Roman" w:hAnsi="Times New Roman"/>
-                <w:szCs w:val="24"/>
-              </w:rPr>
-              <w:t>Toán</w:t>
-            </w:r>
-            <w:proofErr w:type="spellEnd"/>
-            <w:r>
-              <w:rPr>
-                <w:rFonts w:ascii="Times New Roman" w:hAnsi="Times New Roman"/>
-                <w:szCs w:val="24"/>
-              </w:rPr>
-              <w:t xml:space="preserve"> </w:t>
-            </w:r>
-            <w:proofErr w:type="spellStart"/>
-            <w:r>
-              <w:rPr>
-                <w:rFonts w:ascii="Times New Roman" w:hAnsi="Times New Roman"/>
-                <w:szCs w:val="24"/>
-              </w:rPr>
-              <w:t>và</w:t>
-            </w:r>
-            <w:proofErr w:type="spellEnd"/>
-            <w:r>
-              <w:rPr>
-                <w:rFonts w:ascii="Times New Roman" w:hAnsi="Times New Roman"/>
-                <w:szCs w:val="24"/>
-              </w:rPr>
-              <w:t xml:space="preserve"> Khoa </w:t>
-            </w:r>
-            <w:proofErr w:type="spellStart"/>
-            <w:r>
-              <w:rPr>
-                <w:rFonts w:ascii="Times New Roman" w:hAnsi="Times New Roman"/>
-                <w:szCs w:val="24"/>
-              </w:rPr>
-              <w:t>học</w:t>
-            </w:r>
-            <w:proofErr w:type="spellEnd"/>
-            <w:r>
-              <w:rPr>
-                <w:rFonts w:ascii="Times New Roman" w:hAnsi="Times New Roman"/>
-                <w:szCs w:val="24"/>
-              </w:rPr>
-              <w:t>)</w:t>
+            <w:r>
+              <w:rPr>
+                <w:rFonts w:ascii="Times New Roman" w:hAnsi="Times New Roman"/>
+                <w:szCs w:val="24"/>
+              </w:rPr>
+              <w:t>Tăng cường Tiếng Anh + (Toán và Khoa học)</w:t>
             </w:r>
           </w:p>
         </w:tc>
@@ -9978,55 +5763,7 @@
                 <w:rFonts w:ascii="Times New Roman" w:hAnsi="Times New Roman"/>
                 <w:szCs w:val="24"/>
               </w:rPr>
-              <w:t xml:space="preserve"> </w:t>
-            </w:r>
-            <w:proofErr w:type="spellStart"/>
-            <w:r>
-              <w:rPr>
-                <w:rFonts w:ascii="Times New Roman" w:hAnsi="Times New Roman"/>
-                <w:szCs w:val="24"/>
-              </w:rPr>
-              <w:t>Tăng</w:t>
-            </w:r>
-            <w:proofErr w:type="spellEnd"/>
-            <w:r>
-              <w:rPr>
-                <w:rFonts w:ascii="Times New Roman" w:hAnsi="Times New Roman"/>
-                <w:szCs w:val="24"/>
-              </w:rPr>
-              <w:t xml:space="preserve"> </w:t>
-            </w:r>
-            <w:proofErr w:type="spellStart"/>
-            <w:r>
-              <w:rPr>
-                <w:rFonts w:ascii="Times New Roman" w:hAnsi="Times New Roman"/>
-                <w:szCs w:val="24"/>
-              </w:rPr>
-              <w:t>cường</w:t>
-            </w:r>
-            <w:proofErr w:type="spellEnd"/>
-            <w:r>
-              <w:rPr>
-                <w:rFonts w:ascii="Times New Roman" w:hAnsi="Times New Roman"/>
-                <w:szCs w:val="24"/>
-              </w:rPr>
-              <w:t xml:space="preserve"> </w:t>
-            </w:r>
-            <w:proofErr w:type="spellStart"/>
-            <w:r>
-              <w:rPr>
-                <w:rFonts w:ascii="Times New Roman" w:hAnsi="Times New Roman"/>
-                <w:szCs w:val="24"/>
-              </w:rPr>
-              <w:t>Tiếng</w:t>
-            </w:r>
-            <w:proofErr w:type="spellEnd"/>
-            <w:r>
-              <w:rPr>
-                <w:rFonts w:ascii="Times New Roman" w:hAnsi="Times New Roman"/>
-                <w:szCs w:val="24"/>
-              </w:rPr>
-              <w:t xml:space="preserve"> Anh</w:t>
+              <w:t xml:space="preserve"> Tăng cường Tiếng Anh</w:t>
             </w:r>
           </w:p>
         </w:tc>
@@ -10049,7 +5786,6 @@
               </w:rPr>
               <w:t xml:space="preserve">${TH} </w:t>
             </w:r>
-            <w:proofErr w:type="spellStart"/>
             <w:r>
               <w:rPr>
                 <w:rFonts w:ascii="Times New Roman" w:hAnsi="Times New Roman"/>
@@ -10062,57 +5798,8 @@
                 <w:rFonts w:ascii="Times New Roman" w:hAnsi="Times New Roman"/>
                 <w:szCs w:val="24"/>
               </w:rPr>
-              <w:t>ớp</w:t>
-            </w:r>
-            <w:proofErr w:type="spellEnd"/>
-            <w:r>
-              <w:rPr>
-                <w:rFonts w:ascii="Times New Roman" w:hAnsi="Times New Roman"/>
-                <w:szCs w:val="24"/>
-              </w:rPr>
-              <w:t xml:space="preserve"> </w:t>
-            </w:r>
-            <w:proofErr w:type="spellStart"/>
-            <w:r>
-              <w:rPr>
-                <w:rFonts w:ascii="Times New Roman" w:hAnsi="Times New Roman"/>
-                <w:szCs w:val="24"/>
-              </w:rPr>
-              <w:t>tiếng</w:t>
-            </w:r>
-            <w:proofErr w:type="spellEnd"/>
-            <w:r>
-              <w:rPr>
-                <w:rFonts w:ascii="Times New Roman" w:hAnsi="Times New Roman"/>
-                <w:szCs w:val="24"/>
-              </w:rPr>
-              <w:t xml:space="preserve"> Anh </w:t>
-            </w:r>
-            <w:proofErr w:type="spellStart"/>
-            <w:r>
-              <w:rPr>
-                <w:rFonts w:ascii="Times New Roman" w:hAnsi="Times New Roman"/>
-                <w:szCs w:val="24"/>
-              </w:rPr>
-              <w:t>tích</w:t>
-            </w:r>
-            <w:proofErr w:type="spellEnd"/>
-            <w:r>
-              <w:rPr>
-                <w:rFonts w:ascii="Times New Roman" w:hAnsi="Times New Roman"/>
-                <w:szCs w:val="24"/>
-              </w:rPr>
-              <w:t xml:space="preserve"> </w:t>
-            </w:r>
-            <w:proofErr w:type="spellStart"/>
-            <w:r>
-              <w:rPr>
-                <w:rFonts w:ascii="Times New Roman" w:hAnsi="Times New Roman"/>
-                <w:szCs w:val="24"/>
-              </w:rPr>
-              <w:t>hợp</w:t>
-            </w:r>
-            <w:proofErr w:type="spellEnd"/>
+              <w:t>ớp tiếng Anh tích hợp</w:t>
+            </w:r>
           </w:p>
         </w:tc>
       </w:tr>
@@ -10157,106 +5844,14 @@
           <v:rect id="_x0000_s1124" style="position:absolute;left:0;text-align:left;margin-left:153.6pt;margin-top:20.9pt;width:22.45pt;height:11.2pt;z-index:251683840"/>
         </w:pict>
       </w:r>
-      <w:proofErr w:type="spellStart"/>
       <w:r>
         <w:rPr>
           <w:rFonts w:ascii="Times New Roman" w:hAnsi="Times New Roman"/>
           <w:b/>
           <w:szCs w:val="24"/>
         </w:rPr>
-        <w:t>Phần</w:t>
-      </w:r>
-      <w:proofErr w:type="spellEnd"/>
-      <w:r>
-        <w:rPr>
-          <w:rFonts w:ascii="Times New Roman" w:hAnsi="Times New Roman"/>
-          <w:b/>
-          <w:szCs w:val="24"/>
-        </w:rPr>
-        <w:t xml:space="preserve"> cam </w:t>
-      </w:r>
-      <w:proofErr w:type="spellStart"/>
-      <w:r>
-        <w:rPr>
-          <w:rFonts w:ascii="Times New Roman" w:hAnsi="Times New Roman"/>
-          <w:b/>
-          <w:szCs w:val="24"/>
-        </w:rPr>
-        <w:t>kết</w:t>
-      </w:r>
-      <w:proofErr w:type="spellEnd"/>
-      <w:r>
-        <w:rPr>
-          <w:rFonts w:ascii="Times New Roman" w:hAnsi="Times New Roman"/>
-          <w:b/>
-          <w:szCs w:val="24"/>
-        </w:rPr>
-        <w:t xml:space="preserve"> </w:t>
-      </w:r>
-      <w:proofErr w:type="spellStart"/>
-      <w:r>
-        <w:rPr>
-          <w:rFonts w:ascii="Times New Roman" w:hAnsi="Times New Roman"/>
-          <w:b/>
-          <w:szCs w:val="24"/>
-        </w:rPr>
-        <w:t>của</w:t>
-      </w:r>
-      <w:proofErr w:type="spellEnd"/>
-      <w:r>
-        <w:rPr>
-          <w:rFonts w:ascii="Times New Roman" w:hAnsi="Times New Roman"/>
-          <w:b/>
-          <w:szCs w:val="24"/>
-        </w:rPr>
-        <w:t xml:space="preserve"> cha </w:t>
-      </w:r>
-      <w:proofErr w:type="spellStart"/>
-      <w:r>
-        <w:rPr>
-          <w:rFonts w:ascii="Times New Roman" w:hAnsi="Times New Roman"/>
-          <w:b/>
-          <w:szCs w:val="24"/>
-        </w:rPr>
-        <w:t>mẹ</w:t>
-      </w:r>
-      <w:proofErr w:type="spellEnd"/>
-      <w:r>
-        <w:rPr>
-          <w:rFonts w:ascii="Times New Roman" w:hAnsi="Times New Roman"/>
-          <w:b/>
-          <w:szCs w:val="24"/>
-        </w:rPr>
-        <w:t xml:space="preserve"> </w:t>
-      </w:r>
-      <w:proofErr w:type="spellStart"/>
-      <w:r>
-        <w:rPr>
-          <w:rFonts w:ascii="Times New Roman" w:hAnsi="Times New Roman"/>
-          <w:b/>
-          <w:szCs w:val="24"/>
-        </w:rPr>
-        <w:t>học</w:t>
-      </w:r>
-      <w:proofErr w:type="spellEnd"/>
-      <w:r>
-        <w:rPr>
-          <w:rFonts w:ascii="Times New Roman" w:hAnsi="Times New Roman"/>
-          <w:b/>
-          <w:szCs w:val="24"/>
-        </w:rPr>
-        <w:t xml:space="preserve"> </w:t>
-      </w:r>
-      <w:proofErr w:type="spellStart"/>
-      <w:r>
-        <w:rPr>
-          <w:rFonts w:ascii="Times New Roman" w:hAnsi="Times New Roman"/>
-          <w:b/>
-          <w:szCs w:val="24"/>
-        </w:rPr>
-        <w:t>sinh</w:t>
-      </w:r>
-      <w:proofErr w:type="spellEnd"/>
+        <w:t>Phần cam kết của cha mẹ học sinh</w:t>
+      </w:r>
       <w:r>
         <w:rPr>
           <w:rFonts w:ascii="Times New Roman" w:hAnsi="Times New Roman"/>
@@ -10282,87 +5877,7 @@
           <w:rFonts w:ascii="Times New Roman" w:hAnsi="Times New Roman"/>
           <w:szCs w:val="24"/>
         </w:rPr>
-        <w:t xml:space="preserve">- </w:t>
-      </w:r>
-      <w:proofErr w:type="spellStart"/>
-      <w:r>
-        <w:rPr>
-          <w:rFonts w:ascii="Times New Roman" w:hAnsi="Times New Roman"/>
-          <w:szCs w:val="24"/>
-        </w:rPr>
-        <w:t>Có</w:t>
-      </w:r>
-      <w:proofErr w:type="spellEnd"/>
-      <w:r>
-        <w:rPr>
-          <w:rFonts w:ascii="Times New Roman" w:hAnsi="Times New Roman"/>
-          <w:szCs w:val="24"/>
-        </w:rPr>
-        <w:t xml:space="preserve"> </w:t>
-      </w:r>
-      <w:proofErr w:type="spellStart"/>
-      <w:r>
-        <w:rPr>
-          <w:rFonts w:ascii="Times New Roman" w:hAnsi="Times New Roman"/>
-          <w:szCs w:val="24"/>
-        </w:rPr>
-        <w:t>góc</w:t>
-      </w:r>
-      <w:proofErr w:type="spellEnd"/>
-      <w:r>
-        <w:rPr>
-          <w:rFonts w:ascii="Times New Roman" w:hAnsi="Times New Roman"/>
-          <w:szCs w:val="24"/>
-        </w:rPr>
-        <w:t xml:space="preserve"> </w:t>
-      </w:r>
-      <w:proofErr w:type="spellStart"/>
-      <w:r>
-        <w:rPr>
-          <w:rFonts w:ascii="Times New Roman" w:hAnsi="Times New Roman"/>
-          <w:szCs w:val="24"/>
-        </w:rPr>
-        <w:t>học</w:t>
-      </w:r>
-      <w:proofErr w:type="spellEnd"/>
-      <w:r>
-        <w:rPr>
-          <w:rFonts w:ascii="Times New Roman" w:hAnsi="Times New Roman"/>
-          <w:szCs w:val="24"/>
-        </w:rPr>
-        <w:t xml:space="preserve"> </w:t>
-      </w:r>
-      <w:proofErr w:type="spellStart"/>
-      <w:r>
-        <w:rPr>
-          <w:rFonts w:ascii="Times New Roman" w:hAnsi="Times New Roman"/>
-          <w:szCs w:val="24"/>
-        </w:rPr>
-        <w:t>tập</w:t>
-      </w:r>
-      <w:proofErr w:type="spellEnd"/>
-      <w:r>
-        <w:rPr>
-          <w:rFonts w:ascii="Times New Roman" w:hAnsi="Times New Roman"/>
-          <w:szCs w:val="24"/>
-        </w:rPr>
-        <w:t xml:space="preserve"> </w:t>
-      </w:r>
-      <w:proofErr w:type="spellStart"/>
-      <w:r>
-        <w:rPr>
-          <w:rFonts w:ascii="Times New Roman" w:hAnsi="Times New Roman"/>
-          <w:szCs w:val="24"/>
-        </w:rPr>
-        <w:t>cho</w:t>
-      </w:r>
-      <w:proofErr w:type="spellEnd"/>
-      <w:r>
-        <w:rPr>
-          <w:rFonts w:ascii="Times New Roman" w:hAnsi="Times New Roman"/>
-          <w:szCs w:val="24"/>
-        </w:rPr>
-        <w:t xml:space="preserve"> con </w:t>
+        <w:t xml:space="preserve">- Có góc học tập cho con </w:t>
       </w:r>
       <w:r>
         <w:rPr>
@@ -10376,151 +5891,7 @@
           <w:rFonts w:ascii="Times New Roman" w:hAnsi="Times New Roman"/>
           <w:szCs w:val="24"/>
         </w:rPr>
-        <w:t xml:space="preserve">  - </w:t>
-      </w:r>
-      <w:proofErr w:type="spellStart"/>
-      <w:r>
-        <w:rPr>
-          <w:rFonts w:ascii="Times New Roman" w:hAnsi="Times New Roman"/>
-          <w:szCs w:val="24"/>
-        </w:rPr>
-        <w:t>Có</w:t>
-      </w:r>
-      <w:proofErr w:type="spellEnd"/>
-      <w:r>
-        <w:rPr>
-          <w:rFonts w:ascii="Times New Roman" w:hAnsi="Times New Roman"/>
-          <w:szCs w:val="24"/>
-        </w:rPr>
-        <w:t xml:space="preserve"> </w:t>
-      </w:r>
-      <w:proofErr w:type="spellStart"/>
-      <w:r>
-        <w:rPr>
-          <w:rFonts w:ascii="Times New Roman" w:hAnsi="Times New Roman"/>
-          <w:szCs w:val="24"/>
-        </w:rPr>
-        <w:t>đầy</w:t>
-      </w:r>
-      <w:proofErr w:type="spellEnd"/>
-      <w:r>
-        <w:rPr>
-          <w:rFonts w:ascii="Times New Roman" w:hAnsi="Times New Roman"/>
-          <w:szCs w:val="24"/>
-        </w:rPr>
-        <w:t xml:space="preserve"> </w:t>
-      </w:r>
-      <w:proofErr w:type="spellStart"/>
-      <w:r>
-        <w:rPr>
-          <w:rFonts w:ascii="Times New Roman" w:hAnsi="Times New Roman"/>
-          <w:szCs w:val="24"/>
-        </w:rPr>
-        <w:t>đủ</w:t>
-      </w:r>
-      <w:proofErr w:type="spellEnd"/>
-      <w:r>
-        <w:rPr>
-          <w:rFonts w:ascii="Times New Roman" w:hAnsi="Times New Roman"/>
-          <w:szCs w:val="24"/>
-        </w:rPr>
-        <w:t xml:space="preserve"> </w:t>
-      </w:r>
-      <w:proofErr w:type="spellStart"/>
-      <w:r>
-        <w:rPr>
-          <w:rFonts w:ascii="Times New Roman" w:hAnsi="Times New Roman"/>
-          <w:szCs w:val="24"/>
-        </w:rPr>
-        <w:t>sách</w:t>
-      </w:r>
-      <w:proofErr w:type="spellEnd"/>
-      <w:r>
-        <w:rPr>
-          <w:rFonts w:ascii="Times New Roman" w:hAnsi="Times New Roman"/>
-          <w:szCs w:val="24"/>
-        </w:rPr>
-        <w:t xml:space="preserve"> </w:t>
-      </w:r>
-      <w:proofErr w:type="spellStart"/>
-      <w:r>
-        <w:rPr>
-          <w:rFonts w:ascii="Times New Roman" w:hAnsi="Times New Roman"/>
-          <w:szCs w:val="24"/>
-        </w:rPr>
-        <w:t>vở</w:t>
-      </w:r>
-      <w:proofErr w:type="spellEnd"/>
-      <w:r>
-        <w:rPr>
-          <w:rFonts w:ascii="Times New Roman" w:hAnsi="Times New Roman"/>
-          <w:szCs w:val="24"/>
-        </w:rPr>
-        <w:t xml:space="preserve"> </w:t>
-      </w:r>
-      <w:proofErr w:type="spellStart"/>
-      <w:r>
-        <w:rPr>
-          <w:rFonts w:ascii="Times New Roman" w:hAnsi="Times New Roman"/>
-          <w:szCs w:val="24"/>
-        </w:rPr>
-        <w:t>dụng</w:t>
-      </w:r>
-      <w:proofErr w:type="spellEnd"/>
-      <w:r>
-        <w:rPr>
-          <w:rFonts w:ascii="Times New Roman" w:hAnsi="Times New Roman"/>
-          <w:szCs w:val="24"/>
-        </w:rPr>
-        <w:t xml:space="preserve"> </w:t>
-      </w:r>
-      <w:proofErr w:type="spellStart"/>
-      <w:r>
-        <w:rPr>
-          <w:rFonts w:ascii="Times New Roman" w:hAnsi="Times New Roman"/>
-          <w:szCs w:val="24"/>
-        </w:rPr>
-        <w:t>cụ</w:t>
-      </w:r>
-      <w:proofErr w:type="spellEnd"/>
-      <w:r>
-        <w:rPr>
-          <w:rFonts w:ascii="Times New Roman" w:hAnsi="Times New Roman"/>
-          <w:szCs w:val="24"/>
-        </w:rPr>
-        <w:t xml:space="preserve"> </w:t>
-      </w:r>
-      <w:proofErr w:type="spellStart"/>
-      <w:r>
-        <w:rPr>
-          <w:rFonts w:ascii="Times New Roman" w:hAnsi="Times New Roman"/>
-          <w:szCs w:val="24"/>
-        </w:rPr>
-        <w:t>học</w:t>
-      </w:r>
-      <w:proofErr w:type="spellEnd"/>
-      <w:r>
-        <w:rPr>
-          <w:rFonts w:ascii="Times New Roman" w:hAnsi="Times New Roman"/>
-          <w:szCs w:val="24"/>
-        </w:rPr>
-        <w:t xml:space="preserve"> </w:t>
-      </w:r>
-      <w:proofErr w:type="spellStart"/>
-      <w:r>
-        <w:rPr>
-          <w:rFonts w:ascii="Times New Roman" w:hAnsi="Times New Roman"/>
-          <w:szCs w:val="24"/>
-        </w:rPr>
-        <w:t>tập</w:t>
-      </w:r>
-      <w:proofErr w:type="spellEnd"/>
-      <w:r>
-        <w:rPr>
-          <w:rFonts w:ascii="Times New Roman" w:hAnsi="Times New Roman"/>
-          <w:szCs w:val="24"/>
-        </w:rPr>
-        <w:t xml:space="preserve">          </w:t>
+        <w:t xml:space="preserve">  - Có đầy đủ sách vở dụng cụ học tập          </w:t>
       </w:r>
     </w:p>
     <w:p>
@@ -10560,87 +5931,7 @@
           <w:rFonts w:ascii="Times New Roman" w:hAnsi="Times New Roman"/>
           <w:szCs w:val="24"/>
         </w:rPr>
-        <w:t xml:space="preserve">- </w:t>
-      </w:r>
-      <w:proofErr w:type="spellStart"/>
-      <w:r>
-        <w:rPr>
-          <w:rFonts w:ascii="Times New Roman" w:hAnsi="Times New Roman"/>
-          <w:szCs w:val="24"/>
-        </w:rPr>
-        <w:t>Họp</w:t>
-      </w:r>
-      <w:proofErr w:type="spellEnd"/>
-      <w:r>
-        <w:rPr>
-          <w:rFonts w:ascii="Times New Roman" w:hAnsi="Times New Roman"/>
-          <w:szCs w:val="24"/>
-        </w:rPr>
-        <w:t xml:space="preserve"> </w:t>
-      </w:r>
-      <w:proofErr w:type="spellStart"/>
-      <w:r>
-        <w:rPr>
-          <w:rFonts w:ascii="Times New Roman" w:hAnsi="Times New Roman"/>
-          <w:szCs w:val="24"/>
-        </w:rPr>
-        <w:t>phụ</w:t>
-      </w:r>
-      <w:proofErr w:type="spellEnd"/>
-      <w:r>
-        <w:rPr>
-          <w:rFonts w:ascii="Times New Roman" w:hAnsi="Times New Roman"/>
-          <w:szCs w:val="24"/>
-        </w:rPr>
-        <w:t xml:space="preserve"> </w:t>
-      </w:r>
-      <w:proofErr w:type="spellStart"/>
-      <w:r>
-        <w:rPr>
-          <w:rFonts w:ascii="Times New Roman" w:hAnsi="Times New Roman"/>
-          <w:szCs w:val="24"/>
-        </w:rPr>
-        <w:t>huynh</w:t>
-      </w:r>
-      <w:proofErr w:type="spellEnd"/>
-      <w:r>
-        <w:rPr>
-          <w:rFonts w:ascii="Times New Roman" w:hAnsi="Times New Roman"/>
-          <w:szCs w:val="24"/>
-        </w:rPr>
-        <w:t xml:space="preserve"> </w:t>
-      </w:r>
-      <w:proofErr w:type="spellStart"/>
-      <w:r>
-        <w:rPr>
-          <w:rFonts w:ascii="Times New Roman" w:hAnsi="Times New Roman"/>
-          <w:szCs w:val="24"/>
-        </w:rPr>
-        <w:t>đầy</w:t>
-      </w:r>
-      <w:proofErr w:type="spellEnd"/>
-      <w:r>
-        <w:rPr>
-          <w:rFonts w:ascii="Times New Roman" w:hAnsi="Times New Roman"/>
-          <w:szCs w:val="24"/>
-        </w:rPr>
-        <w:t xml:space="preserve"> </w:t>
-      </w:r>
-      <w:proofErr w:type="spellStart"/>
-      <w:r>
-        <w:rPr>
-          <w:rFonts w:ascii="Times New Roman" w:hAnsi="Times New Roman"/>
-          <w:szCs w:val="24"/>
-        </w:rPr>
-        <w:t>đủ</w:t>
-      </w:r>
-      <w:proofErr w:type="spellEnd"/>
-      <w:r>
-        <w:rPr>
-          <w:rFonts w:ascii="Times New Roman" w:hAnsi="Times New Roman"/>
-          <w:szCs w:val="24"/>
-        </w:rPr>
-        <w:t xml:space="preserve">              </w:t>
+        <w:t xml:space="preserve">- Họp phụ huynh đầy đủ              </w:t>
       </w:r>
       <w:r>
         <w:rPr>
@@ -10654,145 +5945,8 @@
           <w:rFonts w:ascii="Times New Roman" w:hAnsi="Times New Roman"/>
           <w:szCs w:val="24"/>
         </w:rPr>
-        <w:t xml:space="preserve">- </w:t>
-      </w:r>
-      <w:proofErr w:type="spellStart"/>
-      <w:r>
-        <w:rPr>
-          <w:rFonts w:ascii="Times New Roman" w:hAnsi="Times New Roman"/>
-          <w:szCs w:val="24"/>
-        </w:rPr>
-        <w:t>Tham</w:t>
-      </w:r>
-      <w:proofErr w:type="spellEnd"/>
-      <w:r>
-        <w:rPr>
-          <w:rFonts w:ascii="Times New Roman" w:hAnsi="Times New Roman"/>
-          <w:szCs w:val="24"/>
-        </w:rPr>
-        <w:t xml:space="preserve"> </w:t>
-      </w:r>
-      <w:proofErr w:type="spellStart"/>
-      <w:r>
-        <w:rPr>
-          <w:rFonts w:ascii="Times New Roman" w:hAnsi="Times New Roman"/>
-          <w:szCs w:val="24"/>
-        </w:rPr>
-        <w:t>gia</w:t>
-      </w:r>
-      <w:proofErr w:type="spellEnd"/>
-      <w:r>
-        <w:rPr>
-          <w:rFonts w:ascii="Times New Roman" w:hAnsi="Times New Roman"/>
-          <w:szCs w:val="24"/>
-        </w:rPr>
-        <w:t xml:space="preserve"> </w:t>
-      </w:r>
-      <w:proofErr w:type="spellStart"/>
-      <w:r>
-        <w:rPr>
-          <w:rFonts w:ascii="Times New Roman" w:hAnsi="Times New Roman"/>
-          <w:szCs w:val="24"/>
-        </w:rPr>
-        <w:t>tích</w:t>
-      </w:r>
-      <w:proofErr w:type="spellEnd"/>
-      <w:r>
-        <w:rPr>
-          <w:rFonts w:ascii="Times New Roman" w:hAnsi="Times New Roman"/>
-          <w:szCs w:val="24"/>
-        </w:rPr>
-        <w:t xml:space="preserve"> </w:t>
-      </w:r>
-      <w:proofErr w:type="spellStart"/>
-      <w:r>
-        <w:rPr>
-          <w:rFonts w:ascii="Times New Roman" w:hAnsi="Times New Roman"/>
-          <w:szCs w:val="24"/>
-        </w:rPr>
-        <w:t>cực</w:t>
-      </w:r>
-      <w:proofErr w:type="spellEnd"/>
-      <w:r>
-        <w:rPr>
-          <w:rFonts w:ascii="Times New Roman" w:hAnsi="Times New Roman"/>
-          <w:szCs w:val="24"/>
-        </w:rPr>
-        <w:t xml:space="preserve"> </w:t>
-      </w:r>
-      <w:proofErr w:type="spellStart"/>
-      <w:r>
-        <w:rPr>
-          <w:rFonts w:ascii="Times New Roman" w:hAnsi="Times New Roman"/>
-          <w:szCs w:val="24"/>
-        </w:rPr>
-        <w:t>hoạt</w:t>
-      </w:r>
-      <w:proofErr w:type="spellEnd"/>
-      <w:r>
-        <w:rPr>
-          <w:rFonts w:ascii="Times New Roman" w:hAnsi="Times New Roman"/>
-          <w:szCs w:val="24"/>
-        </w:rPr>
-        <w:t xml:space="preserve"> </w:t>
-      </w:r>
-      <w:proofErr w:type="spellStart"/>
-      <w:r>
-        <w:rPr>
-          <w:rFonts w:ascii="Times New Roman" w:hAnsi="Times New Roman"/>
-          <w:szCs w:val="24"/>
-        </w:rPr>
-        <w:t>động</w:t>
-      </w:r>
-      <w:proofErr w:type="spellEnd"/>
-      <w:r>
-        <w:rPr>
-          <w:rFonts w:ascii="Times New Roman" w:hAnsi="Times New Roman"/>
-          <w:szCs w:val="24"/>
-        </w:rPr>
-        <w:t xml:space="preserve"> </w:t>
-      </w:r>
-      <w:proofErr w:type="spellStart"/>
-      <w:r>
-        <w:rPr>
-          <w:rFonts w:ascii="Times New Roman" w:hAnsi="Times New Roman"/>
-          <w:szCs w:val="24"/>
-        </w:rPr>
-        <w:t>của</w:t>
-      </w:r>
-      <w:proofErr w:type="spellEnd"/>
-      <w:r>
-        <w:rPr>
-          <w:rFonts w:ascii="Times New Roman" w:hAnsi="Times New Roman"/>
-          <w:szCs w:val="24"/>
-        </w:rPr>
-        <w:t xml:space="preserve"> </w:t>
-      </w:r>
-      <w:proofErr w:type="spellStart"/>
-      <w:r>
-        <w:rPr>
-          <w:rFonts w:ascii="Times New Roman" w:hAnsi="Times New Roman"/>
-          <w:szCs w:val="24"/>
-        </w:rPr>
-        <w:t>lớp</w:t>
-      </w:r>
-      <w:proofErr w:type="spellEnd"/>
-      <w:r>
-        <w:rPr>
-          <w:rFonts w:ascii="Times New Roman" w:hAnsi="Times New Roman"/>
-          <w:szCs w:val="24"/>
-        </w:rPr>
-        <w:t xml:space="preserve">, </w:t>
-      </w:r>
-      <w:proofErr w:type="spellStart"/>
-      <w:r>
-        <w:rPr>
-          <w:rFonts w:ascii="Times New Roman" w:hAnsi="Times New Roman"/>
-          <w:szCs w:val="24"/>
-        </w:rPr>
-        <w:t>trường</w:t>
-      </w:r>
-      <w:proofErr w:type="spellEnd"/>
+        <w:t>- Tham gia tích cực hoạt động của lớp, trường</w:t>
+      </w:r>
     </w:p>
     <w:p>
       <w:pPr>
@@ -10818,215 +5972,7 @@
           <w:rFonts w:ascii="Times New Roman" w:hAnsi="Times New Roman"/>
           <w:szCs w:val="24"/>
         </w:rPr>
-        <w:t xml:space="preserve">- </w:t>
-      </w:r>
-      <w:proofErr w:type="spellStart"/>
-      <w:r>
-        <w:rPr>
-          <w:rFonts w:ascii="Times New Roman" w:hAnsi="Times New Roman"/>
-          <w:szCs w:val="24"/>
-        </w:rPr>
-        <w:t>Thường</w:t>
-      </w:r>
-      <w:proofErr w:type="spellEnd"/>
-      <w:r>
-        <w:rPr>
-          <w:rFonts w:ascii="Times New Roman" w:hAnsi="Times New Roman"/>
-          <w:szCs w:val="24"/>
-        </w:rPr>
-        <w:t xml:space="preserve"> </w:t>
-      </w:r>
-      <w:proofErr w:type="spellStart"/>
-      <w:r>
-        <w:rPr>
-          <w:rFonts w:ascii="Times New Roman" w:hAnsi="Times New Roman"/>
-          <w:szCs w:val="24"/>
-        </w:rPr>
-        <w:t>xuyên</w:t>
-      </w:r>
-      <w:proofErr w:type="spellEnd"/>
-      <w:r>
-        <w:rPr>
-          <w:rFonts w:ascii="Times New Roman" w:hAnsi="Times New Roman"/>
-          <w:szCs w:val="24"/>
-        </w:rPr>
-        <w:t xml:space="preserve"> </w:t>
-      </w:r>
-      <w:proofErr w:type="spellStart"/>
-      <w:r>
-        <w:rPr>
-          <w:rFonts w:ascii="Times New Roman" w:hAnsi="Times New Roman"/>
-          <w:szCs w:val="24"/>
-        </w:rPr>
-        <w:t>gần</w:t>
-      </w:r>
-      <w:proofErr w:type="spellEnd"/>
-      <w:r>
-        <w:rPr>
-          <w:rFonts w:ascii="Times New Roman" w:hAnsi="Times New Roman"/>
-          <w:szCs w:val="24"/>
-        </w:rPr>
-        <w:t xml:space="preserve"> </w:t>
-      </w:r>
-      <w:proofErr w:type="spellStart"/>
-      <w:r>
-        <w:rPr>
-          <w:rFonts w:ascii="Times New Roman" w:hAnsi="Times New Roman"/>
-          <w:szCs w:val="24"/>
-        </w:rPr>
-        <w:t>gũi</w:t>
-      </w:r>
-      <w:proofErr w:type="spellEnd"/>
-      <w:r>
-        <w:rPr>
-          <w:rFonts w:ascii="Times New Roman" w:hAnsi="Times New Roman"/>
-          <w:szCs w:val="24"/>
-        </w:rPr>
-        <w:t xml:space="preserve">, </w:t>
-      </w:r>
-      <w:proofErr w:type="spellStart"/>
-      <w:r>
-        <w:rPr>
-          <w:rFonts w:ascii="Times New Roman" w:hAnsi="Times New Roman"/>
-          <w:szCs w:val="24"/>
-        </w:rPr>
-        <w:t>quan</w:t>
-      </w:r>
-      <w:proofErr w:type="spellEnd"/>
-      <w:r>
-        <w:rPr>
-          <w:rFonts w:ascii="Times New Roman" w:hAnsi="Times New Roman"/>
-          <w:szCs w:val="24"/>
-        </w:rPr>
-        <w:t xml:space="preserve"> </w:t>
-      </w:r>
-      <w:proofErr w:type="spellStart"/>
-      <w:r>
-        <w:rPr>
-          <w:rFonts w:ascii="Times New Roman" w:hAnsi="Times New Roman"/>
-          <w:szCs w:val="24"/>
-        </w:rPr>
-        <w:t>tâm</w:t>
-      </w:r>
-      <w:proofErr w:type="spellEnd"/>
-      <w:r>
-        <w:rPr>
-          <w:rFonts w:ascii="Times New Roman" w:hAnsi="Times New Roman"/>
-          <w:szCs w:val="24"/>
-        </w:rPr>
-        <w:t xml:space="preserve"> </w:t>
-      </w:r>
-      <w:proofErr w:type="spellStart"/>
-      <w:r>
-        <w:rPr>
-          <w:rFonts w:ascii="Times New Roman" w:hAnsi="Times New Roman"/>
-          <w:szCs w:val="24"/>
-        </w:rPr>
-        <w:t>đến</w:t>
-      </w:r>
-      <w:proofErr w:type="spellEnd"/>
-      <w:r>
-        <w:rPr>
-          <w:rFonts w:ascii="Times New Roman" w:hAnsi="Times New Roman"/>
-          <w:szCs w:val="24"/>
-        </w:rPr>
-        <w:t xml:space="preserve"> </w:t>
-      </w:r>
-      <w:proofErr w:type="spellStart"/>
-      <w:r>
-        <w:rPr>
-          <w:rFonts w:ascii="Times New Roman" w:hAnsi="Times New Roman"/>
-          <w:szCs w:val="24"/>
-        </w:rPr>
-        <w:t>việc</w:t>
-      </w:r>
-      <w:proofErr w:type="spellEnd"/>
-      <w:r>
-        <w:rPr>
-          <w:rFonts w:ascii="Times New Roman" w:hAnsi="Times New Roman"/>
-          <w:szCs w:val="24"/>
-        </w:rPr>
-        <w:t xml:space="preserve"> </w:t>
-      </w:r>
-      <w:proofErr w:type="spellStart"/>
-      <w:r>
-        <w:rPr>
-          <w:rFonts w:ascii="Times New Roman" w:hAnsi="Times New Roman"/>
-          <w:szCs w:val="24"/>
-        </w:rPr>
-        <w:t>giáo</w:t>
-      </w:r>
-      <w:proofErr w:type="spellEnd"/>
-      <w:r>
-        <w:rPr>
-          <w:rFonts w:ascii="Times New Roman" w:hAnsi="Times New Roman"/>
-          <w:szCs w:val="24"/>
-        </w:rPr>
-        <w:t xml:space="preserve"> </w:t>
-      </w:r>
-      <w:proofErr w:type="spellStart"/>
-      <w:r>
-        <w:rPr>
-          <w:rFonts w:ascii="Times New Roman" w:hAnsi="Times New Roman"/>
-          <w:szCs w:val="24"/>
-        </w:rPr>
-        <w:t>dục</w:t>
-      </w:r>
-      <w:proofErr w:type="spellEnd"/>
-      <w:r>
-        <w:rPr>
-          <w:rFonts w:ascii="Times New Roman" w:hAnsi="Times New Roman"/>
-          <w:szCs w:val="24"/>
-        </w:rPr>
-        <w:t xml:space="preserve"> </w:t>
-      </w:r>
-      <w:proofErr w:type="spellStart"/>
-      <w:r>
-        <w:rPr>
-          <w:rFonts w:ascii="Times New Roman" w:hAnsi="Times New Roman"/>
-          <w:szCs w:val="24"/>
-        </w:rPr>
-        <w:t>và</w:t>
-      </w:r>
-      <w:proofErr w:type="spellEnd"/>
-      <w:r>
-        <w:rPr>
-          <w:rFonts w:ascii="Times New Roman" w:hAnsi="Times New Roman"/>
-          <w:szCs w:val="24"/>
-        </w:rPr>
-        <w:t xml:space="preserve"> </w:t>
-      </w:r>
-      <w:proofErr w:type="spellStart"/>
-      <w:r>
-        <w:rPr>
-          <w:rFonts w:ascii="Times New Roman" w:hAnsi="Times New Roman"/>
-          <w:szCs w:val="24"/>
-        </w:rPr>
-        <w:t>dạy</w:t>
-      </w:r>
-      <w:proofErr w:type="spellEnd"/>
-      <w:r>
-        <w:rPr>
-          <w:rFonts w:ascii="Times New Roman" w:hAnsi="Times New Roman"/>
-          <w:szCs w:val="24"/>
-        </w:rPr>
-        <w:t xml:space="preserve"> </w:t>
-      </w:r>
-      <w:proofErr w:type="spellStart"/>
-      <w:r>
-        <w:rPr>
-          <w:rFonts w:ascii="Times New Roman" w:hAnsi="Times New Roman"/>
-          <w:szCs w:val="24"/>
-        </w:rPr>
-        <w:t>dỗ</w:t>
-      </w:r>
-      <w:proofErr w:type="spellEnd"/>
-      <w:r>
-        <w:rPr>
-          <w:rFonts w:ascii="Times New Roman" w:hAnsi="Times New Roman"/>
-          <w:szCs w:val="24"/>
-        </w:rPr>
-        <w:t xml:space="preserve"> con </w:t>
+        <w:t xml:space="preserve">- Thường xuyên gần gũi, quan tâm đến việc giáo dục và dạy dỗ con </w:t>
       </w:r>
     </w:p>
     <w:p>
@@ -11044,119 +5990,7 @@
           <w:rFonts w:ascii="Times New Roman" w:hAnsi="Times New Roman"/>
           <w:szCs w:val="24"/>
         </w:rPr>
-        <w:t xml:space="preserve">- </w:t>
-      </w:r>
-      <w:proofErr w:type="spellStart"/>
-      <w:r>
-        <w:rPr>
-          <w:rFonts w:ascii="Times New Roman" w:hAnsi="Times New Roman"/>
-          <w:szCs w:val="24"/>
-        </w:rPr>
-        <w:t>Các</w:t>
-      </w:r>
-      <w:proofErr w:type="spellEnd"/>
-      <w:r>
-        <w:rPr>
-          <w:rFonts w:ascii="Times New Roman" w:hAnsi="Times New Roman"/>
-          <w:szCs w:val="24"/>
-        </w:rPr>
-        <w:t xml:space="preserve"> cam </w:t>
-      </w:r>
-      <w:proofErr w:type="spellStart"/>
-      <w:r>
-        <w:rPr>
-          <w:rFonts w:ascii="Times New Roman" w:hAnsi="Times New Roman"/>
-          <w:szCs w:val="24"/>
-        </w:rPr>
-        <w:t>kết</w:t>
-      </w:r>
-      <w:proofErr w:type="spellEnd"/>
-      <w:r>
-        <w:rPr>
-          <w:rFonts w:ascii="Times New Roman" w:hAnsi="Times New Roman"/>
-          <w:szCs w:val="24"/>
-        </w:rPr>
-        <w:t xml:space="preserve"> </w:t>
-      </w:r>
-      <w:proofErr w:type="spellStart"/>
-      <w:r>
-        <w:rPr>
-          <w:rFonts w:ascii="Times New Roman" w:hAnsi="Times New Roman"/>
-          <w:szCs w:val="24"/>
-        </w:rPr>
-        <w:t>khác</w:t>
-      </w:r>
-      <w:proofErr w:type="spellEnd"/>
-      <w:r>
-        <w:rPr>
-          <w:rFonts w:ascii="Times New Roman" w:hAnsi="Times New Roman"/>
-          <w:szCs w:val="24"/>
-        </w:rPr>
-        <w:t xml:space="preserve"> (</w:t>
-      </w:r>
-      <w:proofErr w:type="spellStart"/>
-      <w:r>
-        <w:rPr>
-          <w:rFonts w:ascii="Times New Roman" w:hAnsi="Times New Roman"/>
-          <w:szCs w:val="24"/>
-        </w:rPr>
-        <w:t>Phụ</w:t>
-      </w:r>
-      <w:proofErr w:type="spellEnd"/>
-      <w:r>
-        <w:rPr>
-          <w:rFonts w:ascii="Times New Roman" w:hAnsi="Times New Roman"/>
-          <w:szCs w:val="24"/>
-        </w:rPr>
-        <w:t xml:space="preserve"> </w:t>
-      </w:r>
-      <w:proofErr w:type="spellStart"/>
-      <w:r>
-        <w:rPr>
-          <w:rFonts w:ascii="Times New Roman" w:hAnsi="Times New Roman"/>
-          <w:szCs w:val="24"/>
-        </w:rPr>
-        <w:t>huynh</w:t>
-      </w:r>
-      <w:proofErr w:type="spellEnd"/>
-      <w:r>
-        <w:rPr>
-          <w:rFonts w:ascii="Times New Roman" w:hAnsi="Times New Roman"/>
-          <w:szCs w:val="24"/>
-        </w:rPr>
-        <w:t xml:space="preserve"> </w:t>
-      </w:r>
-      <w:proofErr w:type="spellStart"/>
-      <w:r>
-        <w:rPr>
-          <w:rFonts w:ascii="Times New Roman" w:hAnsi="Times New Roman"/>
-          <w:szCs w:val="24"/>
-        </w:rPr>
-        <w:t>tự</w:t>
-      </w:r>
-      <w:proofErr w:type="spellEnd"/>
-      <w:r>
-        <w:rPr>
-          <w:rFonts w:ascii="Times New Roman" w:hAnsi="Times New Roman"/>
-          <w:szCs w:val="24"/>
-        </w:rPr>
-        <w:t xml:space="preserve"> </w:t>
-      </w:r>
-      <w:proofErr w:type="spellStart"/>
-      <w:r>
-        <w:rPr>
-          <w:rFonts w:ascii="Times New Roman" w:hAnsi="Times New Roman"/>
-          <w:szCs w:val="24"/>
-        </w:rPr>
-        <w:t>ghi</w:t>
-      </w:r>
-      <w:proofErr w:type="spellEnd"/>
-      <w:r>
-        <w:rPr>
-          <w:rFonts w:ascii="Times New Roman" w:hAnsi="Times New Roman"/>
-          <w:szCs w:val="24"/>
-        </w:rPr>
-        <w:t>)</w:t>
+        <w:t>- Các cam kết khác (Phụ huynh tự ghi)</w:t>
       </w:r>
       <w:r>
         <w:rPr>
@@ -11246,59 +6080,13 @@
         </w:rPr>
         <w:tab/>
       </w:r>
-      <w:proofErr w:type="spellStart"/>
       <w:r>
         <w:rPr>
           <w:rFonts w:ascii="Times New Roman" w:hAnsi="Times New Roman"/>
           <w:i/>
           <w:szCs w:val="24"/>
         </w:rPr>
-        <w:t>Ngày</w:t>
-      </w:r>
-      <w:proofErr w:type="spellEnd"/>
-      <w:r>
-        <w:rPr>
-          <w:rFonts w:ascii="Times New Roman" w:hAnsi="Times New Roman"/>
-          <w:i/>
-          <w:szCs w:val="24"/>
-        </w:rPr>
-        <w:t xml:space="preserve"> …… </w:t>
-      </w:r>
-      <w:proofErr w:type="spellStart"/>
-      <w:r>
-        <w:rPr>
-          <w:rFonts w:ascii="Times New Roman" w:hAnsi="Times New Roman"/>
-          <w:i/>
-          <w:szCs w:val="24"/>
-        </w:rPr>
-        <w:t>tháng</w:t>
-      </w:r>
-      <w:proofErr w:type="spellEnd"/>
-      <w:r>
-        <w:rPr>
-          <w:rFonts w:ascii="Times New Roman" w:hAnsi="Times New Roman"/>
-          <w:i/>
-          <w:szCs w:val="24"/>
-        </w:rPr>
-        <w:t xml:space="preserve"> …… </w:t>
-      </w:r>
-      <w:proofErr w:type="spellStart"/>
-      <w:r>
-        <w:rPr>
-          <w:rFonts w:ascii="Times New Roman" w:hAnsi="Times New Roman"/>
-          <w:i/>
-          <w:szCs w:val="24"/>
-        </w:rPr>
-        <w:t>năm</w:t>
-      </w:r>
-      <w:proofErr w:type="spellEnd"/>
-      <w:r>
-        <w:rPr>
-          <w:rFonts w:ascii="Times New Roman" w:hAnsi="Times New Roman"/>
-          <w:i/>
-          <w:szCs w:val="24"/>
-        </w:rPr>
-        <w:t xml:space="preserve"> 20</w:t>
+        <w:t>Ngày …… tháng …… năm 20</w:t>
       </w:r>
       <w:r>
         <w:rPr>
@@ -11335,47 +6123,13 @@
         </w:rPr>
         <w:tab/>
       </w:r>
-      <w:proofErr w:type="spellStart"/>
-      <w:r>
-        <w:rPr>
-          <w:rFonts w:ascii="Times New Roman" w:hAnsi="Times New Roman"/>
-          <w:szCs w:val="24"/>
-        </w:rPr>
-        <w:t>Người</w:t>
-      </w:r>
-      <w:proofErr w:type="spellEnd"/>
-      <w:r>
-        <w:rPr>
-          <w:rFonts w:ascii="Times New Roman" w:hAnsi="Times New Roman"/>
-          <w:szCs w:val="24"/>
-        </w:rPr>
-        <w:t xml:space="preserve"> </w:t>
-      </w:r>
-      <w:proofErr w:type="spellStart"/>
-      <w:r>
-        <w:rPr>
-          <w:rFonts w:ascii="Times New Roman" w:hAnsi="Times New Roman"/>
-          <w:szCs w:val="24"/>
-        </w:rPr>
-        <w:t>làm</w:t>
-      </w:r>
-      <w:proofErr w:type="spellEnd"/>
-      <w:r>
-        <w:rPr>
-          <w:rFonts w:ascii="Times New Roman" w:hAnsi="Times New Roman"/>
-          <w:szCs w:val="24"/>
-        </w:rPr>
-        <w:t xml:space="preserve"> </w:t>
-      </w:r>
-      <w:proofErr w:type="spellStart"/>
-      <w:r>
-        <w:rPr>
-          <w:rFonts w:ascii="Times New Roman" w:hAnsi="Times New Roman"/>
-          <w:szCs w:val="24"/>
-        </w:rPr>
-        <w:t>đơn</w:t>
-      </w:r>
-      <w:proofErr w:type="spellEnd"/>
+      <w:r>
+        <w:rPr>
+          <w:rFonts w:ascii="Times New Roman" w:hAnsi="Times New Roman"/>
+          <w:szCs w:val="24"/>
+        </w:rPr>
+        <w:t>Người làm đơn</w:t>
+      </w:r>
     </w:p>
     <w:p>
       <w:pPr>
@@ -11402,133 +6156,7 @@
           <w:i/>
           <w:szCs w:val="24"/>
         </w:rPr>
-        <w:t>(</w:t>
-      </w:r>
-      <w:proofErr w:type="spellStart"/>
-      <w:r>
-        <w:rPr>
-          <w:rFonts w:ascii="Times New Roman" w:hAnsi="Times New Roman"/>
-          <w:i/>
-          <w:szCs w:val="24"/>
-        </w:rPr>
-        <w:t>Ký</w:t>
-      </w:r>
-      <w:proofErr w:type="spellEnd"/>
-      <w:r>
-        <w:rPr>
-          <w:rFonts w:ascii="Times New Roman" w:hAnsi="Times New Roman"/>
-          <w:i/>
-          <w:szCs w:val="24"/>
-        </w:rPr>
-        <w:t xml:space="preserve"> </w:t>
-      </w:r>
-      <w:proofErr w:type="spellStart"/>
-      <w:r>
-        <w:rPr>
-          <w:rFonts w:ascii="Times New Roman" w:hAnsi="Times New Roman"/>
-          <w:i/>
-          <w:szCs w:val="24"/>
-        </w:rPr>
-        <w:t>tên</w:t>
-      </w:r>
-      <w:proofErr w:type="spellEnd"/>
-      <w:r>
-        <w:rPr>
-          <w:rFonts w:ascii="Times New Roman" w:hAnsi="Times New Roman"/>
-          <w:i/>
-          <w:szCs w:val="24"/>
-        </w:rPr>
-        <w:t xml:space="preserve"> </w:t>
-      </w:r>
-      <w:proofErr w:type="spellStart"/>
-      <w:r>
-        <w:rPr>
-          <w:rFonts w:ascii="Times New Roman" w:hAnsi="Times New Roman"/>
-          <w:i/>
-          <w:szCs w:val="24"/>
-        </w:rPr>
-        <w:t>và</w:t>
-      </w:r>
-      <w:proofErr w:type="spellEnd"/>
-      <w:r>
-        <w:rPr>
-          <w:rFonts w:ascii="Times New Roman" w:hAnsi="Times New Roman"/>
-          <w:i/>
-          <w:szCs w:val="24"/>
-        </w:rPr>
-        <w:t xml:space="preserve"> </w:t>
-      </w:r>
-      <w:proofErr w:type="spellStart"/>
-      <w:r>
-        <w:rPr>
-          <w:rFonts w:ascii="Times New Roman" w:hAnsi="Times New Roman"/>
-          <w:i/>
-          <w:szCs w:val="24"/>
-        </w:rPr>
-        <w:t>ghi</w:t>
-      </w:r>
-      <w:proofErr w:type="spellEnd"/>
-      <w:r>
-        <w:rPr>
-          <w:rFonts w:ascii="Times New Roman" w:hAnsi="Times New Roman"/>
-          <w:i/>
-          <w:szCs w:val="24"/>
-        </w:rPr>
-        <w:t xml:space="preserve"> </w:t>
-      </w:r>
-      <w:proofErr w:type="spellStart"/>
-      <w:r>
-        <w:rPr>
-          <w:rFonts w:ascii="Times New Roman" w:hAnsi="Times New Roman"/>
-          <w:i/>
-          <w:szCs w:val="24"/>
-        </w:rPr>
-        <w:t>rõ</w:t>
-      </w:r>
-      <w:proofErr w:type="spellEnd"/>
-      <w:r>
-        <w:rPr>
-          <w:rFonts w:ascii="Times New Roman" w:hAnsi="Times New Roman"/>
-          <w:i/>
-          <w:szCs w:val="24"/>
-        </w:rPr>
-        <w:t xml:space="preserve"> </w:t>
-      </w:r>
-      <w:proofErr w:type="spellStart"/>
-      <w:r>
-        <w:rPr>
-          <w:rFonts w:ascii="Times New Roman" w:hAnsi="Times New Roman"/>
-          <w:i/>
-          <w:szCs w:val="24"/>
-        </w:rPr>
-        <w:t>họ</w:t>
-      </w:r>
-      <w:proofErr w:type="spellEnd"/>
-      <w:r>
-        <w:rPr>
-          <w:rFonts w:ascii="Times New Roman" w:hAnsi="Times New Roman"/>
-          <w:i/>
-          <w:szCs w:val="24"/>
-        </w:rPr>
-        <w:t xml:space="preserve">, </w:t>
-      </w:r>
-      <w:proofErr w:type="spellStart"/>
-      <w:r>
-        <w:rPr>
-          <w:rFonts w:ascii="Times New Roman" w:hAnsi="Times New Roman"/>
-          <w:i/>
-          <w:szCs w:val="24"/>
-        </w:rPr>
-        <w:t>tên</w:t>
-      </w:r>
-      <w:proofErr w:type="spellEnd"/>
-      <w:r>
-        <w:rPr>
-          <w:rFonts w:ascii="Times New Roman" w:hAnsi="Times New Roman"/>
-          <w:i/>
-          <w:szCs w:val="24"/>
-        </w:rPr>
-        <w:t>)</w:t>
+        <w:t>(Ký tên và ghi rõ họ, tên)</w:t>
       </w:r>
     </w:p>
     <w:p>
@@ -11610,27 +6238,7 @@
           <w:bCs/>
           <w:szCs w:val="24"/>
         </w:rPr>
-        <w:t>${</w:t>
-      </w:r>
-      <w:proofErr w:type="spellStart"/>
-      <w:r>
-        <w:rPr>
-          <w:rFonts w:ascii="Times New Roman" w:hAnsi="Times New Roman"/>
-          <w:b/>
-          <w:bCs/>
-          <w:szCs w:val="24"/>
-        </w:rPr>
-        <w:t>NguoiLamDon</w:t>
-      </w:r>
-      <w:proofErr w:type="spellEnd"/>
-      <w:r>
-        <w:rPr>
-          <w:rFonts w:ascii="Times New Roman" w:hAnsi="Times New Roman"/>
-          <w:b/>
-          <w:bCs/>
-          <w:szCs w:val="24"/>
-        </w:rPr>
-        <w:t>}</w:t>
+        <w:t>${NguoiLamDon}</w:t>
       </w:r>
     </w:p>
     <w:p>
@@ -11673,7 +6281,6 @@
           <w:u w:val="single"/>
         </w:rPr>
       </w:pPr>
-      <w:proofErr w:type="spellStart"/>
       <w:r>
         <w:rPr>
           <w:rFonts w:ascii="Times New Roman" w:hAnsi="Times New Roman"/>
@@ -11681,229 +6288,8 @@
           <w:szCs w:val="24"/>
           <w:u w:val="single"/>
         </w:rPr>
-        <w:t>Phần</w:t>
-      </w:r>
-      <w:proofErr w:type="spellEnd"/>
-      <w:r>
-        <w:rPr>
-          <w:rFonts w:ascii="Times New Roman" w:hAnsi="Times New Roman"/>
-          <w:sz w:val="24"/>
-          <w:szCs w:val="24"/>
-          <w:u w:val="single"/>
-        </w:rPr>
-        <w:t xml:space="preserve"> </w:t>
-      </w:r>
-      <w:proofErr w:type="spellStart"/>
-      <w:r>
-        <w:rPr>
-          <w:rFonts w:ascii="Times New Roman" w:hAnsi="Times New Roman"/>
-          <w:sz w:val="24"/>
-          <w:szCs w:val="24"/>
-          <w:u w:val="single"/>
-        </w:rPr>
-        <w:t>ghi</w:t>
-      </w:r>
-      <w:proofErr w:type="spellEnd"/>
-      <w:r>
-        <w:rPr>
-          <w:rFonts w:ascii="Times New Roman" w:hAnsi="Times New Roman"/>
-          <w:sz w:val="24"/>
-          <w:szCs w:val="24"/>
-          <w:u w:val="single"/>
-        </w:rPr>
-        <w:t xml:space="preserve"> </w:t>
-      </w:r>
-      <w:proofErr w:type="spellStart"/>
-      <w:r>
-        <w:rPr>
-          <w:rFonts w:ascii="Times New Roman" w:hAnsi="Times New Roman"/>
-          <w:sz w:val="24"/>
-          <w:szCs w:val="24"/>
-          <w:u w:val="single"/>
-        </w:rPr>
-        <w:t>nhận</w:t>
-      </w:r>
-      <w:proofErr w:type="spellEnd"/>
-      <w:r>
-        <w:rPr>
-          <w:rFonts w:ascii="Times New Roman" w:hAnsi="Times New Roman"/>
-          <w:sz w:val="24"/>
-          <w:szCs w:val="24"/>
-          <w:u w:val="single"/>
-        </w:rPr>
-        <w:t xml:space="preserve"> </w:t>
-      </w:r>
-      <w:proofErr w:type="spellStart"/>
-      <w:r>
-        <w:rPr>
-          <w:rFonts w:ascii="Times New Roman" w:hAnsi="Times New Roman"/>
-          <w:sz w:val="24"/>
-          <w:szCs w:val="24"/>
-          <w:u w:val="single"/>
-        </w:rPr>
-        <w:t>của</w:t>
-      </w:r>
-      <w:proofErr w:type="spellEnd"/>
-      <w:r>
-        <w:rPr>
-          <w:rFonts w:ascii="Times New Roman" w:hAnsi="Times New Roman"/>
-          <w:sz w:val="24"/>
-          <w:szCs w:val="24"/>
-          <w:u w:val="single"/>
-        </w:rPr>
-        <w:t xml:space="preserve"> </w:t>
-      </w:r>
-      <w:proofErr w:type="spellStart"/>
-      <w:r>
-        <w:rPr>
-          <w:rFonts w:ascii="Times New Roman" w:hAnsi="Times New Roman"/>
-          <w:sz w:val="24"/>
-          <w:szCs w:val="24"/>
-          <w:u w:val="single"/>
-        </w:rPr>
-        <w:t>Hiệu</w:t>
-      </w:r>
-      <w:proofErr w:type="spellEnd"/>
-      <w:r>
-        <w:rPr>
-          <w:rFonts w:ascii="Times New Roman" w:hAnsi="Times New Roman"/>
-          <w:sz w:val="24"/>
-          <w:szCs w:val="24"/>
-          <w:u w:val="single"/>
-        </w:rPr>
-        <w:t xml:space="preserve"> </w:t>
-      </w:r>
-      <w:proofErr w:type="spellStart"/>
-      <w:r>
-        <w:rPr>
-          <w:rFonts w:ascii="Times New Roman" w:hAnsi="Times New Roman"/>
-          <w:sz w:val="24"/>
-          <w:szCs w:val="24"/>
-          <w:u w:val="single"/>
-        </w:rPr>
-        <w:t>trưởng</w:t>
-      </w:r>
-      <w:proofErr w:type="spellEnd"/>
-      <w:r>
-        <w:rPr>
-          <w:rFonts w:ascii="Times New Roman" w:hAnsi="Times New Roman"/>
-          <w:sz w:val="24"/>
-          <w:szCs w:val="24"/>
-          <w:u w:val="single"/>
-        </w:rPr>
-        <w:t xml:space="preserve"> </w:t>
-      </w:r>
-      <w:proofErr w:type="spellStart"/>
-      <w:r>
-        <w:rPr>
-          <w:rFonts w:ascii="Times New Roman" w:hAnsi="Times New Roman"/>
-          <w:sz w:val="24"/>
-          <w:szCs w:val="24"/>
-          <w:u w:val="single"/>
-        </w:rPr>
-        <w:t>trường</w:t>
-      </w:r>
-      <w:proofErr w:type="spellEnd"/>
-      <w:r>
-        <w:rPr>
-          <w:rFonts w:ascii="Times New Roman" w:hAnsi="Times New Roman"/>
-          <w:sz w:val="24"/>
-          <w:szCs w:val="24"/>
-          <w:u w:val="single"/>
-        </w:rPr>
-        <w:t xml:space="preserve"> </w:t>
-      </w:r>
-      <w:proofErr w:type="spellStart"/>
-      <w:r>
-        <w:rPr>
-          <w:rFonts w:ascii="Times New Roman" w:hAnsi="Times New Roman"/>
-          <w:sz w:val="24"/>
-          <w:szCs w:val="24"/>
-          <w:u w:val="single"/>
-        </w:rPr>
-        <w:t>Tiểu</w:t>
-      </w:r>
-      <w:proofErr w:type="spellEnd"/>
-      <w:r>
-        <w:rPr>
-          <w:rFonts w:ascii="Times New Roman" w:hAnsi="Times New Roman"/>
-          <w:sz w:val="24"/>
-          <w:szCs w:val="24"/>
-          <w:u w:val="single"/>
-        </w:rPr>
-        <w:t xml:space="preserve"> </w:t>
-      </w:r>
-      <w:proofErr w:type="spellStart"/>
-      <w:r>
-        <w:rPr>
-          <w:rFonts w:ascii="Times New Roman" w:hAnsi="Times New Roman"/>
-          <w:sz w:val="24"/>
-          <w:szCs w:val="24"/>
-          <w:u w:val="single"/>
-        </w:rPr>
-        <w:t>học</w:t>
-      </w:r>
-      <w:proofErr w:type="spellEnd"/>
-      <w:r>
-        <w:rPr>
-          <w:rFonts w:ascii="Times New Roman" w:hAnsi="Times New Roman"/>
-          <w:sz w:val="24"/>
-          <w:szCs w:val="24"/>
-          <w:u w:val="single"/>
-        </w:rPr>
-        <w:t xml:space="preserve"> </w:t>
-      </w:r>
-      <w:proofErr w:type="spellStart"/>
-      <w:r>
-        <w:rPr>
-          <w:rFonts w:ascii="Times New Roman" w:hAnsi="Times New Roman"/>
-          <w:sz w:val="24"/>
-          <w:szCs w:val="24"/>
-          <w:u w:val="single"/>
-        </w:rPr>
-        <w:t>Nguyễn</w:t>
-      </w:r>
-      <w:proofErr w:type="spellEnd"/>
-      <w:r>
-        <w:rPr>
-          <w:rFonts w:ascii="Times New Roman" w:hAnsi="Times New Roman"/>
-          <w:sz w:val="24"/>
-          <w:szCs w:val="24"/>
-          <w:u w:val="single"/>
-        </w:rPr>
-        <w:t xml:space="preserve"> </w:t>
-      </w:r>
-      <w:proofErr w:type="spellStart"/>
-      <w:r>
-        <w:rPr>
-          <w:rFonts w:ascii="Times New Roman" w:hAnsi="Times New Roman"/>
-          <w:sz w:val="24"/>
-          <w:szCs w:val="24"/>
-          <w:u w:val="single"/>
-        </w:rPr>
-        <w:t>Thị</w:t>
-      </w:r>
-      <w:proofErr w:type="spellEnd"/>
-      <w:r>
-        <w:rPr>
-          <w:rFonts w:ascii="Times New Roman" w:hAnsi="Times New Roman"/>
-          <w:sz w:val="24"/>
-          <w:szCs w:val="24"/>
-          <w:u w:val="single"/>
-        </w:rPr>
-        <w:t xml:space="preserve"> </w:t>
-      </w:r>
-      <w:proofErr w:type="spellStart"/>
-      <w:r>
-        <w:rPr>
-          <w:rFonts w:ascii="Times New Roman" w:hAnsi="Times New Roman"/>
-          <w:sz w:val="24"/>
-          <w:szCs w:val="24"/>
-          <w:u w:val="single"/>
-        </w:rPr>
-        <w:t>Định</w:t>
-      </w:r>
-      <w:proofErr w:type="spellEnd"/>
+        <w:t>Phần ghi nhận của Hiệu trưởng trường Tiểu học Nguyễn Thị Định</w:t>
+      </w:r>
     </w:p>
     <w:p>
       <w:pPr>
@@ -11928,54 +6314,7 @@
           <w:szCs w:val="24"/>
         </w:rPr>
         <w:tab/>
-      </w:r>
-      <w:proofErr w:type="spellStart"/>
-      <w:r>
-        <w:rPr>
-          <w:rFonts w:ascii="Times New Roman" w:hAnsi="Times New Roman"/>
-          <w:szCs w:val="24"/>
-        </w:rPr>
-        <w:t>Đồng</w:t>
-      </w:r>
-      <w:proofErr w:type="spellEnd"/>
-      <w:r>
-        <w:rPr>
-          <w:rFonts w:ascii="Times New Roman" w:hAnsi="Times New Roman"/>
-          <w:szCs w:val="24"/>
-        </w:rPr>
-        <w:t xml:space="preserve"> ý </w:t>
-      </w:r>
-      <w:proofErr w:type="spellStart"/>
-      <w:r>
-        <w:rPr>
-          <w:rFonts w:ascii="Times New Roman" w:hAnsi="Times New Roman"/>
-          <w:szCs w:val="24"/>
-        </w:rPr>
-        <w:t>nhận</w:t>
-      </w:r>
-      <w:proofErr w:type="spellEnd"/>
-      <w:r>
-        <w:rPr>
-          <w:rFonts w:ascii="Times New Roman" w:hAnsi="Times New Roman"/>
-          <w:szCs w:val="24"/>
-        </w:rPr>
-        <w:t xml:space="preserve"> </w:t>
-      </w:r>
-      <w:proofErr w:type="spellStart"/>
-      <w:r>
-        <w:rPr>
-          <w:rFonts w:ascii="Times New Roman" w:hAnsi="Times New Roman"/>
-          <w:szCs w:val="24"/>
-        </w:rPr>
-        <w:t>em</w:t>
-      </w:r>
-      <w:proofErr w:type="spellEnd"/>
-      <w:r>
-        <w:rPr>
-          <w:rFonts w:ascii="Times New Roman" w:hAnsi="Times New Roman"/>
-          <w:szCs w:val="24"/>
-        </w:rPr>
-        <w:t xml:space="preserve">: </w:t>
+        <w:t xml:space="preserve">Đồng ý nhận em: </w:t>
       </w:r>
       <w:r>
         <w:rPr>
@@ -12020,7 +6359,6 @@
         </w:rPr>
         <w:t>${</w:t>
       </w:r>
-      <w:proofErr w:type="spellStart"/>
       <w:r>
         <w:rPr>
           <w:rFonts w:ascii="Times New Roman" w:hAnsi="Times New Roman"/>
@@ -12030,7 +6368,6 @@
         </w:rPr>
         <w:t>HoVaTenHocSinh</w:t>
       </w:r>
-      <w:proofErr w:type="spellEnd"/>
       <w:r>
         <w:rPr>
           <w:rFonts w:ascii="Times New Roman" w:hAnsi="Times New Roman"/>
@@ -12063,31 +6400,13 @@
         </w:rPr>
         <w:tab/>
       </w:r>
-      <w:proofErr w:type="spellStart"/>
-      <w:r>
-        <w:rPr>
-          <w:rFonts w:ascii="Times New Roman" w:hAnsi="Times New Roman"/>
-          <w:szCs w:val="24"/>
-        </w:rPr>
-        <w:t>Sinh</w:t>
-      </w:r>
-      <w:proofErr w:type="spellEnd"/>
-      <w:r>
-        <w:rPr>
-          <w:rFonts w:ascii="Times New Roman" w:hAnsi="Times New Roman"/>
-          <w:szCs w:val="24"/>
-        </w:rPr>
-        <w:t xml:space="preserve"> </w:t>
-      </w:r>
-      <w:proofErr w:type="spellStart"/>
-      <w:r>
-        <w:rPr>
-          <w:rFonts w:ascii="Times New Roman" w:hAnsi="Times New Roman"/>
-          <w:szCs w:val="24"/>
-        </w:rPr>
-        <w:t>ngày</w:t>
-      </w:r>
-      <w:proofErr w:type="spellEnd"/>
+      <w:r>
+        <w:rPr>
+          <w:rFonts w:ascii="Times New Roman" w:hAnsi="Times New Roman"/>
+          <w:szCs w:val="24"/>
+        </w:rPr>
+        <w:t>Sinh ngày</w:t>
+      </w:r>
       <w:r>
         <w:rPr>
           <w:rFonts w:ascii="Times New Roman" w:hAnsi="Times New Roman"/>
@@ -12133,7 +6452,6 @@
         </w:rPr>
         <w:t>${</w:t>
       </w:r>
-      <w:proofErr w:type="spellStart"/>
       <w:r>
         <w:rPr>
           <w:rFonts w:ascii="Times New Roman" w:hAnsi="Times New Roman"/>
@@ -12143,7 +6461,6 @@
         </w:rPr>
         <w:t>NgaySinh</w:t>
       </w:r>
-      <w:proofErr w:type="spellEnd"/>
       <w:r>
         <w:rPr>
           <w:rFonts w:ascii="Times New Roman" w:hAnsi="Times New Roman"/>
@@ -12181,198 +6498,7 @@
           <w:szCs w:val="24"/>
         </w:rPr>
         <w:tab/>
-      </w:r>
-      <w:proofErr w:type="spellStart"/>
-      <w:r>
-        <w:rPr>
-          <w:rFonts w:ascii="Times New Roman" w:hAnsi="Times New Roman"/>
-          <w:szCs w:val="24"/>
-        </w:rPr>
-        <w:t>Vào</w:t>
-      </w:r>
-      <w:proofErr w:type="spellEnd"/>
-      <w:r>
-        <w:rPr>
-          <w:rFonts w:ascii="Times New Roman" w:hAnsi="Times New Roman"/>
-          <w:szCs w:val="24"/>
-        </w:rPr>
-        <w:t xml:space="preserve"> </w:t>
-      </w:r>
-      <w:proofErr w:type="spellStart"/>
-      <w:r>
-        <w:rPr>
-          <w:rFonts w:ascii="Times New Roman" w:hAnsi="Times New Roman"/>
-          <w:szCs w:val="24"/>
-        </w:rPr>
-        <w:t>học</w:t>
-      </w:r>
-      <w:proofErr w:type="spellEnd"/>
-      <w:r>
-        <w:rPr>
-          <w:rFonts w:ascii="Times New Roman" w:hAnsi="Times New Roman"/>
-          <w:szCs w:val="24"/>
-        </w:rPr>
-        <w:t xml:space="preserve"> </w:t>
-      </w:r>
-      <w:proofErr w:type="spellStart"/>
-      <w:r>
-        <w:rPr>
-          <w:rFonts w:ascii="Times New Roman" w:hAnsi="Times New Roman"/>
-          <w:szCs w:val="24"/>
-        </w:rPr>
-        <w:t>lớp</w:t>
-      </w:r>
-      <w:proofErr w:type="spellEnd"/>
-      <w:r>
-        <w:rPr>
-          <w:rFonts w:ascii="Times New Roman" w:hAnsi="Times New Roman"/>
-          <w:szCs w:val="24"/>
-        </w:rPr>
-        <w:t xml:space="preserve"> 1 </w:t>
-      </w:r>
-      <w:proofErr w:type="spellStart"/>
-      <w:r>
-        <w:rPr>
-          <w:rFonts w:ascii="Times New Roman" w:hAnsi="Times New Roman"/>
-          <w:szCs w:val="24"/>
-        </w:rPr>
-        <w:t>tại</w:t>
-      </w:r>
-      <w:proofErr w:type="spellEnd"/>
-      <w:r>
-        <w:rPr>
-          <w:rFonts w:ascii="Times New Roman" w:hAnsi="Times New Roman"/>
-          <w:szCs w:val="24"/>
-        </w:rPr>
-        <w:t xml:space="preserve"> </w:t>
-      </w:r>
-      <w:proofErr w:type="spellStart"/>
-      <w:r>
-        <w:rPr>
-          <w:rFonts w:ascii="Times New Roman" w:hAnsi="Times New Roman"/>
-          <w:szCs w:val="24"/>
-        </w:rPr>
-        <w:t>trường</w:t>
-      </w:r>
-      <w:proofErr w:type="spellEnd"/>
-      <w:r>
-        <w:rPr>
-          <w:rFonts w:ascii="Times New Roman" w:hAnsi="Times New Roman"/>
-          <w:szCs w:val="24"/>
-        </w:rPr>
-        <w:t xml:space="preserve"> </w:t>
-      </w:r>
-      <w:proofErr w:type="spellStart"/>
-      <w:r>
-        <w:rPr>
-          <w:rFonts w:ascii="Times New Roman" w:hAnsi="Times New Roman"/>
-          <w:szCs w:val="24"/>
-        </w:rPr>
-        <w:t>Tiểu</w:t>
-      </w:r>
-      <w:proofErr w:type="spellEnd"/>
-      <w:r>
-        <w:rPr>
-          <w:rFonts w:ascii="Times New Roman" w:hAnsi="Times New Roman"/>
-          <w:szCs w:val="24"/>
-        </w:rPr>
-        <w:t xml:space="preserve"> </w:t>
-      </w:r>
-      <w:proofErr w:type="spellStart"/>
-      <w:r>
-        <w:rPr>
-          <w:rFonts w:ascii="Times New Roman" w:hAnsi="Times New Roman"/>
-          <w:szCs w:val="24"/>
-        </w:rPr>
-        <w:t>học</w:t>
-      </w:r>
-      <w:proofErr w:type="spellEnd"/>
-      <w:r>
-        <w:rPr>
-          <w:rFonts w:ascii="Times New Roman" w:hAnsi="Times New Roman"/>
-          <w:szCs w:val="24"/>
-        </w:rPr>
-        <w:t xml:space="preserve"> </w:t>
-      </w:r>
-      <w:proofErr w:type="spellStart"/>
-      <w:r>
-        <w:rPr>
-          <w:rFonts w:ascii="Times New Roman" w:hAnsi="Times New Roman"/>
-          <w:szCs w:val="24"/>
-        </w:rPr>
-        <w:t>Nguyễn</w:t>
-      </w:r>
-      <w:proofErr w:type="spellEnd"/>
-      <w:r>
-        <w:rPr>
-          <w:rFonts w:ascii="Times New Roman" w:hAnsi="Times New Roman"/>
-          <w:szCs w:val="24"/>
-        </w:rPr>
-        <w:t xml:space="preserve"> </w:t>
-      </w:r>
-      <w:proofErr w:type="spellStart"/>
-      <w:r>
-        <w:rPr>
-          <w:rFonts w:ascii="Times New Roman" w:hAnsi="Times New Roman"/>
-          <w:szCs w:val="24"/>
-        </w:rPr>
-        <w:t>Thị</w:t>
-      </w:r>
-      <w:proofErr w:type="spellEnd"/>
-      <w:r>
-        <w:rPr>
-          <w:rFonts w:ascii="Times New Roman" w:hAnsi="Times New Roman"/>
-          <w:szCs w:val="24"/>
-        </w:rPr>
-        <w:t xml:space="preserve"> </w:t>
-      </w:r>
-      <w:proofErr w:type="spellStart"/>
-      <w:r>
-        <w:rPr>
-          <w:rFonts w:ascii="Times New Roman" w:hAnsi="Times New Roman"/>
-          <w:szCs w:val="24"/>
-        </w:rPr>
-        <w:t>Định</w:t>
-      </w:r>
-      <w:proofErr w:type="spellEnd"/>
-      <w:r>
-        <w:rPr>
-          <w:rFonts w:ascii="Times New Roman" w:hAnsi="Times New Roman"/>
-          <w:szCs w:val="24"/>
-        </w:rPr>
-        <w:t xml:space="preserve"> </w:t>
-      </w:r>
-      <w:proofErr w:type="spellStart"/>
-      <w:r>
-        <w:rPr>
-          <w:rFonts w:ascii="Times New Roman" w:hAnsi="Times New Roman"/>
-          <w:szCs w:val="24"/>
-        </w:rPr>
-        <w:t>năm</w:t>
-      </w:r>
-      <w:proofErr w:type="spellEnd"/>
-      <w:r>
-        <w:rPr>
-          <w:rFonts w:ascii="Times New Roman" w:hAnsi="Times New Roman"/>
-          <w:szCs w:val="24"/>
-        </w:rPr>
-        <w:t xml:space="preserve"> </w:t>
-      </w:r>
-      <w:proofErr w:type="spellStart"/>
-      <w:r>
-        <w:rPr>
-          <w:rFonts w:ascii="Times New Roman" w:hAnsi="Times New Roman"/>
-          <w:szCs w:val="24"/>
-        </w:rPr>
-        <w:t>học</w:t>
-      </w:r>
-      <w:proofErr w:type="spellEnd"/>
-      <w:r>
-        <w:rPr>
-          <w:rFonts w:ascii="Times New Roman" w:hAnsi="Times New Roman"/>
-          <w:szCs w:val="24"/>
-        </w:rPr>
-        <w:t xml:space="preserve"> 20</w:t>
+        <w:t>Vào học lớp 1 tại trường Tiểu học Nguyễn Thị Định năm học 20</w:t>
       </w:r>
       <w:r>
         <w:rPr>
@@ -12386,7 +6512,7 @@
           <w:rFonts w:ascii="Times New Roman" w:hAnsi="Times New Roman"/>
           <w:szCs w:val="24"/>
         </w:rPr>
-        <w:t>5</w:t>
+        <w:t>6</w:t>
       </w:r>
       <w:r>
         <w:rPr>
@@ -12400,7 +6526,7 @@
           <w:rFonts w:ascii="Times New Roman" w:hAnsi="Times New Roman"/>
           <w:szCs w:val="24"/>
         </w:rPr>
-        <w:t>6</w:t>
+        <w:t>7</w:t>
       </w:r>
       <w:r>
         <w:rPr>
@@ -12431,7 +6557,6 @@
         </w:rPr>
         <w:tab/>
       </w:r>
-      <w:proofErr w:type="spellStart"/>
       <w:r>
         <w:rPr>
           <w:rFonts w:ascii="Times New Roman" w:hAnsi="Times New Roman"/>
@@ -12439,9 +6564,8 @@
           <w:iCs/>
           <w:szCs w:val="24"/>
         </w:rPr>
-        <w:t>Tân</w:t>
-      </w:r>
-      <w:proofErr w:type="spellEnd"/>
+        <w:t>Tân Thuận</w:t>
+      </w:r>
       <w:r>
         <w:rPr>
           <w:rFonts w:ascii="Times New Roman" w:hAnsi="Times New Roman"/>
@@ -12449,9 +6573,8 @@
           <w:iCs/>
           <w:szCs w:val="24"/>
         </w:rPr>
-        <w:t xml:space="preserve"> </w:t>
-      </w:r>
-      <w:proofErr w:type="spellStart"/>
+        <w:t>, n</w:t>
+      </w:r>
       <w:r>
         <w:rPr>
           <w:rFonts w:ascii="Times New Roman" w:hAnsi="Times New Roman"/>
@@ -12459,9 +6582,8 @@
           <w:iCs/>
           <w:szCs w:val="24"/>
         </w:rPr>
-        <w:t>Thuận</w:t>
-      </w:r>
-      <w:proofErr w:type="spellEnd"/>
+        <w:t>gà</w:t>
+      </w:r>
       <w:r>
         <w:rPr>
           <w:rFonts w:ascii="Times New Roman" w:hAnsi="Times New Roman"/>
@@ -12469,9 +6591,8 @@
           <w:iCs/>
           <w:szCs w:val="24"/>
         </w:rPr>
-        <w:t xml:space="preserve">, </w:t>
-      </w:r>
-      <w:proofErr w:type="spellStart"/>
+        <w:t>y ……</w:t>
+      </w:r>
       <w:r>
         <w:rPr>
           <w:rFonts w:ascii="Times New Roman" w:hAnsi="Times New Roman"/>
@@ -12479,7 +6600,7 @@
           <w:iCs/>
           <w:szCs w:val="24"/>
         </w:rPr>
-        <w:t>n</w:t>
+        <w:t xml:space="preserve">  tháng </w:t>
       </w:r>
       <w:r>
         <w:rPr>
@@ -12488,7 +6609,7 @@
           <w:iCs/>
           <w:szCs w:val="24"/>
         </w:rPr>
-        <w:t>gà</w:t>
+        <w:t>……</w:t>
       </w:r>
       <w:r>
         <w:rPr>
@@ -12497,84 +6618,7 @@
           <w:iCs/>
           <w:szCs w:val="24"/>
         </w:rPr>
-        <w:t>y</w:t>
-      </w:r>
-      <w:proofErr w:type="spellEnd"/>
-      <w:r>
-        <w:rPr>
-          <w:rFonts w:ascii="Times New Roman" w:hAnsi="Times New Roman"/>
-          <w:i/>
-          <w:iCs/>
-          <w:szCs w:val="24"/>
-        </w:rPr>
-        <w:t xml:space="preserve"> ……</w:t>
-      </w:r>
-      <w:r>
-        <w:rPr>
-          <w:rFonts w:ascii="Times New Roman" w:hAnsi="Times New Roman"/>
-          <w:i/>
-          <w:iCs/>
-          <w:szCs w:val="24"/>
-        </w:rPr>
-        <w:t xml:space="preserve">  </w:t>
-      </w:r>
-      <w:proofErr w:type="spellStart"/>
-      <w:r>
-        <w:rPr>
-          <w:rFonts w:ascii="Times New Roman" w:hAnsi="Times New Roman"/>
-          <w:i/>
-          <w:iCs/>
-          <w:szCs w:val="24"/>
-        </w:rPr>
-        <w:t>tháng</w:t>
-      </w:r>
-      <w:proofErr w:type="spellEnd"/>
-      <w:r>
-        <w:rPr>
-          <w:rFonts w:ascii="Times New Roman" w:hAnsi="Times New Roman"/>
-          <w:i/>
-          <w:iCs/>
-          <w:szCs w:val="24"/>
-        </w:rPr>
-        <w:t xml:space="preserve"> </w:t>
-      </w:r>
-      <w:r>
-        <w:rPr>
-          <w:rFonts w:ascii="Times New Roman" w:hAnsi="Times New Roman"/>
-          <w:i/>
-          <w:iCs/>
-          <w:szCs w:val="24"/>
-        </w:rPr>
-        <w:t>……</w:t>
-      </w:r>
-      <w:r>
-        <w:rPr>
-          <w:rFonts w:ascii="Times New Roman" w:hAnsi="Times New Roman"/>
-          <w:i/>
-          <w:iCs/>
-          <w:szCs w:val="24"/>
-        </w:rPr>
-        <w:t xml:space="preserve">  </w:t>
-      </w:r>
-      <w:proofErr w:type="spellStart"/>
-      <w:r>
-        <w:rPr>
-          <w:rFonts w:ascii="Times New Roman" w:hAnsi="Times New Roman"/>
-          <w:i/>
-          <w:iCs/>
-          <w:szCs w:val="24"/>
-        </w:rPr>
-        <w:t>năm</w:t>
-      </w:r>
-      <w:proofErr w:type="spellEnd"/>
-      <w:r>
-        <w:rPr>
-          <w:rFonts w:ascii="Times New Roman" w:hAnsi="Times New Roman"/>
-          <w:i/>
-          <w:iCs/>
-          <w:szCs w:val="24"/>
-        </w:rPr>
-        <w:t xml:space="preserve"> 20</w:t>
+        <w:t xml:space="preserve">  năm 20</w:t>
       </w:r>
       <w:r>
         <w:rPr>
@@ -12711,7 +6755,6 @@
         </w:rPr>
         <w:tab/>
       </w:r>
-      <w:proofErr w:type="spellStart"/>
       <w:r>
         <w:rPr>
           <w:rFonts w:ascii="Times New Roman" w:hAnsi="Times New Roman"/>
@@ -12719,29 +6762,8 @@
           <w:bCs/>
           <w:szCs w:val="24"/>
         </w:rPr>
-        <w:t>Hà</w:t>
-      </w:r>
-      <w:proofErr w:type="spellEnd"/>
-      <w:r>
-        <w:rPr>
-          <w:rFonts w:ascii="Times New Roman" w:hAnsi="Times New Roman"/>
-          <w:b/>
-          <w:bCs/>
-          <w:szCs w:val="24"/>
-        </w:rPr>
-        <w:t xml:space="preserve"> Thanh </w:t>
-      </w:r>
-      <w:proofErr w:type="spellStart"/>
-      <w:r>
-        <w:rPr>
-          <w:rFonts w:ascii="Times New Roman" w:hAnsi="Times New Roman"/>
-          <w:b/>
-          <w:bCs/>
-          <w:szCs w:val="24"/>
-        </w:rPr>
-        <w:t>Hải</w:t>
-      </w:r>
-      <w:proofErr w:type="spellEnd"/>
+        <w:t>Hà Thanh Hải</w:t>
+      </w:r>
     </w:p>
     <w:sectPr>
       <w:pgSz w:w="11909" w:h="16834" w:code="9"/>
@@ -12753,7 +6775,7 @@
 </file>
 
 <file path=word/endnotes.xml><?xml version="1.0" encoding="utf-8"?>
-<w:endnotes xmlns:wpc="http://schemas.microsoft.com/office/word/2010/wordprocessingCanvas" xmlns:cx="http://schemas.microsoft.com/office/drawing/2014/chartex" xmlns:cx1="http://schemas.microsoft.com/office/drawing/2015/9/8/chartex" xmlns:cx2="http://schemas.microsoft.com/office/drawing/2015/10/21/chartex" xmlns:cx3="http://schemas.microsoft.com/office/drawing/2016/5/9/chartex" xmlns:cx4="http://schemas.microsoft.com/office/drawing/2016/5/10/chartex" xmlns:cx5="http://schemas.microsoft.com/office/drawing/2016/5/11/chartex" xmlns:cx6="http://schemas.microsoft.com/office/drawing/2016/5/12/chartex" xmlns:cx7="http://schemas.microsoft.com/office/drawing/2016/5/13/chartex" xmlns:cx8="http://schemas.microsoft.com/office/drawing/2016/5/14/chartex" xmlns:mc="http://schemas.openxmlformats.org/markup-compatibility/2006" xmlns:aink="http://schemas.microsoft.com/office/drawing/2016/ink" xmlns:am3d="http://schemas.microsoft.com/office/drawing/2017/model3d" xmlns:o="urn:schemas-microsoft-com:office:office" xmlns:r="http://schemas.openxmlformats.org/officeDocument/2006/relationships" xmlns:m="http://schemas.openxmlformats.org/officeDocument/2006/math" xmlns:v="urn:schemas-microsoft-com:vml" xmlns:wp14="http://schemas.microsoft.com/office/word/2010/wordprocessingDrawing" xmlns:wp="http://schemas.openxmlformats.org/drawingml/2006/wordprocessingDrawing" xmlns:w10="urn:schemas-microsoft-com:office:word" xmlns:w="http://schemas.openxmlformats.org/wordprocessingml/2006/main" xmlns:w14="http://schemas.microsoft.com/office/word/2010/wordml" xmlns:w15="http://schemas.microsoft.com/office/word/2012/wordml" xmlns:w16cex="http://schemas.microsoft.com/office/word/2018/wordml/cex" xmlns:w16cid="http://schemas.microsoft.com/office/word/2016/wordml/cid" xmlns:w16="http://schemas.microsoft.com/office/word/2018/wordml" xmlns:w16sdtdh="http://schemas.microsoft.com/office/word/2020/wordml/sdtdatahash" xmlns:w16se="http://schemas.microsoft.com/office/word/2015/wordml/symex" xmlns:wpg="http://schemas.microsoft.com/office/word/2010/wordprocessingGroup" xmlns:wpi="http://schemas.microsoft.com/office/word/2010/wordprocessingInk" xmlns:wne="http://schemas.microsoft.com/office/word/2006/wordml" xmlns:wps="http://schemas.microsoft.com/office/word/2010/wordprocessingShape" mc:Ignorable="w14 w15 w16se w16cid w16 w16cex w16sdtdh wp14">
+<w:endnotes xmlns:wpc="http://schemas.microsoft.com/office/word/2010/wordprocessingCanvas" xmlns:cx="http://schemas.microsoft.com/office/drawing/2014/chartex" xmlns:cx1="http://schemas.microsoft.com/office/drawing/2015/9/8/chartex" xmlns:cx2="http://schemas.microsoft.com/office/drawing/2015/10/21/chartex" xmlns:cx3="http://schemas.microsoft.com/office/drawing/2016/5/9/chartex" xmlns:cx4="http://schemas.microsoft.com/office/drawing/2016/5/10/chartex" xmlns:cx5="http://schemas.microsoft.com/office/drawing/2016/5/11/chartex" xmlns:cx6="http://schemas.microsoft.com/office/drawing/2016/5/12/chartex" xmlns:cx7="http://schemas.microsoft.com/office/drawing/2016/5/13/chartex" xmlns:cx8="http://schemas.microsoft.com/office/drawing/2016/5/14/chartex" xmlns:mc="http://schemas.openxmlformats.org/markup-compatibility/2006" xmlns:aink="http://schemas.microsoft.com/office/drawing/2016/ink" xmlns:am3d="http://schemas.microsoft.com/office/drawing/2017/model3d" xmlns:o="urn:schemas-microsoft-com:office:office" xmlns:oel="http://schemas.microsoft.com/office/2019/extlst" xmlns:r="http://schemas.openxmlformats.org/officeDocument/2006/relationships" xmlns:m="http://schemas.openxmlformats.org/officeDocument/2006/math" xmlns:v="urn:schemas-microsoft-com:vml" xmlns:wp14="http://schemas.microsoft.com/office/word/2010/wordprocessingDrawing" xmlns:wp="http://schemas.openxmlformats.org/drawingml/2006/wordprocessingDrawing" xmlns:w10="urn:schemas-microsoft-com:office:word" xmlns:w="http://schemas.openxmlformats.org/wordprocessingml/2006/main" xmlns:w14="http://schemas.microsoft.com/office/word/2010/wordml" xmlns:w15="http://schemas.microsoft.com/office/word/2012/wordml" xmlns:w16cex="http://schemas.microsoft.com/office/word/2018/wordml/cex" xmlns:w16cid="http://schemas.microsoft.com/office/word/2016/wordml/cid" xmlns:w16="http://schemas.microsoft.com/office/word/2018/wordml" xmlns:w16du="http://schemas.microsoft.com/office/word/2023/wordml/word16du" xmlns:w16sdtdh="http://schemas.microsoft.com/office/word/2020/wordml/sdtdatahash" xmlns:w16sdtfl="http://schemas.microsoft.com/office/word/2024/wordml/sdtformatlock" xmlns:w16se="http://schemas.microsoft.com/office/word/2015/wordml/symex" xmlns:wpg="http://schemas.microsoft.com/office/word/2010/wordprocessingGroup" xmlns:wpi="http://schemas.microsoft.com/office/word/2010/wordprocessingInk" xmlns:wne="http://schemas.microsoft.com/office/word/2006/wordml" xmlns:wps="http://schemas.microsoft.com/office/word/2010/wordprocessingShape" mc:Ignorable="w14 w15 w16se w16cid w16 w16cex w16sdtdh w16sdtfl w16du wp14">
   <w:endnote w:type="separator" w:id="-1">
     <w:p>
       <w:r>
@@ -12772,7 +6794,7 @@
 </file>
 
 <file path=word/footnotes.xml><?xml version="1.0" encoding="utf-8"?>
-<w:footnotes xmlns:wpc="http://schemas.microsoft.com/office/word/2010/wordprocessingCanvas" xmlns:cx="http://schemas.microsoft.com/office/drawing/2014/chartex" xmlns:cx1="http://schemas.microsoft.com/office/drawing/2015/9/8/chartex" xmlns:cx2="http://schemas.microsoft.com/office/drawing/2015/10/21/chartex" xmlns:cx3="http://schemas.microsoft.com/office/drawing/2016/5/9/chartex" xmlns:cx4="http://schemas.microsoft.com/office/drawing/2016/5/10/chartex" xmlns:cx5="http://schemas.microsoft.com/office/drawing/2016/5/11/chartex" xmlns:cx6="http://schemas.microsoft.com/office/drawing/2016/5/12/chartex" xmlns:cx7="http://schemas.microsoft.com/office/drawing/2016/5/13/chartex" xmlns:cx8="http://schemas.microsoft.com/office/drawing/2016/5/14/chartex" xmlns:mc="http://schemas.openxmlformats.org/markup-compatibility/2006" xmlns:aink="http://schemas.microsoft.com/office/drawing/2016/ink" xmlns:am3d="http://schemas.microsoft.com/office/drawing/2017/model3d" xmlns:o="urn:schemas-microsoft-com:office:office" xmlns:r="http://schemas.openxmlformats.org/officeDocument/2006/relationships" xmlns:m="http://schemas.openxmlformats.org/officeDocument/2006/math" xmlns:v="urn:schemas-microsoft-com:vml" xmlns:wp14="http://schemas.microsoft.com/office/word/2010/wordprocessingDrawing" xmlns:wp="http://schemas.openxmlformats.org/drawingml/2006/wordprocessingDrawing" xmlns:w10="urn:schemas-microsoft-com:office:word" xmlns:w="http://schemas.openxmlformats.org/wordprocessingml/2006/main" xmlns:w14="http://schemas.microsoft.com/office/word/2010/wordml" xmlns:w15="http://schemas.microsoft.com/office/word/2012/wordml" xmlns:w16cex="http://schemas.microsoft.com/office/word/2018/wordml/cex" xmlns:w16cid="http://schemas.microsoft.com/office/word/2016/wordml/cid" xmlns:w16="http://schemas.microsoft.com/office/word/2018/wordml" xmlns:w16sdtdh="http://schemas.microsoft.com/office/word/2020/wordml/sdtdatahash" xmlns:w16se="http://schemas.microsoft.com/office/word/2015/wordml/symex" xmlns:wpg="http://schemas.microsoft.com/office/word/2010/wordprocessingGroup" xmlns:wpi="http://schemas.microsoft.com/office/word/2010/wordprocessingInk" xmlns:wne="http://schemas.microsoft.com/office/word/2006/wordml" xmlns:wps="http://schemas.microsoft.com/office/word/2010/wordprocessingShape" mc:Ignorable="w14 w15 w16se w16cid w16 w16cex w16sdtdh wp14">
+<w:footnotes xmlns:wpc="http://schemas.microsoft.com/office/word/2010/wordprocessingCanvas" xmlns:cx="http://schemas.microsoft.com/office/drawing/2014/chartex" xmlns:cx1="http://schemas.microsoft.com/office/drawing/2015/9/8/chartex" xmlns:cx2="http://schemas.microsoft.com/office/drawing/2015/10/21/chartex" xmlns:cx3="http://schemas.microsoft.com/office/drawing/2016/5/9/chartex" xmlns:cx4="http://schemas.microsoft.com/office/drawing/2016/5/10/chartex" xmlns:cx5="http://schemas.microsoft.com/office/drawing/2016/5/11/chartex" xmlns:cx6="http://schemas.microsoft.com/office/drawing/2016/5/12/chartex" xmlns:cx7="http://schemas.microsoft.com/office/drawing/2016/5/13/chartex" xmlns:cx8="http://schemas.microsoft.com/office/drawing/2016/5/14/chartex" xmlns:mc="http://schemas.openxmlformats.org/markup-compatibility/2006" xmlns:aink="http://schemas.microsoft.com/office/drawing/2016/ink" xmlns:am3d="http://schemas.microsoft.com/office/drawing/2017/model3d" xmlns:o="urn:schemas-microsoft-com:office:office" xmlns:oel="http://schemas.microsoft.com/office/2019/extlst" xmlns:r="http://schemas.openxmlformats.org/officeDocument/2006/relationships" xmlns:m="http://schemas.openxmlformats.org/officeDocument/2006/math" xmlns:v="urn:schemas-microsoft-com:vml" xmlns:wp14="http://schemas.microsoft.com/office/word/2010/wordprocessingDrawing" xmlns:wp="http://schemas.openxmlformats.org/drawingml/2006/wordprocessingDrawing" xmlns:w10="urn:schemas-microsoft-com:office:word" xmlns:w="http://schemas.openxmlformats.org/wordprocessingml/2006/main" xmlns:w14="http://schemas.microsoft.com/office/word/2010/wordml" xmlns:w15="http://schemas.microsoft.com/office/word/2012/wordml" xmlns:w16cex="http://schemas.microsoft.com/office/word/2018/wordml/cex" xmlns:w16cid="http://schemas.microsoft.com/office/word/2016/wordml/cid" xmlns:w16="http://schemas.microsoft.com/office/word/2018/wordml" xmlns:w16du="http://schemas.microsoft.com/office/word/2023/wordml/word16du" xmlns:w16sdtdh="http://schemas.microsoft.com/office/word/2020/wordml/sdtdatahash" xmlns:w16sdtfl="http://schemas.microsoft.com/office/word/2024/wordml/sdtformatlock" xmlns:w16se="http://schemas.microsoft.com/office/word/2015/wordml/symex" xmlns:wpg="http://schemas.microsoft.com/office/word/2010/wordprocessingGroup" xmlns:wpi="http://schemas.microsoft.com/office/word/2010/wordprocessingInk" xmlns:wne="http://schemas.microsoft.com/office/word/2006/wordml" xmlns:wps="http://schemas.microsoft.com/office/word/2010/wordprocessingShape" mc:Ignorable="w14 w15 w16se w16cid w16 w16cex w16sdtdh w16sdtfl w16du wp14">
   <w:footnote w:type="separator" w:id="-1">
     <w:p>
       <w:r>
@@ -12791,7 +6813,7 @@
 </file>
 
 <file path=word/numbering.xml><?xml version="1.0" encoding="utf-8"?>
-<w:numbering xmlns:wpc="http://schemas.microsoft.com/office/word/2010/wordprocessingCanvas" xmlns:cx="http://schemas.microsoft.com/office/drawing/2014/chartex" xmlns:cx1="http://schemas.microsoft.com/office/drawing/2015/9/8/chartex" xmlns:cx2="http://schemas.microsoft.com/office/drawing/2015/10/21/chartex" xmlns:cx3="http://schemas.microsoft.com/office/drawing/2016/5/9/chartex" xmlns:cx4="http://schemas.microsoft.com/office/drawing/2016/5/10/chartex" xmlns:cx5="http://schemas.microsoft.com/office/drawing/2016/5/11/chartex" xmlns:cx6="http://schemas.microsoft.com/office/drawing/2016/5/12/chartex" xmlns:cx7="http://schemas.microsoft.com/office/drawing/2016/5/13/chartex" xmlns:cx8="http://schemas.microsoft.com/office/drawing/2016/5/14/chartex" xmlns:mc="http://schemas.openxmlformats.org/markup-compatibility/2006" xmlns:aink="http://schemas.microsoft.com/office/drawing/2016/ink" xmlns:am3d="http://schemas.microsoft.com/office/drawing/2017/model3d" xmlns:o="urn:schemas-microsoft-com:office:office" xmlns:r="http://schemas.openxmlformats.org/officeDocument/2006/relationships" xmlns:m="http://schemas.openxmlformats.org/officeDocument/2006/math" xmlns:v="urn:schemas-microsoft-com:vml" xmlns:wp14="http://schemas.microsoft.com/office/word/2010/wordprocessingDrawing" xmlns:wp="http://schemas.openxmlformats.org/drawingml/2006/wordprocessingDrawing" xmlns:w10="urn:schemas-microsoft-com:office:word" xmlns:w="http://schemas.openxmlformats.org/wordprocessingml/2006/main" xmlns:w14="http://schemas.microsoft.com/office/word/2010/wordml" xmlns:w15="http://schemas.microsoft.com/office/word/2012/wordml" xmlns:w16cex="http://schemas.microsoft.com/office/word/2018/wordml/cex" xmlns:w16cid="http://schemas.microsoft.com/office/word/2016/wordml/cid" xmlns:w16="http://schemas.microsoft.com/office/word/2018/wordml" xmlns:w16sdtdh="http://schemas.microsoft.com/office/word/2020/wordml/sdtdatahash" xmlns:w16se="http://schemas.microsoft.com/office/word/2015/wordml/symex" xmlns:wpg="http://schemas.microsoft.com/office/word/2010/wordprocessingGroup" xmlns:wpi="http://schemas.microsoft.com/office/word/2010/wordprocessingInk" xmlns:wne="http://schemas.microsoft.com/office/word/2006/wordml" xmlns:wps="http://schemas.microsoft.com/office/word/2010/wordprocessingShape" mc:Ignorable="w14 w15 w16se w16cid w16 w16cex w16sdtdh wp14">
+<w:numbering xmlns:wpc="http://schemas.microsoft.com/office/word/2010/wordprocessingCanvas" xmlns:cx="http://schemas.microsoft.com/office/drawing/2014/chartex" xmlns:cx1="http://schemas.microsoft.com/office/drawing/2015/9/8/chartex" xmlns:cx2="http://schemas.microsoft.com/office/drawing/2015/10/21/chartex" xmlns:cx3="http://schemas.microsoft.com/office/drawing/2016/5/9/chartex" xmlns:cx4="http://schemas.microsoft.com/office/drawing/2016/5/10/chartex" xmlns:cx5="http://schemas.microsoft.com/office/drawing/2016/5/11/chartex" xmlns:cx6="http://schemas.microsoft.com/office/drawing/2016/5/12/chartex" xmlns:cx7="http://schemas.microsoft.com/office/drawing/2016/5/13/chartex" xmlns:cx8="http://schemas.microsoft.com/office/drawing/2016/5/14/chartex" xmlns:mc="http://schemas.openxmlformats.org/markup-compatibility/2006" xmlns:aink="http://schemas.microsoft.com/office/drawing/2016/ink" xmlns:am3d="http://schemas.microsoft.com/office/drawing/2017/model3d" xmlns:o="urn:schemas-microsoft-com:office:office" xmlns:oel="http://schemas.microsoft.com/office/2019/extlst" xmlns:r="http://schemas.openxmlformats.org/officeDocument/2006/relationships" xmlns:m="http://schemas.openxmlformats.org/officeDocument/2006/math" xmlns:v="urn:schemas-microsoft-com:vml" xmlns:wp14="http://schemas.microsoft.com/office/word/2010/wordprocessingDrawing" xmlns:wp="http://schemas.openxmlformats.org/drawingml/2006/wordprocessingDrawing" xmlns:w10="urn:schemas-microsoft-com:office:word" xmlns:w="http://schemas.openxmlformats.org/wordprocessingml/2006/main" xmlns:w14="http://schemas.microsoft.com/office/word/2010/wordml" xmlns:w15="http://schemas.microsoft.com/office/word/2012/wordml" xmlns:w16cex="http://schemas.microsoft.com/office/word/2018/wordml/cex" xmlns:w16cid="http://schemas.microsoft.com/office/word/2016/wordml/cid" xmlns:w16="http://schemas.microsoft.com/office/word/2018/wordml" xmlns:w16du="http://schemas.microsoft.com/office/word/2023/wordml/word16du" xmlns:w16sdtdh="http://schemas.microsoft.com/office/word/2020/wordml/sdtdatahash" xmlns:w16sdtfl="http://schemas.microsoft.com/office/word/2024/wordml/sdtformatlock" xmlns:w16se="http://schemas.microsoft.com/office/word/2015/wordml/symex" xmlns:wpg="http://schemas.microsoft.com/office/word/2010/wordprocessingGroup" xmlns:wpi="http://schemas.microsoft.com/office/word/2010/wordprocessingInk" xmlns:wne="http://schemas.microsoft.com/office/word/2006/wordml" xmlns:wps="http://schemas.microsoft.com/office/word/2010/wordprocessingShape" mc:Ignorable="w14 w15 w16se w16cid w16 w16cex w16sdtdh w16sdtfl w16du wp14">
   <w:abstractNum w:abstractNumId="0" w15:restartNumberingAfterBreak="0">
     <w:nsid w:val="0DC151FB"/>
     <w:multiLevelType w:val="hybridMultilevel"/>
@@ -12931,14 +6953,14 @@
       </w:rPr>
     </w:lvl>
   </w:abstractNum>
-  <w:num w:numId="1">
+  <w:num w:numId="1" w16cid:durableId="662515941">
     <w:abstractNumId w:val="0"/>
   </w:num>
 </w:numbering>
 </file>
 
 <file path=word/styles.xml><?xml version="1.0" encoding="utf-8"?>
-<w:styles xmlns:mc="http://schemas.openxmlformats.org/markup-compatibility/2006" xmlns:r="http://schemas.openxmlformats.org/officeDocument/2006/relationships" xmlns:w="http://schemas.openxmlformats.org/wordprocessingml/2006/main" xmlns:w14="http://schemas.microsoft.com/office/word/2010/wordml" xmlns:w15="http://schemas.microsoft.com/office/word/2012/wordml" xmlns:w16cex="http://schemas.microsoft.com/office/word/2018/wordml/cex" xmlns:w16cid="http://schemas.microsoft.com/office/word/2016/wordml/cid" xmlns:w16="http://schemas.microsoft.com/office/word/2018/wordml" xmlns:w16sdtdh="http://schemas.microsoft.com/office/word/2020/wordml/sdtdatahash" xmlns:w16se="http://schemas.microsoft.com/office/word/2015/wordml/symex" mc:Ignorable="w14 w15 w16se w16cid w16 w16cex w16sdtdh">
+<w:styles xmlns:mc="http://schemas.openxmlformats.org/markup-compatibility/2006" xmlns:r="http://schemas.openxmlformats.org/officeDocument/2006/relationships" xmlns:w="http://schemas.openxmlformats.org/wordprocessingml/2006/main" xmlns:w14="http://schemas.microsoft.com/office/word/2010/wordml" xmlns:w15="http://schemas.microsoft.com/office/word/2012/wordml" xmlns:w16cex="http://schemas.microsoft.com/office/word/2018/wordml/cex" xmlns:w16cid="http://schemas.microsoft.com/office/word/2016/wordml/cid" xmlns:w16="http://schemas.microsoft.com/office/word/2018/wordml" xmlns:w16du="http://schemas.microsoft.com/office/word/2023/wordml/word16du" xmlns:w16sdtdh="http://schemas.microsoft.com/office/word/2020/wordml/sdtdatahash" xmlns:w16sdtfl="http://schemas.microsoft.com/office/word/2024/wordml/sdtformatlock" xmlns:w16se="http://schemas.microsoft.com/office/word/2015/wordml/symex" mc:Ignorable="w14 w15 w16se w16cid w16 w16cex w16sdtdh w16sdtfl w16du">
   <w:docDefaults>
     <w:rPrDefault>
       <w:rPr>

--- a/storage/app/templates/application.docx
+++ b/storage/app/templates/application.docx
@@ -1,6 +1,6 @@
 
 <file path=word/document.xml><?xml version="1.0" encoding="utf-8"?>
-<w:document xmlns:wpc="http://schemas.microsoft.com/office/word/2010/wordprocessingCanvas" xmlns:cx="http://schemas.microsoft.com/office/drawing/2014/chartex" xmlns:cx1="http://schemas.microsoft.com/office/drawing/2015/9/8/chartex" xmlns:cx2="http://schemas.microsoft.com/office/drawing/2015/10/21/chartex" xmlns:cx3="http://schemas.microsoft.com/office/drawing/2016/5/9/chartex" xmlns:cx4="http://schemas.microsoft.com/office/drawing/2016/5/10/chartex" xmlns:cx5="http://schemas.microsoft.com/office/drawing/2016/5/11/chartex" xmlns:cx6="http://schemas.microsoft.com/office/drawing/2016/5/12/chartex" xmlns:cx7="http://schemas.microsoft.com/office/drawing/2016/5/13/chartex" xmlns:cx8="http://schemas.microsoft.com/office/drawing/2016/5/14/chartex" xmlns:mc="http://schemas.openxmlformats.org/markup-compatibility/2006" xmlns:aink="http://schemas.microsoft.com/office/drawing/2016/ink" xmlns:am3d="http://schemas.microsoft.com/office/drawing/2017/model3d" xmlns:o="urn:schemas-microsoft-com:office:office" xmlns:oel="http://schemas.microsoft.com/office/2019/extlst" xmlns:r="http://schemas.openxmlformats.org/officeDocument/2006/relationships" xmlns:m="http://schemas.openxmlformats.org/officeDocument/2006/math" xmlns:v="urn:schemas-microsoft-com:vml" xmlns:wp14="http://schemas.microsoft.com/office/word/2010/wordprocessingDrawing" xmlns:wp="http://schemas.openxmlformats.org/drawingml/2006/wordprocessingDrawing" xmlns:w10="urn:schemas-microsoft-com:office:word" xmlns:w="http://schemas.openxmlformats.org/wordprocessingml/2006/main" xmlns:w14="http://schemas.microsoft.com/office/word/2010/wordml" xmlns:w15="http://schemas.microsoft.com/office/word/2012/wordml" xmlns:w16cex="http://schemas.microsoft.com/office/word/2018/wordml/cex" xmlns:w16cid="http://schemas.microsoft.com/office/word/2016/wordml/cid" xmlns:w16="http://schemas.microsoft.com/office/word/2018/wordml" xmlns:w16du="http://schemas.microsoft.com/office/word/2023/wordml/word16du" xmlns:w16sdtdh="http://schemas.microsoft.com/office/word/2020/wordml/sdtdatahash" xmlns:w16sdtfl="http://schemas.microsoft.com/office/word/2024/wordml/sdtformatlock" xmlns:w16se="http://schemas.microsoft.com/office/word/2015/wordml/symex" xmlns:wpg="http://schemas.microsoft.com/office/word/2010/wordprocessingGroup" xmlns:wpi="http://schemas.microsoft.com/office/word/2010/wordprocessingInk" xmlns:wne="http://schemas.microsoft.com/office/word/2006/wordml" xmlns:wps="http://schemas.microsoft.com/office/word/2010/wordprocessingShape" mc:Ignorable="w14 w15 w16se w16cid w16 w16cex w16sdtdh w16sdtfl w16du wp14">
+<w:document xmlns:wpc="http://schemas.microsoft.com/office/word/2010/wordprocessingCanvas" xmlns:cx="http://schemas.microsoft.com/office/drawing/2014/chartex" xmlns:cx1="http://schemas.microsoft.com/office/drawing/2015/9/8/chartex" xmlns:cx2="http://schemas.microsoft.com/office/drawing/2015/10/21/chartex" xmlns:cx3="http://schemas.microsoft.com/office/drawing/2016/5/9/chartex" xmlns:cx4="http://schemas.microsoft.com/office/drawing/2016/5/10/chartex" xmlns:cx5="http://schemas.microsoft.com/office/drawing/2016/5/11/chartex" xmlns:cx6="http://schemas.microsoft.com/office/drawing/2016/5/12/chartex" xmlns:cx7="http://schemas.microsoft.com/office/drawing/2016/5/13/chartex" xmlns:cx8="http://schemas.microsoft.com/office/drawing/2016/5/14/chartex" xmlns:mc="http://schemas.openxmlformats.org/markup-compatibility/2006" xmlns:aink="http://schemas.microsoft.com/office/drawing/2016/ink" xmlns:am3d="http://schemas.microsoft.com/office/drawing/2017/model3d" xmlns:o="urn:schemas-microsoft-com:office:office" xmlns:oel="http://schemas.microsoft.com/office/2019/extlst" xmlns:r="http://schemas.openxmlformats.org/officeDocument/2006/relationships" xmlns:m="http://schemas.openxmlformats.org/officeDocument/2006/math" xmlns:v="urn:schemas-microsoft-com:vml" xmlns:wp14="http://schemas.microsoft.com/office/word/2010/wordprocessingDrawing" xmlns:wp="http://schemas.openxmlformats.org/drawingml/2006/wordprocessingDrawing" xmlns:w10="urn:schemas-microsoft-com:office:word" xmlns:w="http://schemas.openxmlformats.org/wordprocessingml/2006/main" xmlns:w14="http://schemas.microsoft.com/office/word/2010/wordml" xmlns:w15="http://schemas.microsoft.com/office/word/2012/wordml" xmlns:w16cei="http://schemas.microsoft.com/office/word/2026/wordml/cei" xmlns:w16cex="http://schemas.microsoft.com/office/word/2018/wordml/cex" xmlns:w16cid="http://schemas.microsoft.com/office/word/2016/wordml/cid" xmlns:w16="http://schemas.microsoft.com/office/word/2018/wordml" xmlns:w16du="http://schemas.microsoft.com/office/word/2023/wordml/word16du" xmlns:w16sdtdh="http://schemas.microsoft.com/office/word/2020/wordml/sdtdatahash" xmlns:w16sdtfl="http://schemas.microsoft.com/office/word/2024/wordml/sdtformatlock" xmlns:w16se="http://schemas.microsoft.com/office/word/2015/wordml/symex" xmlns:wpg="http://schemas.microsoft.com/office/word/2010/wordprocessingGroup" xmlns:wpi="http://schemas.microsoft.com/office/word/2010/wordprocessingInk" xmlns:wne="http://schemas.microsoft.com/office/word/2006/wordml" xmlns:wps="http://schemas.microsoft.com/office/word/2010/wordprocessingShape" mc:Ignorable="w14 w15 w16se w16cid w16 w16cex w16sdtdh w16sdtfl w16du wp14">
   <w:body>
     <w:p>
       <w:pPr>
@@ -38,7 +38,23 @@
           <w:sz w:val="26"/>
           <w:szCs w:val="28"/>
         </w:rPr>
-        <w:t>PHƯỜNG TÂN THUẬN</w:t>
+        <w:t xml:space="preserve">PHƯỜNG </w:t>
+      </w:r>
+      <w:r>
+        <w:rPr>
+          <w:rFonts w:ascii="Times New Roman" w:hAnsi="Times New Roman"/>
+          <w:sz w:val="26"/>
+          <w:szCs w:val="28"/>
+        </w:rPr>
+        <w:t>PHÚ</w:t>
+      </w:r>
+      <w:r>
+        <w:rPr>
+          <w:rFonts w:ascii="Times New Roman" w:hAnsi="Times New Roman"/>
+          <w:sz w:val="26"/>
+          <w:szCs w:val="28"/>
+        </w:rPr>
+        <w:t xml:space="preserve"> THUẬN</w:t>
       </w:r>
       <w:r>
         <w:rPr>
@@ -88,7 +104,25 @@
           <w:szCs w:val="28"/>
         </w:rPr>
         <w:tab/>
-        <w:t xml:space="preserve">TRƯỜNG TIỂU HỌC NGUYỄN THỊ ĐỊNH </w:t>
+        <w:t xml:space="preserve">TRƯỜNG TIỂU HỌC NGUYỄN </w:t>
+      </w:r>
+      <w:r>
+        <w:rPr>
+          <w:rFonts w:ascii="Times New Roman" w:hAnsi="Times New Roman"/>
+          <w:b/>
+          <w:sz w:val="26"/>
+          <w:szCs w:val="28"/>
+        </w:rPr>
+        <w:t>VĂN HƯỞNG</w:t>
+      </w:r>
+      <w:r>
+        <w:rPr>
+          <w:rFonts w:ascii="Times New Roman" w:hAnsi="Times New Roman"/>
+          <w:b/>
+          <w:sz w:val="26"/>
+          <w:szCs w:val="28"/>
+        </w:rPr>
+        <w:t xml:space="preserve"> </w:t>
       </w:r>
       <w:r>
         <w:rPr>
@@ -422,7 +456,16 @@
           <w:sz w:val="28"/>
           <w:szCs w:val="28"/>
         </w:rPr>
-        <w:t>rường Tiểu học Nguyễn Thị Định</w:t>
+        <w:t xml:space="preserve">rường Tiểu học Nguyễn </w:t>
+      </w:r>
+      <w:r>
+        <w:rPr>
+          <w:rFonts w:ascii="Times New Roman" w:hAnsi="Times New Roman"/>
+          <w:b/>
+          <w:sz w:val="28"/>
+          <w:szCs w:val="28"/>
+        </w:rPr>
+        <w:t>Văn Hưởng</w:t>
       </w:r>
     </w:p>
     <w:p>
@@ -6288,7 +6331,16 @@
           <w:szCs w:val="24"/>
           <w:u w:val="single"/>
         </w:rPr>
-        <w:t>Phần ghi nhận của Hiệu trưởng trường Tiểu học Nguyễn Thị Định</w:t>
+        <w:t xml:space="preserve">Phần ghi nhận của Hiệu trưởng trường Tiểu học Nguyễn </w:t>
+      </w:r>
+      <w:r>
+        <w:rPr>
+          <w:rFonts w:ascii="Times New Roman" w:hAnsi="Times New Roman"/>
+          <w:sz w:val="24"/>
+          <w:szCs w:val="24"/>
+          <w:u w:val="single"/>
+        </w:rPr>
+        <w:t>Văn Hưởng</w:t>
       </w:r>
     </w:p>
     <w:p>
@@ -6498,7 +6550,21 @@
           <w:szCs w:val="24"/>
         </w:rPr>
         <w:tab/>
-        <w:t>Vào học lớp 1 tại trường Tiểu học Nguyễn Thị Định năm học 20</w:t>
+        <w:t xml:space="preserve">Vào học lớp 1 tại trường Tiểu học Nguyễn </w:t>
+      </w:r>
+      <w:r>
+        <w:rPr>
+          <w:rFonts w:ascii="Times New Roman" w:hAnsi="Times New Roman"/>
+          <w:szCs w:val="24"/>
+        </w:rPr>
+        <w:t>Văn Huỏng</w:t>
+      </w:r>
+      <w:r>
+        <w:rPr>
+          <w:rFonts w:ascii="Times New Roman" w:hAnsi="Times New Roman"/>
+          <w:szCs w:val="24"/>
+        </w:rPr>
+        <w:t xml:space="preserve"> năm học 20</w:t>
       </w:r>
       <w:r>
         <w:rPr>
@@ -6762,7 +6828,7 @@
           <w:bCs/>
           <w:szCs w:val="24"/>
         </w:rPr>
-        <w:t>Hà Thanh Hải</w:t>
+        <w:t>Hoàng Thụy Bích Thủy</w:t>
       </w:r>
     </w:p>
     <w:sectPr>
@@ -6775,7 +6841,7 @@
 </file>
 
 <file path=word/endnotes.xml><?xml version="1.0" encoding="utf-8"?>
-<w:endnotes xmlns:wpc="http://schemas.microsoft.com/office/word/2010/wordprocessingCanvas" xmlns:cx="http://schemas.microsoft.com/office/drawing/2014/chartex" xmlns:cx1="http://schemas.microsoft.com/office/drawing/2015/9/8/chartex" xmlns:cx2="http://schemas.microsoft.com/office/drawing/2015/10/21/chartex" xmlns:cx3="http://schemas.microsoft.com/office/drawing/2016/5/9/chartex" xmlns:cx4="http://schemas.microsoft.com/office/drawing/2016/5/10/chartex" xmlns:cx5="http://schemas.microsoft.com/office/drawing/2016/5/11/chartex" xmlns:cx6="http://schemas.microsoft.com/office/drawing/2016/5/12/chartex" xmlns:cx7="http://schemas.microsoft.com/office/drawing/2016/5/13/chartex" xmlns:cx8="http://schemas.microsoft.com/office/drawing/2016/5/14/chartex" xmlns:mc="http://schemas.openxmlformats.org/markup-compatibility/2006" xmlns:aink="http://schemas.microsoft.com/office/drawing/2016/ink" xmlns:am3d="http://schemas.microsoft.com/office/drawing/2017/model3d" xmlns:o="urn:schemas-microsoft-com:office:office" xmlns:oel="http://schemas.microsoft.com/office/2019/extlst" xmlns:r="http://schemas.openxmlformats.org/officeDocument/2006/relationships" xmlns:m="http://schemas.openxmlformats.org/officeDocument/2006/math" xmlns:v="urn:schemas-microsoft-com:vml" xmlns:wp14="http://schemas.microsoft.com/office/word/2010/wordprocessingDrawing" xmlns:wp="http://schemas.openxmlformats.org/drawingml/2006/wordprocessingDrawing" xmlns:w10="urn:schemas-microsoft-com:office:word" xmlns:w="http://schemas.openxmlformats.org/wordprocessingml/2006/main" xmlns:w14="http://schemas.microsoft.com/office/word/2010/wordml" xmlns:w15="http://schemas.microsoft.com/office/word/2012/wordml" xmlns:w16cex="http://schemas.microsoft.com/office/word/2018/wordml/cex" xmlns:w16cid="http://schemas.microsoft.com/office/word/2016/wordml/cid" xmlns:w16="http://schemas.microsoft.com/office/word/2018/wordml" xmlns:w16du="http://schemas.microsoft.com/office/word/2023/wordml/word16du" xmlns:w16sdtdh="http://schemas.microsoft.com/office/word/2020/wordml/sdtdatahash" xmlns:w16sdtfl="http://schemas.microsoft.com/office/word/2024/wordml/sdtformatlock" xmlns:w16se="http://schemas.microsoft.com/office/word/2015/wordml/symex" xmlns:wpg="http://schemas.microsoft.com/office/word/2010/wordprocessingGroup" xmlns:wpi="http://schemas.microsoft.com/office/word/2010/wordprocessingInk" xmlns:wne="http://schemas.microsoft.com/office/word/2006/wordml" xmlns:wps="http://schemas.microsoft.com/office/word/2010/wordprocessingShape" mc:Ignorable="w14 w15 w16se w16cid w16 w16cex w16sdtdh w16sdtfl w16du wp14">
+<w:endnotes xmlns:wpc="http://schemas.microsoft.com/office/word/2010/wordprocessingCanvas" xmlns:cx="http://schemas.microsoft.com/office/drawing/2014/chartex" xmlns:cx1="http://schemas.microsoft.com/office/drawing/2015/9/8/chartex" xmlns:cx2="http://schemas.microsoft.com/office/drawing/2015/10/21/chartex" xmlns:cx3="http://schemas.microsoft.com/office/drawing/2016/5/9/chartex" xmlns:cx4="http://schemas.microsoft.com/office/drawing/2016/5/10/chartex" xmlns:cx5="http://schemas.microsoft.com/office/drawing/2016/5/11/chartex" xmlns:cx6="http://schemas.microsoft.com/office/drawing/2016/5/12/chartex" xmlns:cx7="http://schemas.microsoft.com/office/drawing/2016/5/13/chartex" xmlns:cx8="http://schemas.microsoft.com/office/drawing/2016/5/14/chartex" xmlns:mc="http://schemas.openxmlformats.org/markup-compatibility/2006" xmlns:aink="http://schemas.microsoft.com/office/drawing/2016/ink" xmlns:am3d="http://schemas.microsoft.com/office/drawing/2017/model3d" xmlns:o="urn:schemas-microsoft-com:office:office" xmlns:oel="http://schemas.microsoft.com/office/2019/extlst" xmlns:r="http://schemas.openxmlformats.org/officeDocument/2006/relationships" xmlns:m="http://schemas.openxmlformats.org/officeDocument/2006/math" xmlns:v="urn:schemas-microsoft-com:vml" xmlns:wp14="http://schemas.microsoft.com/office/word/2010/wordprocessingDrawing" xmlns:wp="http://schemas.openxmlformats.org/drawingml/2006/wordprocessingDrawing" xmlns:w10="urn:schemas-microsoft-com:office:word" xmlns:w="http://schemas.openxmlformats.org/wordprocessingml/2006/main" xmlns:w14="http://schemas.microsoft.com/office/word/2010/wordml" xmlns:w15="http://schemas.microsoft.com/office/word/2012/wordml" xmlns:w16cei="http://schemas.microsoft.com/office/word/2026/wordml/cei" xmlns:w16cex="http://schemas.microsoft.com/office/word/2018/wordml/cex" xmlns:w16cid="http://schemas.microsoft.com/office/word/2016/wordml/cid" xmlns:w16="http://schemas.microsoft.com/office/word/2018/wordml" xmlns:w16du="http://schemas.microsoft.com/office/word/2023/wordml/word16du" xmlns:w16sdtdh="http://schemas.microsoft.com/office/word/2020/wordml/sdtdatahash" xmlns:w16sdtfl="http://schemas.microsoft.com/office/word/2024/wordml/sdtformatlock" xmlns:w16se="http://schemas.microsoft.com/office/word/2015/wordml/symex" xmlns:wpg="http://schemas.microsoft.com/office/word/2010/wordprocessingGroup" xmlns:wpi="http://schemas.microsoft.com/office/word/2010/wordprocessingInk" xmlns:wne="http://schemas.microsoft.com/office/word/2006/wordml" xmlns:wps="http://schemas.microsoft.com/office/word/2010/wordprocessingShape" mc:Ignorable="w14 w15 w16se w16cid w16 w16cex w16sdtdh w16sdtfl w16du wp14">
   <w:endnote w:type="separator" w:id="-1">
     <w:p>
       <w:r>
@@ -6794,7 +6860,7 @@
 </file>
 
 <file path=word/footnotes.xml><?xml version="1.0" encoding="utf-8"?>
-<w:footnotes xmlns:wpc="http://schemas.microsoft.com/office/word/2010/wordprocessingCanvas" xmlns:cx="http://schemas.microsoft.com/office/drawing/2014/chartex" xmlns:cx1="http://schemas.microsoft.com/office/drawing/2015/9/8/chartex" xmlns:cx2="http://schemas.microsoft.com/office/drawing/2015/10/21/chartex" xmlns:cx3="http://schemas.microsoft.com/office/drawing/2016/5/9/chartex" xmlns:cx4="http://schemas.microsoft.com/office/drawing/2016/5/10/chartex" xmlns:cx5="http://schemas.microsoft.com/office/drawing/2016/5/11/chartex" xmlns:cx6="http://schemas.microsoft.com/office/drawing/2016/5/12/chartex" xmlns:cx7="http://schemas.microsoft.com/office/drawing/2016/5/13/chartex" xmlns:cx8="http://schemas.microsoft.com/office/drawing/2016/5/14/chartex" xmlns:mc="http://schemas.openxmlformats.org/markup-compatibility/2006" xmlns:aink="http://schemas.microsoft.com/office/drawing/2016/ink" xmlns:am3d="http://schemas.microsoft.com/office/drawing/2017/model3d" xmlns:o="urn:schemas-microsoft-com:office:office" xmlns:oel="http://schemas.microsoft.com/office/2019/extlst" xmlns:r="http://schemas.openxmlformats.org/officeDocument/2006/relationships" xmlns:m="http://schemas.openxmlformats.org/officeDocument/2006/math" xmlns:v="urn:schemas-microsoft-com:vml" xmlns:wp14="http://schemas.microsoft.com/office/word/2010/wordprocessingDrawing" xmlns:wp="http://schemas.openxmlformats.org/drawingml/2006/wordprocessingDrawing" xmlns:w10="urn:schemas-microsoft-com:office:word" xmlns:w="http://schemas.openxmlformats.org/wordprocessingml/2006/main" xmlns:w14="http://schemas.microsoft.com/office/word/2010/wordml" xmlns:w15="http://schemas.microsoft.com/office/word/2012/wordml" xmlns:w16cex="http://schemas.microsoft.com/office/word/2018/wordml/cex" xmlns:w16cid="http://schemas.microsoft.com/office/word/2016/wordml/cid" xmlns:w16="http://schemas.microsoft.com/office/word/2018/wordml" xmlns:w16du="http://schemas.microsoft.com/office/word/2023/wordml/word16du" xmlns:w16sdtdh="http://schemas.microsoft.com/office/word/2020/wordml/sdtdatahash" xmlns:w16sdtfl="http://schemas.microsoft.com/office/word/2024/wordml/sdtformatlock" xmlns:w16se="http://schemas.microsoft.com/office/word/2015/wordml/symex" xmlns:wpg="http://schemas.microsoft.com/office/word/2010/wordprocessingGroup" xmlns:wpi="http://schemas.microsoft.com/office/word/2010/wordprocessingInk" xmlns:wne="http://schemas.microsoft.com/office/word/2006/wordml" xmlns:wps="http://schemas.microsoft.com/office/word/2010/wordprocessingShape" mc:Ignorable="w14 w15 w16se w16cid w16 w16cex w16sdtdh w16sdtfl w16du wp14">
+<w:footnotes xmlns:wpc="http://schemas.microsoft.com/office/word/2010/wordprocessingCanvas" xmlns:cx="http://schemas.microsoft.com/office/drawing/2014/chartex" xmlns:cx1="http://schemas.microsoft.com/office/drawing/2015/9/8/chartex" xmlns:cx2="http://schemas.microsoft.com/office/drawing/2015/10/21/chartex" xmlns:cx3="http://schemas.microsoft.com/office/drawing/2016/5/9/chartex" xmlns:cx4="http://schemas.microsoft.com/office/drawing/2016/5/10/chartex" xmlns:cx5="http://schemas.microsoft.com/office/drawing/2016/5/11/chartex" xmlns:cx6="http://schemas.microsoft.com/office/drawing/2016/5/12/chartex" xmlns:cx7="http://schemas.microsoft.com/office/drawing/2016/5/13/chartex" xmlns:cx8="http://schemas.microsoft.com/office/drawing/2016/5/14/chartex" xmlns:mc="http://schemas.openxmlformats.org/markup-compatibility/2006" xmlns:aink="http://schemas.microsoft.com/office/drawing/2016/ink" xmlns:am3d="http://schemas.microsoft.com/office/drawing/2017/model3d" xmlns:o="urn:schemas-microsoft-com:office:office" xmlns:oel="http://schemas.microsoft.com/office/2019/extlst" xmlns:r="http://schemas.openxmlformats.org/officeDocument/2006/relationships" xmlns:m="http://schemas.openxmlformats.org/officeDocument/2006/math" xmlns:v="urn:schemas-microsoft-com:vml" xmlns:wp14="http://schemas.microsoft.com/office/word/2010/wordprocessingDrawing" xmlns:wp="http://schemas.openxmlformats.org/drawingml/2006/wordprocessingDrawing" xmlns:w10="urn:schemas-microsoft-com:office:word" xmlns:w="http://schemas.openxmlformats.org/wordprocessingml/2006/main" xmlns:w14="http://schemas.microsoft.com/office/word/2010/wordml" xmlns:w15="http://schemas.microsoft.com/office/word/2012/wordml" xmlns:w16cei="http://schemas.microsoft.com/office/word/2026/wordml/cei" xmlns:w16cex="http://schemas.microsoft.com/office/word/2018/wordml/cex" xmlns:w16cid="http://schemas.microsoft.com/office/word/2016/wordml/cid" xmlns:w16="http://schemas.microsoft.com/office/word/2018/wordml" xmlns:w16du="http://schemas.microsoft.com/office/word/2023/wordml/word16du" xmlns:w16sdtdh="http://schemas.microsoft.com/office/word/2020/wordml/sdtdatahash" xmlns:w16sdtfl="http://schemas.microsoft.com/office/word/2024/wordml/sdtformatlock" xmlns:w16se="http://schemas.microsoft.com/office/word/2015/wordml/symex" xmlns:wpg="http://schemas.microsoft.com/office/word/2010/wordprocessingGroup" xmlns:wpi="http://schemas.microsoft.com/office/word/2010/wordprocessingInk" xmlns:wne="http://schemas.microsoft.com/office/word/2006/wordml" xmlns:wps="http://schemas.microsoft.com/office/word/2010/wordprocessingShape" mc:Ignorable="w14 w15 w16se w16cid w16 w16cex w16sdtdh w16sdtfl w16du wp14">
   <w:footnote w:type="separator" w:id="-1">
     <w:p>
       <w:r>
@@ -6813,7 +6879,7 @@
 </file>
 
 <file path=word/numbering.xml><?xml version="1.0" encoding="utf-8"?>
-<w:numbering xmlns:wpc="http://schemas.microsoft.com/office/word/2010/wordprocessingCanvas" xmlns:cx="http://schemas.microsoft.com/office/drawing/2014/chartex" xmlns:cx1="http://schemas.microsoft.com/office/drawing/2015/9/8/chartex" xmlns:cx2="http://schemas.microsoft.com/office/drawing/2015/10/21/chartex" xmlns:cx3="http://schemas.microsoft.com/office/drawing/2016/5/9/chartex" xmlns:cx4="http://schemas.microsoft.com/office/drawing/2016/5/10/chartex" xmlns:cx5="http://schemas.microsoft.com/office/drawing/2016/5/11/chartex" xmlns:cx6="http://schemas.microsoft.com/office/drawing/2016/5/12/chartex" xmlns:cx7="http://schemas.microsoft.com/office/drawing/2016/5/13/chartex" xmlns:cx8="http://schemas.microsoft.com/office/drawing/2016/5/14/chartex" xmlns:mc="http://schemas.openxmlformats.org/markup-compatibility/2006" xmlns:aink="http://schemas.microsoft.com/office/drawing/2016/ink" xmlns:am3d="http://schemas.microsoft.com/office/drawing/2017/model3d" xmlns:o="urn:schemas-microsoft-com:office:office" xmlns:oel="http://schemas.microsoft.com/office/2019/extlst" xmlns:r="http://schemas.openxmlformats.org/officeDocument/2006/relationships" xmlns:m="http://schemas.openxmlformats.org/officeDocument/2006/math" xmlns:v="urn:schemas-microsoft-com:vml" xmlns:wp14="http://schemas.microsoft.com/office/word/2010/wordprocessingDrawing" xmlns:wp="http://schemas.openxmlformats.org/drawingml/2006/wordprocessingDrawing" xmlns:w10="urn:schemas-microsoft-com:office:word" xmlns:w="http://schemas.openxmlformats.org/wordprocessingml/2006/main" xmlns:w14="http://schemas.microsoft.com/office/word/2010/wordml" xmlns:w15="http://schemas.microsoft.com/office/word/2012/wordml" xmlns:w16cex="http://schemas.microsoft.com/office/word/2018/wordml/cex" xmlns:w16cid="http://schemas.microsoft.com/office/word/2016/wordml/cid" xmlns:w16="http://schemas.microsoft.com/office/word/2018/wordml" xmlns:w16du="http://schemas.microsoft.com/office/word/2023/wordml/word16du" xmlns:w16sdtdh="http://schemas.microsoft.com/office/word/2020/wordml/sdtdatahash" xmlns:w16sdtfl="http://schemas.microsoft.com/office/word/2024/wordml/sdtformatlock" xmlns:w16se="http://schemas.microsoft.com/office/word/2015/wordml/symex" xmlns:wpg="http://schemas.microsoft.com/office/word/2010/wordprocessingGroup" xmlns:wpi="http://schemas.microsoft.com/office/word/2010/wordprocessingInk" xmlns:wne="http://schemas.microsoft.com/office/word/2006/wordml" xmlns:wps="http://schemas.microsoft.com/office/word/2010/wordprocessingShape" mc:Ignorable="w14 w15 w16se w16cid w16 w16cex w16sdtdh w16sdtfl w16du wp14">
+<w:numbering xmlns:wpc="http://schemas.microsoft.com/office/word/2010/wordprocessingCanvas" xmlns:cx="http://schemas.microsoft.com/office/drawing/2014/chartex" xmlns:cx1="http://schemas.microsoft.com/office/drawing/2015/9/8/chartex" xmlns:cx2="http://schemas.microsoft.com/office/drawing/2015/10/21/chartex" xmlns:cx3="http://schemas.microsoft.com/office/drawing/2016/5/9/chartex" xmlns:cx4="http://schemas.microsoft.com/office/drawing/2016/5/10/chartex" xmlns:cx5="http://schemas.microsoft.com/office/drawing/2016/5/11/chartex" xmlns:cx6="http://schemas.microsoft.com/office/drawing/2016/5/12/chartex" xmlns:cx7="http://schemas.microsoft.com/office/drawing/2016/5/13/chartex" xmlns:cx8="http://schemas.microsoft.com/office/drawing/2016/5/14/chartex" xmlns:mc="http://schemas.openxmlformats.org/markup-compatibility/2006" xmlns:aink="http://schemas.microsoft.com/office/drawing/2016/ink" xmlns:am3d="http://schemas.microsoft.com/office/drawing/2017/model3d" xmlns:o="urn:schemas-microsoft-com:office:office" xmlns:oel="http://schemas.microsoft.com/office/2019/extlst" xmlns:r="http://schemas.openxmlformats.org/officeDocument/2006/relationships" xmlns:m="http://schemas.openxmlformats.org/officeDocument/2006/math" xmlns:v="urn:schemas-microsoft-com:vml" xmlns:wp14="http://schemas.microsoft.com/office/word/2010/wordprocessingDrawing" xmlns:wp="http://schemas.openxmlformats.org/drawingml/2006/wordprocessingDrawing" xmlns:w10="urn:schemas-microsoft-com:office:word" xmlns:w="http://schemas.openxmlformats.org/wordprocessingml/2006/main" xmlns:w14="http://schemas.microsoft.com/office/word/2010/wordml" xmlns:w15="http://schemas.microsoft.com/office/word/2012/wordml" xmlns:w16cei="http://schemas.microsoft.com/office/word/2026/wordml/cei" xmlns:w16cex="http://schemas.microsoft.com/office/word/2018/wordml/cex" xmlns:w16cid="http://schemas.microsoft.com/office/word/2016/wordml/cid" xmlns:w16="http://schemas.microsoft.com/office/word/2018/wordml" xmlns:w16du="http://schemas.microsoft.com/office/word/2023/wordml/word16du" xmlns:w16sdtdh="http://schemas.microsoft.com/office/word/2020/wordml/sdtdatahash" xmlns:w16sdtfl="http://schemas.microsoft.com/office/word/2024/wordml/sdtformatlock" xmlns:w16se="http://schemas.microsoft.com/office/word/2015/wordml/symex" xmlns:wpg="http://schemas.microsoft.com/office/word/2010/wordprocessingGroup" xmlns:wpi="http://schemas.microsoft.com/office/word/2010/wordprocessingInk" xmlns:wne="http://schemas.microsoft.com/office/word/2006/wordml" xmlns:wps="http://schemas.microsoft.com/office/word/2010/wordprocessingShape" mc:Ignorable="w14 w15 w16se w16cid w16 w16cex w16sdtdh w16sdtfl w16du wp14">
   <w:abstractNum w:abstractNumId="0" w15:restartNumberingAfterBreak="0">
     <w:nsid w:val="0DC151FB"/>
     <w:multiLevelType w:val="hybridMultilevel"/>
@@ -7311,7 +7377,6 @@
   <w:style w:type="character" w:default="1" w:styleId="DefaultParagraphFont">
     <w:name w:val="Default Paragraph Font"/>
     <w:uiPriority w:val="1"/>
-    <w:semiHidden/>
     <w:unhideWhenUsed/>
   </w:style>
   <w:style w:type="table" w:default="1" w:styleId="TableNormal">

--- a/storage/app/templates/application.docx
+++ b/storage/app/templates/application.docx
@@ -6,243 +6,232 @@
       <w:pPr>
         <w:tabs>
           <w:tab w:val="center" w:pos="2552"/>
-          <w:tab w:val="center" w:pos="8222"/>
+          <w:tab w:val="center" w:pos="8080"/>
         </w:tabs>
         <w:rPr>
           <w:rFonts w:ascii="Times New Roman" w:hAnsi="Times New Roman"/>
-          <w:b/>
+          <w:sz w:val="18"/>
+        </w:rPr>
+      </w:pPr>
+      <w:r>
+        <w:rPr>
+          <w:rFonts w:ascii="Times New Roman" w:hAnsi="Times New Roman"/>
           <w:sz w:val="26"/>
           <w:szCs w:val="28"/>
         </w:rPr>
-      </w:pPr>
+        <w:tab/>
+      </w:r>
       <w:r>
         <w:rPr>
           <w:rFonts w:ascii="Times New Roman" w:hAnsi="Times New Roman"/>
           <w:sz w:val="26"/>
           <w:szCs w:val="28"/>
         </w:rPr>
-        <w:t xml:space="preserve">  </w:t>
-      </w:r>
-      <w:r>
-        <w:rPr>
-          <w:rFonts w:ascii="Times New Roman" w:hAnsi="Times New Roman"/>
-          <w:sz w:val="26"/>
-          <w:szCs w:val="28"/>
-        </w:rPr>
-        <w:tab/>
-        <w:t xml:space="preserve">ỦY BAN NHÂN DÂN </w:t>
-      </w:r>
-      <w:r>
-        <w:rPr>
-          <w:rFonts w:ascii="Times New Roman" w:hAnsi="Times New Roman"/>
-          <w:sz w:val="26"/>
-          <w:szCs w:val="28"/>
-        </w:rPr>
-        <w:t xml:space="preserve">PHƯỜNG </w:t>
-      </w:r>
-      <w:r>
-        <w:rPr>
-          <w:rFonts w:ascii="Times New Roman" w:hAnsi="Times New Roman"/>
-          <w:sz w:val="26"/>
-          <w:szCs w:val="28"/>
-        </w:rPr>
-        <w:t>PHÚ</w:t>
-      </w:r>
-      <w:r>
-        <w:rPr>
-          <w:rFonts w:ascii="Times New Roman" w:hAnsi="Times New Roman"/>
-          <w:sz w:val="26"/>
-          <w:szCs w:val="28"/>
-        </w:rPr>
-        <w:t xml:space="preserve"> THUẬN</w:t>
-      </w:r>
-      <w:r>
-        <w:rPr>
-          <w:rFonts w:ascii="Times New Roman" w:hAnsi="Times New Roman"/>
-          <w:sz w:val="26"/>
-          <w:szCs w:val="28"/>
-        </w:rPr>
-        <w:tab/>
-      </w:r>
-      <w:r>
-        <w:rPr>
-          <w:rFonts w:ascii="Times New Roman" w:hAnsi="Times New Roman"/>
-          <w:b/>
-          <w:sz w:val="26"/>
-          <w:szCs w:val="28"/>
-        </w:rPr>
-        <w:t>CỘNG HÒA XÃ HỘI CHỦ NGHĨA VIỆT NAM</w:t>
+        <w:t xml:space="preserve"> </w:t>
       </w:r>
     </w:p>
-    <w:p>
-      <w:pPr>
-        <w:tabs>
-          <w:tab w:val="center" w:pos="2552"/>
-          <w:tab w:val="center" w:pos="8222"/>
-        </w:tabs>
-        <w:rPr>
-          <w:rFonts w:ascii="Times New Roman" w:hAnsi="Times New Roman"/>
-          <w:b/>
-          <w:sz w:val="26"/>
-          <w:szCs w:val="28"/>
-        </w:rPr>
-      </w:pPr>
-      <w:r>
-        <w:rPr>
-          <w:rFonts w:ascii="Times New Roman" w:hAnsi="Times New Roman"/>
-          <w:b/>
-          <w:sz w:val="26"/>
-          <w:szCs w:val="28"/>
-        </w:rPr>
-        <w:t xml:space="preserve">  </w:t>
-      </w:r>
-      <w:r>
-        <w:rPr>
-          <w:rFonts w:ascii="Times New Roman" w:hAnsi="Times New Roman"/>
-          <w:b/>
-          <w:sz w:val="26"/>
-          <w:szCs w:val="28"/>
-        </w:rPr>
-        <w:tab/>
-        <w:t xml:space="preserve">TRƯỜNG TIỂU HỌC NGUYỄN </w:t>
-      </w:r>
-      <w:r>
-        <w:rPr>
-          <w:rFonts w:ascii="Times New Roman" w:hAnsi="Times New Roman"/>
-          <w:b/>
-          <w:sz w:val="26"/>
-          <w:szCs w:val="28"/>
-        </w:rPr>
-        <w:t>VĂN HƯỞNG</w:t>
-      </w:r>
-      <w:r>
-        <w:rPr>
-          <w:rFonts w:ascii="Times New Roman" w:hAnsi="Times New Roman"/>
-          <w:b/>
-          <w:sz w:val="26"/>
-          <w:szCs w:val="28"/>
-        </w:rPr>
-        <w:t xml:space="preserve"> </w:t>
-      </w:r>
-      <w:r>
-        <w:rPr>
-          <w:rFonts w:ascii="Times New Roman" w:hAnsi="Times New Roman"/>
-          <w:b/>
-          <w:sz w:val="26"/>
-          <w:szCs w:val="28"/>
-        </w:rPr>
-        <w:tab/>
-        <w:t xml:space="preserve">Độc </w:t>
-      </w:r>
-      <w:r>
-        <w:rPr>
-          <w:rFonts w:ascii="Times New Roman" w:hAnsi="Times New Roman"/>
-          <w:b/>
-          <w:sz w:val="26"/>
-          <w:szCs w:val="28"/>
-        </w:rPr>
-        <w:t>l</w:t>
-      </w:r>
-      <w:r>
-        <w:rPr>
-          <w:rFonts w:ascii="Times New Roman" w:hAnsi="Times New Roman"/>
-          <w:b/>
-          <w:sz w:val="26"/>
-          <w:szCs w:val="28"/>
-        </w:rPr>
-        <w:t xml:space="preserve">ập – Tự </w:t>
-      </w:r>
-      <w:r>
-        <w:rPr>
-          <w:rFonts w:ascii="Times New Roman" w:hAnsi="Times New Roman"/>
-          <w:b/>
-          <w:sz w:val="26"/>
-          <w:szCs w:val="28"/>
-        </w:rPr>
-        <w:t>d</w:t>
-      </w:r>
-      <w:r>
-        <w:rPr>
-          <w:rFonts w:ascii="Times New Roman" w:hAnsi="Times New Roman"/>
-          <w:b/>
-          <w:sz w:val="26"/>
-          <w:szCs w:val="28"/>
-        </w:rPr>
-        <w:t xml:space="preserve">o – Hạnh </w:t>
-      </w:r>
-      <w:r>
-        <w:rPr>
-          <w:rFonts w:ascii="Times New Roman" w:hAnsi="Times New Roman"/>
-          <w:b/>
-          <w:sz w:val="26"/>
-          <w:szCs w:val="28"/>
-        </w:rPr>
-        <w:t>p</w:t>
-      </w:r>
-      <w:r>
-        <w:rPr>
-          <w:rFonts w:ascii="Times New Roman" w:hAnsi="Times New Roman"/>
-          <w:b/>
-          <w:sz w:val="26"/>
-          <w:szCs w:val="28"/>
-        </w:rPr>
-        <w:t xml:space="preserve">húc </w:t>
-      </w:r>
-    </w:p>
-    <w:p>
-      <w:pPr>
-        <w:tabs>
-          <w:tab w:val="center" w:pos="2552"/>
-          <w:tab w:val="center" w:pos="8080"/>
-        </w:tabs>
-        <w:rPr>
-          <w:rFonts w:ascii="Times New Roman" w:hAnsi="Times New Roman"/>
-          <w:sz w:val="18"/>
-        </w:rPr>
-      </w:pPr>
-      <w:r>
-        <w:rPr>
-          <w:rFonts w:ascii="Times New Roman" w:hAnsi="Times New Roman"/>
-          <w:noProof/>
-          <w:sz w:val="26"/>
-          <w:szCs w:val="28"/>
-        </w:rPr>
-        <w:pict w14:anchorId="73E4D4B7">
-          <v:shapetype id="_x0000_t32" coordsize="21600,21600" o:spt="32" o:oned="t" path="m,l21600,21600e" filled="f">
-            <v:path arrowok="t" fillok="f" o:connecttype="none"/>
-            <o:lock v:ext="edit" shapetype="t"/>
-          </v:shapetype>
-          <v:shape id="_x0000_s1077" type="#_x0000_t32" style="position:absolute;margin-left:329.25pt;margin-top:.65pt;width:163.5pt;height:0;z-index:251656192" o:connectortype="straight"/>
-        </w:pict>
-      </w:r>
-      <w:r>
-        <w:rPr>
-          <w:rFonts w:ascii="Times New Roman" w:hAnsi="Times New Roman"/>
-          <w:noProof/>
-          <w:sz w:val="26"/>
-          <w:szCs w:val="28"/>
-        </w:rPr>
-        <w:pict w14:anchorId="2CC16E36">
-          <v:shape id="_x0000_s1076" type="#_x0000_t32" style="position:absolute;margin-left:66.75pt;margin-top:2.9pt;width:114pt;height:0;z-index:251655168" o:connectortype="straight"/>
-        </w:pict>
-      </w:r>
-      <w:r>
-        <w:rPr>
-          <w:rFonts w:ascii="Times New Roman" w:hAnsi="Times New Roman"/>
-          <w:sz w:val="26"/>
-          <w:szCs w:val="28"/>
-        </w:rPr>
-        <w:tab/>
-      </w:r>
-      <w:r>
-        <w:rPr>
-          <w:rFonts w:ascii="Times New Roman" w:hAnsi="Times New Roman"/>
-          <w:sz w:val="26"/>
-          <w:szCs w:val="28"/>
-        </w:rPr>
-        <w:t xml:space="preserve"> </w:t>
-      </w:r>
-    </w:p>
+    <w:tbl>
+      <w:tblPr>
+        <w:tblStyle w:val="TableGrid"/>
+        <w:tblW w:w="0" w:type="auto"/>
+        <w:tblBorders>
+          <w:top w:val="none" w:sz="0" w:space="0" w:color="auto"/>
+          <w:left w:val="none" w:sz="0" w:space="0" w:color="auto"/>
+          <w:bottom w:val="none" w:sz="0" w:space="0" w:color="auto"/>
+          <w:right w:val="none" w:sz="0" w:space="0" w:color="auto"/>
+          <w:insideH w:val="none" w:sz="0" w:space="0" w:color="auto"/>
+          <w:insideV w:val="none" w:sz="0" w:space="0" w:color="auto"/>
+        </w:tblBorders>
+        <w:tblLook w:val="04A0" w:firstRow="1" w:lastRow="0" w:firstColumn="1" w:lastColumn="0" w:noHBand="0" w:noVBand="1"/>
+      </w:tblPr>
+      <w:tblGrid>
+        <w:gridCol w:w="5669"/>
+        <w:gridCol w:w="5669"/>
+      </w:tblGrid>
+      <w:tr>
+        <w:tc>
+          <w:tcPr>
+            <w:tcW w:w="5669" w:type="dxa"/>
+          </w:tcPr>
+          <w:p>
+            <w:pPr>
+              <w:pStyle w:val="Heading1"/>
+              <w:jc w:val="left"/>
+              <w:rPr>
+                <w:rFonts w:ascii="Times New Roman" w:hAnsi="Times New Roman"/>
+                <w:b w:val="0"/>
+                <w:sz w:val="26"/>
+                <w:szCs w:val="26"/>
+              </w:rPr>
+            </w:pPr>
+            <w:r>
+              <w:rPr>
+                <w:rFonts w:ascii="Times New Roman" w:hAnsi="Times New Roman"/>
+                <w:b w:val="0"/>
+                <w:sz w:val="26"/>
+                <w:szCs w:val="26"/>
+              </w:rPr>
+              <w:fldChar w:fldCharType="begin"/>
+            </w:r>
+            <w:r>
+              <w:rPr>
+                <w:rFonts w:ascii="Times New Roman" w:hAnsi="Times New Roman"/>
+                <w:b w:val="0"/>
+                <w:sz w:val="26"/>
+                <w:szCs w:val="26"/>
+              </w:rPr>
+              <w:instrText>MERGEFIELD GioiTinh \* MERGEFORMAT</w:instrText>
+            </w:r>
+            <w:r>
+              <w:rPr>
+                <w:rFonts w:ascii="Times New Roman" w:hAnsi="Times New Roman"/>
+                <w:b w:val="0"/>
+                <w:sz w:val="26"/>
+                <w:szCs w:val="26"/>
+              </w:rPr>
+              <w:fldChar w:fldCharType="separate"/>
+            </w:r>
+            <w:r>
+              <w:rPr>
+                <w:rFonts w:ascii="Times New Roman" w:hAnsi="Times New Roman"/>
+                <w:b w:val="0"/>
+                <w:sz w:val="26"/>
+                <w:szCs w:val="26"/>
+              </w:rPr>
+              <w:t>${SchoolManagingAgency}</w:t>
+            </w:r>
+            <w:r>
+              <w:rPr>
+                <w:rFonts w:ascii="Times New Roman" w:hAnsi="Times New Roman"/>
+                <w:b w:val="0"/>
+                <w:sz w:val="26"/>
+                <w:szCs w:val="26"/>
+              </w:rPr>
+              <w:fldChar w:fldCharType="end"/>
+            </w:r>
+          </w:p>
+          <w:p>
+            <w:r>
+              <w:rPr>
+                <w:rFonts w:ascii="Times New Roman" w:hAnsi="Times New Roman"/>
+                <w:noProof/>
+                <w:sz w:val="26"/>
+                <w:szCs w:val="28"/>
+              </w:rPr>
+              <w:pict w14:anchorId="2CC16E36">
+                <v:shapetype id="_x0000_t32" coordsize="21600,21600" o:spt="32" o:oned="t" path="m,l21600,21600e" filled="f">
+                  <v:path arrowok="t" fillok="f" o:connecttype="none"/>
+                  <o:lock v:ext="edit" shapetype="t"/>
+                </v:shapetype>
+                <v:shape id="_x0000_s1076" type="#_x0000_t32" style="position:absolute;margin-left:66.75pt;margin-top:25.75pt;width:114pt;height:0;z-index:251655168" o:connectortype="straight"/>
+              </w:pict>
+            </w:r>
+            <w:r>
+              <w:rPr>
+                <w:rFonts w:ascii="Times New Roman" w:hAnsi="Times New Roman"/>
+                <w:b/>
+                <w:sz w:val="26"/>
+                <w:szCs w:val="26"/>
+              </w:rPr>
+              <w:fldChar w:fldCharType="begin"/>
+            </w:r>
+            <w:r>
+              <w:rPr>
+                <w:rFonts w:ascii="Times New Roman" w:hAnsi="Times New Roman"/>
+                <w:b/>
+                <w:sz w:val="26"/>
+                <w:szCs w:val="26"/>
+              </w:rPr>
+              <w:instrText>MERGEFIELD GioiTinh \* MERGEFORMAT</w:instrText>
+            </w:r>
+            <w:r>
+              <w:rPr>
+                <w:rFonts w:ascii="Times New Roman" w:hAnsi="Times New Roman"/>
+                <w:b/>
+                <w:sz w:val="26"/>
+                <w:szCs w:val="26"/>
+              </w:rPr>
+              <w:fldChar w:fldCharType="separate"/>
+            </w:r>
+            <w:r>
+              <w:rPr>
+                <w:rFonts w:ascii="Times New Roman" w:hAnsi="Times New Roman"/>
+                <w:b/>
+                <w:sz w:val="26"/>
+                <w:szCs w:val="26"/>
+              </w:rPr>
+              <w:t>${SchoolName}</w:t>
+            </w:r>
+            <w:r>
+              <w:rPr>
+                <w:rFonts w:ascii="Times New Roman" w:hAnsi="Times New Roman"/>
+                <w:b/>
+                <w:sz w:val="26"/>
+                <w:szCs w:val="26"/>
+              </w:rPr>
+              <w:fldChar w:fldCharType="end"/>
+            </w:r>
+          </w:p>
+        </w:tc>
+        <w:tc>
+          <w:tcPr>
+            <w:tcW w:w="5669" w:type="dxa"/>
+          </w:tcPr>
+          <w:p>
+            <w:pPr>
+              <w:pStyle w:val="Heading1"/>
+              <w:jc w:val="left"/>
+              <w:rPr>
+                <w:rFonts w:ascii="Times New Roman" w:hAnsi="Times New Roman"/>
+                <w:sz w:val="26"/>
+                <w:szCs w:val="28"/>
+              </w:rPr>
+            </w:pPr>
+            <w:r>
+              <w:rPr>
+                <w:rFonts w:ascii="Times New Roman" w:hAnsi="Times New Roman"/>
+                <w:sz w:val="26"/>
+                <w:szCs w:val="28"/>
+              </w:rPr>
+              <w:t>CỘNG HÒA XÃ HỘI CHỦ NGHĨA VIỆT NAM</w:t>
+            </w:r>
+          </w:p>
+          <w:p>
+            <w:pPr>
+              <w:jc w:val="center"/>
+              <w:rPr>
+                <w:rFonts w:ascii="Times New Roman" w:hAnsi="Times New Roman"/>
+                <w:b/>
+                <w:sz w:val="26"/>
+                <w:szCs w:val="28"/>
+              </w:rPr>
+            </w:pPr>
+            <w:r>
+              <w:rPr>
+                <w:rFonts w:ascii="Times New Roman" w:hAnsi="Times New Roman"/>
+                <w:b/>
+                <w:sz w:val="26"/>
+                <w:szCs w:val="28"/>
+              </w:rPr>
+              <w:t>Độc lập – Tự do – Hạnh phúc</w:t>
+            </w:r>
+          </w:p>
+          <w:p>
+            <w:r>
+              <w:rPr>
+                <w:rFonts w:ascii="Times New Roman" w:hAnsi="Times New Roman"/>
+                <w:noProof/>
+                <w:sz w:val="26"/>
+                <w:szCs w:val="28"/>
+              </w:rPr>
+              <w:pict w14:anchorId="73E4D4B7">
+                <v:shape id="_x0000_s1077" type="#_x0000_t32" style="position:absolute;margin-left:51.8pt;margin-top:10.8pt;width:163.5pt;height:0;z-index:251656192" o:connectortype="straight"/>
+              </w:pict>
+            </w:r>
+          </w:p>
+        </w:tc>
+      </w:tr>
+    </w:tbl>
     <w:p>
       <w:pPr>
         <w:pStyle w:val="Heading1"/>
@@ -262,7 +251,7 @@
             <v:stroke joinstyle="miter"/>
             <v:path gradientshapeok="t" o:connecttype="rect"/>
           </v:shapetype>
-          <v:shape id="Text Box 2" o:spid="_x0000_s1085" type="#_x0000_t202" style="position:absolute;left:0;text-align:left;margin-left:452.25pt;margin-top:6.35pt;width:114.5pt;height:23pt;z-index:251658240;visibility:visible;mso-wrap-distance-top:3.6pt;mso-wrap-distance-bottom:3.6pt;mso-width-relative:margin;mso-height-relative:margin" filled="f">
+          <v:shape id="Text Box 2" o:spid="_x0000_s1085" type="#_x0000_t202" style="position:absolute;left:0;text-align:left;margin-left:452.25pt;margin-top:6.35pt;width:114.5pt;height:23pt;z-index:251658240;visibility:visible;mso-wrap-distance-top:3.6pt;mso-wrap-distance-bottom:3.6pt;mso-position-horizontal-relative:text;mso-position-vertical-relative:text;mso-width-relative:margin;mso-height-relative:margin" filled="f">
             <v:textbox style="mso-next-textbox:#Text Box 2">
               <w:txbxContent>
                 <w:p>
@@ -353,42 +342,67 @@
           <w:rFonts w:ascii="Times New Roman" w:hAnsi="Times New Roman"/>
           <w:szCs w:val="28"/>
         </w:rPr>
-        <w:t>Năm học 20</w:t>
-      </w:r>
-      <w:r>
-        <w:rPr>
-          <w:rFonts w:ascii="Times New Roman" w:hAnsi="Times New Roman"/>
-          <w:szCs w:val="28"/>
-        </w:rPr>
-        <w:t>2</w:t>
-      </w:r>
-      <w:r>
-        <w:rPr>
-          <w:rFonts w:ascii="Times New Roman" w:hAnsi="Times New Roman"/>
-          <w:szCs w:val="28"/>
-        </w:rPr>
-        <w:t>6</w:t>
-      </w:r>
-      <w:r>
-        <w:rPr>
-          <w:rFonts w:ascii="Times New Roman" w:hAnsi="Times New Roman"/>
-          <w:szCs w:val="28"/>
-        </w:rPr>
-        <w:t xml:space="preserve"> – </w:t>
-      </w:r>
-      <w:r>
-        <w:rPr>
-          <w:rFonts w:ascii="Times New Roman" w:hAnsi="Times New Roman"/>
-          <w:szCs w:val="28"/>
-        </w:rPr>
-        <w:t>202</w:t>
-      </w:r>
-      <w:r>
-        <w:rPr>
-          <w:rFonts w:ascii="Times New Roman" w:hAnsi="Times New Roman"/>
-          <w:szCs w:val="28"/>
-        </w:rPr>
-        <w:t>7</w:t>
+        <w:t xml:space="preserve">Năm học </w:t>
+      </w:r>
+      <w:r>
+        <w:rPr>
+          <w:rFonts w:ascii="Times New Roman" w:hAnsi="Times New Roman"/>
+          <w:b w:val="0"/>
+          <w:bCs/>
+          <w:szCs w:val="24"/>
+        </w:rPr>
+        <w:fldChar w:fldCharType="begin"/>
+      </w:r>
+      <w:r>
+        <w:rPr>
+          <w:rFonts w:ascii="Times New Roman" w:hAnsi="Times New Roman"/>
+          <w:bCs/>
+          <w:szCs w:val="24"/>
+        </w:rPr>
+        <w:instrText>MERGEFIELD NgaySinh \* MERGEFORMAT</w:instrText>
+      </w:r>
+      <w:r>
+        <w:rPr>
+          <w:rFonts w:ascii="Times New Roman" w:hAnsi="Times New Roman"/>
+          <w:b w:val="0"/>
+          <w:bCs/>
+          <w:szCs w:val="24"/>
+        </w:rPr>
+        <w:fldChar w:fldCharType="separate"/>
+      </w:r>
+      <w:r>
+        <w:rPr>
+          <w:rFonts w:ascii="Times New Roman" w:hAnsi="Times New Roman"/>
+          <w:bCs/>
+          <w:szCs w:val="24"/>
+        </w:rPr>
+        <w:t>${</w:t>
+      </w:r>
+      <w:r>
+        <w:rPr>
+          <w:rFonts w:ascii="Times New Roman" w:hAnsi="Times New Roman"/>
+          <w:bCs/>
+          <w:szCs w:val="24"/>
+          <w:lang w:val="vi-VN"/>
+        </w:rPr>
+        <w:t>SchoolYear</w:t>
+      </w:r>
+      <w:r>
+        <w:rPr>
+          <w:rFonts w:ascii="Times New Roman" w:hAnsi="Times New Roman"/>
+          <w:bCs/>
+          <w:szCs w:val="24"/>
+        </w:rPr>
+        <w:t>}</w:t>
+      </w:r>
+      <w:r>
+        <w:rPr>
+          <w:rFonts w:ascii="Times New Roman" w:hAnsi="Times New Roman"/>
+          <w:b w:val="0"/>
+          <w:bCs/>
+          <w:szCs w:val="24"/>
+        </w:rPr>
+        <w:fldChar w:fldCharType="end"/>
       </w:r>
     </w:p>
     <w:p>
@@ -447,7 +461,7 @@
           <w:sz w:val="28"/>
           <w:szCs w:val="28"/>
         </w:rPr>
-        <w:t>T</w:t>
+        <w:fldChar w:fldCharType="begin"/>
       </w:r>
       <w:r>
         <w:rPr>
@@ -456,7 +470,7 @@
           <w:sz w:val="28"/>
           <w:szCs w:val="28"/>
         </w:rPr>
-        <w:t xml:space="preserve">rường Tiểu học Nguyễn </w:t>
+        <w:instrText>MERGEFIELD GioiTinh \* MERGEFORMAT</w:instrText>
       </w:r>
       <w:r>
         <w:rPr>
@@ -465,7 +479,25 @@
           <w:sz w:val="28"/>
           <w:szCs w:val="28"/>
         </w:rPr>
-        <w:t>Văn Hưởng</w:t>
+        <w:fldChar w:fldCharType="separate"/>
+      </w:r>
+      <w:r>
+        <w:rPr>
+          <w:rFonts w:ascii="Times New Roman" w:hAnsi="Times New Roman"/>
+          <w:b/>
+          <w:sz w:val="28"/>
+          <w:szCs w:val="28"/>
+        </w:rPr>
+        <w:t>${SchoolNameUCase}</w:t>
+      </w:r>
+      <w:r>
+        <w:rPr>
+          <w:rFonts w:ascii="Times New Roman" w:hAnsi="Times New Roman"/>
+          <w:b/>
+          <w:sz w:val="28"/>
+          <w:szCs w:val="28"/>
+        </w:rPr>
+        <w:fldChar w:fldCharType="end"/>
       </w:r>
     </w:p>
     <w:p>
@@ -5272,7 +5304,47 @@
           <w:b/>
           <w:szCs w:val="24"/>
         </w:rPr>
-        <w:t>Anh chị ruột đang học tại trường Tiểu học Nguyễn Thị Định</w:t>
+        <w:t xml:space="preserve">Anh chị ruột đang học tại </w:t>
+      </w:r>
+      <w:r>
+        <w:rPr>
+          <w:rFonts w:ascii="Times New Roman" w:hAnsi="Times New Roman"/>
+          <w:b/>
+          <w:szCs w:val="24"/>
+        </w:rPr>
+        <w:fldChar w:fldCharType="begin"/>
+      </w:r>
+      <w:r>
+        <w:rPr>
+          <w:rFonts w:ascii="Times New Roman" w:hAnsi="Times New Roman"/>
+          <w:b/>
+          <w:szCs w:val="24"/>
+        </w:rPr>
+        <w:instrText>MERGEFIELD GioiTinh \* MERGEFORMAT</w:instrText>
+      </w:r>
+      <w:r>
+        <w:rPr>
+          <w:rFonts w:ascii="Times New Roman" w:hAnsi="Times New Roman"/>
+          <w:b/>
+          <w:szCs w:val="24"/>
+        </w:rPr>
+        <w:fldChar w:fldCharType="separate"/>
+      </w:r>
+      <w:r>
+        <w:rPr>
+          <w:rFonts w:ascii="Times New Roman" w:hAnsi="Times New Roman"/>
+          <w:b/>
+          <w:szCs w:val="24"/>
+        </w:rPr>
+        <w:t>${SchoolNameUCase}</w:t>
+      </w:r>
+      <w:r>
+        <w:rPr>
+          <w:rFonts w:ascii="Times New Roman" w:hAnsi="Times New Roman"/>
+          <w:b/>
+          <w:szCs w:val="24"/>
+        </w:rPr>
+        <w:fldChar w:fldCharType="end"/>
       </w:r>
     </w:p>
     <w:p>
@@ -6129,7 +6201,7 @@
           <w:i/>
           <w:szCs w:val="24"/>
         </w:rPr>
-        <w:t>Ngày …… tháng …… năm 20</w:t>
+        <w:t>Ngày …… tháng …… năm</w:t>
       </w:r>
       <w:r>
         <w:rPr>
@@ -6137,15 +6209,7 @@
           <w:i/>
           <w:szCs w:val="24"/>
         </w:rPr>
-        <w:t>2</w:t>
-      </w:r>
-      <w:r>
-        <w:rPr>
-          <w:rFonts w:ascii="Times New Roman" w:hAnsi="Times New Roman"/>
-          <w:i/>
-          <w:szCs w:val="24"/>
-        </w:rPr>
-        <w:t>6</w:t>
+        <w:t>..….</w:t>
       </w:r>
     </w:p>
     <w:p>
@@ -6331,7 +6395,7 @@
           <w:szCs w:val="24"/>
           <w:u w:val="single"/>
         </w:rPr>
-        <w:t xml:space="preserve">Phần ghi nhận của Hiệu trưởng trường Tiểu học Nguyễn </w:t>
+        <w:t xml:space="preserve">Phần ghi nhận của Hiệu trưởng </w:t>
       </w:r>
       <w:r>
         <w:rPr>
@@ -6340,7 +6404,43 @@
           <w:szCs w:val="24"/>
           <w:u w:val="single"/>
         </w:rPr>
-        <w:t>Văn Hưởng</w:t>
+        <w:fldChar w:fldCharType="begin"/>
+      </w:r>
+      <w:r>
+        <w:rPr>
+          <w:rFonts w:ascii="Times New Roman" w:hAnsi="Times New Roman"/>
+          <w:sz w:val="24"/>
+          <w:szCs w:val="24"/>
+          <w:u w:val="single"/>
+        </w:rPr>
+        <w:instrText>MERGEFIELD GioiTinh \* MERGEFORMAT</w:instrText>
+      </w:r>
+      <w:r>
+        <w:rPr>
+          <w:rFonts w:ascii="Times New Roman" w:hAnsi="Times New Roman"/>
+          <w:sz w:val="24"/>
+          <w:szCs w:val="24"/>
+          <w:u w:val="single"/>
+        </w:rPr>
+        <w:fldChar w:fldCharType="separate"/>
+      </w:r>
+      <w:r>
+        <w:rPr>
+          <w:rFonts w:ascii="Times New Roman" w:hAnsi="Times New Roman"/>
+          <w:sz w:val="24"/>
+          <w:szCs w:val="24"/>
+          <w:u w:val="single"/>
+        </w:rPr>
+        <w:t>${SchoolNameUCase}</w:t>
+      </w:r>
+      <w:r>
+        <w:rPr>
+          <w:rFonts w:ascii="Times New Roman" w:hAnsi="Times New Roman"/>
+          <w:sz w:val="24"/>
+          <w:szCs w:val="24"/>
+          <w:u w:val="single"/>
+        </w:rPr>
+        <w:fldChar w:fldCharType="end"/>
       </w:r>
     </w:p>
     <w:p>
@@ -6550,49 +6650,126 @@
           <w:szCs w:val="24"/>
         </w:rPr>
         <w:tab/>
-        <w:t xml:space="preserve">Vào học lớp 1 tại trường Tiểu học Nguyễn </w:t>
-      </w:r>
-      <w:r>
-        <w:rPr>
-          <w:rFonts w:ascii="Times New Roman" w:hAnsi="Times New Roman"/>
-          <w:szCs w:val="24"/>
-        </w:rPr>
-        <w:t>Văn Huỏng</w:t>
-      </w:r>
-      <w:r>
-        <w:rPr>
-          <w:rFonts w:ascii="Times New Roman" w:hAnsi="Times New Roman"/>
-          <w:szCs w:val="24"/>
-        </w:rPr>
-        <w:t xml:space="preserve"> năm học 20</w:t>
-      </w:r>
-      <w:r>
-        <w:rPr>
-          <w:rFonts w:ascii="Times New Roman" w:hAnsi="Times New Roman"/>
-          <w:szCs w:val="24"/>
-        </w:rPr>
-        <w:t>2</w:t>
-      </w:r>
-      <w:r>
-        <w:rPr>
-          <w:rFonts w:ascii="Times New Roman" w:hAnsi="Times New Roman"/>
-          <w:szCs w:val="24"/>
-        </w:rPr>
-        <w:t>6</w:t>
-      </w:r>
-      <w:r>
-        <w:rPr>
-          <w:rFonts w:ascii="Times New Roman" w:hAnsi="Times New Roman"/>
-          <w:szCs w:val="24"/>
-        </w:rPr>
-        <w:t xml:space="preserve"> -202</w:t>
-      </w:r>
-      <w:r>
-        <w:rPr>
-          <w:rFonts w:ascii="Times New Roman" w:hAnsi="Times New Roman"/>
-          <w:szCs w:val="24"/>
-        </w:rPr>
-        <w:t>7</w:t>
+        <w:t xml:space="preserve">Vào học lớp 1 tại </w:t>
+      </w:r>
+      <w:r>
+        <w:rPr>
+          <w:rFonts w:ascii="Times New Roman" w:hAnsi="Times New Roman"/>
+          <w:b/>
+          <w:szCs w:val="24"/>
+        </w:rPr>
+        <w:fldChar w:fldCharType="begin"/>
+      </w:r>
+      <w:r>
+        <w:rPr>
+          <w:rFonts w:ascii="Times New Roman" w:hAnsi="Times New Roman"/>
+          <w:b/>
+          <w:szCs w:val="24"/>
+        </w:rPr>
+        <w:instrText>MERGEFIELD GioiTinh \* MERGEFORMAT</w:instrText>
+      </w:r>
+      <w:r>
+        <w:rPr>
+          <w:rFonts w:ascii="Times New Roman" w:hAnsi="Times New Roman"/>
+          <w:b/>
+          <w:szCs w:val="24"/>
+        </w:rPr>
+        <w:fldChar w:fldCharType="separate"/>
+      </w:r>
+      <w:r>
+        <w:rPr>
+          <w:rFonts w:ascii="Times New Roman" w:hAnsi="Times New Roman"/>
+          <w:b/>
+          <w:szCs w:val="24"/>
+        </w:rPr>
+        <w:t>${SchoolNameUCase}</w:t>
+      </w:r>
+      <w:r>
+        <w:rPr>
+          <w:rFonts w:ascii="Times New Roman" w:hAnsi="Times New Roman"/>
+          <w:b/>
+          <w:szCs w:val="24"/>
+        </w:rPr>
+        <w:fldChar w:fldCharType="end"/>
+      </w:r>
+      <w:r>
+        <w:rPr>
+          <w:rFonts w:ascii="Times New Roman" w:hAnsi="Times New Roman"/>
+          <w:b/>
+          <w:szCs w:val="24"/>
+        </w:rPr>
+        <w:t xml:space="preserve"> </w:t>
+      </w:r>
+      <w:r>
+        <w:rPr>
+          <w:rFonts w:ascii="Times New Roman" w:hAnsi="Times New Roman"/>
+          <w:szCs w:val="24"/>
+        </w:rPr>
+        <w:t xml:space="preserve">năm học </w:t>
+      </w:r>
+      <w:r>
+        <w:rPr>
+          <w:rFonts w:ascii="Times New Roman" w:hAnsi="Times New Roman"/>
+          <w:b/>
+          <w:bCs/>
+          <w:szCs w:val="24"/>
+        </w:rPr>
+        <w:fldChar w:fldCharType="begin"/>
+      </w:r>
+      <w:r>
+        <w:rPr>
+          <w:rFonts w:ascii="Times New Roman" w:hAnsi="Times New Roman"/>
+          <w:b/>
+          <w:bCs/>
+          <w:szCs w:val="24"/>
+        </w:rPr>
+        <w:instrText>MERGEFIELD NgaySinh \* MERGEFORMAT</w:instrText>
+      </w:r>
+      <w:r>
+        <w:rPr>
+          <w:rFonts w:ascii="Times New Roman" w:hAnsi="Times New Roman"/>
+          <w:b/>
+          <w:bCs/>
+          <w:szCs w:val="24"/>
+        </w:rPr>
+        <w:fldChar w:fldCharType="separate"/>
+      </w:r>
+      <w:r>
+        <w:rPr>
+          <w:rFonts w:ascii="Times New Roman" w:hAnsi="Times New Roman"/>
+          <w:b/>
+          <w:bCs/>
+          <w:szCs w:val="24"/>
+        </w:rPr>
+        <w:t>${</w:t>
+      </w:r>
+      <w:r>
+        <w:rPr>
+          <w:rFonts w:ascii="Times New Roman" w:hAnsi="Times New Roman"/>
+          <w:b/>
+          <w:bCs/>
+          <w:szCs w:val="24"/>
+          <w:lang w:val="vi-VN"/>
+        </w:rPr>
+        <w:t>SchoolYear</w:t>
+      </w:r>
+      <w:r>
+        <w:rPr>
+          <w:rFonts w:ascii="Times New Roman" w:hAnsi="Times New Roman"/>
+          <w:b/>
+          <w:bCs/>
+          <w:szCs w:val="24"/>
+        </w:rPr>
+        <w:t>}</w:t>
+      </w:r>
+      <w:r>
+        <w:rPr>
+          <w:rFonts w:ascii="Times New Roman" w:hAnsi="Times New Roman"/>
+          <w:b/>
+          <w:bCs/>
+          <w:szCs w:val="24"/>
+        </w:rPr>
+        <w:fldChar w:fldCharType="end"/>
       </w:r>
       <w:r>
         <w:rPr>
@@ -6684,7 +6861,7 @@
           <w:iCs/>
           <w:szCs w:val="24"/>
         </w:rPr>
-        <w:t xml:space="preserve">  năm 20</w:t>
+        <w:t xml:space="preserve">  năm</w:t>
       </w:r>
       <w:r>
         <w:rPr>
@@ -6693,7 +6870,7 @@
           <w:iCs/>
           <w:szCs w:val="24"/>
         </w:rPr>
-        <w:t>2</w:t>
+        <w:t>.….</w:t>
       </w:r>
       <w:r>
         <w:rPr>
@@ -6702,7 +6879,7 @@
           <w:iCs/>
           <w:szCs w:val="24"/>
         </w:rPr>
-        <w:t>6</w:t>
+        <w:t>.</w:t>
       </w:r>
     </w:p>
     <w:p>
@@ -6828,7 +7005,62 @@
           <w:bCs/>
           <w:szCs w:val="24"/>
         </w:rPr>
-        <w:t>Hoàng Thụy Bích Thủy</w:t>
+        <w:fldChar w:fldCharType="begin"/>
+      </w:r>
+      <w:r>
+        <w:rPr>
+          <w:rFonts w:ascii="Times New Roman" w:hAnsi="Times New Roman"/>
+          <w:b/>
+          <w:bCs/>
+          <w:szCs w:val="24"/>
+        </w:rPr>
+        <w:instrText>MERGEFIELD NgaySinh \* MERGEFORMAT</w:instrText>
+      </w:r>
+      <w:r>
+        <w:rPr>
+          <w:rFonts w:ascii="Times New Roman" w:hAnsi="Times New Roman"/>
+          <w:b/>
+          <w:bCs/>
+          <w:szCs w:val="24"/>
+        </w:rPr>
+        <w:fldChar w:fldCharType="separate"/>
+      </w:r>
+      <w:r>
+        <w:rPr>
+          <w:rFonts w:ascii="Times New Roman" w:hAnsi="Times New Roman"/>
+          <w:b/>
+          <w:bCs/>
+          <w:szCs w:val="24"/>
+        </w:rPr>
+        <w:t>${</w:t>
+      </w:r>
+      <w:r>
+        <w:rPr>
+          <w:rFonts w:ascii="Times New Roman" w:hAnsi="Times New Roman"/>
+          <w:b/>
+          <w:bCs/>
+          <w:szCs w:val="24"/>
+          <w:lang w:val="vi-VN"/>
+        </w:rPr>
+        <w:t>Principal</w:t>
+      </w:r>
+      <w:r>
+        <w:rPr>
+          <w:rFonts w:ascii="Times New Roman" w:hAnsi="Times New Roman"/>
+          <w:b/>
+          <w:bCs/>
+          <w:szCs w:val="24"/>
+        </w:rPr>
+        <w:t>}</w:t>
+      </w:r>
+      <w:r>
+        <w:rPr>
+          <w:rFonts w:ascii="Times New Roman" w:hAnsi="Times New Roman"/>
+          <w:b/>
+          <w:bCs/>
+          <w:szCs w:val="24"/>
+        </w:rPr>
+        <w:fldChar w:fldCharType="end"/>
       </w:r>
     </w:p>
     <w:sectPr>
@@ -7320,7 +7552,7 @@
   <w:style w:type="paragraph" w:default="1" w:styleId="Normal">
     <w:name w:val="Normal"/>
     <w:qFormat/>
-    <w:rsid w:val="000B48BE"/>
+    <w:rsid w:val="00C96B10"/>
     <w:rPr>
       <w:rFonts w:ascii="VNI-Centur" w:hAnsi="VNI-Centur"/>
       <w:sz w:val="24"/>
@@ -7377,6 +7609,7 @@
   <w:style w:type="character" w:default="1" w:styleId="DefaultParagraphFont">
     <w:name w:val="Default Paragraph Font"/>
     <w:uiPriority w:val="1"/>
+    <w:semiHidden/>
     <w:unhideWhenUsed/>
   </w:style>
   <w:style w:type="table" w:default="1" w:styleId="TableNormal">
